--- a/Daily Reports/17_09_2026-CBOT Reports.docx
+++ b/Daily Reports/17_09_2026-CBOT Reports.docx
@@ -104,7 +104,7 @@
           <w:color w:val="5C768D"/>
           <w:sz w:val="19"/>
         </w:rPr>
-        <w:t>Cập nhật tự động qua `macro_tracker.py` vào lúc 06:23 ICT ngày 17/09/2026</w:t>
+        <w:t>Cập nhật tự động qua `macro_tracker.py` vào lúc 06:27 ICT ngày 17/09/2026</w:t>
       </w:r>
     </w:p>
     <w:tbl>
@@ -313,7 +313,7 @@
               <w:rPr>
                 <w:b/>
               </w:rPr>
-              <w:t>105.08 / thùng</w:t>
+              <w:t>105.58 / thùng</w:t>
             </w:r>
           </w:p>
         </w:tc>
@@ -344,7 +344,7 @@
               <w:rPr>
                 <w:b/>
               </w:rPr>
-              <w:t>-3.38%</w:t>
+              <w:t>-2.92%</w:t>
             </w:r>
           </w:p>
         </w:tc>
@@ -442,7 +442,7 @@
               <w:rPr>
                 <w:b/>
               </w:rPr>
-              <w:t>99.69</w:t>
+              <w:t>100.34</w:t>
             </w:r>
           </w:p>
         </w:tc>
@@ -473,7 +473,7 @@
               <w:rPr>
                 <w:b/>
               </w:rPr>
-              <w:t>+0.04%</w:t>
+              <w:t>+0.69%</w:t>
             </w:r>
           </w:p>
         </w:tc>
@@ -1218,7 +1218,7 @@
         <w:rPr>
           <w:b/>
         </w:rPr>
-        <w:t>`105.08` (-3.38%)</w:t>
+        <w:t>`105.58` (-2.92%)</w:t>
       </w:r>
       <w:r>
         <w:t xml:space="preserve"> | DXY: </w:t>
@@ -1227,7 +1227,7 @@
         <w:rPr>
           <w:b/>
         </w:rPr>
-        <w:t>`99.69` (+0.04%)</w:t>
+        <w:t>`100.34` (+0.69%)</w:t>
       </w:r>
       <w:r>
         <w:t xml:space="preserve"> | Lúa mì CBOT: </w:t>
@@ -1236,7 +1236,7 @@
         <w:rPr>
           <w:b/>
         </w:rPr>
-        <w:t>`732.50` (-0.45%)</w:t>
+        <w:t>`732.50` (+0.55%)</w:t>
       </w:r>
       <w:r>
         <w:t>.</w:t>
@@ -1306,7 +1306,7 @@
           <w:color w:val="5C768D"/>
           <w:sz w:val="19"/>
         </w:rPr>
-        <w:t>Cập nhật tự động lúc 06:23 ICT ngày 17/09/2026 — Nguồn: NOAA, USDA, BOM Australia</w:t>
+        <w:t>Cập nhật tự động lúc 06:27 ICT ngày 17/09/2026 — Nguồn: NOAA, USDA, BOM Australia</w:t>
       </w:r>
     </w:p>
     <w:p>
@@ -3605,7 +3605,7 @@
               <w:rPr>
                 <w:b/>
               </w:rPr>
-              <w:t>534.95 (+0.95)</w:t>
+              <w:t>534.76 (+0.76)</w:t>
             </w:r>
           </w:p>
         </w:tc>
@@ -3853,7 +3853,7 @@
               <w:rPr>
                 <w:b/>
               </w:rPr>
-              <w:t>734.60 (+2.10)</w:t>
+              <w:t>734.12 (+1.62)</w:t>
             </w:r>
           </w:p>
         </w:tc>
@@ -11624,10 +11624,10 @@
         <w:rPr>
           <w:b/>
         </w:rPr>
-        <w:t>`534.95 cents`</w:t>
+        <w:t>`534.76 cents`</w:t>
       </w:r>
       <w:r>
-        <w:t xml:space="preserve"> (+0.95).</w:t>
+        <w:t xml:space="preserve"> (+0.76).</w:t>
       </w:r>
     </w:p>
     <w:p>
@@ -11991,7 +11991,7 @@
               <w:rPr>
                 <w:b/>
               </w:rPr>
-              <w:t>105.08</w:t>
+              <w:t>105.58</w:t>
             </w:r>
           </w:p>
         </w:tc>
@@ -12022,7 +12022,7 @@
               <w:rPr>
                 <w:b/>
               </w:rPr>
-              <w:t>-3.38%</w:t>
+              <w:t>-2.92%</w:t>
             </w:r>
           </w:p>
         </w:tc>
@@ -12114,7 +12114,7 @@
               <w:rPr>
                 <w:b/>
               </w:rPr>
-              <w:t>99.69</w:t>
+              <w:t>100.34</w:t>
             </w:r>
           </w:p>
         </w:tc>
@@ -12145,7 +12145,7 @@
               <w:rPr>
                 <w:b/>
               </w:rPr>
-              <w:t>+0.04%</w:t>
+              <w:t>+0.69%</w:t>
             </w:r>
           </w:p>
         </w:tc>
@@ -21806,10 +21806,10 @@
         <w:rPr>
           <w:b/>
         </w:rPr>
-        <w:t>`734.60 cents`</w:t>
+        <w:t>`734.12 cents`</w:t>
       </w:r>
       <w:r>
-        <w:t xml:space="preserve"> (+2.10).</w:t>
+        <w:t xml:space="preserve"> (+1.62).</w:t>
       </w:r>
     </w:p>
     <w:p>
@@ -22173,7 +22173,7 @@
               <w:rPr>
                 <w:b/>
               </w:rPr>
-              <w:t>105.08</w:t>
+              <w:t>105.58</w:t>
             </w:r>
           </w:p>
         </w:tc>
@@ -22204,7 +22204,7 @@
               <w:rPr>
                 <w:b/>
               </w:rPr>
-              <w:t>-3.38%</w:t>
+              <w:t>-2.92%</w:t>
             </w:r>
           </w:p>
         </w:tc>
@@ -22296,7 +22296,7 @@
               <w:rPr>
                 <w:b/>
               </w:rPr>
-              <w:t>99.69</w:t>
+              <w:t>100.34</w:t>
             </w:r>
           </w:p>
         </w:tc>
@@ -22327,7 +22327,7 @@
               <w:rPr>
                 <w:b/>
               </w:rPr>
-              <w:t>+0.04%</w:t>
+              <w:t>+0.69%</w:t>
             </w:r>
           </w:p>
         </w:tc>

--- a/Daily Reports/17_09_2026-CBOT Reports.docx
+++ b/Daily Reports/17_09_2026-CBOT Reports.docx
@@ -104,7 +104,7 @@
           <w:color w:val="5C768D"/>
           <w:sz w:val="19"/>
         </w:rPr>
-        <w:t>Cập nhật tự động qua `macro_tracker.py` vào lúc 06:27 ICT ngày 17/09/2026</w:t>
+        <w:t>Cập nhật tự động qua `macro_tracker.py` vào lúc 06:33 ICT ngày 17/09/2026</w:t>
       </w:r>
     </w:p>
     <w:tbl>
@@ -1306,7 +1306,7 @@
           <w:color w:val="5C768D"/>
           <w:sz w:val="19"/>
         </w:rPr>
-        <w:t>Cập nhật tự động lúc 06:27 ICT ngày 17/09/2026 — Nguồn: NOAA, USDA, BOM Australia</w:t>
+        <w:t>Cập nhật tự động lúc 06:33 ICT ngày 17/09/2026 — Nguồn: NOAA, USDA, BOM Australia</w:t>
       </w:r>
     </w:p>
     <w:p>

--- a/Daily Reports/17_09_2026-CBOT Reports.docx
+++ b/Daily Reports/17_09_2026-CBOT Reports.docx
@@ -104,7 +104,7 @@
           <w:color w:val="5C768D"/>
           <w:sz w:val="19"/>
         </w:rPr>
-        <w:t>Cập nhật tự động qua `macro_tracker.py` vào lúc 06:33 ICT ngày 17/09/2026</w:t>
+        <w:t>Cập nhật tự động qua `macro_tracker.py` vào lúc 07:00 ICT ngày 17/09/2026</w:t>
       </w:r>
     </w:p>
     <w:tbl>
@@ -313,7 +313,7 @@
               <w:rPr>
                 <w:b/>
               </w:rPr>
-              <w:t>105.58 / thùng</w:t>
+              <w:t>105.20 / thùng</w:t>
             </w:r>
           </w:p>
         </w:tc>
@@ -344,7 +344,7 @@
               <w:rPr>
                 <w:b/>
               </w:rPr>
-              <w:t>-2.92%</w:t>
+              <w:t>-3.26%</w:t>
             </w:r>
           </w:p>
         </w:tc>
@@ -442,7 +442,7 @@
               <w:rPr>
                 <w:b/>
               </w:rPr>
-              <w:t>100.34</w:t>
+              <w:t>100.26</w:t>
             </w:r>
           </w:p>
         </w:tc>
@@ -473,7 +473,7 @@
               <w:rPr>
                 <w:b/>
               </w:rPr>
-              <w:t>+0.69%</w:t>
+              <w:t>+0.61%</w:t>
             </w:r>
           </w:p>
         </w:tc>
@@ -1218,7 +1218,7 @@
         <w:rPr>
           <w:b/>
         </w:rPr>
-        <w:t>`105.58` (-2.92%)</w:t>
+        <w:t>`105.20` (-3.26%)</w:t>
       </w:r>
       <w:r>
         <w:t xml:space="preserve"> | DXY: </w:t>
@@ -1227,7 +1227,7 @@
         <w:rPr>
           <w:b/>
         </w:rPr>
-        <w:t>`100.34` (+0.69%)</w:t>
+        <w:t>`100.26` (+0.61%)</w:t>
       </w:r>
       <w:r>
         <w:t xml:space="preserve"> | Lúa mì CBOT: </w:t>
@@ -1306,7 +1306,7 @@
           <w:color w:val="5C768D"/>
           <w:sz w:val="19"/>
         </w:rPr>
-        <w:t>Cập nhật tự động lúc 06:33 ICT ngày 17/09/2026 — Nguồn: NOAA, USDA, BOM Australia</w:t>
+        <w:t>Cập nhật tự động lúc 07:00 ICT ngày 17/09/2026 — Nguồn: NOAA, USDA, BOM Australia</w:t>
       </w:r>
     </w:p>
     <w:p>
@@ -3605,7 +3605,7 @@
               <w:rPr>
                 <w:b/>
               </w:rPr>
-              <w:t>534.76 (+0.76)</w:t>
+              <w:t>534.74 (+0.74)</w:t>
             </w:r>
           </w:p>
         </w:tc>
@@ -3853,7 +3853,7 @@
               <w:rPr>
                 <w:b/>
               </w:rPr>
-              <w:t>734.12 (+1.62)</w:t>
+              <w:t>734.18 (+1.68)</w:t>
             </w:r>
           </w:p>
         </w:tc>
@@ -11624,10 +11624,10 @@
         <w:rPr>
           <w:b/>
         </w:rPr>
-        <w:t>`534.76 cents`</w:t>
+        <w:t>`534.74 cents`</w:t>
       </w:r>
       <w:r>
-        <w:t xml:space="preserve"> (+0.76).</w:t>
+        <w:t xml:space="preserve"> (+0.74).</w:t>
       </w:r>
     </w:p>
     <w:p>
@@ -11991,7 +11991,7 @@
               <w:rPr>
                 <w:b/>
               </w:rPr>
-              <w:t>105.58</w:t>
+              <w:t>105.20</w:t>
             </w:r>
           </w:p>
         </w:tc>
@@ -12022,7 +12022,7 @@
               <w:rPr>
                 <w:b/>
               </w:rPr>
-              <w:t>-2.92%</w:t>
+              <w:t>-3.26%</w:t>
             </w:r>
           </w:p>
         </w:tc>
@@ -12114,7 +12114,7 @@
               <w:rPr>
                 <w:b/>
               </w:rPr>
-              <w:t>100.34</w:t>
+              <w:t>100.26</w:t>
             </w:r>
           </w:p>
         </w:tc>
@@ -12145,7 +12145,7 @@
               <w:rPr>
                 <w:b/>
               </w:rPr>
-              <w:t>+0.69%</w:t>
+              <w:t>+0.61%</w:t>
             </w:r>
           </w:p>
         </w:tc>
@@ -21806,10 +21806,10 @@
         <w:rPr>
           <w:b/>
         </w:rPr>
-        <w:t>`734.12 cents`</w:t>
+        <w:t>`734.18 cents`</w:t>
       </w:r>
       <w:r>
-        <w:t xml:space="preserve"> (+1.62).</w:t>
+        <w:t xml:space="preserve"> (+1.68).</w:t>
       </w:r>
     </w:p>
     <w:p>
@@ -22173,7 +22173,7 @@
               <w:rPr>
                 <w:b/>
               </w:rPr>
-              <w:t>105.58</w:t>
+              <w:t>105.20</w:t>
             </w:r>
           </w:p>
         </w:tc>
@@ -22204,7 +22204,7 @@
               <w:rPr>
                 <w:b/>
               </w:rPr>
-              <w:t>-2.92%</w:t>
+              <w:t>-3.26%</w:t>
             </w:r>
           </w:p>
         </w:tc>
@@ -22296,7 +22296,7 @@
               <w:rPr>
                 <w:b/>
               </w:rPr>
-              <w:t>100.34</w:t>
+              <w:t>100.26</w:t>
             </w:r>
           </w:p>
         </w:tc>
@@ -22327,7 +22327,7 @@
               <w:rPr>
                 <w:b/>
               </w:rPr>
-              <w:t>+0.69%</w:t>
+              <w:t>+0.61%</w:t>
             </w:r>
           </w:p>
         </w:tc>

--- a/Daily Reports/17_09_2026-CBOT Reports.docx
+++ b/Daily Reports/17_09_2026-CBOT Reports.docx
@@ -104,7 +104,7 @@
           <w:color w:val="5C768D"/>
           <w:sz w:val="19"/>
         </w:rPr>
-        <w:t>Cập nhật tự động qua `macro_tracker.py` vào lúc 11:09 ICT ngày 17/09/2026</w:t>
+        <w:t>Cập nhật tự động qua `macro_tracker.py` vào lúc 12:00 ICT ngày 17/09/2026</w:t>
       </w:r>
     </w:p>
     <w:tbl>
@@ -313,7 +313,7 @@
               <w:rPr>
                 <w:b/>
               </w:rPr>
-              <w:t>105.83 / thùng</w:t>
+              <w:t>105.69 / thùng</w:t>
             </w:r>
           </w:p>
         </w:tc>
@@ -344,7 +344,7 @@
               <w:rPr>
                 <w:b/>
               </w:rPr>
-              <w:t>+0.00%</w:t>
+              <w:t>-0.13%</w:t>
             </w:r>
           </w:p>
         </w:tc>
@@ -442,7 +442,7 @@
               <w:rPr>
                 <w:b/>
               </w:rPr>
-              <w:t>100.31</w:t>
+              <w:t>100.28</w:t>
             </w:r>
           </w:p>
         </w:tc>
@@ -473,7 +473,7 @@
               <w:rPr>
                 <w:b/>
               </w:rPr>
-              <w:t>+0.00%</w:t>
+              <w:t>-0.03%</w:t>
             </w:r>
           </w:p>
         </w:tc>
@@ -1218,7 +1218,7 @@
         <w:rPr>
           <w:b/>
         </w:rPr>
-        <w:t>`105.83` (+0.00%)</w:t>
+        <w:t>`105.69` (-0.13%)</w:t>
       </w:r>
       <w:r>
         <w:t xml:space="preserve"> | DXY: </w:t>
@@ -1227,7 +1227,7 @@
         <w:rPr>
           <w:b/>
         </w:rPr>
-        <w:t>`100.31` (+0.00%)</w:t>
+        <w:t>`100.28` (-0.03%)</w:t>
       </w:r>
       <w:r>
         <w:t xml:space="preserve"> | Lúa mì CBOT: </w:t>
@@ -1236,7 +1236,7 @@
         <w:rPr>
           <w:b/>
         </w:rPr>
-        <w:t>`730.75` (+0.00%)</w:t>
+        <w:t>`733.75` (+0.41%)</w:t>
       </w:r>
       <w:r>
         <w:t>.</w:t>
@@ -1306,7 +1306,7 @@
           <w:color w:val="5C768D"/>
           <w:sz w:val="19"/>
         </w:rPr>
-        <w:t>Cập nhật tự động lúc 11:09 ICT ngày 17/09/2026 — Nguồn: NOAA, USDA, BOM Australia</w:t>
+        <w:t>Cập nhật tự động lúc 12:00 ICT ngày 17/09/2026 — Nguồn: NOAA, USDA, BOM Australia</w:t>
       </w:r>
     </w:p>
     <w:p>
@@ -3574,7 +3574,7 @@
               <w:rPr>
                 <w:b/>
               </w:rPr>
-              <w:t>534.75</w:t>
+              <w:t>535.50</w:t>
             </w:r>
           </w:p>
         </w:tc>
@@ -3605,7 +3605,7 @@
               <w:rPr>
                 <w:b/>
               </w:rPr>
-              <w:t>536.11 (+1.36)</w:t>
+              <w:t>536.91 (+1.41)</w:t>
             </w:r>
           </w:p>
         </w:tc>
@@ -3633,7 +3633,7 @@
             </w:pPr>
             <w:r/>
             <w:r>
-              <w:t>Bullish (533.83 &gt; 533.13)</w:t>
+              <w:t>Bullish (533.90 &gt; 533.16)</w:t>
             </w:r>
           </w:p>
         </w:tc>
@@ -3661,7 +3661,7 @@
             </w:pPr>
             <w:r/>
             <w:r>
-              <w:t>0.00 cents</w:t>
+              <w:t>0.75 cents</w:t>
             </w:r>
           </w:p>
         </w:tc>
@@ -3822,7 +3822,7 @@
               <w:rPr>
                 <w:b/>
               </w:rPr>
-              <w:t>730.25</w:t>
+              <w:t>733.75</w:t>
             </w:r>
           </w:p>
         </w:tc>
@@ -3853,7 +3853,7 @@
               <w:rPr>
                 <w:b/>
               </w:rPr>
-              <w:t>732.36 (+2.11)</w:t>
+              <w:t>736.15 (+2.40)</w:t>
             </w:r>
           </w:p>
         </w:tc>
@@ -3881,7 +3881,7 @@
             </w:pPr>
             <w:r/>
             <w:r>
-              <w:t>Bullish (728.34 &gt; 727.51)</w:t>
+              <w:t>Bullish (728.65 &gt; 727.65)</w:t>
             </w:r>
           </w:p>
         </w:tc>
@@ -3909,7 +3909,7 @@
             </w:pPr>
             <w:r/>
             <w:r>
-              <w:t>0.00 cents</w:t>
+              <w:t>4.75 cents</w:t>
             </w:r>
           </w:p>
         </w:tc>
@@ -4347,7 +4347,7 @@
                 <w:b/>
                 <w:color w:val="15803D"/>
               </w:rPr>
-              <w:t>532.00 - 533.83 cents (Canh mua vùng hỗ trợ)</w:t>
+              <w:t>532.00 - 533.90 cents (Canh mua vùng hỗ trợ)</w:t>
             </w:r>
           </w:p>
         </w:tc>
@@ -4378,7 +4378,7 @@
               <w:rPr>
                 <w:b/>
               </w:rPr>
-              <w:t>466.70 cents (Dưới cản S2 + 1.5x ATR)</w:t>
+              <w:t>466.55 cents (Dưới cản S2 + 1.5x ATR)</w:t>
             </w:r>
           </w:p>
         </w:tc>
@@ -4414,7 +4414,7 @@
                 <w:color w:val="D97706"/>
                 <w:sz w:val="19"/>
               </w:rPr>
-              <w:t xml:space="preserve"> 536.50 cents </w:t>
+              <w:t xml:space="preserve"> 537.50 cents </w:t>
             </w:r>
             <w:r>
               <w:t xml:space="preserve"> / TP2: </w:t>
@@ -4590,7 +4590,7 @@
               <w:rPr>
                 <w:b/>
               </w:rPr>
-              <w:t>467.97 cents (Chống quét SL tuyệt đối)</w:t>
+              <w:t>467.87 cents (Chống quét SL tuyệt đối)</w:t>
             </w:r>
           </w:p>
         </w:tc>
@@ -4752,7 +4752,7 @@
               <w:rPr>
                 <w:b/>
               </w:rPr>
-              <w:t>536.50 - 538.00 cents</w:t>
+              <w:t>537.50 - 539.00 cents</w:t>
             </w:r>
           </w:p>
         </w:tc>
@@ -4783,7 +4783,7 @@
               <w:rPr>
                 <w:b/>
               </w:rPr>
-              <w:t>539.03 cents</w:t>
+              <w:t>540.13 cents</w:t>
             </w:r>
           </w:p>
         </w:tc>
@@ -4945,7 +4945,7 @@
               <w:rPr>
                 <w:b/>
               </w:rPr>
-              <w:t>460.36 - 470.50 cents</w:t>
+              <w:t>459.96 - 470.50 cents</w:t>
             </w:r>
           </w:p>
         </w:tc>
@@ -5126,7 +5126,7 @@
                 <w:b/>
                 <w:color w:val="B91C1C"/>
               </w:rPr>
-              <w:t>728.34 - 727.51 cents (Canh bán hồi kỹ thuật H1)</w:t>
+              <w:t>728.65 - 727.65 cents (Canh bán hồi kỹ thuật H1)</w:t>
             </w:r>
           </w:p>
         </w:tc>
@@ -5157,7 +5157,7 @@
               <w:rPr>
                 <w:b/>
               </w:rPr>
-              <w:t>802.29 cents (Trên kháng cự R2 + 1.5x ATR)</w:t>
+              <w:t>803.14 cents (Trên kháng cự R2 + 1.5x ATR)</w:t>
             </w:r>
           </w:p>
         </w:tc>
@@ -5193,7 +5193,7 @@
                 <w:color w:val="D97706"/>
                 <w:sz w:val="19"/>
               </w:rPr>
-              <w:t xml:space="preserve"> 727.75 cents </w:t>
+              <w:t xml:space="preserve"> 730.50 cents </w:t>
             </w:r>
             <w:r>
               <w:t xml:space="preserve"> / TP2: </w:t>
@@ -5335,7 +5335,7 @@
               <w:rPr>
                 <w:b/>
               </w:rPr>
-              <w:t>725.75 - 727.75 cents</w:t>
+              <w:t>728.50 - 730.50 cents</w:t>
             </w:r>
           </w:p>
         </w:tc>
@@ -5366,7 +5366,7 @@
               <w:rPr>
                 <w:b/>
               </w:rPr>
-              <w:t>656.89 cents</w:t>
+              <w:t>656.32 cents</w:t>
             </w:r>
           </w:p>
         </w:tc>
@@ -5397,7 +5397,7 @@
               <w:rPr>
                 <w:b/>
               </w:rPr>
-              <w:t>733.00 cents (Đón sóng hồi trung hạn ~14.5 giá)</w:t>
+              <w:t>741.25 cents (Đón sóng hồi trung hạn ~14.5 giá)</w:t>
             </w:r>
           </w:p>
         </w:tc>
@@ -5528,7 +5528,7 @@
               <w:rPr>
                 <w:b/>
               </w:rPr>
-              <w:t>733.00 - 735.00 cents</w:t>
+              <w:t>741.25 - 743.25 cents</w:t>
             </w:r>
           </w:p>
         </w:tc>
@@ -5559,7 +5559,7 @@
               <w:rPr>
                 <w:b/>
               </w:rPr>
-              <w:t>737.86 cents</w:t>
+              <w:t>746.68 cents</w:t>
             </w:r>
           </w:p>
         </w:tc>
@@ -5721,7 +5721,7 @@
               <w:rPr>
                 <w:b/>
               </w:rPr>
-              <w:t>642.30 - 661.75 cents</w:t>
+              <w:t>640.03 - 661.75 cents</w:t>
             </w:r>
           </w:p>
         </w:tc>
@@ -11609,7 +11609,7 @@
         <w:t>Giá Chốt Phiên (Close):</w:t>
       </w:r>
       <w:r>
-        <w:t xml:space="preserve"> 534.75 cents | </w:t>
+        <w:t xml:space="preserve"> 535.50 cents | </w:t>
       </w:r>
       <w:r>
         <w:rPr>
@@ -11624,10 +11624,10 @@
         <w:rPr>
           <w:b/>
         </w:rPr>
-        <w:t>`536.11 cents`</w:t>
+        <w:t>`536.91 cents`</w:t>
       </w:r>
       <w:r>
-        <w:t xml:space="preserve"> (+1.36).</w:t>
+        <w:t xml:space="preserve"> (+1.41).</w:t>
       </w:r>
     </w:p>
     <w:p>
@@ -11648,7 +11648,7 @@
         <w:rPr>
           <w:b/>
         </w:rPr>
-        <w:t>`202,308`</w:t>
+        <w:t>`10,642`</w:t>
       </w:r>
       <w:r>
         <w:t xml:space="preserve"> (Chênh lệch: </w:t>
@@ -11657,7 +11657,7 @@
         <w:rPr>
           <w:b/>
         </w:rPr>
-        <w:t>`+0`</w:t>
+        <w:t>`-191,666`</w:t>
       </w:r>
       <w:r>
         <w:t xml:space="preserve">) | OI: </w:t>
@@ -11675,7 +11675,7 @@
         <w:rPr>
           <w:b/>
         </w:rPr>
-        <w:t>`-6,453`</w:t>
+        <w:t>`+0`</w:t>
       </w:r>
       <w:r>
         <w:t>)</w:t>
@@ -11699,7 +11699,7 @@
         <w:rPr>
           <w:b/>
         </w:rPr>
-        <w:t>`Doji (Nến lưỡng lự thế trận)`</w:t>
+        <w:t>`Không phát hiện mô hình nến đặc biệt`</w:t>
       </w:r>
     </w:p>
     <w:p>
@@ -11719,9 +11719,9 @@
       <w:r>
         <w:rPr>
           <w:b/>
-          <w:color w:val="15803D"/>
+          <w:color w:val="B91C1C"/>
         </w:rPr>
-        <w:t>`Giảm suy yếu / Đáy ngắn hạn (Long Liquidation Decline)`</w:t>
+        <w:t>`Tăng yếu / Rủi ro đảo chiều (Short Covering Rally)`</w:t>
       </w:r>
     </w:p>
     <w:p>
@@ -11742,10 +11742,10 @@
         <w:rPr>
           <w:b/>
         </w:rPr>
-        <w:t>TÍCH LŨY TIÊU CỰC (Distribution):</w:t>
+        <w:t>TÍCH LŨY TÍCH CỰC (Accumulation):</w:t>
       </w:r>
       <w:r>
-        <w:t xml:space="preserve"> Nến đi ngang nhưng dòng tiền rút dần (OI giảm), cảnh báo rủi ro suy sụt sắp tới.</w:t>
+        <w:t xml:space="preserve"> Nến đi ngang nhưng dòng tiền âm thầm gia tăng (OI tăng), báo hiệu chuẩn bị có nhịp bứt phá tăng.</w:t>
       </w:r>
     </w:p>
     <w:p>
@@ -11991,7 +11991,7 @@
               <w:rPr>
                 <w:b/>
               </w:rPr>
-              <w:t>105.83</w:t>
+              <w:t>105.69</w:t>
             </w:r>
           </w:p>
         </w:tc>
@@ -12022,7 +12022,7 @@
               <w:rPr>
                 <w:b/>
               </w:rPr>
-              <w:t>+0.00%</w:t>
+              <w:t>-0.13%</w:t>
             </w:r>
           </w:p>
         </w:tc>
@@ -12050,7 +12050,7 @@
             </w:pPr>
             <w:r/>
             <w:r>
-              <w:t>Giá dầu Tăng hỗ trợ biên lợi nhuận pha chế Ethanol, kéo theo nhu cầu ngô tích cực.</w:t>
+              <w:t>Giá dầu Giảm làm giảm biên lợi nhuận pha chế Ethanol, tạo sức ép lên nhu cầu ngô.</w:t>
             </w:r>
           </w:p>
         </w:tc>
@@ -12114,7 +12114,7 @@
               <w:rPr>
                 <w:b/>
               </w:rPr>
-              <w:t>100.31</w:t>
+              <w:t>100.28</w:t>
             </w:r>
           </w:p>
         </w:tc>
@@ -12145,7 +12145,7 @@
               <w:rPr>
                 <w:b/>
               </w:rPr>
-              <w:t>+0.00%</w:t>
+              <w:t>-0.03%</w:t>
             </w:r>
           </w:p>
         </w:tc>
@@ -12173,7 +12173,7 @@
             </w:pPr>
             <w:r/>
             <w:r>
-              <w:t>DXY Tăng làm giảm sức cạnh tranh xuất khẩu của ngô Mỹ so với Brazil/Argentina.</w:t>
+              <w:t>DXY Giảm hỗ trợ xuất khẩu ngô Mỹ cạnh tranh tốt hơn.</w:t>
             </w:r>
           </w:p>
         </w:tc>
@@ -12749,7 +12749,7 @@
         <w:t xml:space="preserve"> EMA_21 </w:t>
       </w:r>
       <w:r>
-        <w:t xml:space="preserve"> (533.83) &gt; </w:t>
+        <w:t xml:space="preserve"> (533.90) &gt; </w:t>
       </w:r>
       <w:r>
         <w:rPr>
@@ -12760,7 +12760,7 @@
         <w:t xml:space="preserve"> EMA_50 </w:t>
       </w:r>
       <w:r>
-        <w:t xml:space="preserve"> (533.13).</w:t>
+        <w:t xml:space="preserve"> (533.16).</w:t>
       </w:r>
     </w:p>
     <w:p>
@@ -12781,7 +12781,7 @@
         <w:rPr>
           <w:b/>
         </w:rPr>
-        <w:t>`53.05`</w:t>
+        <w:t>`54.94`</w:t>
       </w:r>
       <w:r>
         <w:t xml:space="preserve"> | ATR (14) = </w:t>
@@ -12790,7 +12790,7 @@
         <w:rPr>
           <w:b/>
         </w:rPr>
-        <w:t>`2.53`</w:t>
+        <w:t>`2.63`</w:t>
       </w:r>
       <w:r>
         <w:t xml:space="preserve"> cents | Volatility = </w:t>
@@ -12799,7 +12799,7 @@
         <w:rPr>
           <w:b/>
         </w:rPr>
-        <w:t>`0.00 cents`</w:t>
+        <w:t>`0.75 cents`</w:t>
       </w:r>
       <w:r>
         <w:t>.</w:t>
@@ -12841,7 +12841,7 @@
         <w:rPr>
           <w:b/>
         </w:rPr>
-        <w:t>`536.50`</w:t>
+        <w:t>`537.50`</w:t>
       </w:r>
       <w:r>
         <w:t xml:space="preserve"> | R2: </w:t>
@@ -13584,7 +13584,7 @@
           <w:b/>
           <w:color w:val="15803D"/>
         </w:rPr>
-        <w:t>`532.00 - 533.83 cents (Canh mua vùng hỗ trợ)`</w:t>
+        <w:t>`532.00 - 533.90 cents (Canh mua vùng hỗ trợ)`</w:t>
       </w:r>
       <w:r>
         <w:t xml:space="preserve"> | SL: </w:t>
@@ -13593,7 +13593,7 @@
         <w:rPr>
           <w:b/>
         </w:rPr>
-        <w:t>`466.70 cents (Dưới cản S2 + 1.5x ATR)`</w:t>
+        <w:t>`466.55 cents (Dưới cản S2 + 1.5x ATR)`</w:t>
       </w:r>
       <w:r>
         <w:t xml:space="preserve"> | TP: </w:t>
@@ -13604,7 +13604,7 @@
           <w:color w:val="D97706"/>
           <w:sz w:val="19"/>
         </w:rPr>
-        <w:t xml:space="preserve"> 536.50 cents </w:t>
+        <w:t xml:space="preserve"> 537.50 cents </w:t>
       </w:r>
       <w:r>
         <w:t xml:space="preserve"> / </w:t>
@@ -13664,7 +13664,7 @@
         <w:rPr>
           <w:b/>
         </w:rPr>
-        <w:t>`467.97 cents (Chống quét SL tuyệt đối)`</w:t>
+        <w:t>`467.87 cents (Chống quét SL tuyệt đối)`</w:t>
       </w:r>
       <w:r>
         <w:t xml:space="preserve"> | TP: </w:t>
@@ -13701,7 +13701,7 @@
         <w:rPr>
           <w:b/>
         </w:rPr>
-        <w:t>`536.50 - 538.00 cents`</w:t>
+        <w:t>`537.50 - 539.00 cents`</w:t>
       </w:r>
       <w:r>
         <w:t xml:space="preserve"> | SL: </w:t>
@@ -13710,7 +13710,7 @@
         <w:rPr>
           <w:b/>
         </w:rPr>
-        <w:t>`539.03 cents`</w:t>
+        <w:t>`540.13 cents`</w:t>
       </w:r>
       <w:r>
         <w:t xml:space="preserve"> | TP: </w:t>
@@ -13759,7 +13759,7 @@
         <w:rPr>
           <w:b/>
         </w:rPr>
-        <w:t>`460.36 - 470.50 cents`</w:t>
+        <w:t>`459.96 - 470.50 cents`</w:t>
       </w:r>
     </w:p>
     <w:p>
@@ -14166,7 +14166,7 @@
             </w:pPr>
             <w:r/>
             <w:r>
-              <w:t>534.75</w:t>
+              <w:t>535.50</w:t>
             </w:r>
           </w:p>
         </w:tc>
@@ -14194,7 +14194,7 @@
             </w:pPr>
             <w:r/>
             <w:r>
-              <w:t>538.50</w:t>
+              <w:t>539.25</w:t>
             </w:r>
           </w:p>
         </w:tc>
@@ -14222,7 +14222,7 @@
             </w:pPr>
             <w:r/>
             <w:r>
-              <w:t>531.50</w:t>
+              <w:t>532.25</w:t>
             </w:r>
           </w:p>
         </w:tc>
@@ -14253,7 +14253,7 @@
               <w:rPr>
                 <w:b/>
               </w:rPr>
-              <w:t>535.00</w:t>
+              <w:t>535.75</w:t>
             </w:r>
           </w:p>
         </w:tc>
@@ -14401,7 +14401,7 @@
             </w:pPr>
             <w:r/>
             <w:r>
-              <w:t>535.00</w:t>
+              <w:t>535.75</w:t>
             </w:r>
           </w:p>
         </w:tc>
@@ -14429,7 +14429,7 @@
             </w:pPr>
             <w:r/>
             <w:r>
-              <w:t>537.75</w:t>
+              <w:t>538.50</w:t>
             </w:r>
           </w:p>
         </w:tc>
@@ -14457,7 +14457,7 @@
             </w:pPr>
             <w:r/>
             <w:r>
-              <w:t>531.25</w:t>
+              <w:t>532.00</w:t>
             </w:r>
           </w:p>
         </w:tc>
@@ -14488,7 +14488,7 @@
               <w:rPr>
                 <w:b/>
               </w:rPr>
-              <w:t>534.50</w:t>
+              <w:t>535.25</w:t>
             </w:r>
           </w:p>
         </w:tc>
@@ -14636,7 +14636,7 @@
             </w:pPr>
             <w:r/>
             <w:r>
-              <w:t>534.50</w:t>
+              <w:t>535.25</w:t>
             </w:r>
           </w:p>
         </w:tc>
@@ -14664,7 +14664,7 @@
             </w:pPr>
             <w:r/>
             <w:r>
-              <w:t>537.50</w:t>
+              <w:t>538.25</w:t>
             </w:r>
           </w:p>
         </w:tc>
@@ -14692,7 +14692,7 @@
             </w:pPr>
             <w:r/>
             <w:r>
-              <w:t>530.50</w:t>
+              <w:t>531.25</w:t>
             </w:r>
           </w:p>
         </w:tc>
@@ -14723,7 +14723,7 @@
               <w:rPr>
                 <w:b/>
               </w:rPr>
-              <w:t>535.25</w:t>
+              <w:t>536.00</w:t>
             </w:r>
           </w:p>
         </w:tc>
@@ -14871,7 +14871,7 @@
             </w:pPr>
             <w:r/>
             <w:r>
-              <w:t>535.25</w:t>
+              <w:t>536.00</w:t>
             </w:r>
           </w:p>
         </w:tc>
@@ -14899,7 +14899,7 @@
             </w:pPr>
             <w:r/>
             <w:r>
-              <w:t>539.75</w:t>
+              <w:t>540.50</w:t>
             </w:r>
           </w:p>
         </w:tc>
@@ -14927,7 +14927,7 @@
             </w:pPr>
             <w:r/>
             <w:r>
-              <w:t>530.25</w:t>
+              <w:t>531.00</w:t>
             </w:r>
           </w:p>
         </w:tc>
@@ -14958,7 +14958,7 @@
               <w:rPr>
                 <w:b/>
               </w:rPr>
-              <w:t>536.00</w:t>
+              <w:t>536.75</w:t>
             </w:r>
           </w:p>
         </w:tc>
@@ -15106,7 +15106,7 @@
             </w:pPr>
             <w:r/>
             <w:r>
-              <w:t>536.00</w:t>
+              <w:t>536.75</w:t>
             </w:r>
           </w:p>
         </w:tc>
@@ -15134,7 +15134,7 @@
             </w:pPr>
             <w:r/>
             <w:r>
-              <w:t>541.50</w:t>
+              <w:t>542.25</w:t>
             </w:r>
           </w:p>
         </w:tc>
@@ -15162,7 +15162,7 @@
             </w:pPr>
             <w:r/>
             <w:r>
-              <w:t>529.75</w:t>
+              <w:t>530.50</w:t>
             </w:r>
           </w:p>
         </w:tc>
@@ -15193,7 +15193,7 @@
               <w:rPr>
                 <w:b/>
               </w:rPr>
-              <w:t>538.25</w:t>
+              <w:t>539.00</w:t>
             </w:r>
           </w:p>
         </w:tc>
@@ -15341,7 +15341,7 @@
             </w:pPr>
             <w:r/>
             <w:r>
-              <w:t>538.25</w:t>
+              <w:t>539.00</w:t>
             </w:r>
           </w:p>
         </w:tc>
@@ -15369,7 +15369,7 @@
             </w:pPr>
             <w:r/>
             <w:r>
-              <w:t>541.25</w:t>
+              <w:t>542.00</w:t>
             </w:r>
           </w:p>
         </w:tc>
@@ -15397,7 +15397,7 @@
             </w:pPr>
             <w:r/>
             <w:r>
-              <w:t>534.00</w:t>
+              <w:t>534.75</w:t>
             </w:r>
           </w:p>
         </w:tc>
@@ -15428,7 +15428,7 @@
               <w:rPr>
                 <w:b/>
               </w:rPr>
-              <w:t>538.50</w:t>
+              <w:t>539.25</w:t>
             </w:r>
           </w:p>
         </w:tc>
@@ -15576,7 +15576,7 @@
             </w:pPr>
             <w:r/>
             <w:r>
-              <w:t>538.50</w:t>
+              <w:t>539.25</w:t>
             </w:r>
           </w:p>
         </w:tc>
@@ -15604,7 +15604,7 @@
             </w:pPr>
             <w:r/>
             <w:r>
-              <w:t>541.75</w:t>
+              <w:t>542.50</w:t>
             </w:r>
           </w:p>
         </w:tc>
@@ -15632,7 +15632,7 @@
             </w:pPr>
             <w:r/>
             <w:r>
-              <w:t>532.00</w:t>
+              <w:t>532.75</w:t>
             </w:r>
           </w:p>
         </w:tc>
@@ -15663,7 +15663,7 @@
               <w:rPr>
                 <w:b/>
               </w:rPr>
-              <w:t>539.25</w:t>
+              <w:t>540.00</w:t>
             </w:r>
           </w:p>
         </w:tc>
@@ -15811,7 +15811,7 @@
             </w:pPr>
             <w:r/>
             <w:r>
-              <w:t>539.25</w:t>
+              <w:t>540.00</w:t>
             </w:r>
           </w:p>
         </w:tc>
@@ -15839,7 +15839,7 @@
             </w:pPr>
             <w:r/>
             <w:r>
-              <w:t>542.25</w:t>
+              <w:t>543.00</w:t>
             </w:r>
           </w:p>
         </w:tc>
@@ -15867,7 +15867,7 @@
             </w:pPr>
             <w:r/>
             <w:r>
-              <w:t>534.75</w:t>
+              <w:t>535.50</w:t>
             </w:r>
           </w:p>
         </w:tc>
@@ -15898,7 +15898,7 @@
               <w:rPr>
                 <w:b/>
               </w:rPr>
-              <w:t>538.75</w:t>
+              <w:t>539.50</w:t>
             </w:r>
           </w:p>
         </w:tc>
@@ -16046,7 +16046,7 @@
             </w:pPr>
             <w:r/>
             <w:r>
-              <w:t>538.75</w:t>
+              <w:t>539.50</w:t>
             </w:r>
           </w:p>
         </w:tc>
@@ -16074,7 +16074,7 @@
             </w:pPr>
             <w:r/>
             <w:r>
-              <w:t>542.75</w:t>
+              <w:t>543.50</w:t>
             </w:r>
           </w:p>
         </w:tc>
@@ -16102,7 +16102,7 @@
             </w:pPr>
             <w:r/>
             <w:r>
-              <w:t>533.00</w:t>
+              <w:t>533.75</w:t>
             </w:r>
           </w:p>
         </w:tc>
@@ -16133,7 +16133,7 @@
               <w:rPr>
                 <w:b/>
               </w:rPr>
-              <w:t>539.25</w:t>
+              <w:t>540.00</w:t>
             </w:r>
           </w:p>
         </w:tc>
@@ -16281,7 +16281,7 @@
             </w:pPr>
             <w:r/>
             <w:r>
-              <w:t>539.25</w:t>
+              <w:t>540.00</w:t>
             </w:r>
           </w:p>
         </w:tc>
@@ -16309,7 +16309,7 @@
             </w:pPr>
             <w:r/>
             <w:r>
-              <w:t>541.75</w:t>
+              <w:t>542.50</w:t>
             </w:r>
           </w:p>
         </w:tc>
@@ -16337,7 +16337,7 @@
             </w:pPr>
             <w:r/>
             <w:r>
-              <w:t>536.00</w:t>
+              <w:t>536.75</w:t>
             </w:r>
           </w:p>
         </w:tc>
@@ -16368,7 +16368,7 @@
               <w:rPr>
                 <w:b/>
               </w:rPr>
-              <w:t>539.75</w:t>
+              <w:t>540.50</w:t>
             </w:r>
           </w:p>
         </w:tc>
@@ -16516,7 +16516,7 @@
             </w:pPr>
             <w:r/>
             <w:r>
-              <w:t>539.75</w:t>
+              <w:t>540.50</w:t>
             </w:r>
           </w:p>
         </w:tc>
@@ -16544,7 +16544,7 @@
             </w:pPr>
             <w:r/>
             <w:r>
-              <w:t>543.25</w:t>
+              <w:t>544.00</w:t>
             </w:r>
           </w:p>
         </w:tc>
@@ -16572,7 +16572,7 @@
             </w:pPr>
             <w:r/>
             <w:r>
-              <w:t>533.75</w:t>
+              <w:t>534.50</w:t>
             </w:r>
           </w:p>
         </w:tc>
@@ -16580,6 +16580,711 @@
           <w:tcPr>
             <w:tcW w:type="dxa" w:w="1728"/>
             <w:shd w:fill="F8FAFC"/>
+            <w:tcMar>
+              <w:top w:w="100" w:type="dxa"/>
+              <w:bottom w:w="100" w:type="dxa"/>
+              <w:left w:w="120" w:type="dxa"/>
+              <w:right w:w="120" w:type="dxa"/>
+            </w:tcMar>
+            <w:tcBorders>
+              <w:top w:val="single" w:sz="4" w:space="0" w:color="CCCCCC"/>
+              <w:bottom w:val="single" w:sz="4" w:space="0" w:color="CCCCCC"/>
+              <w:left w:val="single" w:sz="4" w:space="0" w:color="CCCCCC"/>
+              <w:right w:val="single" w:sz="4" w:space="0" w:color="CCCCCC"/>
+            </w:tcBorders>
+          </w:tcPr>
+          <w:p>
+            <w:pPr>
+              <w:spacing w:before="60" w:after="60" w:line="252" w:lineRule="auto"/>
+              <w:jc w:val="left"/>
+            </w:pPr>
+            <w:r/>
+            <w:r>
+              <w:rPr>
+                <w:b/>
+              </w:rPr>
+              <w:t>541.50</w:t>
+            </w:r>
+          </w:p>
+        </w:tc>
+        <w:tc>
+          <w:tcPr>
+            <w:tcW w:type="dxa" w:w="3456"/>
+            <w:shd w:fill="F8FAFC"/>
+            <w:tcMar>
+              <w:top w:w="100" w:type="dxa"/>
+              <w:bottom w:w="100" w:type="dxa"/>
+              <w:left w:w="120" w:type="dxa"/>
+              <w:right w:w="120" w:type="dxa"/>
+            </w:tcMar>
+            <w:tcBorders>
+              <w:top w:val="single" w:sz="4" w:space="0" w:color="CCCCCC"/>
+              <w:bottom w:val="single" w:sz="4" w:space="0" w:color="CCCCCC"/>
+              <w:left w:val="single" w:sz="4" w:space="0" w:color="CCCCCC"/>
+              <w:right w:val="single" w:sz="4" w:space="0" w:color="CCCCCC"/>
+            </w:tcBorders>
+          </w:tcPr>
+          <w:p>
+            <w:pPr>
+              <w:spacing w:before="60" w:after="60" w:line="252" w:lineRule="auto"/>
+              <w:jc w:val="left"/>
+            </w:pPr>
+            <w:r/>
+            <w:r>
+              <w:rPr>
+                <w:b/>
+              </w:rPr>
+              <w:t>+1.00</w:t>
+            </w:r>
+          </w:p>
+        </w:tc>
+        <w:tc>
+          <w:tcPr>
+            <w:tcW w:type="dxa" w:w="1440"/>
+            <w:shd w:fill="F8FAFC"/>
+            <w:tcMar>
+              <w:top w:w="100" w:type="dxa"/>
+              <w:bottom w:w="100" w:type="dxa"/>
+              <w:left w:w="120" w:type="dxa"/>
+              <w:right w:w="120" w:type="dxa"/>
+            </w:tcMar>
+            <w:tcBorders>
+              <w:top w:val="single" w:sz="4" w:space="0" w:color="CCCCCC"/>
+              <w:bottom w:val="single" w:sz="4" w:space="0" w:color="CCCCCC"/>
+              <w:left w:val="single" w:sz="4" w:space="0" w:color="CCCCCC"/>
+              <w:right w:val="single" w:sz="4" w:space="0" w:color="CCCCCC"/>
+            </w:tcBorders>
+          </w:tcPr>
+          <w:p>
+            <w:pPr>
+              <w:spacing w:before="60" w:after="60" w:line="252" w:lineRule="auto"/>
+              <w:jc w:val="left"/>
+            </w:pPr>
+            <w:r/>
+            <w:r>
+              <w:t>BULL</w:t>
+            </w:r>
+          </w:p>
+        </w:tc>
+      </w:tr>
+      <w:tr>
+        <w:tc>
+          <w:tcPr>
+            <w:tcW w:type="dxa" w:w="1584"/>
+            <w:shd w:fill="FFFFFF"/>
+            <w:tcMar>
+              <w:top w:w="100" w:type="dxa"/>
+              <w:bottom w:w="100" w:type="dxa"/>
+              <w:left w:w="120" w:type="dxa"/>
+              <w:right w:w="120" w:type="dxa"/>
+            </w:tcMar>
+            <w:tcBorders>
+              <w:top w:val="single" w:sz="4" w:space="0" w:color="CCCCCC"/>
+              <w:bottom w:val="single" w:sz="4" w:space="0" w:color="CCCCCC"/>
+              <w:left w:val="single" w:sz="4" w:space="0" w:color="CCCCCC"/>
+              <w:right w:val="single" w:sz="4" w:space="0" w:color="CCCCCC"/>
+            </w:tcBorders>
+          </w:tcPr>
+          <w:p>
+            <w:pPr>
+              <w:spacing w:before="60" w:after="60" w:line="252" w:lineRule="auto"/>
+              <w:jc w:val="left"/>
+            </w:pPr>
+            <w:r/>
+            <w:r>
+              <w:rPr>
+                <w:b/>
+              </w:rPr>
+              <w:t>Tue 15/09</w:t>
+            </w:r>
+          </w:p>
+        </w:tc>
+        <w:tc>
+          <w:tcPr>
+            <w:tcW w:type="dxa" w:w="864"/>
+            <w:shd w:fill="FFFFFF"/>
+            <w:tcMar>
+              <w:top w:w="100" w:type="dxa"/>
+              <w:bottom w:w="100" w:type="dxa"/>
+              <w:left w:w="120" w:type="dxa"/>
+              <w:right w:w="120" w:type="dxa"/>
+            </w:tcMar>
+            <w:tcBorders>
+              <w:top w:val="single" w:sz="4" w:space="0" w:color="CCCCCC"/>
+              <w:bottom w:val="single" w:sz="4" w:space="0" w:color="CCCCCC"/>
+              <w:left w:val="single" w:sz="4" w:space="0" w:color="CCCCCC"/>
+              <w:right w:val="single" w:sz="4" w:space="0" w:color="CCCCCC"/>
+            </w:tcBorders>
+          </w:tcPr>
+          <w:p>
+            <w:pPr>
+              <w:spacing w:before="60" w:after="60" w:line="252" w:lineRule="auto"/>
+              <w:jc w:val="left"/>
+            </w:pPr>
+            <w:r/>
+            <w:r>
+              <w:t>NY Close 23-01</w:t>
+            </w:r>
+          </w:p>
+        </w:tc>
+        <w:tc>
+          <w:tcPr>
+            <w:tcW w:type="dxa" w:w="1440"/>
+            <w:shd w:fill="FFFFFF"/>
+            <w:tcMar>
+              <w:top w:w="100" w:type="dxa"/>
+              <w:bottom w:w="100" w:type="dxa"/>
+              <w:left w:w="120" w:type="dxa"/>
+              <w:right w:w="120" w:type="dxa"/>
+            </w:tcMar>
+            <w:tcBorders>
+              <w:top w:val="single" w:sz="4" w:space="0" w:color="CCCCCC"/>
+              <w:bottom w:val="single" w:sz="4" w:space="0" w:color="CCCCCC"/>
+              <w:left w:val="single" w:sz="4" w:space="0" w:color="CCCCCC"/>
+              <w:right w:val="single" w:sz="4" w:space="0" w:color="CCCCCC"/>
+            </w:tcBorders>
+          </w:tcPr>
+          <w:p>
+            <w:pPr>
+              <w:spacing w:before="60" w:after="60" w:line="252" w:lineRule="auto"/>
+              <w:jc w:val="left"/>
+            </w:pPr>
+            <w:r/>
+            <w:r>
+              <w:t>541.50</w:t>
+            </w:r>
+          </w:p>
+        </w:tc>
+        <w:tc>
+          <w:tcPr>
+            <w:tcW w:type="dxa" w:w="2016"/>
+            <w:shd w:fill="FFFFFF"/>
+            <w:tcMar>
+              <w:top w:w="100" w:type="dxa"/>
+              <w:bottom w:w="100" w:type="dxa"/>
+              <w:left w:w="120" w:type="dxa"/>
+              <w:right w:w="120" w:type="dxa"/>
+            </w:tcMar>
+            <w:tcBorders>
+              <w:top w:val="single" w:sz="4" w:space="0" w:color="CCCCCC"/>
+              <w:bottom w:val="single" w:sz="4" w:space="0" w:color="CCCCCC"/>
+              <w:left w:val="single" w:sz="4" w:space="0" w:color="CCCCCC"/>
+              <w:right w:val="single" w:sz="4" w:space="0" w:color="CCCCCC"/>
+            </w:tcBorders>
+          </w:tcPr>
+          <w:p>
+            <w:pPr>
+              <w:spacing w:before="60" w:after="60" w:line="252" w:lineRule="auto"/>
+              <w:jc w:val="left"/>
+            </w:pPr>
+            <w:r/>
+            <w:r>
+              <w:t>544.25</w:t>
+            </w:r>
+          </w:p>
+        </w:tc>
+        <w:tc>
+          <w:tcPr>
+            <w:tcW w:type="dxa" w:w="1152"/>
+            <w:shd w:fill="FFFFFF"/>
+            <w:tcMar>
+              <w:top w:w="100" w:type="dxa"/>
+              <w:bottom w:w="100" w:type="dxa"/>
+              <w:left w:w="120" w:type="dxa"/>
+              <w:right w:w="120" w:type="dxa"/>
+            </w:tcMar>
+            <w:tcBorders>
+              <w:top w:val="single" w:sz="4" w:space="0" w:color="CCCCCC"/>
+              <w:bottom w:val="single" w:sz="4" w:space="0" w:color="CCCCCC"/>
+              <w:left w:val="single" w:sz="4" w:space="0" w:color="CCCCCC"/>
+              <w:right w:val="single" w:sz="4" w:space="0" w:color="CCCCCC"/>
+            </w:tcBorders>
+          </w:tcPr>
+          <w:p>
+            <w:pPr>
+              <w:spacing w:before="60" w:after="60" w:line="252" w:lineRule="auto"/>
+              <w:jc w:val="left"/>
+            </w:pPr>
+            <w:r/>
+            <w:r>
+              <w:t>539.00</w:t>
+            </w:r>
+          </w:p>
+        </w:tc>
+        <w:tc>
+          <w:tcPr>
+            <w:tcW w:type="dxa" w:w="1728"/>
+            <w:shd w:fill="FFFFFF"/>
+            <w:tcMar>
+              <w:top w:w="100" w:type="dxa"/>
+              <w:bottom w:w="100" w:type="dxa"/>
+              <w:left w:w="120" w:type="dxa"/>
+              <w:right w:w="120" w:type="dxa"/>
+            </w:tcMar>
+            <w:tcBorders>
+              <w:top w:val="single" w:sz="4" w:space="0" w:color="CCCCCC"/>
+              <w:bottom w:val="single" w:sz="4" w:space="0" w:color="CCCCCC"/>
+              <w:left w:val="single" w:sz="4" w:space="0" w:color="CCCCCC"/>
+              <w:right w:val="single" w:sz="4" w:space="0" w:color="CCCCCC"/>
+            </w:tcBorders>
+          </w:tcPr>
+          <w:p>
+            <w:pPr>
+              <w:spacing w:before="60" w:after="60" w:line="252" w:lineRule="auto"/>
+              <w:jc w:val="left"/>
+            </w:pPr>
+            <w:r/>
+            <w:r>
+              <w:rPr>
+                <w:b/>
+              </w:rPr>
+              <w:t>541.50</w:t>
+            </w:r>
+          </w:p>
+        </w:tc>
+        <w:tc>
+          <w:tcPr>
+            <w:tcW w:type="dxa" w:w="3456"/>
+            <w:shd w:fill="FFFFFF"/>
+            <w:tcMar>
+              <w:top w:w="100" w:type="dxa"/>
+              <w:bottom w:w="100" w:type="dxa"/>
+              <w:left w:w="120" w:type="dxa"/>
+              <w:right w:w="120" w:type="dxa"/>
+            </w:tcMar>
+            <w:tcBorders>
+              <w:top w:val="single" w:sz="4" w:space="0" w:color="CCCCCC"/>
+              <w:bottom w:val="single" w:sz="4" w:space="0" w:color="CCCCCC"/>
+              <w:left w:val="single" w:sz="4" w:space="0" w:color="CCCCCC"/>
+              <w:right w:val="single" w:sz="4" w:space="0" w:color="CCCCCC"/>
+            </w:tcBorders>
+          </w:tcPr>
+          <w:p>
+            <w:pPr>
+              <w:spacing w:before="60" w:after="60" w:line="252" w:lineRule="auto"/>
+              <w:jc w:val="left"/>
+            </w:pPr>
+            <w:r/>
+            <w:r>
+              <w:rPr>
+                <w:b/>
+              </w:rPr>
+              <w:t>+0.00</w:t>
+            </w:r>
+          </w:p>
+        </w:tc>
+        <w:tc>
+          <w:tcPr>
+            <w:tcW w:type="dxa" w:w="1440"/>
+            <w:shd w:fill="FFFFFF"/>
+            <w:tcMar>
+              <w:top w:w="100" w:type="dxa"/>
+              <w:bottom w:w="100" w:type="dxa"/>
+              <w:left w:w="120" w:type="dxa"/>
+              <w:right w:w="120" w:type="dxa"/>
+            </w:tcMar>
+            <w:tcBorders>
+              <w:top w:val="single" w:sz="4" w:space="0" w:color="CCCCCC"/>
+              <w:bottom w:val="single" w:sz="4" w:space="0" w:color="CCCCCC"/>
+              <w:left w:val="single" w:sz="4" w:space="0" w:color="CCCCCC"/>
+              <w:right w:val="single" w:sz="4" w:space="0" w:color="CCCCCC"/>
+            </w:tcBorders>
+          </w:tcPr>
+          <w:p>
+            <w:pPr>
+              <w:spacing w:before="60" w:after="60" w:line="252" w:lineRule="auto"/>
+              <w:jc w:val="left"/>
+            </w:pPr>
+            <w:r/>
+            <w:r>
+              <w:t>BULL</w:t>
+            </w:r>
+          </w:p>
+        </w:tc>
+      </w:tr>
+      <w:tr>
+        <w:tc>
+          <w:tcPr>
+            <w:tcW w:type="dxa" w:w="1584"/>
+            <w:shd w:fill="F8FAFC"/>
+            <w:tcMar>
+              <w:top w:w="100" w:type="dxa"/>
+              <w:bottom w:w="100" w:type="dxa"/>
+              <w:left w:w="120" w:type="dxa"/>
+              <w:right w:w="120" w:type="dxa"/>
+            </w:tcMar>
+            <w:tcBorders>
+              <w:top w:val="single" w:sz="4" w:space="0" w:color="CCCCCC"/>
+              <w:bottom w:val="single" w:sz="4" w:space="0" w:color="CCCCCC"/>
+              <w:left w:val="single" w:sz="4" w:space="0" w:color="CCCCCC"/>
+              <w:right w:val="single" w:sz="4" w:space="0" w:color="CCCCCC"/>
+            </w:tcBorders>
+          </w:tcPr>
+          <w:p>
+            <w:pPr>
+              <w:spacing w:before="60" w:after="60" w:line="252" w:lineRule="auto"/>
+              <w:jc w:val="left"/>
+            </w:pPr>
+            <w:r/>
+            <w:r>
+              <w:rPr>
+                <w:b/>
+              </w:rPr>
+              <w:t>Wed 16/09</w:t>
+            </w:r>
+          </w:p>
+        </w:tc>
+        <w:tc>
+          <w:tcPr>
+            <w:tcW w:type="dxa" w:w="864"/>
+            <w:shd w:fill="F8FAFC"/>
+            <w:tcMar>
+              <w:top w:w="100" w:type="dxa"/>
+              <w:bottom w:w="100" w:type="dxa"/>
+              <w:left w:w="120" w:type="dxa"/>
+              <w:right w:w="120" w:type="dxa"/>
+            </w:tcMar>
+            <w:tcBorders>
+              <w:top w:val="single" w:sz="4" w:space="0" w:color="CCCCCC"/>
+              <w:bottom w:val="single" w:sz="4" w:space="0" w:color="CCCCCC"/>
+              <w:left w:val="single" w:sz="4" w:space="0" w:color="CCCCCC"/>
+              <w:right w:val="single" w:sz="4" w:space="0" w:color="CCCCCC"/>
+            </w:tcBorders>
+          </w:tcPr>
+          <w:p>
+            <w:pPr>
+              <w:spacing w:before="60" w:after="60" w:line="252" w:lineRule="auto"/>
+              <w:jc w:val="left"/>
+            </w:pPr>
+            <w:r/>
+            <w:r>
+              <w:t>Asia 07-11</w:t>
+            </w:r>
+          </w:p>
+        </w:tc>
+        <w:tc>
+          <w:tcPr>
+            <w:tcW w:type="dxa" w:w="1440"/>
+            <w:shd w:fill="F8FAFC"/>
+            <w:tcMar>
+              <w:top w:w="100" w:type="dxa"/>
+              <w:bottom w:w="100" w:type="dxa"/>
+              <w:left w:w="120" w:type="dxa"/>
+              <w:right w:w="120" w:type="dxa"/>
+            </w:tcMar>
+            <w:tcBorders>
+              <w:top w:val="single" w:sz="4" w:space="0" w:color="CCCCCC"/>
+              <w:bottom w:val="single" w:sz="4" w:space="0" w:color="CCCCCC"/>
+              <w:left w:val="single" w:sz="4" w:space="0" w:color="CCCCCC"/>
+              <w:right w:val="single" w:sz="4" w:space="0" w:color="CCCCCC"/>
+            </w:tcBorders>
+          </w:tcPr>
+          <w:p>
+            <w:pPr>
+              <w:spacing w:before="60" w:after="60" w:line="252" w:lineRule="auto"/>
+              <w:jc w:val="left"/>
+            </w:pPr>
+            <w:r/>
+            <w:r>
+              <w:t>541.50</w:t>
+            </w:r>
+          </w:p>
+        </w:tc>
+        <w:tc>
+          <w:tcPr>
+            <w:tcW w:type="dxa" w:w="2016"/>
+            <w:shd w:fill="F8FAFC"/>
+            <w:tcMar>
+              <w:top w:w="100" w:type="dxa"/>
+              <w:bottom w:w="100" w:type="dxa"/>
+              <w:left w:w="120" w:type="dxa"/>
+              <w:right w:w="120" w:type="dxa"/>
+            </w:tcMar>
+            <w:tcBorders>
+              <w:top w:val="single" w:sz="4" w:space="0" w:color="CCCCCC"/>
+              <w:bottom w:val="single" w:sz="4" w:space="0" w:color="CCCCCC"/>
+              <w:left w:val="single" w:sz="4" w:space="0" w:color="CCCCCC"/>
+              <w:right w:val="single" w:sz="4" w:space="0" w:color="CCCCCC"/>
+            </w:tcBorders>
+          </w:tcPr>
+          <w:p>
+            <w:pPr>
+              <w:spacing w:before="60" w:after="60" w:line="252" w:lineRule="auto"/>
+              <w:jc w:val="left"/>
+            </w:pPr>
+            <w:r/>
+            <w:r>
+              <w:t>544.25</w:t>
+            </w:r>
+          </w:p>
+        </w:tc>
+        <w:tc>
+          <w:tcPr>
+            <w:tcW w:type="dxa" w:w="1152"/>
+            <w:shd w:fill="F8FAFC"/>
+            <w:tcMar>
+              <w:top w:w="100" w:type="dxa"/>
+              <w:bottom w:w="100" w:type="dxa"/>
+              <w:left w:w="120" w:type="dxa"/>
+              <w:right w:w="120" w:type="dxa"/>
+            </w:tcMar>
+            <w:tcBorders>
+              <w:top w:val="single" w:sz="4" w:space="0" w:color="CCCCCC"/>
+              <w:bottom w:val="single" w:sz="4" w:space="0" w:color="CCCCCC"/>
+              <w:left w:val="single" w:sz="4" w:space="0" w:color="CCCCCC"/>
+              <w:right w:val="single" w:sz="4" w:space="0" w:color="CCCCCC"/>
+            </w:tcBorders>
+          </w:tcPr>
+          <w:p>
+            <w:pPr>
+              <w:spacing w:before="60" w:after="60" w:line="252" w:lineRule="auto"/>
+              <w:jc w:val="left"/>
+            </w:pPr>
+            <w:r/>
+            <w:r>
+              <w:t>539.00</w:t>
+            </w:r>
+          </w:p>
+        </w:tc>
+        <w:tc>
+          <w:tcPr>
+            <w:tcW w:type="dxa" w:w="1728"/>
+            <w:shd w:fill="F8FAFC"/>
+            <w:tcMar>
+              <w:top w:w="100" w:type="dxa"/>
+              <w:bottom w:w="100" w:type="dxa"/>
+              <w:left w:w="120" w:type="dxa"/>
+              <w:right w:w="120" w:type="dxa"/>
+            </w:tcMar>
+            <w:tcBorders>
+              <w:top w:val="single" w:sz="4" w:space="0" w:color="CCCCCC"/>
+              <w:bottom w:val="single" w:sz="4" w:space="0" w:color="CCCCCC"/>
+              <w:left w:val="single" w:sz="4" w:space="0" w:color="CCCCCC"/>
+              <w:right w:val="single" w:sz="4" w:space="0" w:color="CCCCCC"/>
+            </w:tcBorders>
+          </w:tcPr>
+          <w:p>
+            <w:pPr>
+              <w:spacing w:before="60" w:after="60" w:line="252" w:lineRule="auto"/>
+              <w:jc w:val="left"/>
+            </w:pPr>
+            <w:r/>
+            <w:r>
+              <w:rPr>
+                <w:b/>
+              </w:rPr>
+              <w:t>541.00</w:t>
+            </w:r>
+          </w:p>
+        </w:tc>
+        <w:tc>
+          <w:tcPr>
+            <w:tcW w:type="dxa" w:w="3456"/>
+            <w:shd w:fill="F8FAFC"/>
+            <w:tcMar>
+              <w:top w:w="100" w:type="dxa"/>
+              <w:bottom w:w="100" w:type="dxa"/>
+              <w:left w:w="120" w:type="dxa"/>
+              <w:right w:w="120" w:type="dxa"/>
+            </w:tcMar>
+            <w:tcBorders>
+              <w:top w:val="single" w:sz="4" w:space="0" w:color="CCCCCC"/>
+              <w:bottom w:val="single" w:sz="4" w:space="0" w:color="CCCCCC"/>
+              <w:left w:val="single" w:sz="4" w:space="0" w:color="CCCCCC"/>
+              <w:right w:val="single" w:sz="4" w:space="0" w:color="CCCCCC"/>
+            </w:tcBorders>
+          </w:tcPr>
+          <w:p>
+            <w:pPr>
+              <w:spacing w:before="60" w:after="60" w:line="252" w:lineRule="auto"/>
+              <w:jc w:val="left"/>
+            </w:pPr>
+            <w:r/>
+            <w:r>
+              <w:rPr>
+                <w:b/>
+              </w:rPr>
+              <w:t>-0.50</w:t>
+            </w:r>
+          </w:p>
+        </w:tc>
+        <w:tc>
+          <w:tcPr>
+            <w:tcW w:type="dxa" w:w="1440"/>
+            <w:shd w:fill="F8FAFC"/>
+            <w:tcMar>
+              <w:top w:w="100" w:type="dxa"/>
+              <w:bottom w:w="100" w:type="dxa"/>
+              <w:left w:w="120" w:type="dxa"/>
+              <w:right w:w="120" w:type="dxa"/>
+            </w:tcMar>
+            <w:tcBorders>
+              <w:top w:val="single" w:sz="4" w:space="0" w:color="CCCCCC"/>
+              <w:bottom w:val="single" w:sz="4" w:space="0" w:color="CCCCCC"/>
+              <w:left w:val="single" w:sz="4" w:space="0" w:color="CCCCCC"/>
+              <w:right w:val="single" w:sz="4" w:space="0" w:color="CCCCCC"/>
+            </w:tcBorders>
+          </w:tcPr>
+          <w:p>
+            <w:pPr>
+              <w:spacing w:before="60" w:after="60" w:line="252" w:lineRule="auto"/>
+              <w:jc w:val="left"/>
+            </w:pPr>
+            <w:r/>
+            <w:r>
+              <w:t>BEAR</w:t>
+            </w:r>
+          </w:p>
+        </w:tc>
+      </w:tr>
+      <w:tr>
+        <w:tc>
+          <w:tcPr>
+            <w:tcW w:type="dxa" w:w="1584"/>
+            <w:shd w:fill="FFFFFF"/>
+            <w:tcMar>
+              <w:top w:w="100" w:type="dxa"/>
+              <w:bottom w:w="100" w:type="dxa"/>
+              <w:left w:w="120" w:type="dxa"/>
+              <w:right w:w="120" w:type="dxa"/>
+            </w:tcMar>
+            <w:tcBorders>
+              <w:top w:val="single" w:sz="4" w:space="0" w:color="CCCCCC"/>
+              <w:bottom w:val="single" w:sz="4" w:space="0" w:color="CCCCCC"/>
+              <w:left w:val="single" w:sz="4" w:space="0" w:color="CCCCCC"/>
+              <w:right w:val="single" w:sz="4" w:space="0" w:color="CCCCCC"/>
+            </w:tcBorders>
+          </w:tcPr>
+          <w:p>
+            <w:pPr>
+              <w:spacing w:before="60" w:after="60" w:line="252" w:lineRule="auto"/>
+              <w:jc w:val="left"/>
+            </w:pPr>
+            <w:r/>
+            <w:r>
+              <w:rPr>
+                <w:b/>
+              </w:rPr>
+              <w:t>Wed 16/09</w:t>
+            </w:r>
+          </w:p>
+        </w:tc>
+        <w:tc>
+          <w:tcPr>
+            <w:tcW w:type="dxa" w:w="864"/>
+            <w:shd w:fill="FFFFFF"/>
+            <w:tcMar>
+              <w:top w:w="100" w:type="dxa"/>
+              <w:bottom w:w="100" w:type="dxa"/>
+              <w:left w:w="120" w:type="dxa"/>
+              <w:right w:w="120" w:type="dxa"/>
+            </w:tcMar>
+            <w:tcBorders>
+              <w:top w:val="single" w:sz="4" w:space="0" w:color="CCCCCC"/>
+              <w:bottom w:val="single" w:sz="4" w:space="0" w:color="CCCCCC"/>
+              <w:left w:val="single" w:sz="4" w:space="0" w:color="CCCCCC"/>
+              <w:right w:val="single" w:sz="4" w:space="0" w:color="CCCCCC"/>
+            </w:tcBorders>
+          </w:tcPr>
+          <w:p>
+            <w:pPr>
+              <w:spacing w:before="60" w:after="60" w:line="252" w:lineRule="auto"/>
+              <w:jc w:val="left"/>
+            </w:pPr>
+            <w:r/>
+            <w:r>
+              <w:t>Asia 11-15</w:t>
+            </w:r>
+          </w:p>
+        </w:tc>
+        <w:tc>
+          <w:tcPr>
+            <w:tcW w:type="dxa" w:w="1440"/>
+            <w:shd w:fill="FFFFFF"/>
+            <w:tcMar>
+              <w:top w:w="100" w:type="dxa"/>
+              <w:bottom w:w="100" w:type="dxa"/>
+              <w:left w:w="120" w:type="dxa"/>
+              <w:right w:w="120" w:type="dxa"/>
+            </w:tcMar>
+            <w:tcBorders>
+              <w:top w:val="single" w:sz="4" w:space="0" w:color="CCCCCC"/>
+              <w:bottom w:val="single" w:sz="4" w:space="0" w:color="CCCCCC"/>
+              <w:left w:val="single" w:sz="4" w:space="0" w:color="CCCCCC"/>
+              <w:right w:val="single" w:sz="4" w:space="0" w:color="CCCCCC"/>
+            </w:tcBorders>
+          </w:tcPr>
+          <w:p>
+            <w:pPr>
+              <w:spacing w:before="60" w:after="60" w:line="252" w:lineRule="auto"/>
+              <w:jc w:val="left"/>
+            </w:pPr>
+            <w:r/>
+            <w:r>
+              <w:t>541.00</w:t>
+            </w:r>
+          </w:p>
+        </w:tc>
+        <w:tc>
+          <w:tcPr>
+            <w:tcW w:type="dxa" w:w="2016"/>
+            <w:shd w:fill="FFFFFF"/>
+            <w:tcMar>
+              <w:top w:w="100" w:type="dxa"/>
+              <w:bottom w:w="100" w:type="dxa"/>
+              <w:left w:w="120" w:type="dxa"/>
+              <w:right w:w="120" w:type="dxa"/>
+            </w:tcMar>
+            <w:tcBorders>
+              <w:top w:val="single" w:sz="4" w:space="0" w:color="CCCCCC"/>
+              <w:bottom w:val="single" w:sz="4" w:space="0" w:color="CCCCCC"/>
+              <w:left w:val="single" w:sz="4" w:space="0" w:color="CCCCCC"/>
+              <w:right w:val="single" w:sz="4" w:space="0" w:color="CCCCCC"/>
+            </w:tcBorders>
+          </w:tcPr>
+          <w:p>
+            <w:pPr>
+              <w:spacing w:before="60" w:after="60" w:line="252" w:lineRule="auto"/>
+              <w:jc w:val="left"/>
+            </w:pPr>
+            <w:r/>
+            <w:r>
+              <w:t>544.00</w:t>
+            </w:r>
+          </w:p>
+        </w:tc>
+        <w:tc>
+          <w:tcPr>
+            <w:tcW w:type="dxa" w:w="1152"/>
+            <w:shd w:fill="FFFFFF"/>
+            <w:tcMar>
+              <w:top w:w="100" w:type="dxa"/>
+              <w:bottom w:w="100" w:type="dxa"/>
+              <w:left w:w="120" w:type="dxa"/>
+              <w:right w:w="120" w:type="dxa"/>
+            </w:tcMar>
+            <w:tcBorders>
+              <w:top w:val="single" w:sz="4" w:space="0" w:color="CCCCCC"/>
+              <w:bottom w:val="single" w:sz="4" w:space="0" w:color="CCCCCC"/>
+              <w:left w:val="single" w:sz="4" w:space="0" w:color="CCCCCC"/>
+              <w:right w:val="single" w:sz="4" w:space="0" w:color="CCCCCC"/>
+            </w:tcBorders>
+          </w:tcPr>
+          <w:p>
+            <w:pPr>
+              <w:spacing w:before="60" w:after="60" w:line="252" w:lineRule="auto"/>
+              <w:jc w:val="left"/>
+            </w:pPr>
+            <w:r/>
+            <w:r>
+              <w:t>537.75</w:t>
+            </w:r>
+          </w:p>
+        </w:tc>
+        <w:tc>
+          <w:tcPr>
+            <w:tcW w:type="dxa" w:w="1728"/>
+            <w:shd w:fill="FFFFFF"/>
             <w:tcMar>
               <w:top w:w="100" w:type="dxa"/>
               <w:bottom w:w="100" w:type="dxa"/>
@@ -16610,7 +17315,7 @@
         <w:tc>
           <w:tcPr>
             <w:tcW w:type="dxa" w:w="3456"/>
-            <w:shd w:fill="F8FAFC"/>
+            <w:shd w:fill="FFFFFF"/>
             <w:tcMar>
               <w:top w:w="100" w:type="dxa"/>
               <w:bottom w:w="100" w:type="dxa"/>
@@ -16634,35 +17339,35 @@
               <w:rPr>
                 <w:b/>
               </w:rPr>
-              <w:t>+1.00</w:t>
+              <w:t>-0.25</w:t>
             </w:r>
           </w:p>
         </w:tc>
         <w:tc>
           <w:tcPr>
             <w:tcW w:type="dxa" w:w="1440"/>
-            <w:shd w:fill="F8FAFC"/>
-            <w:tcMar>
-              <w:top w:w="100" w:type="dxa"/>
-              <w:bottom w:w="100" w:type="dxa"/>
-              <w:left w:w="120" w:type="dxa"/>
-              <w:right w:w="120" w:type="dxa"/>
-            </w:tcMar>
-            <w:tcBorders>
-              <w:top w:val="single" w:sz="4" w:space="0" w:color="CCCCCC"/>
-              <w:bottom w:val="single" w:sz="4" w:space="0" w:color="CCCCCC"/>
-              <w:left w:val="single" w:sz="4" w:space="0" w:color="CCCCCC"/>
-              <w:right w:val="single" w:sz="4" w:space="0" w:color="CCCCCC"/>
-            </w:tcBorders>
-          </w:tcPr>
-          <w:p>
-            <w:pPr>
-              <w:spacing w:before="60" w:after="60" w:line="252" w:lineRule="auto"/>
-              <w:jc w:val="left"/>
-            </w:pPr>
-            <w:r/>
-            <w:r>
-              <w:t>BULL</w:t>
+            <w:shd w:fill="FFFFFF"/>
+            <w:tcMar>
+              <w:top w:w="100" w:type="dxa"/>
+              <w:bottom w:w="100" w:type="dxa"/>
+              <w:left w:w="120" w:type="dxa"/>
+              <w:right w:w="120" w:type="dxa"/>
+            </w:tcMar>
+            <w:tcBorders>
+              <w:top w:val="single" w:sz="4" w:space="0" w:color="CCCCCC"/>
+              <w:bottom w:val="single" w:sz="4" w:space="0" w:color="CCCCCC"/>
+              <w:left w:val="single" w:sz="4" w:space="0" w:color="CCCCCC"/>
+              <w:right w:val="single" w:sz="4" w:space="0" w:color="CCCCCC"/>
+            </w:tcBorders>
+          </w:tcPr>
+          <w:p>
+            <w:pPr>
+              <w:spacing w:before="60" w:after="60" w:line="252" w:lineRule="auto"/>
+              <w:jc w:val="left"/>
+            </w:pPr>
+            <w:r/>
+            <w:r>
+              <w:t>BEAR</w:t>
             </w:r>
           </w:p>
         </w:tc>
@@ -16671,7 +17376,7 @@
         <w:tc>
           <w:tcPr>
             <w:tcW w:type="dxa" w:w="1584"/>
-            <w:shd w:fill="FFFFFF"/>
+            <w:shd w:fill="F8FAFC"/>
             <w:tcMar>
               <w:top w:w="100" w:type="dxa"/>
               <w:bottom w:w="100" w:type="dxa"/>
@@ -16695,42 +17400,42 @@
               <w:rPr>
                 <w:b/>
               </w:rPr>
-              <w:t>Tue 15/09</w:t>
+              <w:t>Wed 16/09</w:t>
             </w:r>
           </w:p>
         </w:tc>
         <w:tc>
           <w:tcPr>
             <w:tcW w:type="dxa" w:w="864"/>
-            <w:shd w:fill="FFFFFF"/>
-            <w:tcMar>
-              <w:top w:w="100" w:type="dxa"/>
-              <w:bottom w:w="100" w:type="dxa"/>
-              <w:left w:w="120" w:type="dxa"/>
-              <w:right w:w="120" w:type="dxa"/>
-            </w:tcMar>
-            <w:tcBorders>
-              <w:top w:val="single" w:sz="4" w:space="0" w:color="CCCCCC"/>
-              <w:bottom w:val="single" w:sz="4" w:space="0" w:color="CCCCCC"/>
-              <w:left w:val="single" w:sz="4" w:space="0" w:color="CCCCCC"/>
-              <w:right w:val="single" w:sz="4" w:space="0" w:color="CCCCCC"/>
-            </w:tcBorders>
-          </w:tcPr>
-          <w:p>
-            <w:pPr>
-              <w:spacing w:before="60" w:after="60" w:line="252" w:lineRule="auto"/>
-              <w:jc w:val="left"/>
-            </w:pPr>
-            <w:r/>
-            <w:r>
-              <w:t>NY Close 23-01</w:t>
+            <w:shd w:fill="F8FAFC"/>
+            <w:tcMar>
+              <w:top w:w="100" w:type="dxa"/>
+              <w:bottom w:w="100" w:type="dxa"/>
+              <w:left w:w="120" w:type="dxa"/>
+              <w:right w:w="120" w:type="dxa"/>
+            </w:tcMar>
+            <w:tcBorders>
+              <w:top w:val="single" w:sz="4" w:space="0" w:color="CCCCCC"/>
+              <w:bottom w:val="single" w:sz="4" w:space="0" w:color="CCCCCC"/>
+              <w:left w:val="single" w:sz="4" w:space="0" w:color="CCCCCC"/>
+              <w:right w:val="single" w:sz="4" w:space="0" w:color="CCCCCC"/>
+            </w:tcBorders>
+          </w:tcPr>
+          <w:p>
+            <w:pPr>
+              <w:spacing w:before="60" w:after="60" w:line="252" w:lineRule="auto"/>
+              <w:jc w:val="left"/>
+            </w:pPr>
+            <w:r/>
+            <w:r>
+              <w:t>London 15-19</w:t>
             </w:r>
           </w:p>
         </w:tc>
         <w:tc>
           <w:tcPr>
             <w:tcW w:type="dxa" w:w="1440"/>
-            <w:shd w:fill="FFFFFF"/>
+            <w:shd w:fill="F8FAFC"/>
             <w:tcMar>
               <w:top w:w="100" w:type="dxa"/>
               <w:bottom w:w="100" w:type="dxa"/>
@@ -16758,63 +17463,63 @@
         <w:tc>
           <w:tcPr>
             <w:tcW w:type="dxa" w:w="2016"/>
-            <w:shd w:fill="FFFFFF"/>
-            <w:tcMar>
-              <w:top w:w="100" w:type="dxa"/>
-              <w:bottom w:w="100" w:type="dxa"/>
-              <w:left w:w="120" w:type="dxa"/>
-              <w:right w:w="120" w:type="dxa"/>
-            </w:tcMar>
-            <w:tcBorders>
-              <w:top w:val="single" w:sz="4" w:space="0" w:color="CCCCCC"/>
-              <w:bottom w:val="single" w:sz="4" w:space="0" w:color="CCCCCC"/>
-              <w:left w:val="single" w:sz="4" w:space="0" w:color="CCCCCC"/>
-              <w:right w:val="single" w:sz="4" w:space="0" w:color="CCCCCC"/>
-            </w:tcBorders>
-          </w:tcPr>
-          <w:p>
-            <w:pPr>
-              <w:spacing w:before="60" w:after="60" w:line="252" w:lineRule="auto"/>
-              <w:jc w:val="left"/>
-            </w:pPr>
-            <w:r/>
-            <w:r>
-              <w:t>543.50</w:t>
+            <w:shd w:fill="F8FAFC"/>
+            <w:tcMar>
+              <w:top w:w="100" w:type="dxa"/>
+              <w:bottom w:w="100" w:type="dxa"/>
+              <w:left w:w="120" w:type="dxa"/>
+              <w:right w:w="120" w:type="dxa"/>
+            </w:tcMar>
+            <w:tcBorders>
+              <w:top w:val="single" w:sz="4" w:space="0" w:color="CCCCCC"/>
+              <w:bottom w:val="single" w:sz="4" w:space="0" w:color="CCCCCC"/>
+              <w:left w:val="single" w:sz="4" w:space="0" w:color="CCCCCC"/>
+              <w:right w:val="single" w:sz="4" w:space="0" w:color="CCCCCC"/>
+            </w:tcBorders>
+          </w:tcPr>
+          <w:p>
+            <w:pPr>
+              <w:spacing w:before="60" w:after="60" w:line="252" w:lineRule="auto"/>
+              <w:jc w:val="left"/>
+            </w:pPr>
+            <w:r/>
+            <w:r>
+              <w:t>544.75</w:t>
             </w:r>
           </w:p>
         </w:tc>
         <w:tc>
           <w:tcPr>
             <w:tcW w:type="dxa" w:w="1152"/>
-            <w:shd w:fill="FFFFFF"/>
-            <w:tcMar>
-              <w:top w:w="100" w:type="dxa"/>
-              <w:bottom w:w="100" w:type="dxa"/>
-              <w:left w:w="120" w:type="dxa"/>
-              <w:right w:w="120" w:type="dxa"/>
-            </w:tcMar>
-            <w:tcBorders>
-              <w:top w:val="single" w:sz="4" w:space="0" w:color="CCCCCC"/>
-              <w:bottom w:val="single" w:sz="4" w:space="0" w:color="CCCCCC"/>
-              <w:left w:val="single" w:sz="4" w:space="0" w:color="CCCCCC"/>
-              <w:right w:val="single" w:sz="4" w:space="0" w:color="CCCCCC"/>
-            </w:tcBorders>
-          </w:tcPr>
-          <w:p>
-            <w:pPr>
-              <w:spacing w:before="60" w:after="60" w:line="252" w:lineRule="auto"/>
-              <w:jc w:val="left"/>
-            </w:pPr>
-            <w:r/>
-            <w:r>
-              <w:t>538.25</w:t>
+            <w:shd w:fill="F8FAFC"/>
+            <w:tcMar>
+              <w:top w:w="100" w:type="dxa"/>
+              <w:bottom w:w="100" w:type="dxa"/>
+              <w:left w:w="120" w:type="dxa"/>
+              <w:right w:w="120" w:type="dxa"/>
+            </w:tcMar>
+            <w:tcBorders>
+              <w:top w:val="single" w:sz="4" w:space="0" w:color="CCCCCC"/>
+              <w:bottom w:val="single" w:sz="4" w:space="0" w:color="CCCCCC"/>
+              <w:left w:val="single" w:sz="4" w:space="0" w:color="CCCCCC"/>
+              <w:right w:val="single" w:sz="4" w:space="0" w:color="CCCCCC"/>
+            </w:tcBorders>
+          </w:tcPr>
+          <w:p>
+            <w:pPr>
+              <w:spacing w:before="60" w:after="60" w:line="252" w:lineRule="auto"/>
+              <w:jc w:val="left"/>
+            </w:pPr>
+            <w:r/>
+            <w:r>
+              <w:t>535.50</w:t>
             </w:r>
           </w:p>
         </w:tc>
         <w:tc>
           <w:tcPr>
             <w:tcW w:type="dxa" w:w="1728"/>
-            <w:shd w:fill="FFFFFF"/>
+            <w:shd w:fill="F8FAFC"/>
             <w:tcMar>
               <w:top w:w="100" w:type="dxa"/>
               <w:bottom w:w="100" w:type="dxa"/>
@@ -16838,7 +17543,2122 @@
               <w:rPr>
                 <w:b/>
               </w:rPr>
-              <w:t>540.75</w:t>
+              <w:t>541.25</w:t>
+            </w:r>
+          </w:p>
+        </w:tc>
+        <w:tc>
+          <w:tcPr>
+            <w:tcW w:type="dxa" w:w="3456"/>
+            <w:shd w:fill="F8FAFC"/>
+            <w:tcMar>
+              <w:top w:w="100" w:type="dxa"/>
+              <w:bottom w:w="100" w:type="dxa"/>
+              <w:left w:w="120" w:type="dxa"/>
+              <w:right w:w="120" w:type="dxa"/>
+            </w:tcMar>
+            <w:tcBorders>
+              <w:top w:val="single" w:sz="4" w:space="0" w:color="CCCCCC"/>
+              <w:bottom w:val="single" w:sz="4" w:space="0" w:color="CCCCCC"/>
+              <w:left w:val="single" w:sz="4" w:space="0" w:color="CCCCCC"/>
+              <w:right w:val="single" w:sz="4" w:space="0" w:color="CCCCCC"/>
+            </w:tcBorders>
+          </w:tcPr>
+          <w:p>
+            <w:pPr>
+              <w:spacing w:before="60" w:after="60" w:line="252" w:lineRule="auto"/>
+              <w:jc w:val="left"/>
+            </w:pPr>
+            <w:r/>
+            <w:r>
+              <w:rPr>
+                <w:b/>
+              </w:rPr>
+              <w:t>+0.50</w:t>
+            </w:r>
+          </w:p>
+        </w:tc>
+        <w:tc>
+          <w:tcPr>
+            <w:tcW w:type="dxa" w:w="1440"/>
+            <w:shd w:fill="F8FAFC"/>
+            <w:tcMar>
+              <w:top w:w="100" w:type="dxa"/>
+              <w:bottom w:w="100" w:type="dxa"/>
+              <w:left w:w="120" w:type="dxa"/>
+              <w:right w:w="120" w:type="dxa"/>
+            </w:tcMar>
+            <w:tcBorders>
+              <w:top w:val="single" w:sz="4" w:space="0" w:color="CCCCCC"/>
+              <w:bottom w:val="single" w:sz="4" w:space="0" w:color="CCCCCC"/>
+              <w:left w:val="single" w:sz="4" w:space="0" w:color="CCCCCC"/>
+              <w:right w:val="single" w:sz="4" w:space="0" w:color="CCCCCC"/>
+            </w:tcBorders>
+          </w:tcPr>
+          <w:p>
+            <w:pPr>
+              <w:spacing w:before="60" w:after="60" w:line="252" w:lineRule="auto"/>
+              <w:jc w:val="left"/>
+            </w:pPr>
+            <w:r/>
+            <w:r>
+              <w:t>BULL</w:t>
+            </w:r>
+          </w:p>
+        </w:tc>
+      </w:tr>
+      <w:tr>
+        <w:tc>
+          <w:tcPr>
+            <w:tcW w:type="dxa" w:w="1584"/>
+            <w:shd w:fill="FFFFFF"/>
+            <w:tcMar>
+              <w:top w:w="100" w:type="dxa"/>
+              <w:bottom w:w="100" w:type="dxa"/>
+              <w:left w:w="120" w:type="dxa"/>
+              <w:right w:w="120" w:type="dxa"/>
+            </w:tcMar>
+            <w:tcBorders>
+              <w:top w:val="single" w:sz="4" w:space="0" w:color="CCCCCC"/>
+              <w:bottom w:val="single" w:sz="4" w:space="0" w:color="CCCCCC"/>
+              <w:left w:val="single" w:sz="4" w:space="0" w:color="CCCCCC"/>
+              <w:right w:val="single" w:sz="4" w:space="0" w:color="CCCCCC"/>
+            </w:tcBorders>
+          </w:tcPr>
+          <w:p>
+            <w:pPr>
+              <w:spacing w:before="60" w:after="60" w:line="252" w:lineRule="auto"/>
+              <w:jc w:val="left"/>
+            </w:pPr>
+            <w:r/>
+            <w:r>
+              <w:rPr>
+                <w:b/>
+              </w:rPr>
+              <w:t>Wed 16/09</w:t>
+            </w:r>
+          </w:p>
+        </w:tc>
+        <w:tc>
+          <w:tcPr>
+            <w:tcW w:type="dxa" w:w="864"/>
+            <w:shd w:fill="FFFFFF"/>
+            <w:tcMar>
+              <w:top w:w="100" w:type="dxa"/>
+              <w:bottom w:w="100" w:type="dxa"/>
+              <w:left w:w="120" w:type="dxa"/>
+              <w:right w:w="120" w:type="dxa"/>
+            </w:tcMar>
+            <w:tcBorders>
+              <w:top w:val="single" w:sz="4" w:space="0" w:color="CCCCCC"/>
+              <w:bottom w:val="single" w:sz="4" w:space="0" w:color="CCCCCC"/>
+              <w:left w:val="single" w:sz="4" w:space="0" w:color="CCCCCC"/>
+              <w:right w:val="single" w:sz="4" w:space="0" w:color="CCCCCC"/>
+            </w:tcBorders>
+          </w:tcPr>
+          <w:p>
+            <w:pPr>
+              <w:spacing w:before="60" w:after="60" w:line="252" w:lineRule="auto"/>
+              <w:jc w:val="left"/>
+            </w:pPr>
+            <w:r/>
+            <w:r>
+              <w:t>Pre-NY 19-21</w:t>
+            </w:r>
+          </w:p>
+        </w:tc>
+        <w:tc>
+          <w:tcPr>
+            <w:tcW w:type="dxa" w:w="1440"/>
+            <w:shd w:fill="FFFFFF"/>
+            <w:tcMar>
+              <w:top w:w="100" w:type="dxa"/>
+              <w:bottom w:w="100" w:type="dxa"/>
+              <w:left w:w="120" w:type="dxa"/>
+              <w:right w:w="120" w:type="dxa"/>
+            </w:tcMar>
+            <w:tcBorders>
+              <w:top w:val="single" w:sz="4" w:space="0" w:color="CCCCCC"/>
+              <w:bottom w:val="single" w:sz="4" w:space="0" w:color="CCCCCC"/>
+              <w:left w:val="single" w:sz="4" w:space="0" w:color="CCCCCC"/>
+              <w:right w:val="single" w:sz="4" w:space="0" w:color="CCCCCC"/>
+            </w:tcBorders>
+          </w:tcPr>
+          <w:p>
+            <w:pPr>
+              <w:spacing w:before="60" w:after="60" w:line="252" w:lineRule="auto"/>
+              <w:jc w:val="left"/>
+            </w:pPr>
+            <w:r/>
+            <w:r>
+              <w:t>541.25</w:t>
+            </w:r>
+          </w:p>
+        </w:tc>
+        <w:tc>
+          <w:tcPr>
+            <w:tcW w:type="dxa" w:w="2016"/>
+            <w:shd w:fill="FFFFFF"/>
+            <w:tcMar>
+              <w:top w:w="100" w:type="dxa"/>
+              <w:bottom w:w="100" w:type="dxa"/>
+              <w:left w:w="120" w:type="dxa"/>
+              <w:right w:w="120" w:type="dxa"/>
+            </w:tcMar>
+            <w:tcBorders>
+              <w:top w:val="single" w:sz="4" w:space="0" w:color="CCCCCC"/>
+              <w:bottom w:val="single" w:sz="4" w:space="0" w:color="CCCCCC"/>
+              <w:left w:val="single" w:sz="4" w:space="0" w:color="CCCCCC"/>
+              <w:right w:val="single" w:sz="4" w:space="0" w:color="CCCCCC"/>
+            </w:tcBorders>
+          </w:tcPr>
+          <w:p>
+            <w:pPr>
+              <w:spacing w:before="60" w:after="60" w:line="252" w:lineRule="auto"/>
+              <w:jc w:val="left"/>
+            </w:pPr>
+            <w:r/>
+            <w:r>
+              <w:t>546.00</w:t>
+            </w:r>
+          </w:p>
+        </w:tc>
+        <w:tc>
+          <w:tcPr>
+            <w:tcW w:type="dxa" w:w="1152"/>
+            <w:shd w:fill="FFFFFF"/>
+            <w:tcMar>
+              <w:top w:w="100" w:type="dxa"/>
+              <w:bottom w:w="100" w:type="dxa"/>
+              <w:left w:w="120" w:type="dxa"/>
+              <w:right w:w="120" w:type="dxa"/>
+            </w:tcMar>
+            <w:tcBorders>
+              <w:top w:val="single" w:sz="4" w:space="0" w:color="CCCCCC"/>
+              <w:bottom w:val="single" w:sz="4" w:space="0" w:color="CCCCCC"/>
+              <w:left w:val="single" w:sz="4" w:space="0" w:color="CCCCCC"/>
+              <w:right w:val="single" w:sz="4" w:space="0" w:color="CCCCCC"/>
+            </w:tcBorders>
+          </w:tcPr>
+          <w:p>
+            <w:pPr>
+              <w:spacing w:before="60" w:after="60" w:line="252" w:lineRule="auto"/>
+              <w:jc w:val="left"/>
+            </w:pPr>
+            <w:r/>
+            <w:r>
+              <w:t>534.25</w:t>
+            </w:r>
+          </w:p>
+        </w:tc>
+        <w:tc>
+          <w:tcPr>
+            <w:tcW w:type="dxa" w:w="1728"/>
+            <w:shd w:fill="FFFFFF"/>
+            <w:tcMar>
+              <w:top w:w="100" w:type="dxa"/>
+              <w:bottom w:w="100" w:type="dxa"/>
+              <w:left w:w="120" w:type="dxa"/>
+              <w:right w:w="120" w:type="dxa"/>
+            </w:tcMar>
+            <w:tcBorders>
+              <w:top w:val="single" w:sz="4" w:space="0" w:color="CCCCCC"/>
+              <w:bottom w:val="single" w:sz="4" w:space="0" w:color="CCCCCC"/>
+              <w:left w:val="single" w:sz="4" w:space="0" w:color="CCCCCC"/>
+              <w:right w:val="single" w:sz="4" w:space="0" w:color="CCCCCC"/>
+            </w:tcBorders>
+          </w:tcPr>
+          <w:p>
+            <w:pPr>
+              <w:spacing w:before="60" w:after="60" w:line="252" w:lineRule="auto"/>
+              <w:jc w:val="left"/>
+            </w:pPr>
+            <w:r/>
+            <w:r>
+              <w:rPr>
+                <w:b/>
+              </w:rPr>
+              <w:t>543.25</w:t>
+            </w:r>
+          </w:p>
+        </w:tc>
+        <w:tc>
+          <w:tcPr>
+            <w:tcW w:type="dxa" w:w="3456"/>
+            <w:shd w:fill="FFFFFF"/>
+            <w:tcMar>
+              <w:top w:w="100" w:type="dxa"/>
+              <w:bottom w:w="100" w:type="dxa"/>
+              <w:left w:w="120" w:type="dxa"/>
+              <w:right w:w="120" w:type="dxa"/>
+            </w:tcMar>
+            <w:tcBorders>
+              <w:top w:val="single" w:sz="4" w:space="0" w:color="CCCCCC"/>
+              <w:bottom w:val="single" w:sz="4" w:space="0" w:color="CCCCCC"/>
+              <w:left w:val="single" w:sz="4" w:space="0" w:color="CCCCCC"/>
+              <w:right w:val="single" w:sz="4" w:space="0" w:color="CCCCCC"/>
+            </w:tcBorders>
+          </w:tcPr>
+          <w:p>
+            <w:pPr>
+              <w:spacing w:before="60" w:after="60" w:line="252" w:lineRule="auto"/>
+              <w:jc w:val="left"/>
+            </w:pPr>
+            <w:r/>
+            <w:r>
+              <w:rPr>
+                <w:b/>
+              </w:rPr>
+              <w:t>+2.00</w:t>
+            </w:r>
+          </w:p>
+        </w:tc>
+        <w:tc>
+          <w:tcPr>
+            <w:tcW w:type="dxa" w:w="1440"/>
+            <w:shd w:fill="FFFFFF"/>
+            <w:tcMar>
+              <w:top w:w="100" w:type="dxa"/>
+              <w:bottom w:w="100" w:type="dxa"/>
+              <w:left w:w="120" w:type="dxa"/>
+              <w:right w:w="120" w:type="dxa"/>
+            </w:tcMar>
+            <w:tcBorders>
+              <w:top w:val="single" w:sz="4" w:space="0" w:color="CCCCCC"/>
+              <w:bottom w:val="single" w:sz="4" w:space="0" w:color="CCCCCC"/>
+              <w:left w:val="single" w:sz="4" w:space="0" w:color="CCCCCC"/>
+              <w:right w:val="single" w:sz="4" w:space="0" w:color="CCCCCC"/>
+            </w:tcBorders>
+          </w:tcPr>
+          <w:p>
+            <w:pPr>
+              <w:spacing w:before="60" w:after="60" w:line="252" w:lineRule="auto"/>
+              <w:jc w:val="left"/>
+            </w:pPr>
+            <w:r/>
+            <w:r>
+              <w:t>BULL</w:t>
+            </w:r>
+          </w:p>
+        </w:tc>
+      </w:tr>
+      <w:tr>
+        <w:tc>
+          <w:tcPr>
+            <w:tcW w:type="dxa" w:w="1584"/>
+            <w:shd w:fill="F8FAFC"/>
+            <w:tcMar>
+              <w:top w:w="100" w:type="dxa"/>
+              <w:bottom w:w="100" w:type="dxa"/>
+              <w:left w:w="120" w:type="dxa"/>
+              <w:right w:w="120" w:type="dxa"/>
+            </w:tcMar>
+            <w:tcBorders>
+              <w:top w:val="single" w:sz="4" w:space="0" w:color="CCCCCC"/>
+              <w:bottom w:val="single" w:sz="4" w:space="0" w:color="CCCCCC"/>
+              <w:left w:val="single" w:sz="4" w:space="0" w:color="CCCCCC"/>
+              <w:right w:val="single" w:sz="4" w:space="0" w:color="CCCCCC"/>
+            </w:tcBorders>
+          </w:tcPr>
+          <w:p>
+            <w:pPr>
+              <w:spacing w:before="60" w:after="60" w:line="252" w:lineRule="auto"/>
+              <w:jc w:val="left"/>
+            </w:pPr>
+            <w:r/>
+            <w:r>
+              <w:rPr>
+                <w:b/>
+              </w:rPr>
+              <w:t>Wed 16/09</w:t>
+            </w:r>
+          </w:p>
+        </w:tc>
+        <w:tc>
+          <w:tcPr>
+            <w:tcW w:type="dxa" w:w="864"/>
+            <w:shd w:fill="F8FAFC"/>
+            <w:tcMar>
+              <w:top w:w="100" w:type="dxa"/>
+              <w:bottom w:w="100" w:type="dxa"/>
+              <w:left w:w="120" w:type="dxa"/>
+              <w:right w:w="120" w:type="dxa"/>
+            </w:tcMar>
+            <w:tcBorders>
+              <w:top w:val="single" w:sz="4" w:space="0" w:color="CCCCCC"/>
+              <w:bottom w:val="single" w:sz="4" w:space="0" w:color="CCCCCC"/>
+              <w:left w:val="single" w:sz="4" w:space="0" w:color="CCCCCC"/>
+              <w:right w:val="single" w:sz="4" w:space="0" w:color="CCCCCC"/>
+            </w:tcBorders>
+          </w:tcPr>
+          <w:p>
+            <w:pPr>
+              <w:spacing w:before="60" w:after="60" w:line="252" w:lineRule="auto"/>
+              <w:jc w:val="left"/>
+            </w:pPr>
+            <w:r/>
+            <w:r>
+              <w:t>NY Open 21-23</w:t>
+            </w:r>
+          </w:p>
+        </w:tc>
+        <w:tc>
+          <w:tcPr>
+            <w:tcW w:type="dxa" w:w="1440"/>
+            <w:shd w:fill="F8FAFC"/>
+            <w:tcMar>
+              <w:top w:w="100" w:type="dxa"/>
+              <w:bottom w:w="100" w:type="dxa"/>
+              <w:left w:w="120" w:type="dxa"/>
+              <w:right w:w="120" w:type="dxa"/>
+            </w:tcMar>
+            <w:tcBorders>
+              <w:top w:val="single" w:sz="4" w:space="0" w:color="CCCCCC"/>
+              <w:bottom w:val="single" w:sz="4" w:space="0" w:color="CCCCCC"/>
+              <w:left w:val="single" w:sz="4" w:space="0" w:color="CCCCCC"/>
+              <w:right w:val="single" w:sz="4" w:space="0" w:color="CCCCCC"/>
+            </w:tcBorders>
+          </w:tcPr>
+          <w:p>
+            <w:pPr>
+              <w:spacing w:before="60" w:after="60" w:line="252" w:lineRule="auto"/>
+              <w:jc w:val="left"/>
+            </w:pPr>
+            <w:r/>
+            <w:r>
+              <w:t>543.25</w:t>
+            </w:r>
+          </w:p>
+        </w:tc>
+        <w:tc>
+          <w:tcPr>
+            <w:tcW w:type="dxa" w:w="2016"/>
+            <w:shd w:fill="F8FAFC"/>
+            <w:tcMar>
+              <w:top w:w="100" w:type="dxa"/>
+              <w:bottom w:w="100" w:type="dxa"/>
+              <w:left w:w="120" w:type="dxa"/>
+              <w:right w:w="120" w:type="dxa"/>
+            </w:tcMar>
+            <w:tcBorders>
+              <w:top w:val="single" w:sz="4" w:space="0" w:color="CCCCCC"/>
+              <w:bottom w:val="single" w:sz="4" w:space="0" w:color="CCCCCC"/>
+              <w:left w:val="single" w:sz="4" w:space="0" w:color="CCCCCC"/>
+              <w:right w:val="single" w:sz="4" w:space="0" w:color="CCCCCC"/>
+            </w:tcBorders>
+          </w:tcPr>
+          <w:p>
+            <w:pPr>
+              <w:spacing w:before="60" w:after="60" w:line="252" w:lineRule="auto"/>
+              <w:jc w:val="left"/>
+            </w:pPr>
+            <w:r/>
+            <w:r>
+              <w:t>551.25</w:t>
+            </w:r>
+          </w:p>
+        </w:tc>
+        <w:tc>
+          <w:tcPr>
+            <w:tcW w:type="dxa" w:w="1152"/>
+            <w:shd w:fill="F8FAFC"/>
+            <w:tcMar>
+              <w:top w:w="100" w:type="dxa"/>
+              <w:bottom w:w="100" w:type="dxa"/>
+              <w:left w:w="120" w:type="dxa"/>
+              <w:right w:w="120" w:type="dxa"/>
+            </w:tcMar>
+            <w:tcBorders>
+              <w:top w:val="single" w:sz="4" w:space="0" w:color="CCCCCC"/>
+              <w:bottom w:val="single" w:sz="4" w:space="0" w:color="CCCCCC"/>
+              <w:left w:val="single" w:sz="4" w:space="0" w:color="CCCCCC"/>
+              <w:right w:val="single" w:sz="4" w:space="0" w:color="CCCCCC"/>
+            </w:tcBorders>
+          </w:tcPr>
+          <w:p>
+            <w:pPr>
+              <w:spacing w:before="60" w:after="60" w:line="252" w:lineRule="auto"/>
+              <w:jc w:val="left"/>
+            </w:pPr>
+            <w:r/>
+            <w:r>
+              <w:t>536.25</w:t>
+            </w:r>
+          </w:p>
+        </w:tc>
+        <w:tc>
+          <w:tcPr>
+            <w:tcW w:type="dxa" w:w="1728"/>
+            <w:shd w:fill="F8FAFC"/>
+            <w:tcMar>
+              <w:top w:w="100" w:type="dxa"/>
+              <w:bottom w:w="100" w:type="dxa"/>
+              <w:left w:w="120" w:type="dxa"/>
+              <w:right w:w="120" w:type="dxa"/>
+            </w:tcMar>
+            <w:tcBorders>
+              <w:top w:val="single" w:sz="4" w:space="0" w:color="CCCCCC"/>
+              <w:bottom w:val="single" w:sz="4" w:space="0" w:color="CCCCCC"/>
+              <w:left w:val="single" w:sz="4" w:space="0" w:color="CCCCCC"/>
+              <w:right w:val="single" w:sz="4" w:space="0" w:color="CCCCCC"/>
+            </w:tcBorders>
+          </w:tcPr>
+          <w:p>
+            <w:pPr>
+              <w:spacing w:before="60" w:after="60" w:line="252" w:lineRule="auto"/>
+              <w:jc w:val="left"/>
+            </w:pPr>
+            <w:r/>
+            <w:r>
+              <w:rPr>
+                <w:b/>
+              </w:rPr>
+              <w:t>544.75</w:t>
+            </w:r>
+          </w:p>
+        </w:tc>
+        <w:tc>
+          <w:tcPr>
+            <w:tcW w:type="dxa" w:w="3456"/>
+            <w:shd w:fill="F8FAFC"/>
+            <w:tcMar>
+              <w:top w:w="100" w:type="dxa"/>
+              <w:bottom w:w="100" w:type="dxa"/>
+              <w:left w:w="120" w:type="dxa"/>
+              <w:right w:w="120" w:type="dxa"/>
+            </w:tcMar>
+            <w:tcBorders>
+              <w:top w:val="single" w:sz="4" w:space="0" w:color="CCCCCC"/>
+              <w:bottom w:val="single" w:sz="4" w:space="0" w:color="CCCCCC"/>
+              <w:left w:val="single" w:sz="4" w:space="0" w:color="CCCCCC"/>
+              <w:right w:val="single" w:sz="4" w:space="0" w:color="CCCCCC"/>
+            </w:tcBorders>
+          </w:tcPr>
+          <w:p>
+            <w:pPr>
+              <w:spacing w:before="60" w:after="60" w:line="252" w:lineRule="auto"/>
+              <w:jc w:val="left"/>
+            </w:pPr>
+            <w:r/>
+            <w:r>
+              <w:rPr>
+                <w:b/>
+              </w:rPr>
+              <w:t>+1.50</w:t>
+            </w:r>
+          </w:p>
+        </w:tc>
+        <w:tc>
+          <w:tcPr>
+            <w:tcW w:type="dxa" w:w="1440"/>
+            <w:shd w:fill="F8FAFC"/>
+            <w:tcMar>
+              <w:top w:w="100" w:type="dxa"/>
+              <w:bottom w:w="100" w:type="dxa"/>
+              <w:left w:w="120" w:type="dxa"/>
+              <w:right w:w="120" w:type="dxa"/>
+            </w:tcMar>
+            <w:tcBorders>
+              <w:top w:val="single" w:sz="4" w:space="0" w:color="CCCCCC"/>
+              <w:bottom w:val="single" w:sz="4" w:space="0" w:color="CCCCCC"/>
+              <w:left w:val="single" w:sz="4" w:space="0" w:color="CCCCCC"/>
+              <w:right w:val="single" w:sz="4" w:space="0" w:color="CCCCCC"/>
+            </w:tcBorders>
+          </w:tcPr>
+          <w:p>
+            <w:pPr>
+              <w:spacing w:before="60" w:after="60" w:line="252" w:lineRule="auto"/>
+              <w:jc w:val="left"/>
+            </w:pPr>
+            <w:r/>
+            <w:r>
+              <w:t>BULL</w:t>
+            </w:r>
+          </w:p>
+        </w:tc>
+      </w:tr>
+      <w:tr>
+        <w:tc>
+          <w:tcPr>
+            <w:tcW w:type="dxa" w:w="1584"/>
+            <w:shd w:fill="FFFFFF"/>
+            <w:tcMar>
+              <w:top w:w="100" w:type="dxa"/>
+              <w:bottom w:w="100" w:type="dxa"/>
+              <w:left w:w="120" w:type="dxa"/>
+              <w:right w:w="120" w:type="dxa"/>
+            </w:tcMar>
+            <w:tcBorders>
+              <w:top w:val="single" w:sz="4" w:space="0" w:color="CCCCCC"/>
+              <w:bottom w:val="single" w:sz="4" w:space="0" w:color="CCCCCC"/>
+              <w:left w:val="single" w:sz="4" w:space="0" w:color="CCCCCC"/>
+              <w:right w:val="single" w:sz="4" w:space="0" w:color="CCCCCC"/>
+            </w:tcBorders>
+          </w:tcPr>
+          <w:p>
+            <w:pPr>
+              <w:spacing w:before="60" w:after="60" w:line="252" w:lineRule="auto"/>
+              <w:jc w:val="left"/>
+            </w:pPr>
+            <w:r/>
+            <w:r>
+              <w:rPr>
+                <w:b/>
+              </w:rPr>
+              <w:t>Wed 16/09</w:t>
+            </w:r>
+          </w:p>
+        </w:tc>
+        <w:tc>
+          <w:tcPr>
+            <w:tcW w:type="dxa" w:w="864"/>
+            <w:shd w:fill="FFFFFF"/>
+            <w:tcMar>
+              <w:top w:w="100" w:type="dxa"/>
+              <w:bottom w:w="100" w:type="dxa"/>
+              <w:left w:w="120" w:type="dxa"/>
+              <w:right w:w="120" w:type="dxa"/>
+            </w:tcMar>
+            <w:tcBorders>
+              <w:top w:val="single" w:sz="4" w:space="0" w:color="CCCCCC"/>
+              <w:bottom w:val="single" w:sz="4" w:space="0" w:color="CCCCCC"/>
+              <w:left w:val="single" w:sz="4" w:space="0" w:color="CCCCCC"/>
+              <w:right w:val="single" w:sz="4" w:space="0" w:color="CCCCCC"/>
+            </w:tcBorders>
+          </w:tcPr>
+          <w:p>
+            <w:pPr>
+              <w:spacing w:before="60" w:after="60" w:line="252" w:lineRule="auto"/>
+              <w:jc w:val="left"/>
+            </w:pPr>
+            <w:r/>
+            <w:r>
+              <w:t>NY Close 23-01</w:t>
+            </w:r>
+          </w:p>
+        </w:tc>
+        <w:tc>
+          <w:tcPr>
+            <w:tcW w:type="dxa" w:w="1440"/>
+            <w:shd w:fill="FFFFFF"/>
+            <w:tcMar>
+              <w:top w:w="100" w:type="dxa"/>
+              <w:bottom w:w="100" w:type="dxa"/>
+              <w:left w:w="120" w:type="dxa"/>
+              <w:right w:w="120" w:type="dxa"/>
+            </w:tcMar>
+            <w:tcBorders>
+              <w:top w:val="single" w:sz="4" w:space="0" w:color="CCCCCC"/>
+              <w:bottom w:val="single" w:sz="4" w:space="0" w:color="CCCCCC"/>
+              <w:left w:val="single" w:sz="4" w:space="0" w:color="CCCCCC"/>
+              <w:right w:val="single" w:sz="4" w:space="0" w:color="CCCCCC"/>
+            </w:tcBorders>
+          </w:tcPr>
+          <w:p>
+            <w:pPr>
+              <w:spacing w:before="60" w:after="60" w:line="252" w:lineRule="auto"/>
+              <w:jc w:val="left"/>
+            </w:pPr>
+            <w:r/>
+            <w:r>
+              <w:t>544.75</w:t>
+            </w:r>
+          </w:p>
+        </w:tc>
+        <w:tc>
+          <w:tcPr>
+            <w:tcW w:type="dxa" w:w="2016"/>
+            <w:shd w:fill="FFFFFF"/>
+            <w:tcMar>
+              <w:top w:w="100" w:type="dxa"/>
+              <w:bottom w:w="100" w:type="dxa"/>
+              <w:left w:w="120" w:type="dxa"/>
+              <w:right w:w="120" w:type="dxa"/>
+            </w:tcMar>
+            <w:tcBorders>
+              <w:top w:val="single" w:sz="4" w:space="0" w:color="CCCCCC"/>
+              <w:bottom w:val="single" w:sz="4" w:space="0" w:color="CCCCCC"/>
+              <w:left w:val="single" w:sz="4" w:space="0" w:color="CCCCCC"/>
+              <w:right w:val="single" w:sz="4" w:space="0" w:color="CCCCCC"/>
+            </w:tcBorders>
+          </w:tcPr>
+          <w:p>
+            <w:pPr>
+              <w:spacing w:before="60" w:after="60" w:line="252" w:lineRule="auto"/>
+              <w:jc w:val="left"/>
+            </w:pPr>
+            <w:r/>
+            <w:r>
+              <w:t>549.25</w:t>
+            </w:r>
+          </w:p>
+        </w:tc>
+        <w:tc>
+          <w:tcPr>
+            <w:tcW w:type="dxa" w:w="1152"/>
+            <w:shd w:fill="FFFFFF"/>
+            <w:tcMar>
+              <w:top w:w="100" w:type="dxa"/>
+              <w:bottom w:w="100" w:type="dxa"/>
+              <w:left w:w="120" w:type="dxa"/>
+              <w:right w:w="120" w:type="dxa"/>
+            </w:tcMar>
+            <w:tcBorders>
+              <w:top w:val="single" w:sz="4" w:space="0" w:color="CCCCCC"/>
+              <w:bottom w:val="single" w:sz="4" w:space="0" w:color="CCCCCC"/>
+              <w:left w:val="single" w:sz="4" w:space="0" w:color="CCCCCC"/>
+              <w:right w:val="single" w:sz="4" w:space="0" w:color="CCCCCC"/>
+            </w:tcBorders>
+          </w:tcPr>
+          <w:p>
+            <w:pPr>
+              <w:spacing w:before="60" w:after="60" w:line="252" w:lineRule="auto"/>
+              <w:jc w:val="left"/>
+            </w:pPr>
+            <w:r/>
+            <w:r>
+              <w:t>540.50</w:t>
+            </w:r>
+          </w:p>
+        </w:tc>
+        <w:tc>
+          <w:tcPr>
+            <w:tcW w:type="dxa" w:w="1728"/>
+            <w:shd w:fill="FFFFFF"/>
+            <w:tcMar>
+              <w:top w:w="100" w:type="dxa"/>
+              <w:bottom w:w="100" w:type="dxa"/>
+              <w:left w:w="120" w:type="dxa"/>
+              <w:right w:w="120" w:type="dxa"/>
+            </w:tcMar>
+            <w:tcBorders>
+              <w:top w:val="single" w:sz="4" w:space="0" w:color="CCCCCC"/>
+              <w:bottom w:val="single" w:sz="4" w:space="0" w:color="CCCCCC"/>
+              <w:left w:val="single" w:sz="4" w:space="0" w:color="CCCCCC"/>
+              <w:right w:val="single" w:sz="4" w:space="0" w:color="CCCCCC"/>
+            </w:tcBorders>
+          </w:tcPr>
+          <w:p>
+            <w:pPr>
+              <w:spacing w:before="60" w:after="60" w:line="252" w:lineRule="auto"/>
+              <w:jc w:val="left"/>
+            </w:pPr>
+            <w:r/>
+            <w:r>
+              <w:rPr>
+                <w:b/>
+              </w:rPr>
+              <w:t>544.25</w:t>
+            </w:r>
+          </w:p>
+        </w:tc>
+        <w:tc>
+          <w:tcPr>
+            <w:tcW w:type="dxa" w:w="3456"/>
+            <w:shd w:fill="FFFFFF"/>
+            <w:tcMar>
+              <w:top w:w="100" w:type="dxa"/>
+              <w:bottom w:w="100" w:type="dxa"/>
+              <w:left w:w="120" w:type="dxa"/>
+              <w:right w:w="120" w:type="dxa"/>
+            </w:tcMar>
+            <w:tcBorders>
+              <w:top w:val="single" w:sz="4" w:space="0" w:color="CCCCCC"/>
+              <w:bottom w:val="single" w:sz="4" w:space="0" w:color="CCCCCC"/>
+              <w:left w:val="single" w:sz="4" w:space="0" w:color="CCCCCC"/>
+              <w:right w:val="single" w:sz="4" w:space="0" w:color="CCCCCC"/>
+            </w:tcBorders>
+          </w:tcPr>
+          <w:p>
+            <w:pPr>
+              <w:spacing w:before="60" w:after="60" w:line="252" w:lineRule="auto"/>
+              <w:jc w:val="left"/>
+            </w:pPr>
+            <w:r/>
+            <w:r>
+              <w:rPr>
+                <w:b/>
+              </w:rPr>
+              <w:t>-0.50</w:t>
+            </w:r>
+          </w:p>
+        </w:tc>
+        <w:tc>
+          <w:tcPr>
+            <w:tcW w:type="dxa" w:w="1440"/>
+            <w:shd w:fill="FFFFFF"/>
+            <w:tcMar>
+              <w:top w:w="100" w:type="dxa"/>
+              <w:bottom w:w="100" w:type="dxa"/>
+              <w:left w:w="120" w:type="dxa"/>
+              <w:right w:w="120" w:type="dxa"/>
+            </w:tcMar>
+            <w:tcBorders>
+              <w:top w:val="single" w:sz="4" w:space="0" w:color="CCCCCC"/>
+              <w:bottom w:val="single" w:sz="4" w:space="0" w:color="CCCCCC"/>
+              <w:left w:val="single" w:sz="4" w:space="0" w:color="CCCCCC"/>
+              <w:right w:val="single" w:sz="4" w:space="0" w:color="CCCCCC"/>
+            </w:tcBorders>
+          </w:tcPr>
+          <w:p>
+            <w:pPr>
+              <w:spacing w:before="60" w:after="60" w:line="252" w:lineRule="auto"/>
+              <w:jc w:val="left"/>
+            </w:pPr>
+            <w:r/>
+            <w:r>
+              <w:t>BEAR</w:t>
+            </w:r>
+          </w:p>
+        </w:tc>
+      </w:tr>
+      <w:tr>
+        <w:tc>
+          <w:tcPr>
+            <w:tcW w:type="dxa" w:w="1584"/>
+            <w:shd w:fill="F8FAFC"/>
+            <w:tcMar>
+              <w:top w:w="100" w:type="dxa"/>
+              <w:bottom w:w="100" w:type="dxa"/>
+              <w:left w:w="120" w:type="dxa"/>
+              <w:right w:w="120" w:type="dxa"/>
+            </w:tcMar>
+            <w:tcBorders>
+              <w:top w:val="single" w:sz="4" w:space="0" w:color="CCCCCC"/>
+              <w:bottom w:val="single" w:sz="4" w:space="0" w:color="CCCCCC"/>
+              <w:left w:val="single" w:sz="4" w:space="0" w:color="CCCCCC"/>
+              <w:right w:val="single" w:sz="4" w:space="0" w:color="CCCCCC"/>
+            </w:tcBorders>
+          </w:tcPr>
+          <w:p>
+            <w:pPr>
+              <w:spacing w:before="60" w:after="60" w:line="252" w:lineRule="auto"/>
+              <w:jc w:val="left"/>
+            </w:pPr>
+            <w:r/>
+            <w:r>
+              <w:rPr>
+                <w:b/>
+              </w:rPr>
+              <w:t>Thu 17/09</w:t>
+            </w:r>
+          </w:p>
+        </w:tc>
+        <w:tc>
+          <w:tcPr>
+            <w:tcW w:type="dxa" w:w="864"/>
+            <w:shd w:fill="F8FAFC"/>
+            <w:tcMar>
+              <w:top w:w="100" w:type="dxa"/>
+              <w:bottom w:w="100" w:type="dxa"/>
+              <w:left w:w="120" w:type="dxa"/>
+              <w:right w:w="120" w:type="dxa"/>
+            </w:tcMar>
+            <w:tcBorders>
+              <w:top w:val="single" w:sz="4" w:space="0" w:color="CCCCCC"/>
+              <w:bottom w:val="single" w:sz="4" w:space="0" w:color="CCCCCC"/>
+              <w:left w:val="single" w:sz="4" w:space="0" w:color="CCCCCC"/>
+              <w:right w:val="single" w:sz="4" w:space="0" w:color="CCCCCC"/>
+            </w:tcBorders>
+          </w:tcPr>
+          <w:p>
+            <w:pPr>
+              <w:spacing w:before="60" w:after="60" w:line="252" w:lineRule="auto"/>
+              <w:jc w:val="left"/>
+            </w:pPr>
+            <w:r/>
+            <w:r>
+              <w:t>Asia 07-11</w:t>
+            </w:r>
+          </w:p>
+        </w:tc>
+        <w:tc>
+          <w:tcPr>
+            <w:tcW w:type="dxa" w:w="1440"/>
+            <w:shd w:fill="F8FAFC"/>
+            <w:tcMar>
+              <w:top w:w="100" w:type="dxa"/>
+              <w:bottom w:w="100" w:type="dxa"/>
+              <w:left w:w="120" w:type="dxa"/>
+              <w:right w:w="120" w:type="dxa"/>
+            </w:tcMar>
+            <w:tcBorders>
+              <w:top w:val="single" w:sz="4" w:space="0" w:color="CCCCCC"/>
+              <w:bottom w:val="single" w:sz="4" w:space="0" w:color="CCCCCC"/>
+              <w:left w:val="single" w:sz="4" w:space="0" w:color="CCCCCC"/>
+              <w:right w:val="single" w:sz="4" w:space="0" w:color="CCCCCC"/>
+            </w:tcBorders>
+          </w:tcPr>
+          <w:p>
+            <w:pPr>
+              <w:spacing w:before="60" w:after="60" w:line="252" w:lineRule="auto"/>
+              <w:jc w:val="left"/>
+            </w:pPr>
+            <w:r/>
+            <w:r>
+              <w:t>544.25</w:t>
+            </w:r>
+          </w:p>
+        </w:tc>
+        <w:tc>
+          <w:tcPr>
+            <w:tcW w:type="dxa" w:w="2016"/>
+            <w:shd w:fill="F8FAFC"/>
+            <w:tcMar>
+              <w:top w:w="100" w:type="dxa"/>
+              <w:bottom w:w="100" w:type="dxa"/>
+              <w:left w:w="120" w:type="dxa"/>
+              <w:right w:w="120" w:type="dxa"/>
+            </w:tcMar>
+            <w:tcBorders>
+              <w:top w:val="single" w:sz="4" w:space="0" w:color="CCCCCC"/>
+              <w:bottom w:val="single" w:sz="4" w:space="0" w:color="CCCCCC"/>
+              <w:left w:val="single" w:sz="4" w:space="0" w:color="CCCCCC"/>
+              <w:right w:val="single" w:sz="4" w:space="0" w:color="CCCCCC"/>
+            </w:tcBorders>
+          </w:tcPr>
+          <w:p>
+            <w:pPr>
+              <w:spacing w:before="60" w:after="60" w:line="252" w:lineRule="auto"/>
+              <w:jc w:val="left"/>
+            </w:pPr>
+            <w:r/>
+            <w:r>
+              <w:t>546.50</w:t>
+            </w:r>
+          </w:p>
+        </w:tc>
+        <w:tc>
+          <w:tcPr>
+            <w:tcW w:type="dxa" w:w="1152"/>
+            <w:shd w:fill="F8FAFC"/>
+            <w:tcMar>
+              <w:top w:w="100" w:type="dxa"/>
+              <w:bottom w:w="100" w:type="dxa"/>
+              <w:left w:w="120" w:type="dxa"/>
+              <w:right w:w="120" w:type="dxa"/>
+            </w:tcMar>
+            <w:tcBorders>
+              <w:top w:val="single" w:sz="4" w:space="0" w:color="CCCCCC"/>
+              <w:bottom w:val="single" w:sz="4" w:space="0" w:color="CCCCCC"/>
+              <w:left w:val="single" w:sz="4" w:space="0" w:color="CCCCCC"/>
+              <w:right w:val="single" w:sz="4" w:space="0" w:color="CCCCCC"/>
+            </w:tcBorders>
+          </w:tcPr>
+          <w:p>
+            <w:pPr>
+              <w:spacing w:before="60" w:after="60" w:line="252" w:lineRule="auto"/>
+              <w:jc w:val="left"/>
+            </w:pPr>
+            <w:r/>
+            <w:r>
+              <w:t>541.50</w:t>
+            </w:r>
+          </w:p>
+        </w:tc>
+        <w:tc>
+          <w:tcPr>
+            <w:tcW w:type="dxa" w:w="1728"/>
+            <w:shd w:fill="F8FAFC"/>
+            <w:tcMar>
+              <w:top w:w="100" w:type="dxa"/>
+              <w:bottom w:w="100" w:type="dxa"/>
+              <w:left w:w="120" w:type="dxa"/>
+              <w:right w:w="120" w:type="dxa"/>
+            </w:tcMar>
+            <w:tcBorders>
+              <w:top w:val="single" w:sz="4" w:space="0" w:color="CCCCCC"/>
+              <w:bottom w:val="single" w:sz="4" w:space="0" w:color="CCCCCC"/>
+              <w:left w:val="single" w:sz="4" w:space="0" w:color="CCCCCC"/>
+              <w:right w:val="single" w:sz="4" w:space="0" w:color="CCCCCC"/>
+            </w:tcBorders>
+          </w:tcPr>
+          <w:p>
+            <w:pPr>
+              <w:spacing w:before="60" w:after="60" w:line="252" w:lineRule="auto"/>
+              <w:jc w:val="left"/>
+            </w:pPr>
+            <w:r/>
+            <w:r>
+              <w:rPr>
+                <w:b/>
+              </w:rPr>
+              <w:t>544.00</w:t>
+            </w:r>
+          </w:p>
+        </w:tc>
+        <w:tc>
+          <w:tcPr>
+            <w:tcW w:type="dxa" w:w="3456"/>
+            <w:shd w:fill="F8FAFC"/>
+            <w:tcMar>
+              <w:top w:w="100" w:type="dxa"/>
+              <w:bottom w:w="100" w:type="dxa"/>
+              <w:left w:w="120" w:type="dxa"/>
+              <w:right w:w="120" w:type="dxa"/>
+            </w:tcMar>
+            <w:tcBorders>
+              <w:top w:val="single" w:sz="4" w:space="0" w:color="CCCCCC"/>
+              <w:bottom w:val="single" w:sz="4" w:space="0" w:color="CCCCCC"/>
+              <w:left w:val="single" w:sz="4" w:space="0" w:color="CCCCCC"/>
+              <w:right w:val="single" w:sz="4" w:space="0" w:color="CCCCCC"/>
+            </w:tcBorders>
+          </w:tcPr>
+          <w:p>
+            <w:pPr>
+              <w:spacing w:before="60" w:after="60" w:line="252" w:lineRule="auto"/>
+              <w:jc w:val="left"/>
+            </w:pPr>
+            <w:r/>
+            <w:r>
+              <w:rPr>
+                <w:b/>
+              </w:rPr>
+              <w:t>-0.25</w:t>
+            </w:r>
+          </w:p>
+        </w:tc>
+        <w:tc>
+          <w:tcPr>
+            <w:tcW w:type="dxa" w:w="1440"/>
+            <w:shd w:fill="F8FAFC"/>
+            <w:tcMar>
+              <w:top w:w="100" w:type="dxa"/>
+              <w:bottom w:w="100" w:type="dxa"/>
+              <w:left w:w="120" w:type="dxa"/>
+              <w:right w:w="120" w:type="dxa"/>
+            </w:tcMar>
+            <w:tcBorders>
+              <w:top w:val="single" w:sz="4" w:space="0" w:color="CCCCCC"/>
+              <w:bottom w:val="single" w:sz="4" w:space="0" w:color="CCCCCC"/>
+              <w:left w:val="single" w:sz="4" w:space="0" w:color="CCCCCC"/>
+              <w:right w:val="single" w:sz="4" w:space="0" w:color="CCCCCC"/>
+            </w:tcBorders>
+          </w:tcPr>
+          <w:p>
+            <w:pPr>
+              <w:spacing w:before="60" w:after="60" w:line="252" w:lineRule="auto"/>
+              <w:jc w:val="left"/>
+            </w:pPr>
+            <w:r/>
+            <w:r>
+              <w:t>BEAR</w:t>
+            </w:r>
+          </w:p>
+        </w:tc>
+      </w:tr>
+      <w:tr>
+        <w:tc>
+          <w:tcPr>
+            <w:tcW w:type="dxa" w:w="1584"/>
+            <w:shd w:fill="FFFFFF"/>
+            <w:tcMar>
+              <w:top w:w="100" w:type="dxa"/>
+              <w:bottom w:w="100" w:type="dxa"/>
+              <w:left w:w="120" w:type="dxa"/>
+              <w:right w:w="120" w:type="dxa"/>
+            </w:tcMar>
+            <w:tcBorders>
+              <w:top w:val="single" w:sz="4" w:space="0" w:color="CCCCCC"/>
+              <w:bottom w:val="single" w:sz="4" w:space="0" w:color="CCCCCC"/>
+              <w:left w:val="single" w:sz="4" w:space="0" w:color="CCCCCC"/>
+              <w:right w:val="single" w:sz="4" w:space="0" w:color="CCCCCC"/>
+            </w:tcBorders>
+          </w:tcPr>
+          <w:p>
+            <w:pPr>
+              <w:spacing w:before="60" w:after="60" w:line="252" w:lineRule="auto"/>
+              <w:jc w:val="left"/>
+            </w:pPr>
+            <w:r/>
+            <w:r>
+              <w:rPr>
+                <w:b/>
+              </w:rPr>
+              <w:t>Thu 17/09</w:t>
+            </w:r>
+          </w:p>
+        </w:tc>
+        <w:tc>
+          <w:tcPr>
+            <w:tcW w:type="dxa" w:w="864"/>
+            <w:shd w:fill="FFFFFF"/>
+            <w:tcMar>
+              <w:top w:w="100" w:type="dxa"/>
+              <w:bottom w:w="100" w:type="dxa"/>
+              <w:left w:w="120" w:type="dxa"/>
+              <w:right w:w="120" w:type="dxa"/>
+            </w:tcMar>
+            <w:tcBorders>
+              <w:top w:val="single" w:sz="4" w:space="0" w:color="CCCCCC"/>
+              <w:bottom w:val="single" w:sz="4" w:space="0" w:color="CCCCCC"/>
+              <w:left w:val="single" w:sz="4" w:space="0" w:color="CCCCCC"/>
+              <w:right w:val="single" w:sz="4" w:space="0" w:color="CCCCCC"/>
+            </w:tcBorders>
+          </w:tcPr>
+          <w:p>
+            <w:pPr>
+              <w:spacing w:before="60" w:after="60" w:line="252" w:lineRule="auto"/>
+              <w:jc w:val="left"/>
+            </w:pPr>
+            <w:r/>
+            <w:r>
+              <w:t>Asia 11-15</w:t>
+            </w:r>
+          </w:p>
+        </w:tc>
+        <w:tc>
+          <w:tcPr>
+            <w:tcW w:type="dxa" w:w="1440"/>
+            <w:shd w:fill="FFFFFF"/>
+            <w:tcMar>
+              <w:top w:w="100" w:type="dxa"/>
+              <w:bottom w:w="100" w:type="dxa"/>
+              <w:left w:w="120" w:type="dxa"/>
+              <w:right w:w="120" w:type="dxa"/>
+            </w:tcMar>
+            <w:tcBorders>
+              <w:top w:val="single" w:sz="4" w:space="0" w:color="CCCCCC"/>
+              <w:bottom w:val="single" w:sz="4" w:space="0" w:color="CCCCCC"/>
+              <w:left w:val="single" w:sz="4" w:space="0" w:color="CCCCCC"/>
+              <w:right w:val="single" w:sz="4" w:space="0" w:color="CCCCCC"/>
+            </w:tcBorders>
+          </w:tcPr>
+          <w:p>
+            <w:pPr>
+              <w:spacing w:before="60" w:after="60" w:line="252" w:lineRule="auto"/>
+              <w:jc w:val="left"/>
+            </w:pPr>
+            <w:r/>
+            <w:r>
+              <w:t>544.00</w:t>
+            </w:r>
+          </w:p>
+        </w:tc>
+        <w:tc>
+          <w:tcPr>
+            <w:tcW w:type="dxa" w:w="2016"/>
+            <w:shd w:fill="FFFFFF"/>
+            <w:tcMar>
+              <w:top w:w="100" w:type="dxa"/>
+              <w:bottom w:w="100" w:type="dxa"/>
+              <w:left w:w="120" w:type="dxa"/>
+              <w:right w:w="120" w:type="dxa"/>
+            </w:tcMar>
+            <w:tcBorders>
+              <w:top w:val="single" w:sz="4" w:space="0" w:color="CCCCCC"/>
+              <w:bottom w:val="single" w:sz="4" w:space="0" w:color="CCCCCC"/>
+              <w:left w:val="single" w:sz="4" w:space="0" w:color="CCCCCC"/>
+              <w:right w:val="single" w:sz="4" w:space="0" w:color="CCCCCC"/>
+            </w:tcBorders>
+          </w:tcPr>
+          <w:p>
+            <w:pPr>
+              <w:spacing w:before="60" w:after="60" w:line="252" w:lineRule="auto"/>
+              <w:jc w:val="left"/>
+            </w:pPr>
+            <w:r/>
+            <w:r>
+              <w:t>546.00</w:t>
+            </w:r>
+          </w:p>
+        </w:tc>
+        <w:tc>
+          <w:tcPr>
+            <w:tcW w:type="dxa" w:w="1152"/>
+            <w:shd w:fill="FFFFFF"/>
+            <w:tcMar>
+              <w:top w:w="100" w:type="dxa"/>
+              <w:bottom w:w="100" w:type="dxa"/>
+              <w:left w:w="120" w:type="dxa"/>
+              <w:right w:w="120" w:type="dxa"/>
+            </w:tcMar>
+            <w:tcBorders>
+              <w:top w:val="single" w:sz="4" w:space="0" w:color="CCCCCC"/>
+              <w:bottom w:val="single" w:sz="4" w:space="0" w:color="CCCCCC"/>
+              <w:left w:val="single" w:sz="4" w:space="0" w:color="CCCCCC"/>
+              <w:right w:val="single" w:sz="4" w:space="0" w:color="CCCCCC"/>
+            </w:tcBorders>
+          </w:tcPr>
+          <w:p>
+            <w:pPr>
+              <w:spacing w:before="60" w:after="60" w:line="252" w:lineRule="auto"/>
+              <w:jc w:val="left"/>
+            </w:pPr>
+            <w:r/>
+            <w:r>
+              <w:t>539.50</w:t>
+            </w:r>
+          </w:p>
+        </w:tc>
+        <w:tc>
+          <w:tcPr>
+            <w:tcW w:type="dxa" w:w="1728"/>
+            <w:shd w:fill="FFFFFF"/>
+            <w:tcMar>
+              <w:top w:w="100" w:type="dxa"/>
+              <w:bottom w:w="100" w:type="dxa"/>
+              <w:left w:w="120" w:type="dxa"/>
+              <w:right w:w="120" w:type="dxa"/>
+            </w:tcMar>
+            <w:tcBorders>
+              <w:top w:val="single" w:sz="4" w:space="0" w:color="CCCCCC"/>
+              <w:bottom w:val="single" w:sz="4" w:space="0" w:color="CCCCCC"/>
+              <w:left w:val="single" w:sz="4" w:space="0" w:color="CCCCCC"/>
+              <w:right w:val="single" w:sz="4" w:space="0" w:color="CCCCCC"/>
+            </w:tcBorders>
+          </w:tcPr>
+          <w:p>
+            <w:pPr>
+              <w:spacing w:before="60" w:after="60" w:line="252" w:lineRule="auto"/>
+              <w:jc w:val="left"/>
+            </w:pPr>
+            <w:r/>
+            <w:r>
+              <w:rPr>
+                <w:b/>
+              </w:rPr>
+              <w:t>544.25</w:t>
+            </w:r>
+          </w:p>
+        </w:tc>
+        <w:tc>
+          <w:tcPr>
+            <w:tcW w:type="dxa" w:w="3456"/>
+            <w:shd w:fill="FFFFFF"/>
+            <w:tcMar>
+              <w:top w:w="100" w:type="dxa"/>
+              <w:bottom w:w="100" w:type="dxa"/>
+              <w:left w:w="120" w:type="dxa"/>
+              <w:right w:w="120" w:type="dxa"/>
+            </w:tcMar>
+            <w:tcBorders>
+              <w:top w:val="single" w:sz="4" w:space="0" w:color="CCCCCC"/>
+              <w:bottom w:val="single" w:sz="4" w:space="0" w:color="CCCCCC"/>
+              <w:left w:val="single" w:sz="4" w:space="0" w:color="CCCCCC"/>
+              <w:right w:val="single" w:sz="4" w:space="0" w:color="CCCCCC"/>
+            </w:tcBorders>
+          </w:tcPr>
+          <w:p>
+            <w:pPr>
+              <w:spacing w:before="60" w:after="60" w:line="252" w:lineRule="auto"/>
+              <w:jc w:val="left"/>
+            </w:pPr>
+            <w:r/>
+            <w:r>
+              <w:rPr>
+                <w:b/>
+              </w:rPr>
+              <w:t>+0.25</w:t>
+            </w:r>
+          </w:p>
+        </w:tc>
+        <w:tc>
+          <w:tcPr>
+            <w:tcW w:type="dxa" w:w="1440"/>
+            <w:shd w:fill="FFFFFF"/>
+            <w:tcMar>
+              <w:top w:w="100" w:type="dxa"/>
+              <w:bottom w:w="100" w:type="dxa"/>
+              <w:left w:w="120" w:type="dxa"/>
+              <w:right w:w="120" w:type="dxa"/>
+            </w:tcMar>
+            <w:tcBorders>
+              <w:top w:val="single" w:sz="4" w:space="0" w:color="CCCCCC"/>
+              <w:bottom w:val="single" w:sz="4" w:space="0" w:color="CCCCCC"/>
+              <w:left w:val="single" w:sz="4" w:space="0" w:color="CCCCCC"/>
+              <w:right w:val="single" w:sz="4" w:space="0" w:color="CCCCCC"/>
+            </w:tcBorders>
+          </w:tcPr>
+          <w:p>
+            <w:pPr>
+              <w:spacing w:before="60" w:after="60" w:line="252" w:lineRule="auto"/>
+              <w:jc w:val="left"/>
+            </w:pPr>
+            <w:r/>
+            <w:r>
+              <w:t>BULL</w:t>
+            </w:r>
+          </w:p>
+        </w:tc>
+      </w:tr>
+      <w:tr>
+        <w:tc>
+          <w:tcPr>
+            <w:tcW w:type="dxa" w:w="1584"/>
+            <w:shd w:fill="F8FAFC"/>
+            <w:tcMar>
+              <w:top w:w="100" w:type="dxa"/>
+              <w:bottom w:w="100" w:type="dxa"/>
+              <w:left w:w="120" w:type="dxa"/>
+              <w:right w:w="120" w:type="dxa"/>
+            </w:tcMar>
+            <w:tcBorders>
+              <w:top w:val="single" w:sz="4" w:space="0" w:color="CCCCCC"/>
+              <w:bottom w:val="single" w:sz="4" w:space="0" w:color="CCCCCC"/>
+              <w:left w:val="single" w:sz="4" w:space="0" w:color="CCCCCC"/>
+              <w:right w:val="single" w:sz="4" w:space="0" w:color="CCCCCC"/>
+            </w:tcBorders>
+          </w:tcPr>
+          <w:p>
+            <w:pPr>
+              <w:spacing w:before="60" w:after="60" w:line="252" w:lineRule="auto"/>
+              <w:jc w:val="left"/>
+            </w:pPr>
+            <w:r/>
+            <w:r>
+              <w:rPr>
+                <w:b/>
+              </w:rPr>
+              <w:t>Thu 17/09</w:t>
+            </w:r>
+          </w:p>
+        </w:tc>
+        <w:tc>
+          <w:tcPr>
+            <w:tcW w:type="dxa" w:w="864"/>
+            <w:shd w:fill="F8FAFC"/>
+            <w:tcMar>
+              <w:top w:w="100" w:type="dxa"/>
+              <w:bottom w:w="100" w:type="dxa"/>
+              <w:left w:w="120" w:type="dxa"/>
+              <w:right w:w="120" w:type="dxa"/>
+            </w:tcMar>
+            <w:tcBorders>
+              <w:top w:val="single" w:sz="4" w:space="0" w:color="CCCCCC"/>
+              <w:bottom w:val="single" w:sz="4" w:space="0" w:color="CCCCCC"/>
+              <w:left w:val="single" w:sz="4" w:space="0" w:color="CCCCCC"/>
+              <w:right w:val="single" w:sz="4" w:space="0" w:color="CCCCCC"/>
+            </w:tcBorders>
+          </w:tcPr>
+          <w:p>
+            <w:pPr>
+              <w:spacing w:before="60" w:after="60" w:line="252" w:lineRule="auto"/>
+              <w:jc w:val="left"/>
+            </w:pPr>
+            <w:r/>
+            <w:r>
+              <w:t>London 15-19</w:t>
+            </w:r>
+          </w:p>
+        </w:tc>
+        <w:tc>
+          <w:tcPr>
+            <w:tcW w:type="dxa" w:w="1440"/>
+            <w:shd w:fill="F8FAFC"/>
+            <w:tcMar>
+              <w:top w:w="100" w:type="dxa"/>
+              <w:bottom w:w="100" w:type="dxa"/>
+              <w:left w:w="120" w:type="dxa"/>
+              <w:right w:w="120" w:type="dxa"/>
+            </w:tcMar>
+            <w:tcBorders>
+              <w:top w:val="single" w:sz="4" w:space="0" w:color="CCCCCC"/>
+              <w:bottom w:val="single" w:sz="4" w:space="0" w:color="CCCCCC"/>
+              <w:left w:val="single" w:sz="4" w:space="0" w:color="CCCCCC"/>
+              <w:right w:val="single" w:sz="4" w:space="0" w:color="CCCCCC"/>
+            </w:tcBorders>
+          </w:tcPr>
+          <w:p>
+            <w:pPr>
+              <w:spacing w:before="60" w:after="60" w:line="252" w:lineRule="auto"/>
+              <w:jc w:val="left"/>
+            </w:pPr>
+            <w:r/>
+            <w:r>
+              <w:t>544.25</w:t>
+            </w:r>
+          </w:p>
+        </w:tc>
+        <w:tc>
+          <w:tcPr>
+            <w:tcW w:type="dxa" w:w="2016"/>
+            <w:shd w:fill="F8FAFC"/>
+            <w:tcMar>
+              <w:top w:w="100" w:type="dxa"/>
+              <w:bottom w:w="100" w:type="dxa"/>
+              <w:left w:w="120" w:type="dxa"/>
+              <w:right w:w="120" w:type="dxa"/>
+            </w:tcMar>
+            <w:tcBorders>
+              <w:top w:val="single" w:sz="4" w:space="0" w:color="CCCCCC"/>
+              <w:bottom w:val="single" w:sz="4" w:space="0" w:color="CCCCCC"/>
+              <w:left w:val="single" w:sz="4" w:space="0" w:color="CCCCCC"/>
+              <w:right w:val="single" w:sz="4" w:space="0" w:color="CCCCCC"/>
+            </w:tcBorders>
+          </w:tcPr>
+          <w:p>
+            <w:pPr>
+              <w:spacing w:before="60" w:after="60" w:line="252" w:lineRule="auto"/>
+              <w:jc w:val="left"/>
+            </w:pPr>
+            <w:r/>
+            <w:r>
+              <w:t>548.00</w:t>
+            </w:r>
+          </w:p>
+        </w:tc>
+        <w:tc>
+          <w:tcPr>
+            <w:tcW w:type="dxa" w:w="1152"/>
+            <w:shd w:fill="F8FAFC"/>
+            <w:tcMar>
+              <w:top w:w="100" w:type="dxa"/>
+              <w:bottom w:w="100" w:type="dxa"/>
+              <w:left w:w="120" w:type="dxa"/>
+              <w:right w:w="120" w:type="dxa"/>
+            </w:tcMar>
+            <w:tcBorders>
+              <w:top w:val="single" w:sz="4" w:space="0" w:color="CCCCCC"/>
+              <w:bottom w:val="single" w:sz="4" w:space="0" w:color="CCCCCC"/>
+              <w:left w:val="single" w:sz="4" w:space="0" w:color="CCCCCC"/>
+              <w:right w:val="single" w:sz="4" w:space="0" w:color="CCCCCC"/>
+            </w:tcBorders>
+          </w:tcPr>
+          <w:p>
+            <w:pPr>
+              <w:spacing w:before="60" w:after="60" w:line="252" w:lineRule="auto"/>
+              <w:jc w:val="left"/>
+            </w:pPr>
+            <w:r/>
+            <w:r>
+              <w:t>541.50</w:t>
+            </w:r>
+          </w:p>
+        </w:tc>
+        <w:tc>
+          <w:tcPr>
+            <w:tcW w:type="dxa" w:w="1728"/>
+            <w:shd w:fill="F8FAFC"/>
+            <w:tcMar>
+              <w:top w:w="100" w:type="dxa"/>
+              <w:bottom w:w="100" w:type="dxa"/>
+              <w:left w:w="120" w:type="dxa"/>
+              <w:right w:w="120" w:type="dxa"/>
+            </w:tcMar>
+            <w:tcBorders>
+              <w:top w:val="single" w:sz="4" w:space="0" w:color="CCCCCC"/>
+              <w:bottom w:val="single" w:sz="4" w:space="0" w:color="CCCCCC"/>
+              <w:left w:val="single" w:sz="4" w:space="0" w:color="CCCCCC"/>
+              <w:right w:val="single" w:sz="4" w:space="0" w:color="CCCCCC"/>
+            </w:tcBorders>
+          </w:tcPr>
+          <w:p>
+            <w:pPr>
+              <w:spacing w:before="60" w:after="60" w:line="252" w:lineRule="auto"/>
+              <w:jc w:val="left"/>
+            </w:pPr>
+            <w:r/>
+            <w:r>
+              <w:rPr>
+                <w:b/>
+              </w:rPr>
+              <w:t>544.75</w:t>
+            </w:r>
+          </w:p>
+        </w:tc>
+        <w:tc>
+          <w:tcPr>
+            <w:tcW w:type="dxa" w:w="3456"/>
+            <w:shd w:fill="F8FAFC"/>
+            <w:tcMar>
+              <w:top w:w="100" w:type="dxa"/>
+              <w:bottom w:w="100" w:type="dxa"/>
+              <w:left w:w="120" w:type="dxa"/>
+              <w:right w:w="120" w:type="dxa"/>
+            </w:tcMar>
+            <w:tcBorders>
+              <w:top w:val="single" w:sz="4" w:space="0" w:color="CCCCCC"/>
+              <w:bottom w:val="single" w:sz="4" w:space="0" w:color="CCCCCC"/>
+              <w:left w:val="single" w:sz="4" w:space="0" w:color="CCCCCC"/>
+              <w:right w:val="single" w:sz="4" w:space="0" w:color="CCCCCC"/>
+            </w:tcBorders>
+          </w:tcPr>
+          <w:p>
+            <w:pPr>
+              <w:spacing w:before="60" w:after="60" w:line="252" w:lineRule="auto"/>
+              <w:jc w:val="left"/>
+            </w:pPr>
+            <w:r/>
+            <w:r>
+              <w:rPr>
+                <w:b/>
+              </w:rPr>
+              <w:t>+0.50</w:t>
+            </w:r>
+          </w:p>
+        </w:tc>
+        <w:tc>
+          <w:tcPr>
+            <w:tcW w:type="dxa" w:w="1440"/>
+            <w:shd w:fill="F8FAFC"/>
+            <w:tcMar>
+              <w:top w:w="100" w:type="dxa"/>
+              <w:bottom w:w="100" w:type="dxa"/>
+              <w:left w:w="120" w:type="dxa"/>
+              <w:right w:w="120" w:type="dxa"/>
+            </w:tcMar>
+            <w:tcBorders>
+              <w:top w:val="single" w:sz="4" w:space="0" w:color="CCCCCC"/>
+              <w:bottom w:val="single" w:sz="4" w:space="0" w:color="CCCCCC"/>
+              <w:left w:val="single" w:sz="4" w:space="0" w:color="CCCCCC"/>
+              <w:right w:val="single" w:sz="4" w:space="0" w:color="CCCCCC"/>
+            </w:tcBorders>
+          </w:tcPr>
+          <w:p>
+            <w:pPr>
+              <w:spacing w:before="60" w:after="60" w:line="252" w:lineRule="auto"/>
+              <w:jc w:val="left"/>
+            </w:pPr>
+            <w:r/>
+            <w:r>
+              <w:t>BULL</w:t>
+            </w:r>
+          </w:p>
+        </w:tc>
+      </w:tr>
+      <w:tr>
+        <w:tc>
+          <w:tcPr>
+            <w:tcW w:type="dxa" w:w="1584"/>
+            <w:shd w:fill="FFFFFF"/>
+            <w:tcMar>
+              <w:top w:w="100" w:type="dxa"/>
+              <w:bottom w:w="100" w:type="dxa"/>
+              <w:left w:w="120" w:type="dxa"/>
+              <w:right w:w="120" w:type="dxa"/>
+            </w:tcMar>
+            <w:tcBorders>
+              <w:top w:val="single" w:sz="4" w:space="0" w:color="CCCCCC"/>
+              <w:bottom w:val="single" w:sz="4" w:space="0" w:color="CCCCCC"/>
+              <w:left w:val="single" w:sz="4" w:space="0" w:color="CCCCCC"/>
+              <w:right w:val="single" w:sz="4" w:space="0" w:color="CCCCCC"/>
+            </w:tcBorders>
+          </w:tcPr>
+          <w:p>
+            <w:pPr>
+              <w:spacing w:before="60" w:after="60" w:line="252" w:lineRule="auto"/>
+              <w:jc w:val="left"/>
+            </w:pPr>
+            <w:r/>
+            <w:r>
+              <w:rPr>
+                <w:b/>
+              </w:rPr>
+              <w:t>Thu 17/09</w:t>
+            </w:r>
+          </w:p>
+        </w:tc>
+        <w:tc>
+          <w:tcPr>
+            <w:tcW w:type="dxa" w:w="864"/>
+            <w:shd w:fill="FFFFFF"/>
+            <w:tcMar>
+              <w:top w:w="100" w:type="dxa"/>
+              <w:bottom w:w="100" w:type="dxa"/>
+              <w:left w:w="120" w:type="dxa"/>
+              <w:right w:w="120" w:type="dxa"/>
+            </w:tcMar>
+            <w:tcBorders>
+              <w:top w:val="single" w:sz="4" w:space="0" w:color="CCCCCC"/>
+              <w:bottom w:val="single" w:sz="4" w:space="0" w:color="CCCCCC"/>
+              <w:left w:val="single" w:sz="4" w:space="0" w:color="CCCCCC"/>
+              <w:right w:val="single" w:sz="4" w:space="0" w:color="CCCCCC"/>
+            </w:tcBorders>
+          </w:tcPr>
+          <w:p>
+            <w:pPr>
+              <w:spacing w:before="60" w:after="60" w:line="252" w:lineRule="auto"/>
+              <w:jc w:val="left"/>
+            </w:pPr>
+            <w:r/>
+            <w:r>
+              <w:t>Pre-NY 19-21</w:t>
+            </w:r>
+          </w:p>
+        </w:tc>
+        <w:tc>
+          <w:tcPr>
+            <w:tcW w:type="dxa" w:w="1440"/>
+            <w:shd w:fill="FFFFFF"/>
+            <w:tcMar>
+              <w:top w:w="100" w:type="dxa"/>
+              <w:bottom w:w="100" w:type="dxa"/>
+              <w:left w:w="120" w:type="dxa"/>
+              <w:right w:w="120" w:type="dxa"/>
+            </w:tcMar>
+            <w:tcBorders>
+              <w:top w:val="single" w:sz="4" w:space="0" w:color="CCCCCC"/>
+              <w:bottom w:val="single" w:sz="4" w:space="0" w:color="CCCCCC"/>
+              <w:left w:val="single" w:sz="4" w:space="0" w:color="CCCCCC"/>
+              <w:right w:val="single" w:sz="4" w:space="0" w:color="CCCCCC"/>
+            </w:tcBorders>
+          </w:tcPr>
+          <w:p>
+            <w:pPr>
+              <w:spacing w:before="60" w:after="60" w:line="252" w:lineRule="auto"/>
+              <w:jc w:val="left"/>
+            </w:pPr>
+            <w:r/>
+            <w:r>
+              <w:t>544.75</w:t>
+            </w:r>
+          </w:p>
+        </w:tc>
+        <w:tc>
+          <w:tcPr>
+            <w:tcW w:type="dxa" w:w="2016"/>
+            <w:shd w:fill="FFFFFF"/>
+            <w:tcMar>
+              <w:top w:w="100" w:type="dxa"/>
+              <w:bottom w:w="100" w:type="dxa"/>
+              <w:left w:w="120" w:type="dxa"/>
+              <w:right w:w="120" w:type="dxa"/>
+            </w:tcMar>
+            <w:tcBorders>
+              <w:top w:val="single" w:sz="4" w:space="0" w:color="CCCCCC"/>
+              <w:bottom w:val="single" w:sz="4" w:space="0" w:color="CCCCCC"/>
+              <w:left w:val="single" w:sz="4" w:space="0" w:color="CCCCCC"/>
+              <w:right w:val="single" w:sz="4" w:space="0" w:color="CCCCCC"/>
+            </w:tcBorders>
+          </w:tcPr>
+          <w:p>
+            <w:pPr>
+              <w:spacing w:before="60" w:after="60" w:line="252" w:lineRule="auto"/>
+              <w:jc w:val="left"/>
+            </w:pPr>
+            <w:r/>
+            <w:r>
+              <w:t>547.75</w:t>
+            </w:r>
+          </w:p>
+        </w:tc>
+        <w:tc>
+          <w:tcPr>
+            <w:tcW w:type="dxa" w:w="1152"/>
+            <w:shd w:fill="FFFFFF"/>
+            <w:tcMar>
+              <w:top w:w="100" w:type="dxa"/>
+              <w:bottom w:w="100" w:type="dxa"/>
+              <w:left w:w="120" w:type="dxa"/>
+              <w:right w:w="120" w:type="dxa"/>
+            </w:tcMar>
+            <w:tcBorders>
+              <w:top w:val="single" w:sz="4" w:space="0" w:color="CCCCCC"/>
+              <w:bottom w:val="single" w:sz="4" w:space="0" w:color="CCCCCC"/>
+              <w:left w:val="single" w:sz="4" w:space="0" w:color="CCCCCC"/>
+              <w:right w:val="single" w:sz="4" w:space="0" w:color="CCCCCC"/>
+            </w:tcBorders>
+          </w:tcPr>
+          <w:p>
+            <w:pPr>
+              <w:spacing w:before="60" w:after="60" w:line="252" w:lineRule="auto"/>
+              <w:jc w:val="left"/>
+            </w:pPr>
+            <w:r/>
+            <w:r>
+              <w:t>540.25</w:t>
+            </w:r>
+          </w:p>
+        </w:tc>
+        <w:tc>
+          <w:tcPr>
+            <w:tcW w:type="dxa" w:w="1728"/>
+            <w:shd w:fill="FFFFFF"/>
+            <w:tcMar>
+              <w:top w:w="100" w:type="dxa"/>
+              <w:bottom w:w="100" w:type="dxa"/>
+              <w:left w:w="120" w:type="dxa"/>
+              <w:right w:w="120" w:type="dxa"/>
+            </w:tcMar>
+            <w:tcBorders>
+              <w:top w:val="single" w:sz="4" w:space="0" w:color="CCCCCC"/>
+              <w:bottom w:val="single" w:sz="4" w:space="0" w:color="CCCCCC"/>
+              <w:left w:val="single" w:sz="4" w:space="0" w:color="CCCCCC"/>
+              <w:right w:val="single" w:sz="4" w:space="0" w:color="CCCCCC"/>
+            </w:tcBorders>
+          </w:tcPr>
+          <w:p>
+            <w:pPr>
+              <w:spacing w:before="60" w:after="60" w:line="252" w:lineRule="auto"/>
+              <w:jc w:val="left"/>
+            </w:pPr>
+            <w:r/>
+            <w:r>
+              <w:rPr>
+                <w:b/>
+              </w:rPr>
+              <w:t>545.00</w:t>
+            </w:r>
+          </w:p>
+        </w:tc>
+        <w:tc>
+          <w:tcPr>
+            <w:tcW w:type="dxa" w:w="3456"/>
+            <w:shd w:fill="FFFFFF"/>
+            <w:tcMar>
+              <w:top w:w="100" w:type="dxa"/>
+              <w:bottom w:w="100" w:type="dxa"/>
+              <w:left w:w="120" w:type="dxa"/>
+              <w:right w:w="120" w:type="dxa"/>
+            </w:tcMar>
+            <w:tcBorders>
+              <w:top w:val="single" w:sz="4" w:space="0" w:color="CCCCCC"/>
+              <w:bottom w:val="single" w:sz="4" w:space="0" w:color="CCCCCC"/>
+              <w:left w:val="single" w:sz="4" w:space="0" w:color="CCCCCC"/>
+              <w:right w:val="single" w:sz="4" w:space="0" w:color="CCCCCC"/>
+            </w:tcBorders>
+          </w:tcPr>
+          <w:p>
+            <w:pPr>
+              <w:spacing w:before="60" w:after="60" w:line="252" w:lineRule="auto"/>
+              <w:jc w:val="left"/>
+            </w:pPr>
+            <w:r/>
+            <w:r>
+              <w:rPr>
+                <w:b/>
+              </w:rPr>
+              <w:t>+0.25</w:t>
+            </w:r>
+          </w:p>
+        </w:tc>
+        <w:tc>
+          <w:tcPr>
+            <w:tcW w:type="dxa" w:w="1440"/>
+            <w:shd w:fill="FFFFFF"/>
+            <w:tcMar>
+              <w:top w:w="100" w:type="dxa"/>
+              <w:bottom w:w="100" w:type="dxa"/>
+              <w:left w:w="120" w:type="dxa"/>
+              <w:right w:w="120" w:type="dxa"/>
+            </w:tcMar>
+            <w:tcBorders>
+              <w:top w:val="single" w:sz="4" w:space="0" w:color="CCCCCC"/>
+              <w:bottom w:val="single" w:sz="4" w:space="0" w:color="CCCCCC"/>
+              <w:left w:val="single" w:sz="4" w:space="0" w:color="CCCCCC"/>
+              <w:right w:val="single" w:sz="4" w:space="0" w:color="CCCCCC"/>
+            </w:tcBorders>
+          </w:tcPr>
+          <w:p>
+            <w:pPr>
+              <w:spacing w:before="60" w:after="60" w:line="252" w:lineRule="auto"/>
+              <w:jc w:val="left"/>
+            </w:pPr>
+            <w:r/>
+            <w:r>
+              <w:t>BULL</w:t>
+            </w:r>
+          </w:p>
+        </w:tc>
+      </w:tr>
+      <w:tr>
+        <w:tc>
+          <w:tcPr>
+            <w:tcW w:type="dxa" w:w="1584"/>
+            <w:shd w:fill="F8FAFC"/>
+            <w:tcMar>
+              <w:top w:w="100" w:type="dxa"/>
+              <w:bottom w:w="100" w:type="dxa"/>
+              <w:left w:w="120" w:type="dxa"/>
+              <w:right w:w="120" w:type="dxa"/>
+            </w:tcMar>
+            <w:tcBorders>
+              <w:top w:val="single" w:sz="4" w:space="0" w:color="CCCCCC"/>
+              <w:bottom w:val="single" w:sz="4" w:space="0" w:color="CCCCCC"/>
+              <w:left w:val="single" w:sz="4" w:space="0" w:color="CCCCCC"/>
+              <w:right w:val="single" w:sz="4" w:space="0" w:color="CCCCCC"/>
+            </w:tcBorders>
+          </w:tcPr>
+          <w:p>
+            <w:pPr>
+              <w:spacing w:before="60" w:after="60" w:line="252" w:lineRule="auto"/>
+              <w:jc w:val="left"/>
+            </w:pPr>
+            <w:r/>
+            <w:r>
+              <w:rPr>
+                <w:b/>
+              </w:rPr>
+              <w:t>Thu 17/09</w:t>
+            </w:r>
+          </w:p>
+        </w:tc>
+        <w:tc>
+          <w:tcPr>
+            <w:tcW w:type="dxa" w:w="864"/>
+            <w:shd w:fill="F8FAFC"/>
+            <w:tcMar>
+              <w:top w:w="100" w:type="dxa"/>
+              <w:bottom w:w="100" w:type="dxa"/>
+              <w:left w:w="120" w:type="dxa"/>
+              <w:right w:w="120" w:type="dxa"/>
+            </w:tcMar>
+            <w:tcBorders>
+              <w:top w:val="single" w:sz="4" w:space="0" w:color="CCCCCC"/>
+              <w:bottom w:val="single" w:sz="4" w:space="0" w:color="CCCCCC"/>
+              <w:left w:val="single" w:sz="4" w:space="0" w:color="CCCCCC"/>
+              <w:right w:val="single" w:sz="4" w:space="0" w:color="CCCCCC"/>
+            </w:tcBorders>
+          </w:tcPr>
+          <w:p>
+            <w:pPr>
+              <w:spacing w:before="60" w:after="60" w:line="252" w:lineRule="auto"/>
+              <w:jc w:val="left"/>
+            </w:pPr>
+            <w:r/>
+            <w:r>
+              <w:t>NY Open 21-23</w:t>
+            </w:r>
+          </w:p>
+        </w:tc>
+        <w:tc>
+          <w:tcPr>
+            <w:tcW w:type="dxa" w:w="1440"/>
+            <w:shd w:fill="F8FAFC"/>
+            <w:tcMar>
+              <w:top w:w="100" w:type="dxa"/>
+              <w:bottom w:w="100" w:type="dxa"/>
+              <w:left w:w="120" w:type="dxa"/>
+              <w:right w:w="120" w:type="dxa"/>
+            </w:tcMar>
+            <w:tcBorders>
+              <w:top w:val="single" w:sz="4" w:space="0" w:color="CCCCCC"/>
+              <w:bottom w:val="single" w:sz="4" w:space="0" w:color="CCCCCC"/>
+              <w:left w:val="single" w:sz="4" w:space="0" w:color="CCCCCC"/>
+              <w:right w:val="single" w:sz="4" w:space="0" w:color="CCCCCC"/>
+            </w:tcBorders>
+          </w:tcPr>
+          <w:p>
+            <w:pPr>
+              <w:spacing w:before="60" w:after="60" w:line="252" w:lineRule="auto"/>
+              <w:jc w:val="left"/>
+            </w:pPr>
+            <w:r/>
+            <w:r>
+              <w:t>545.00</w:t>
+            </w:r>
+          </w:p>
+        </w:tc>
+        <w:tc>
+          <w:tcPr>
+            <w:tcW w:type="dxa" w:w="2016"/>
+            <w:shd w:fill="F8FAFC"/>
+            <w:tcMar>
+              <w:top w:w="100" w:type="dxa"/>
+              <w:bottom w:w="100" w:type="dxa"/>
+              <w:left w:w="120" w:type="dxa"/>
+              <w:right w:w="120" w:type="dxa"/>
+            </w:tcMar>
+            <w:tcBorders>
+              <w:top w:val="single" w:sz="4" w:space="0" w:color="CCCCCC"/>
+              <w:bottom w:val="single" w:sz="4" w:space="0" w:color="CCCCCC"/>
+              <w:left w:val="single" w:sz="4" w:space="0" w:color="CCCCCC"/>
+              <w:right w:val="single" w:sz="4" w:space="0" w:color="CCCCCC"/>
+            </w:tcBorders>
+          </w:tcPr>
+          <w:p>
+            <w:pPr>
+              <w:spacing w:before="60" w:after="60" w:line="252" w:lineRule="auto"/>
+              <w:jc w:val="left"/>
+            </w:pPr>
+            <w:r/>
+            <w:r>
+              <w:t>549.25</w:t>
+            </w:r>
+          </w:p>
+        </w:tc>
+        <w:tc>
+          <w:tcPr>
+            <w:tcW w:type="dxa" w:w="1152"/>
+            <w:shd w:fill="F8FAFC"/>
+            <w:tcMar>
+              <w:top w:w="100" w:type="dxa"/>
+              <w:bottom w:w="100" w:type="dxa"/>
+              <w:left w:w="120" w:type="dxa"/>
+              <w:right w:w="120" w:type="dxa"/>
+            </w:tcMar>
+            <w:tcBorders>
+              <w:top w:val="single" w:sz="4" w:space="0" w:color="CCCCCC"/>
+              <w:bottom w:val="single" w:sz="4" w:space="0" w:color="CCCCCC"/>
+              <w:left w:val="single" w:sz="4" w:space="0" w:color="CCCCCC"/>
+              <w:right w:val="single" w:sz="4" w:space="0" w:color="CCCCCC"/>
+            </w:tcBorders>
+          </w:tcPr>
+          <w:p>
+            <w:pPr>
+              <w:spacing w:before="60" w:after="60" w:line="252" w:lineRule="auto"/>
+              <w:jc w:val="left"/>
+            </w:pPr>
+            <w:r/>
+            <w:r>
+              <w:t>541.75</w:t>
+            </w:r>
+          </w:p>
+        </w:tc>
+        <w:tc>
+          <w:tcPr>
+            <w:tcW w:type="dxa" w:w="1728"/>
+            <w:shd w:fill="F8FAFC"/>
+            <w:tcMar>
+              <w:top w:w="100" w:type="dxa"/>
+              <w:bottom w:w="100" w:type="dxa"/>
+              <w:left w:w="120" w:type="dxa"/>
+              <w:right w:w="120" w:type="dxa"/>
+            </w:tcMar>
+            <w:tcBorders>
+              <w:top w:val="single" w:sz="4" w:space="0" w:color="CCCCCC"/>
+              <w:bottom w:val="single" w:sz="4" w:space="0" w:color="CCCCCC"/>
+              <w:left w:val="single" w:sz="4" w:space="0" w:color="CCCCCC"/>
+              <w:right w:val="single" w:sz="4" w:space="0" w:color="CCCCCC"/>
+            </w:tcBorders>
+          </w:tcPr>
+          <w:p>
+            <w:pPr>
+              <w:spacing w:before="60" w:after="60" w:line="252" w:lineRule="auto"/>
+              <w:jc w:val="left"/>
+            </w:pPr>
+            <w:r/>
+            <w:r>
+              <w:rPr>
+                <w:b/>
+              </w:rPr>
+              <w:t>545.75</w:t>
+            </w:r>
+          </w:p>
+        </w:tc>
+        <w:tc>
+          <w:tcPr>
+            <w:tcW w:type="dxa" w:w="3456"/>
+            <w:shd w:fill="F8FAFC"/>
+            <w:tcMar>
+              <w:top w:w="100" w:type="dxa"/>
+              <w:bottom w:w="100" w:type="dxa"/>
+              <w:left w:w="120" w:type="dxa"/>
+              <w:right w:w="120" w:type="dxa"/>
+            </w:tcMar>
+            <w:tcBorders>
+              <w:top w:val="single" w:sz="4" w:space="0" w:color="CCCCCC"/>
+              <w:bottom w:val="single" w:sz="4" w:space="0" w:color="CCCCCC"/>
+              <w:left w:val="single" w:sz="4" w:space="0" w:color="CCCCCC"/>
+              <w:right w:val="single" w:sz="4" w:space="0" w:color="CCCCCC"/>
+            </w:tcBorders>
+          </w:tcPr>
+          <w:p>
+            <w:pPr>
+              <w:spacing w:before="60" w:after="60" w:line="252" w:lineRule="auto"/>
+              <w:jc w:val="left"/>
+            </w:pPr>
+            <w:r/>
+            <w:r>
+              <w:rPr>
+                <w:b/>
+              </w:rPr>
+              <w:t>+0.75</w:t>
+            </w:r>
+          </w:p>
+        </w:tc>
+        <w:tc>
+          <w:tcPr>
+            <w:tcW w:type="dxa" w:w="1440"/>
+            <w:shd w:fill="F8FAFC"/>
+            <w:tcMar>
+              <w:top w:w="100" w:type="dxa"/>
+              <w:bottom w:w="100" w:type="dxa"/>
+              <w:left w:w="120" w:type="dxa"/>
+              <w:right w:w="120" w:type="dxa"/>
+            </w:tcMar>
+            <w:tcBorders>
+              <w:top w:val="single" w:sz="4" w:space="0" w:color="CCCCCC"/>
+              <w:bottom w:val="single" w:sz="4" w:space="0" w:color="CCCCCC"/>
+              <w:left w:val="single" w:sz="4" w:space="0" w:color="CCCCCC"/>
+              <w:right w:val="single" w:sz="4" w:space="0" w:color="CCCCCC"/>
+            </w:tcBorders>
+          </w:tcPr>
+          <w:p>
+            <w:pPr>
+              <w:spacing w:before="60" w:after="60" w:line="252" w:lineRule="auto"/>
+              <w:jc w:val="left"/>
+            </w:pPr>
+            <w:r/>
+            <w:r>
+              <w:t>BULL</w:t>
+            </w:r>
+          </w:p>
+        </w:tc>
+      </w:tr>
+      <w:tr>
+        <w:tc>
+          <w:tcPr>
+            <w:tcW w:type="dxa" w:w="1584"/>
+            <w:shd w:fill="FFFFFF"/>
+            <w:tcMar>
+              <w:top w:w="100" w:type="dxa"/>
+              <w:bottom w:w="100" w:type="dxa"/>
+              <w:left w:w="120" w:type="dxa"/>
+              <w:right w:w="120" w:type="dxa"/>
+            </w:tcMar>
+            <w:tcBorders>
+              <w:top w:val="single" w:sz="4" w:space="0" w:color="CCCCCC"/>
+              <w:bottom w:val="single" w:sz="4" w:space="0" w:color="CCCCCC"/>
+              <w:left w:val="single" w:sz="4" w:space="0" w:color="CCCCCC"/>
+              <w:right w:val="single" w:sz="4" w:space="0" w:color="CCCCCC"/>
+            </w:tcBorders>
+          </w:tcPr>
+          <w:p>
+            <w:pPr>
+              <w:spacing w:before="60" w:after="60" w:line="252" w:lineRule="auto"/>
+              <w:jc w:val="left"/>
+            </w:pPr>
+            <w:r/>
+            <w:r>
+              <w:rPr>
+                <w:b/>
+              </w:rPr>
+              <w:t>Thu 17/09</w:t>
+            </w:r>
+          </w:p>
+        </w:tc>
+        <w:tc>
+          <w:tcPr>
+            <w:tcW w:type="dxa" w:w="864"/>
+            <w:shd w:fill="FFFFFF"/>
+            <w:tcMar>
+              <w:top w:w="100" w:type="dxa"/>
+              <w:bottom w:w="100" w:type="dxa"/>
+              <w:left w:w="120" w:type="dxa"/>
+              <w:right w:w="120" w:type="dxa"/>
+            </w:tcMar>
+            <w:tcBorders>
+              <w:top w:val="single" w:sz="4" w:space="0" w:color="CCCCCC"/>
+              <w:bottom w:val="single" w:sz="4" w:space="0" w:color="CCCCCC"/>
+              <w:left w:val="single" w:sz="4" w:space="0" w:color="CCCCCC"/>
+              <w:right w:val="single" w:sz="4" w:space="0" w:color="CCCCCC"/>
+            </w:tcBorders>
+          </w:tcPr>
+          <w:p>
+            <w:pPr>
+              <w:spacing w:before="60" w:after="60" w:line="252" w:lineRule="auto"/>
+              <w:jc w:val="left"/>
+            </w:pPr>
+            <w:r/>
+            <w:r>
+              <w:t>NY Close 23-01</w:t>
+            </w:r>
+          </w:p>
+        </w:tc>
+        <w:tc>
+          <w:tcPr>
+            <w:tcW w:type="dxa" w:w="1440"/>
+            <w:shd w:fill="FFFFFF"/>
+            <w:tcMar>
+              <w:top w:w="100" w:type="dxa"/>
+              <w:bottom w:w="100" w:type="dxa"/>
+              <w:left w:w="120" w:type="dxa"/>
+              <w:right w:w="120" w:type="dxa"/>
+            </w:tcMar>
+            <w:tcBorders>
+              <w:top w:val="single" w:sz="4" w:space="0" w:color="CCCCCC"/>
+              <w:bottom w:val="single" w:sz="4" w:space="0" w:color="CCCCCC"/>
+              <w:left w:val="single" w:sz="4" w:space="0" w:color="CCCCCC"/>
+              <w:right w:val="single" w:sz="4" w:space="0" w:color="CCCCCC"/>
+            </w:tcBorders>
+          </w:tcPr>
+          <w:p>
+            <w:pPr>
+              <w:spacing w:before="60" w:after="60" w:line="252" w:lineRule="auto"/>
+              <w:jc w:val="left"/>
+            </w:pPr>
+            <w:r/>
+            <w:r>
+              <w:t>545.75</w:t>
+            </w:r>
+          </w:p>
+        </w:tc>
+        <w:tc>
+          <w:tcPr>
+            <w:tcW w:type="dxa" w:w="2016"/>
+            <w:shd w:fill="FFFFFF"/>
+            <w:tcMar>
+              <w:top w:w="100" w:type="dxa"/>
+              <w:bottom w:w="100" w:type="dxa"/>
+              <w:left w:w="120" w:type="dxa"/>
+              <w:right w:w="120" w:type="dxa"/>
+            </w:tcMar>
+            <w:tcBorders>
+              <w:top w:val="single" w:sz="4" w:space="0" w:color="CCCCCC"/>
+              <w:bottom w:val="single" w:sz="4" w:space="0" w:color="CCCCCC"/>
+              <w:left w:val="single" w:sz="4" w:space="0" w:color="CCCCCC"/>
+              <w:right w:val="single" w:sz="4" w:space="0" w:color="CCCCCC"/>
+            </w:tcBorders>
+          </w:tcPr>
+          <w:p>
+            <w:pPr>
+              <w:spacing w:before="60" w:after="60" w:line="252" w:lineRule="auto"/>
+              <w:jc w:val="left"/>
+            </w:pPr>
+            <w:r/>
+            <w:r>
+              <w:t>549.25</w:t>
+            </w:r>
+          </w:p>
+        </w:tc>
+        <w:tc>
+          <w:tcPr>
+            <w:tcW w:type="dxa" w:w="1152"/>
+            <w:shd w:fill="FFFFFF"/>
+            <w:tcMar>
+              <w:top w:w="100" w:type="dxa"/>
+              <w:bottom w:w="100" w:type="dxa"/>
+              <w:left w:w="120" w:type="dxa"/>
+              <w:right w:w="120" w:type="dxa"/>
+            </w:tcMar>
+            <w:tcBorders>
+              <w:top w:val="single" w:sz="4" w:space="0" w:color="CCCCCC"/>
+              <w:bottom w:val="single" w:sz="4" w:space="0" w:color="CCCCCC"/>
+              <w:left w:val="single" w:sz="4" w:space="0" w:color="CCCCCC"/>
+              <w:right w:val="single" w:sz="4" w:space="0" w:color="CCCCCC"/>
+            </w:tcBorders>
+          </w:tcPr>
+          <w:p>
+            <w:pPr>
+              <w:spacing w:before="60" w:after="60" w:line="252" w:lineRule="auto"/>
+              <w:jc w:val="left"/>
+            </w:pPr>
+            <w:r/>
+            <w:r>
+              <w:t>543.50</w:t>
+            </w:r>
+          </w:p>
+        </w:tc>
+        <w:tc>
+          <w:tcPr>
+            <w:tcW w:type="dxa" w:w="1728"/>
+            <w:shd w:fill="FFFFFF"/>
+            <w:tcMar>
+              <w:top w:w="100" w:type="dxa"/>
+              <w:bottom w:w="100" w:type="dxa"/>
+              <w:left w:w="120" w:type="dxa"/>
+              <w:right w:w="120" w:type="dxa"/>
+            </w:tcMar>
+            <w:tcBorders>
+              <w:top w:val="single" w:sz="4" w:space="0" w:color="CCCCCC"/>
+              <w:bottom w:val="single" w:sz="4" w:space="0" w:color="CCCCCC"/>
+              <w:left w:val="single" w:sz="4" w:space="0" w:color="CCCCCC"/>
+              <w:right w:val="single" w:sz="4" w:space="0" w:color="CCCCCC"/>
+            </w:tcBorders>
+          </w:tcPr>
+          <w:p>
+            <w:pPr>
+              <w:spacing w:before="60" w:after="60" w:line="252" w:lineRule="auto"/>
+              <w:jc w:val="left"/>
+            </w:pPr>
+            <w:r/>
+            <w:r>
+              <w:rPr>
+                <w:b/>
+              </w:rPr>
+              <w:t>545.75</w:t>
             </w:r>
           </w:p>
         </w:tc>
@@ -16930,7 +19750,7 @@
               <w:rPr>
                 <w:b/>
               </w:rPr>
-              <w:t>Wed 16/09</w:t>
+              <w:t>Fri 18/09</w:t>
             </w:r>
           </w:p>
         </w:tc>
@@ -16986,7 +19806,7 @@
             </w:pPr>
             <w:r/>
             <w:r>
-              <w:t>540.75</w:t>
+              <w:t>545.75</w:t>
             </w:r>
           </w:p>
         </w:tc>
@@ -17014,7 +19834,7 @@
             </w:pPr>
             <w:r/>
             <w:r>
-              <w:t>543.50</w:t>
+              <w:t>549.50</w:t>
             </w:r>
           </w:p>
         </w:tc>
@@ -17042,7 +19862,7 @@
             </w:pPr>
             <w:r/>
             <w:r>
-              <w:t>538.25</w:t>
+              <w:t>542.25</w:t>
             </w:r>
           </w:p>
         </w:tc>
@@ -17073,7 +19893,7 @@
               <w:rPr>
                 <w:b/>
               </w:rPr>
-              <w:t>540.25</w:t>
+              <w:t>545.50</w:t>
             </w:r>
           </w:p>
         </w:tc>
@@ -17081,241 +19901,6 @@
           <w:tcPr>
             <w:tcW w:type="dxa" w:w="3456"/>
             <w:shd w:fill="F8FAFC"/>
-            <w:tcMar>
-              <w:top w:w="100" w:type="dxa"/>
-              <w:bottom w:w="100" w:type="dxa"/>
-              <w:left w:w="120" w:type="dxa"/>
-              <w:right w:w="120" w:type="dxa"/>
-            </w:tcMar>
-            <w:tcBorders>
-              <w:top w:val="single" w:sz="4" w:space="0" w:color="CCCCCC"/>
-              <w:bottom w:val="single" w:sz="4" w:space="0" w:color="CCCCCC"/>
-              <w:left w:val="single" w:sz="4" w:space="0" w:color="CCCCCC"/>
-              <w:right w:val="single" w:sz="4" w:space="0" w:color="CCCCCC"/>
-            </w:tcBorders>
-          </w:tcPr>
-          <w:p>
-            <w:pPr>
-              <w:spacing w:before="60" w:after="60" w:line="252" w:lineRule="auto"/>
-              <w:jc w:val="left"/>
-            </w:pPr>
-            <w:r/>
-            <w:r>
-              <w:rPr>
-                <w:b/>
-              </w:rPr>
-              <w:t>-0.50</w:t>
-            </w:r>
-          </w:p>
-        </w:tc>
-        <w:tc>
-          <w:tcPr>
-            <w:tcW w:type="dxa" w:w="1440"/>
-            <w:shd w:fill="F8FAFC"/>
-            <w:tcMar>
-              <w:top w:w="100" w:type="dxa"/>
-              <w:bottom w:w="100" w:type="dxa"/>
-              <w:left w:w="120" w:type="dxa"/>
-              <w:right w:w="120" w:type="dxa"/>
-            </w:tcMar>
-            <w:tcBorders>
-              <w:top w:val="single" w:sz="4" w:space="0" w:color="CCCCCC"/>
-              <w:bottom w:val="single" w:sz="4" w:space="0" w:color="CCCCCC"/>
-              <w:left w:val="single" w:sz="4" w:space="0" w:color="CCCCCC"/>
-              <w:right w:val="single" w:sz="4" w:space="0" w:color="CCCCCC"/>
-            </w:tcBorders>
-          </w:tcPr>
-          <w:p>
-            <w:pPr>
-              <w:spacing w:before="60" w:after="60" w:line="252" w:lineRule="auto"/>
-              <w:jc w:val="left"/>
-            </w:pPr>
-            <w:r/>
-            <w:r>
-              <w:t>BEAR</w:t>
-            </w:r>
-          </w:p>
-        </w:tc>
-      </w:tr>
-      <w:tr>
-        <w:tc>
-          <w:tcPr>
-            <w:tcW w:type="dxa" w:w="1584"/>
-            <w:shd w:fill="FFFFFF"/>
-            <w:tcMar>
-              <w:top w:w="100" w:type="dxa"/>
-              <w:bottom w:w="100" w:type="dxa"/>
-              <w:left w:w="120" w:type="dxa"/>
-              <w:right w:w="120" w:type="dxa"/>
-            </w:tcMar>
-            <w:tcBorders>
-              <w:top w:val="single" w:sz="4" w:space="0" w:color="CCCCCC"/>
-              <w:bottom w:val="single" w:sz="4" w:space="0" w:color="CCCCCC"/>
-              <w:left w:val="single" w:sz="4" w:space="0" w:color="CCCCCC"/>
-              <w:right w:val="single" w:sz="4" w:space="0" w:color="CCCCCC"/>
-            </w:tcBorders>
-          </w:tcPr>
-          <w:p>
-            <w:pPr>
-              <w:spacing w:before="60" w:after="60" w:line="252" w:lineRule="auto"/>
-              <w:jc w:val="left"/>
-            </w:pPr>
-            <w:r/>
-            <w:r>
-              <w:rPr>
-                <w:b/>
-              </w:rPr>
-              <w:t>Wed 16/09</w:t>
-            </w:r>
-          </w:p>
-        </w:tc>
-        <w:tc>
-          <w:tcPr>
-            <w:tcW w:type="dxa" w:w="864"/>
-            <w:shd w:fill="FFFFFF"/>
-            <w:tcMar>
-              <w:top w:w="100" w:type="dxa"/>
-              <w:bottom w:w="100" w:type="dxa"/>
-              <w:left w:w="120" w:type="dxa"/>
-              <w:right w:w="120" w:type="dxa"/>
-            </w:tcMar>
-            <w:tcBorders>
-              <w:top w:val="single" w:sz="4" w:space="0" w:color="CCCCCC"/>
-              <w:bottom w:val="single" w:sz="4" w:space="0" w:color="CCCCCC"/>
-              <w:left w:val="single" w:sz="4" w:space="0" w:color="CCCCCC"/>
-              <w:right w:val="single" w:sz="4" w:space="0" w:color="CCCCCC"/>
-            </w:tcBorders>
-          </w:tcPr>
-          <w:p>
-            <w:pPr>
-              <w:spacing w:before="60" w:after="60" w:line="252" w:lineRule="auto"/>
-              <w:jc w:val="left"/>
-            </w:pPr>
-            <w:r/>
-            <w:r>
-              <w:t>Asia 11-15</w:t>
-            </w:r>
-          </w:p>
-        </w:tc>
-        <w:tc>
-          <w:tcPr>
-            <w:tcW w:type="dxa" w:w="1440"/>
-            <w:shd w:fill="FFFFFF"/>
-            <w:tcMar>
-              <w:top w:w="100" w:type="dxa"/>
-              <w:bottom w:w="100" w:type="dxa"/>
-              <w:left w:w="120" w:type="dxa"/>
-              <w:right w:w="120" w:type="dxa"/>
-            </w:tcMar>
-            <w:tcBorders>
-              <w:top w:val="single" w:sz="4" w:space="0" w:color="CCCCCC"/>
-              <w:bottom w:val="single" w:sz="4" w:space="0" w:color="CCCCCC"/>
-              <w:left w:val="single" w:sz="4" w:space="0" w:color="CCCCCC"/>
-              <w:right w:val="single" w:sz="4" w:space="0" w:color="CCCCCC"/>
-            </w:tcBorders>
-          </w:tcPr>
-          <w:p>
-            <w:pPr>
-              <w:spacing w:before="60" w:after="60" w:line="252" w:lineRule="auto"/>
-              <w:jc w:val="left"/>
-            </w:pPr>
-            <w:r/>
-            <w:r>
-              <w:t>540.25</w:t>
-            </w:r>
-          </w:p>
-        </w:tc>
-        <w:tc>
-          <w:tcPr>
-            <w:tcW w:type="dxa" w:w="2016"/>
-            <w:shd w:fill="FFFFFF"/>
-            <w:tcMar>
-              <w:top w:w="100" w:type="dxa"/>
-              <w:bottom w:w="100" w:type="dxa"/>
-              <w:left w:w="120" w:type="dxa"/>
-              <w:right w:w="120" w:type="dxa"/>
-            </w:tcMar>
-            <w:tcBorders>
-              <w:top w:val="single" w:sz="4" w:space="0" w:color="CCCCCC"/>
-              <w:bottom w:val="single" w:sz="4" w:space="0" w:color="CCCCCC"/>
-              <w:left w:val="single" w:sz="4" w:space="0" w:color="CCCCCC"/>
-              <w:right w:val="single" w:sz="4" w:space="0" w:color="CCCCCC"/>
-            </w:tcBorders>
-          </w:tcPr>
-          <w:p>
-            <w:pPr>
-              <w:spacing w:before="60" w:after="60" w:line="252" w:lineRule="auto"/>
-              <w:jc w:val="left"/>
-            </w:pPr>
-            <w:r/>
-            <w:r>
-              <w:t>543.25</w:t>
-            </w:r>
-          </w:p>
-        </w:tc>
-        <w:tc>
-          <w:tcPr>
-            <w:tcW w:type="dxa" w:w="1152"/>
-            <w:shd w:fill="FFFFFF"/>
-            <w:tcMar>
-              <w:top w:w="100" w:type="dxa"/>
-              <w:bottom w:w="100" w:type="dxa"/>
-              <w:left w:w="120" w:type="dxa"/>
-              <w:right w:w="120" w:type="dxa"/>
-            </w:tcMar>
-            <w:tcBorders>
-              <w:top w:val="single" w:sz="4" w:space="0" w:color="CCCCCC"/>
-              <w:bottom w:val="single" w:sz="4" w:space="0" w:color="CCCCCC"/>
-              <w:left w:val="single" w:sz="4" w:space="0" w:color="CCCCCC"/>
-              <w:right w:val="single" w:sz="4" w:space="0" w:color="CCCCCC"/>
-            </w:tcBorders>
-          </w:tcPr>
-          <w:p>
-            <w:pPr>
-              <w:spacing w:before="60" w:after="60" w:line="252" w:lineRule="auto"/>
-              <w:jc w:val="left"/>
-            </w:pPr>
-            <w:r/>
-            <w:r>
-              <w:t>537.00</w:t>
-            </w:r>
-          </w:p>
-        </w:tc>
-        <w:tc>
-          <w:tcPr>
-            <w:tcW w:type="dxa" w:w="1728"/>
-            <w:shd w:fill="FFFFFF"/>
-            <w:tcMar>
-              <w:top w:w="100" w:type="dxa"/>
-              <w:bottom w:w="100" w:type="dxa"/>
-              <w:left w:w="120" w:type="dxa"/>
-              <w:right w:w="120" w:type="dxa"/>
-            </w:tcMar>
-            <w:tcBorders>
-              <w:top w:val="single" w:sz="4" w:space="0" w:color="CCCCCC"/>
-              <w:bottom w:val="single" w:sz="4" w:space="0" w:color="CCCCCC"/>
-              <w:left w:val="single" w:sz="4" w:space="0" w:color="CCCCCC"/>
-              <w:right w:val="single" w:sz="4" w:space="0" w:color="CCCCCC"/>
-            </w:tcBorders>
-          </w:tcPr>
-          <w:p>
-            <w:pPr>
-              <w:spacing w:before="60" w:after="60" w:line="252" w:lineRule="auto"/>
-              <w:jc w:val="left"/>
-            </w:pPr>
-            <w:r/>
-            <w:r>
-              <w:rPr>
-                <w:b/>
-              </w:rPr>
-              <w:t>540.00</w:t>
-            </w:r>
-          </w:p>
-        </w:tc>
-        <w:tc>
-          <w:tcPr>
-            <w:tcW w:type="dxa" w:w="3456"/>
-            <w:shd w:fill="FFFFFF"/>
             <w:tcMar>
               <w:top w:w="100" w:type="dxa"/>
               <w:bottom w:w="100" w:type="dxa"/>
@@ -17346,7 +19931,7 @@
         <w:tc>
           <w:tcPr>
             <w:tcW w:type="dxa" w:w="1440"/>
-            <w:shd w:fill="FFFFFF"/>
+            <w:shd w:fill="F8FAFC"/>
             <w:tcMar>
               <w:top w:w="100" w:type="dxa"/>
               <w:bottom w:w="100" w:type="dxa"/>
@@ -17376,7 +19961,7 @@
         <w:tc>
           <w:tcPr>
             <w:tcW w:type="dxa" w:w="1584"/>
-            <w:shd w:fill="F8FAFC"/>
+            <w:shd w:fill="FFFFFF"/>
             <w:tcMar>
               <w:top w:w="100" w:type="dxa"/>
               <w:bottom w:w="100" w:type="dxa"/>
@@ -17400,126 +19985,126 @@
               <w:rPr>
                 <w:b/>
               </w:rPr>
-              <w:t>Wed 16/09</w:t>
+              <w:t>Fri 18/09</w:t>
             </w:r>
           </w:p>
         </w:tc>
         <w:tc>
           <w:tcPr>
             <w:tcW w:type="dxa" w:w="864"/>
-            <w:shd w:fill="F8FAFC"/>
-            <w:tcMar>
-              <w:top w:w="100" w:type="dxa"/>
-              <w:bottom w:w="100" w:type="dxa"/>
-              <w:left w:w="120" w:type="dxa"/>
-              <w:right w:w="120" w:type="dxa"/>
-            </w:tcMar>
-            <w:tcBorders>
-              <w:top w:val="single" w:sz="4" w:space="0" w:color="CCCCCC"/>
-              <w:bottom w:val="single" w:sz="4" w:space="0" w:color="CCCCCC"/>
-              <w:left w:val="single" w:sz="4" w:space="0" w:color="CCCCCC"/>
-              <w:right w:val="single" w:sz="4" w:space="0" w:color="CCCCCC"/>
-            </w:tcBorders>
-          </w:tcPr>
-          <w:p>
-            <w:pPr>
-              <w:spacing w:before="60" w:after="60" w:line="252" w:lineRule="auto"/>
-              <w:jc w:val="left"/>
-            </w:pPr>
-            <w:r/>
-            <w:r>
-              <w:t>London 15-19</w:t>
+            <w:shd w:fill="FFFFFF"/>
+            <w:tcMar>
+              <w:top w:w="100" w:type="dxa"/>
+              <w:bottom w:w="100" w:type="dxa"/>
+              <w:left w:w="120" w:type="dxa"/>
+              <w:right w:w="120" w:type="dxa"/>
+            </w:tcMar>
+            <w:tcBorders>
+              <w:top w:val="single" w:sz="4" w:space="0" w:color="CCCCCC"/>
+              <w:bottom w:val="single" w:sz="4" w:space="0" w:color="CCCCCC"/>
+              <w:left w:val="single" w:sz="4" w:space="0" w:color="CCCCCC"/>
+              <w:right w:val="single" w:sz="4" w:space="0" w:color="CCCCCC"/>
+            </w:tcBorders>
+          </w:tcPr>
+          <w:p>
+            <w:pPr>
+              <w:spacing w:before="60" w:after="60" w:line="252" w:lineRule="auto"/>
+              <w:jc w:val="left"/>
+            </w:pPr>
+            <w:r/>
+            <w:r>
+              <w:t>Asia 11-15</w:t>
             </w:r>
           </w:p>
         </w:tc>
         <w:tc>
           <w:tcPr>
             <w:tcW w:type="dxa" w:w="1440"/>
-            <w:shd w:fill="F8FAFC"/>
-            <w:tcMar>
-              <w:top w:w="100" w:type="dxa"/>
-              <w:bottom w:w="100" w:type="dxa"/>
-              <w:left w:w="120" w:type="dxa"/>
-              <w:right w:w="120" w:type="dxa"/>
-            </w:tcMar>
-            <w:tcBorders>
-              <w:top w:val="single" w:sz="4" w:space="0" w:color="CCCCCC"/>
-              <w:bottom w:val="single" w:sz="4" w:space="0" w:color="CCCCCC"/>
-              <w:left w:val="single" w:sz="4" w:space="0" w:color="CCCCCC"/>
-              <w:right w:val="single" w:sz="4" w:space="0" w:color="CCCCCC"/>
-            </w:tcBorders>
-          </w:tcPr>
-          <w:p>
-            <w:pPr>
-              <w:spacing w:before="60" w:after="60" w:line="252" w:lineRule="auto"/>
-              <w:jc w:val="left"/>
-            </w:pPr>
-            <w:r/>
-            <w:r>
-              <w:t>540.00</w:t>
+            <w:shd w:fill="FFFFFF"/>
+            <w:tcMar>
+              <w:top w:w="100" w:type="dxa"/>
+              <w:bottom w:w="100" w:type="dxa"/>
+              <w:left w:w="120" w:type="dxa"/>
+              <w:right w:w="120" w:type="dxa"/>
+            </w:tcMar>
+            <w:tcBorders>
+              <w:top w:val="single" w:sz="4" w:space="0" w:color="CCCCCC"/>
+              <w:bottom w:val="single" w:sz="4" w:space="0" w:color="CCCCCC"/>
+              <w:left w:val="single" w:sz="4" w:space="0" w:color="CCCCCC"/>
+              <w:right w:val="single" w:sz="4" w:space="0" w:color="CCCCCC"/>
+            </w:tcBorders>
+          </w:tcPr>
+          <w:p>
+            <w:pPr>
+              <w:spacing w:before="60" w:after="60" w:line="252" w:lineRule="auto"/>
+              <w:jc w:val="left"/>
+            </w:pPr>
+            <w:r/>
+            <w:r>
+              <w:t>545.50</w:t>
             </w:r>
           </w:p>
         </w:tc>
         <w:tc>
           <w:tcPr>
             <w:tcW w:type="dxa" w:w="2016"/>
-            <w:shd w:fill="F8FAFC"/>
-            <w:tcMar>
-              <w:top w:w="100" w:type="dxa"/>
-              <w:bottom w:w="100" w:type="dxa"/>
-              <w:left w:w="120" w:type="dxa"/>
-              <w:right w:w="120" w:type="dxa"/>
-            </w:tcMar>
-            <w:tcBorders>
-              <w:top w:val="single" w:sz="4" w:space="0" w:color="CCCCCC"/>
-              <w:bottom w:val="single" w:sz="4" w:space="0" w:color="CCCCCC"/>
-              <w:left w:val="single" w:sz="4" w:space="0" w:color="CCCCCC"/>
-              <w:right w:val="single" w:sz="4" w:space="0" w:color="CCCCCC"/>
-            </w:tcBorders>
-          </w:tcPr>
-          <w:p>
-            <w:pPr>
-              <w:spacing w:before="60" w:after="60" w:line="252" w:lineRule="auto"/>
-              <w:jc w:val="left"/>
-            </w:pPr>
-            <w:r/>
-            <w:r>
-              <w:t>544.00</w:t>
+            <w:shd w:fill="FFFFFF"/>
+            <w:tcMar>
+              <w:top w:w="100" w:type="dxa"/>
+              <w:bottom w:w="100" w:type="dxa"/>
+              <w:left w:w="120" w:type="dxa"/>
+              <w:right w:w="120" w:type="dxa"/>
+            </w:tcMar>
+            <w:tcBorders>
+              <w:top w:val="single" w:sz="4" w:space="0" w:color="CCCCCC"/>
+              <w:bottom w:val="single" w:sz="4" w:space="0" w:color="CCCCCC"/>
+              <w:left w:val="single" w:sz="4" w:space="0" w:color="CCCCCC"/>
+              <w:right w:val="single" w:sz="4" w:space="0" w:color="CCCCCC"/>
+            </w:tcBorders>
+          </w:tcPr>
+          <w:p>
+            <w:pPr>
+              <w:spacing w:before="60" w:after="60" w:line="252" w:lineRule="auto"/>
+              <w:jc w:val="left"/>
+            </w:pPr>
+            <w:r/>
+            <w:r>
+              <w:t>549.00</w:t>
             </w:r>
           </w:p>
         </w:tc>
         <w:tc>
           <w:tcPr>
             <w:tcW w:type="dxa" w:w="1152"/>
-            <w:shd w:fill="F8FAFC"/>
-            <w:tcMar>
-              <w:top w:w="100" w:type="dxa"/>
-              <w:bottom w:w="100" w:type="dxa"/>
-              <w:left w:w="120" w:type="dxa"/>
-              <w:right w:w="120" w:type="dxa"/>
-            </w:tcMar>
-            <w:tcBorders>
-              <w:top w:val="single" w:sz="4" w:space="0" w:color="CCCCCC"/>
-              <w:bottom w:val="single" w:sz="4" w:space="0" w:color="CCCCCC"/>
-              <w:left w:val="single" w:sz="4" w:space="0" w:color="CCCCCC"/>
-              <w:right w:val="single" w:sz="4" w:space="0" w:color="CCCCCC"/>
-            </w:tcBorders>
-          </w:tcPr>
-          <w:p>
-            <w:pPr>
-              <w:spacing w:before="60" w:after="60" w:line="252" w:lineRule="auto"/>
-              <w:jc w:val="left"/>
-            </w:pPr>
-            <w:r/>
-            <w:r>
-              <w:t>534.75</w:t>
+            <w:shd w:fill="FFFFFF"/>
+            <w:tcMar>
+              <w:top w:w="100" w:type="dxa"/>
+              <w:bottom w:w="100" w:type="dxa"/>
+              <w:left w:w="120" w:type="dxa"/>
+              <w:right w:w="120" w:type="dxa"/>
+            </w:tcMar>
+            <w:tcBorders>
+              <w:top w:val="single" w:sz="4" w:space="0" w:color="CCCCCC"/>
+              <w:bottom w:val="single" w:sz="4" w:space="0" w:color="CCCCCC"/>
+              <w:left w:val="single" w:sz="4" w:space="0" w:color="CCCCCC"/>
+              <w:right w:val="single" w:sz="4" w:space="0" w:color="CCCCCC"/>
+            </w:tcBorders>
+          </w:tcPr>
+          <w:p>
+            <w:pPr>
+              <w:spacing w:before="60" w:after="60" w:line="252" w:lineRule="auto"/>
+              <w:jc w:val="left"/>
+            </w:pPr>
+            <w:r/>
+            <w:r>
+              <w:t>542.25</w:t>
             </w:r>
           </w:p>
         </w:tc>
         <w:tc>
           <w:tcPr>
             <w:tcW w:type="dxa" w:w="1728"/>
-            <w:shd w:fill="F8FAFC"/>
+            <w:shd w:fill="FFFFFF"/>
             <w:tcMar>
               <w:top w:w="100" w:type="dxa"/>
               <w:bottom w:w="100" w:type="dxa"/>
@@ -17543,7 +20128,712 @@
               <w:rPr>
                 <w:b/>
               </w:rPr>
-              <w:t>540.50</w:t>
+              <w:t>545.25</w:t>
+            </w:r>
+          </w:p>
+        </w:tc>
+        <w:tc>
+          <w:tcPr>
+            <w:tcW w:type="dxa" w:w="3456"/>
+            <w:shd w:fill="FFFFFF"/>
+            <w:tcMar>
+              <w:top w:w="100" w:type="dxa"/>
+              <w:bottom w:w="100" w:type="dxa"/>
+              <w:left w:w="120" w:type="dxa"/>
+              <w:right w:w="120" w:type="dxa"/>
+            </w:tcMar>
+            <w:tcBorders>
+              <w:top w:val="single" w:sz="4" w:space="0" w:color="CCCCCC"/>
+              <w:bottom w:val="single" w:sz="4" w:space="0" w:color="CCCCCC"/>
+              <w:left w:val="single" w:sz="4" w:space="0" w:color="CCCCCC"/>
+              <w:right w:val="single" w:sz="4" w:space="0" w:color="CCCCCC"/>
+            </w:tcBorders>
+          </w:tcPr>
+          <w:p>
+            <w:pPr>
+              <w:spacing w:before="60" w:after="60" w:line="252" w:lineRule="auto"/>
+              <w:jc w:val="left"/>
+            </w:pPr>
+            <w:r/>
+            <w:r>
+              <w:rPr>
+                <w:b/>
+              </w:rPr>
+              <w:t>-0.25</w:t>
+            </w:r>
+          </w:p>
+        </w:tc>
+        <w:tc>
+          <w:tcPr>
+            <w:tcW w:type="dxa" w:w="1440"/>
+            <w:shd w:fill="FFFFFF"/>
+            <w:tcMar>
+              <w:top w:w="100" w:type="dxa"/>
+              <w:bottom w:w="100" w:type="dxa"/>
+              <w:left w:w="120" w:type="dxa"/>
+              <w:right w:w="120" w:type="dxa"/>
+            </w:tcMar>
+            <w:tcBorders>
+              <w:top w:val="single" w:sz="4" w:space="0" w:color="CCCCCC"/>
+              <w:bottom w:val="single" w:sz="4" w:space="0" w:color="CCCCCC"/>
+              <w:left w:val="single" w:sz="4" w:space="0" w:color="CCCCCC"/>
+              <w:right w:val="single" w:sz="4" w:space="0" w:color="CCCCCC"/>
+            </w:tcBorders>
+          </w:tcPr>
+          <w:p>
+            <w:pPr>
+              <w:spacing w:before="60" w:after="60" w:line="252" w:lineRule="auto"/>
+              <w:jc w:val="left"/>
+            </w:pPr>
+            <w:r/>
+            <w:r>
+              <w:t>BEAR</w:t>
+            </w:r>
+          </w:p>
+        </w:tc>
+      </w:tr>
+      <w:tr>
+        <w:tc>
+          <w:tcPr>
+            <w:tcW w:type="dxa" w:w="1584"/>
+            <w:shd w:fill="F8FAFC"/>
+            <w:tcMar>
+              <w:top w:w="100" w:type="dxa"/>
+              <w:bottom w:w="100" w:type="dxa"/>
+              <w:left w:w="120" w:type="dxa"/>
+              <w:right w:w="120" w:type="dxa"/>
+            </w:tcMar>
+            <w:tcBorders>
+              <w:top w:val="single" w:sz="4" w:space="0" w:color="CCCCCC"/>
+              <w:bottom w:val="single" w:sz="4" w:space="0" w:color="CCCCCC"/>
+              <w:left w:val="single" w:sz="4" w:space="0" w:color="CCCCCC"/>
+              <w:right w:val="single" w:sz="4" w:space="0" w:color="CCCCCC"/>
+            </w:tcBorders>
+          </w:tcPr>
+          <w:p>
+            <w:pPr>
+              <w:spacing w:before="60" w:after="60" w:line="252" w:lineRule="auto"/>
+              <w:jc w:val="left"/>
+            </w:pPr>
+            <w:r/>
+            <w:r>
+              <w:rPr>
+                <w:b/>
+              </w:rPr>
+              <w:t>Fri 18/09</w:t>
+            </w:r>
+          </w:p>
+        </w:tc>
+        <w:tc>
+          <w:tcPr>
+            <w:tcW w:type="dxa" w:w="864"/>
+            <w:shd w:fill="F8FAFC"/>
+            <w:tcMar>
+              <w:top w:w="100" w:type="dxa"/>
+              <w:bottom w:w="100" w:type="dxa"/>
+              <w:left w:w="120" w:type="dxa"/>
+              <w:right w:w="120" w:type="dxa"/>
+            </w:tcMar>
+            <w:tcBorders>
+              <w:top w:val="single" w:sz="4" w:space="0" w:color="CCCCCC"/>
+              <w:bottom w:val="single" w:sz="4" w:space="0" w:color="CCCCCC"/>
+              <w:left w:val="single" w:sz="4" w:space="0" w:color="CCCCCC"/>
+              <w:right w:val="single" w:sz="4" w:space="0" w:color="CCCCCC"/>
+            </w:tcBorders>
+          </w:tcPr>
+          <w:p>
+            <w:pPr>
+              <w:spacing w:before="60" w:after="60" w:line="252" w:lineRule="auto"/>
+              <w:jc w:val="left"/>
+            </w:pPr>
+            <w:r/>
+            <w:r>
+              <w:t>London 15-19</w:t>
+            </w:r>
+          </w:p>
+        </w:tc>
+        <w:tc>
+          <w:tcPr>
+            <w:tcW w:type="dxa" w:w="1440"/>
+            <w:shd w:fill="F8FAFC"/>
+            <w:tcMar>
+              <w:top w:w="100" w:type="dxa"/>
+              <w:bottom w:w="100" w:type="dxa"/>
+              <w:left w:w="120" w:type="dxa"/>
+              <w:right w:w="120" w:type="dxa"/>
+            </w:tcMar>
+            <w:tcBorders>
+              <w:top w:val="single" w:sz="4" w:space="0" w:color="CCCCCC"/>
+              <w:bottom w:val="single" w:sz="4" w:space="0" w:color="CCCCCC"/>
+              <w:left w:val="single" w:sz="4" w:space="0" w:color="CCCCCC"/>
+              <w:right w:val="single" w:sz="4" w:space="0" w:color="CCCCCC"/>
+            </w:tcBorders>
+          </w:tcPr>
+          <w:p>
+            <w:pPr>
+              <w:spacing w:before="60" w:after="60" w:line="252" w:lineRule="auto"/>
+              <w:jc w:val="left"/>
+            </w:pPr>
+            <w:r/>
+            <w:r>
+              <w:t>545.25</w:t>
+            </w:r>
+          </w:p>
+        </w:tc>
+        <w:tc>
+          <w:tcPr>
+            <w:tcW w:type="dxa" w:w="2016"/>
+            <w:shd w:fill="F8FAFC"/>
+            <w:tcMar>
+              <w:top w:w="100" w:type="dxa"/>
+              <w:bottom w:w="100" w:type="dxa"/>
+              <w:left w:w="120" w:type="dxa"/>
+              <w:right w:w="120" w:type="dxa"/>
+            </w:tcMar>
+            <w:tcBorders>
+              <w:top w:val="single" w:sz="4" w:space="0" w:color="CCCCCC"/>
+              <w:bottom w:val="single" w:sz="4" w:space="0" w:color="CCCCCC"/>
+              <w:left w:val="single" w:sz="4" w:space="0" w:color="CCCCCC"/>
+              <w:right w:val="single" w:sz="4" w:space="0" w:color="CCCCCC"/>
+            </w:tcBorders>
+          </w:tcPr>
+          <w:p>
+            <w:pPr>
+              <w:spacing w:before="60" w:after="60" w:line="252" w:lineRule="auto"/>
+              <w:jc w:val="left"/>
+            </w:pPr>
+            <w:r/>
+            <w:r>
+              <w:t>548.25</w:t>
+            </w:r>
+          </w:p>
+        </w:tc>
+        <w:tc>
+          <w:tcPr>
+            <w:tcW w:type="dxa" w:w="1152"/>
+            <w:shd w:fill="F8FAFC"/>
+            <w:tcMar>
+              <w:top w:w="100" w:type="dxa"/>
+              <w:bottom w:w="100" w:type="dxa"/>
+              <w:left w:w="120" w:type="dxa"/>
+              <w:right w:w="120" w:type="dxa"/>
+            </w:tcMar>
+            <w:tcBorders>
+              <w:top w:val="single" w:sz="4" w:space="0" w:color="CCCCCC"/>
+              <w:bottom w:val="single" w:sz="4" w:space="0" w:color="CCCCCC"/>
+              <w:left w:val="single" w:sz="4" w:space="0" w:color="CCCCCC"/>
+              <w:right w:val="single" w:sz="4" w:space="0" w:color="CCCCCC"/>
+            </w:tcBorders>
+          </w:tcPr>
+          <w:p>
+            <w:pPr>
+              <w:spacing w:before="60" w:after="60" w:line="252" w:lineRule="auto"/>
+              <w:jc w:val="left"/>
+            </w:pPr>
+            <w:r/>
+            <w:r>
+              <w:t>542.50</w:t>
+            </w:r>
+          </w:p>
+        </w:tc>
+        <w:tc>
+          <w:tcPr>
+            <w:tcW w:type="dxa" w:w="1728"/>
+            <w:shd w:fill="F8FAFC"/>
+            <w:tcMar>
+              <w:top w:w="100" w:type="dxa"/>
+              <w:bottom w:w="100" w:type="dxa"/>
+              <w:left w:w="120" w:type="dxa"/>
+              <w:right w:w="120" w:type="dxa"/>
+            </w:tcMar>
+            <w:tcBorders>
+              <w:top w:val="single" w:sz="4" w:space="0" w:color="CCCCCC"/>
+              <w:bottom w:val="single" w:sz="4" w:space="0" w:color="CCCCCC"/>
+              <w:left w:val="single" w:sz="4" w:space="0" w:color="CCCCCC"/>
+              <w:right w:val="single" w:sz="4" w:space="0" w:color="CCCCCC"/>
+            </w:tcBorders>
+          </w:tcPr>
+          <w:p>
+            <w:pPr>
+              <w:spacing w:before="60" w:after="60" w:line="252" w:lineRule="auto"/>
+              <w:jc w:val="left"/>
+            </w:pPr>
+            <w:r/>
+            <w:r>
+              <w:rPr>
+                <w:b/>
+              </w:rPr>
+              <w:t>545.50</w:t>
+            </w:r>
+          </w:p>
+        </w:tc>
+        <w:tc>
+          <w:tcPr>
+            <w:tcW w:type="dxa" w:w="3456"/>
+            <w:shd w:fill="F8FAFC"/>
+            <w:tcMar>
+              <w:top w:w="100" w:type="dxa"/>
+              <w:bottom w:w="100" w:type="dxa"/>
+              <w:left w:w="120" w:type="dxa"/>
+              <w:right w:w="120" w:type="dxa"/>
+            </w:tcMar>
+            <w:tcBorders>
+              <w:top w:val="single" w:sz="4" w:space="0" w:color="CCCCCC"/>
+              <w:bottom w:val="single" w:sz="4" w:space="0" w:color="CCCCCC"/>
+              <w:left w:val="single" w:sz="4" w:space="0" w:color="CCCCCC"/>
+              <w:right w:val="single" w:sz="4" w:space="0" w:color="CCCCCC"/>
+            </w:tcBorders>
+          </w:tcPr>
+          <w:p>
+            <w:pPr>
+              <w:spacing w:before="60" w:after="60" w:line="252" w:lineRule="auto"/>
+              <w:jc w:val="left"/>
+            </w:pPr>
+            <w:r/>
+            <w:r>
+              <w:rPr>
+                <w:b/>
+              </w:rPr>
+              <w:t>+0.25</w:t>
+            </w:r>
+          </w:p>
+        </w:tc>
+        <w:tc>
+          <w:tcPr>
+            <w:tcW w:type="dxa" w:w="1440"/>
+            <w:shd w:fill="F8FAFC"/>
+            <w:tcMar>
+              <w:top w:w="100" w:type="dxa"/>
+              <w:bottom w:w="100" w:type="dxa"/>
+              <w:left w:w="120" w:type="dxa"/>
+              <w:right w:w="120" w:type="dxa"/>
+            </w:tcMar>
+            <w:tcBorders>
+              <w:top w:val="single" w:sz="4" w:space="0" w:color="CCCCCC"/>
+              <w:bottom w:val="single" w:sz="4" w:space="0" w:color="CCCCCC"/>
+              <w:left w:val="single" w:sz="4" w:space="0" w:color="CCCCCC"/>
+              <w:right w:val="single" w:sz="4" w:space="0" w:color="CCCCCC"/>
+            </w:tcBorders>
+          </w:tcPr>
+          <w:p>
+            <w:pPr>
+              <w:spacing w:before="60" w:after="60" w:line="252" w:lineRule="auto"/>
+              <w:jc w:val="left"/>
+            </w:pPr>
+            <w:r/>
+            <w:r>
+              <w:t>BULL</w:t>
+            </w:r>
+          </w:p>
+        </w:tc>
+      </w:tr>
+      <w:tr>
+        <w:tc>
+          <w:tcPr>
+            <w:tcW w:type="dxa" w:w="1584"/>
+            <w:shd w:fill="FFFFFF"/>
+            <w:tcMar>
+              <w:top w:w="100" w:type="dxa"/>
+              <w:bottom w:w="100" w:type="dxa"/>
+              <w:left w:w="120" w:type="dxa"/>
+              <w:right w:w="120" w:type="dxa"/>
+            </w:tcMar>
+            <w:tcBorders>
+              <w:top w:val="single" w:sz="4" w:space="0" w:color="CCCCCC"/>
+              <w:bottom w:val="single" w:sz="4" w:space="0" w:color="CCCCCC"/>
+              <w:left w:val="single" w:sz="4" w:space="0" w:color="CCCCCC"/>
+              <w:right w:val="single" w:sz="4" w:space="0" w:color="CCCCCC"/>
+            </w:tcBorders>
+          </w:tcPr>
+          <w:p>
+            <w:pPr>
+              <w:spacing w:before="60" w:after="60" w:line="252" w:lineRule="auto"/>
+              <w:jc w:val="left"/>
+            </w:pPr>
+            <w:r/>
+            <w:r>
+              <w:rPr>
+                <w:b/>
+              </w:rPr>
+              <w:t>Fri 18/09</w:t>
+            </w:r>
+          </w:p>
+        </w:tc>
+        <w:tc>
+          <w:tcPr>
+            <w:tcW w:type="dxa" w:w="864"/>
+            <w:shd w:fill="FFFFFF"/>
+            <w:tcMar>
+              <w:top w:w="100" w:type="dxa"/>
+              <w:bottom w:w="100" w:type="dxa"/>
+              <w:left w:w="120" w:type="dxa"/>
+              <w:right w:w="120" w:type="dxa"/>
+            </w:tcMar>
+            <w:tcBorders>
+              <w:top w:val="single" w:sz="4" w:space="0" w:color="CCCCCC"/>
+              <w:bottom w:val="single" w:sz="4" w:space="0" w:color="CCCCCC"/>
+              <w:left w:val="single" w:sz="4" w:space="0" w:color="CCCCCC"/>
+              <w:right w:val="single" w:sz="4" w:space="0" w:color="CCCCCC"/>
+            </w:tcBorders>
+          </w:tcPr>
+          <w:p>
+            <w:pPr>
+              <w:spacing w:before="60" w:after="60" w:line="252" w:lineRule="auto"/>
+              <w:jc w:val="left"/>
+            </w:pPr>
+            <w:r/>
+            <w:r>
+              <w:t>Pre-NY 19-21</w:t>
+            </w:r>
+          </w:p>
+        </w:tc>
+        <w:tc>
+          <w:tcPr>
+            <w:tcW w:type="dxa" w:w="1440"/>
+            <w:shd w:fill="FFFFFF"/>
+            <w:tcMar>
+              <w:top w:w="100" w:type="dxa"/>
+              <w:bottom w:w="100" w:type="dxa"/>
+              <w:left w:w="120" w:type="dxa"/>
+              <w:right w:w="120" w:type="dxa"/>
+            </w:tcMar>
+            <w:tcBorders>
+              <w:top w:val="single" w:sz="4" w:space="0" w:color="CCCCCC"/>
+              <w:bottom w:val="single" w:sz="4" w:space="0" w:color="CCCCCC"/>
+              <w:left w:val="single" w:sz="4" w:space="0" w:color="CCCCCC"/>
+              <w:right w:val="single" w:sz="4" w:space="0" w:color="CCCCCC"/>
+            </w:tcBorders>
+          </w:tcPr>
+          <w:p>
+            <w:pPr>
+              <w:spacing w:before="60" w:after="60" w:line="252" w:lineRule="auto"/>
+              <w:jc w:val="left"/>
+            </w:pPr>
+            <w:r/>
+            <w:r>
+              <w:t>545.50</w:t>
+            </w:r>
+          </w:p>
+        </w:tc>
+        <w:tc>
+          <w:tcPr>
+            <w:tcW w:type="dxa" w:w="2016"/>
+            <w:shd w:fill="FFFFFF"/>
+            <w:tcMar>
+              <w:top w:w="100" w:type="dxa"/>
+              <w:bottom w:w="100" w:type="dxa"/>
+              <w:left w:w="120" w:type="dxa"/>
+              <w:right w:w="120" w:type="dxa"/>
+            </w:tcMar>
+            <w:tcBorders>
+              <w:top w:val="single" w:sz="4" w:space="0" w:color="CCCCCC"/>
+              <w:bottom w:val="single" w:sz="4" w:space="0" w:color="CCCCCC"/>
+              <w:left w:val="single" w:sz="4" w:space="0" w:color="CCCCCC"/>
+              <w:right w:val="single" w:sz="4" w:space="0" w:color="CCCCCC"/>
+            </w:tcBorders>
+          </w:tcPr>
+          <w:p>
+            <w:pPr>
+              <w:spacing w:before="60" w:after="60" w:line="252" w:lineRule="auto"/>
+              <w:jc w:val="left"/>
+            </w:pPr>
+            <w:r/>
+            <w:r>
+              <w:t>548.50</w:t>
+            </w:r>
+          </w:p>
+        </w:tc>
+        <w:tc>
+          <w:tcPr>
+            <w:tcW w:type="dxa" w:w="1152"/>
+            <w:shd w:fill="FFFFFF"/>
+            <w:tcMar>
+              <w:top w:w="100" w:type="dxa"/>
+              <w:bottom w:w="100" w:type="dxa"/>
+              <w:left w:w="120" w:type="dxa"/>
+              <w:right w:w="120" w:type="dxa"/>
+            </w:tcMar>
+            <w:tcBorders>
+              <w:top w:val="single" w:sz="4" w:space="0" w:color="CCCCCC"/>
+              <w:bottom w:val="single" w:sz="4" w:space="0" w:color="CCCCCC"/>
+              <w:left w:val="single" w:sz="4" w:space="0" w:color="CCCCCC"/>
+              <w:right w:val="single" w:sz="4" w:space="0" w:color="CCCCCC"/>
+            </w:tcBorders>
+          </w:tcPr>
+          <w:p>
+            <w:pPr>
+              <w:spacing w:before="60" w:after="60" w:line="252" w:lineRule="auto"/>
+              <w:jc w:val="left"/>
+            </w:pPr>
+            <w:r/>
+            <w:r>
+              <w:t>542.75</w:t>
+            </w:r>
+          </w:p>
+        </w:tc>
+        <w:tc>
+          <w:tcPr>
+            <w:tcW w:type="dxa" w:w="1728"/>
+            <w:shd w:fill="FFFFFF"/>
+            <w:tcMar>
+              <w:top w:w="100" w:type="dxa"/>
+              <w:bottom w:w="100" w:type="dxa"/>
+              <w:left w:w="120" w:type="dxa"/>
+              <w:right w:w="120" w:type="dxa"/>
+            </w:tcMar>
+            <w:tcBorders>
+              <w:top w:val="single" w:sz="4" w:space="0" w:color="CCCCCC"/>
+              <w:bottom w:val="single" w:sz="4" w:space="0" w:color="CCCCCC"/>
+              <w:left w:val="single" w:sz="4" w:space="0" w:color="CCCCCC"/>
+              <w:right w:val="single" w:sz="4" w:space="0" w:color="CCCCCC"/>
+            </w:tcBorders>
+          </w:tcPr>
+          <w:p>
+            <w:pPr>
+              <w:spacing w:before="60" w:after="60" w:line="252" w:lineRule="auto"/>
+              <w:jc w:val="left"/>
+            </w:pPr>
+            <w:r/>
+            <w:r>
+              <w:rPr>
+                <w:b/>
+              </w:rPr>
+              <w:t>545.50</w:t>
+            </w:r>
+          </w:p>
+        </w:tc>
+        <w:tc>
+          <w:tcPr>
+            <w:tcW w:type="dxa" w:w="3456"/>
+            <w:shd w:fill="FFFFFF"/>
+            <w:tcMar>
+              <w:top w:w="100" w:type="dxa"/>
+              <w:bottom w:w="100" w:type="dxa"/>
+              <w:left w:w="120" w:type="dxa"/>
+              <w:right w:w="120" w:type="dxa"/>
+            </w:tcMar>
+            <w:tcBorders>
+              <w:top w:val="single" w:sz="4" w:space="0" w:color="CCCCCC"/>
+              <w:bottom w:val="single" w:sz="4" w:space="0" w:color="CCCCCC"/>
+              <w:left w:val="single" w:sz="4" w:space="0" w:color="CCCCCC"/>
+              <w:right w:val="single" w:sz="4" w:space="0" w:color="CCCCCC"/>
+            </w:tcBorders>
+          </w:tcPr>
+          <w:p>
+            <w:pPr>
+              <w:spacing w:before="60" w:after="60" w:line="252" w:lineRule="auto"/>
+              <w:jc w:val="left"/>
+            </w:pPr>
+            <w:r/>
+            <w:r>
+              <w:rPr>
+                <w:b/>
+              </w:rPr>
+              <w:t>+0.00</w:t>
+            </w:r>
+          </w:p>
+        </w:tc>
+        <w:tc>
+          <w:tcPr>
+            <w:tcW w:type="dxa" w:w="1440"/>
+            <w:shd w:fill="FFFFFF"/>
+            <w:tcMar>
+              <w:top w:w="100" w:type="dxa"/>
+              <w:bottom w:w="100" w:type="dxa"/>
+              <w:left w:w="120" w:type="dxa"/>
+              <w:right w:w="120" w:type="dxa"/>
+            </w:tcMar>
+            <w:tcBorders>
+              <w:top w:val="single" w:sz="4" w:space="0" w:color="CCCCCC"/>
+              <w:bottom w:val="single" w:sz="4" w:space="0" w:color="CCCCCC"/>
+              <w:left w:val="single" w:sz="4" w:space="0" w:color="CCCCCC"/>
+              <w:right w:val="single" w:sz="4" w:space="0" w:color="CCCCCC"/>
+            </w:tcBorders>
+          </w:tcPr>
+          <w:p>
+            <w:pPr>
+              <w:spacing w:before="60" w:after="60" w:line="252" w:lineRule="auto"/>
+              <w:jc w:val="left"/>
+            </w:pPr>
+            <w:r/>
+            <w:r>
+              <w:t>BEAR</w:t>
+            </w:r>
+          </w:p>
+        </w:tc>
+      </w:tr>
+      <w:tr>
+        <w:tc>
+          <w:tcPr>
+            <w:tcW w:type="dxa" w:w="1584"/>
+            <w:shd w:fill="F8FAFC"/>
+            <w:tcMar>
+              <w:top w:w="100" w:type="dxa"/>
+              <w:bottom w:w="100" w:type="dxa"/>
+              <w:left w:w="120" w:type="dxa"/>
+              <w:right w:w="120" w:type="dxa"/>
+            </w:tcMar>
+            <w:tcBorders>
+              <w:top w:val="single" w:sz="4" w:space="0" w:color="CCCCCC"/>
+              <w:bottom w:val="single" w:sz="4" w:space="0" w:color="CCCCCC"/>
+              <w:left w:val="single" w:sz="4" w:space="0" w:color="CCCCCC"/>
+              <w:right w:val="single" w:sz="4" w:space="0" w:color="CCCCCC"/>
+            </w:tcBorders>
+          </w:tcPr>
+          <w:p>
+            <w:pPr>
+              <w:spacing w:before="60" w:after="60" w:line="252" w:lineRule="auto"/>
+              <w:jc w:val="left"/>
+            </w:pPr>
+            <w:r/>
+            <w:r>
+              <w:rPr>
+                <w:b/>
+              </w:rPr>
+              <w:t>Fri 18/09</w:t>
+            </w:r>
+          </w:p>
+        </w:tc>
+        <w:tc>
+          <w:tcPr>
+            <w:tcW w:type="dxa" w:w="864"/>
+            <w:shd w:fill="F8FAFC"/>
+            <w:tcMar>
+              <w:top w:w="100" w:type="dxa"/>
+              <w:bottom w:w="100" w:type="dxa"/>
+              <w:left w:w="120" w:type="dxa"/>
+              <w:right w:w="120" w:type="dxa"/>
+            </w:tcMar>
+            <w:tcBorders>
+              <w:top w:val="single" w:sz="4" w:space="0" w:color="CCCCCC"/>
+              <w:bottom w:val="single" w:sz="4" w:space="0" w:color="CCCCCC"/>
+              <w:left w:val="single" w:sz="4" w:space="0" w:color="CCCCCC"/>
+              <w:right w:val="single" w:sz="4" w:space="0" w:color="CCCCCC"/>
+            </w:tcBorders>
+          </w:tcPr>
+          <w:p>
+            <w:pPr>
+              <w:spacing w:before="60" w:after="60" w:line="252" w:lineRule="auto"/>
+              <w:jc w:val="left"/>
+            </w:pPr>
+            <w:r/>
+            <w:r>
+              <w:t>NY Open 21-23</w:t>
+            </w:r>
+          </w:p>
+        </w:tc>
+        <w:tc>
+          <w:tcPr>
+            <w:tcW w:type="dxa" w:w="1440"/>
+            <w:shd w:fill="F8FAFC"/>
+            <w:tcMar>
+              <w:top w:w="100" w:type="dxa"/>
+              <w:bottom w:w="100" w:type="dxa"/>
+              <w:left w:w="120" w:type="dxa"/>
+              <w:right w:w="120" w:type="dxa"/>
+            </w:tcMar>
+            <w:tcBorders>
+              <w:top w:val="single" w:sz="4" w:space="0" w:color="CCCCCC"/>
+              <w:bottom w:val="single" w:sz="4" w:space="0" w:color="CCCCCC"/>
+              <w:left w:val="single" w:sz="4" w:space="0" w:color="CCCCCC"/>
+              <w:right w:val="single" w:sz="4" w:space="0" w:color="CCCCCC"/>
+            </w:tcBorders>
+          </w:tcPr>
+          <w:p>
+            <w:pPr>
+              <w:spacing w:before="60" w:after="60" w:line="252" w:lineRule="auto"/>
+              <w:jc w:val="left"/>
+            </w:pPr>
+            <w:r/>
+            <w:r>
+              <w:t>545.50</w:t>
+            </w:r>
+          </w:p>
+        </w:tc>
+        <w:tc>
+          <w:tcPr>
+            <w:tcW w:type="dxa" w:w="2016"/>
+            <w:shd w:fill="F8FAFC"/>
+            <w:tcMar>
+              <w:top w:w="100" w:type="dxa"/>
+              <w:bottom w:w="100" w:type="dxa"/>
+              <w:left w:w="120" w:type="dxa"/>
+              <w:right w:w="120" w:type="dxa"/>
+            </w:tcMar>
+            <w:tcBorders>
+              <w:top w:val="single" w:sz="4" w:space="0" w:color="CCCCCC"/>
+              <w:bottom w:val="single" w:sz="4" w:space="0" w:color="CCCCCC"/>
+              <w:left w:val="single" w:sz="4" w:space="0" w:color="CCCCCC"/>
+              <w:right w:val="single" w:sz="4" w:space="0" w:color="CCCCCC"/>
+            </w:tcBorders>
+          </w:tcPr>
+          <w:p>
+            <w:pPr>
+              <w:spacing w:before="60" w:after="60" w:line="252" w:lineRule="auto"/>
+              <w:jc w:val="left"/>
+            </w:pPr>
+            <w:r/>
+            <w:r>
+              <w:t>549.50</w:t>
+            </w:r>
+          </w:p>
+        </w:tc>
+        <w:tc>
+          <w:tcPr>
+            <w:tcW w:type="dxa" w:w="1152"/>
+            <w:shd w:fill="F8FAFC"/>
+            <w:tcMar>
+              <w:top w:w="100" w:type="dxa"/>
+              <w:bottom w:w="100" w:type="dxa"/>
+              <w:left w:w="120" w:type="dxa"/>
+              <w:right w:w="120" w:type="dxa"/>
+            </w:tcMar>
+            <w:tcBorders>
+              <w:top w:val="single" w:sz="4" w:space="0" w:color="CCCCCC"/>
+              <w:bottom w:val="single" w:sz="4" w:space="0" w:color="CCCCCC"/>
+              <w:left w:val="single" w:sz="4" w:space="0" w:color="CCCCCC"/>
+              <w:right w:val="single" w:sz="4" w:space="0" w:color="CCCCCC"/>
+            </w:tcBorders>
+          </w:tcPr>
+          <w:p>
+            <w:pPr>
+              <w:spacing w:before="60" w:after="60" w:line="252" w:lineRule="auto"/>
+              <w:jc w:val="left"/>
+            </w:pPr>
+            <w:r/>
+            <w:r>
+              <w:t>542.00</w:t>
+            </w:r>
+          </w:p>
+        </w:tc>
+        <w:tc>
+          <w:tcPr>
+            <w:tcW w:type="dxa" w:w="1728"/>
+            <w:shd w:fill="F8FAFC"/>
+            <w:tcMar>
+              <w:top w:w="100" w:type="dxa"/>
+              <w:bottom w:w="100" w:type="dxa"/>
+              <w:left w:w="120" w:type="dxa"/>
+              <w:right w:w="120" w:type="dxa"/>
+            </w:tcMar>
+            <w:tcBorders>
+              <w:top w:val="single" w:sz="4" w:space="0" w:color="CCCCCC"/>
+              <w:bottom w:val="single" w:sz="4" w:space="0" w:color="CCCCCC"/>
+              <w:left w:val="single" w:sz="4" w:space="0" w:color="CCCCCC"/>
+              <w:right w:val="single" w:sz="4" w:space="0" w:color="CCCCCC"/>
+            </w:tcBorders>
+          </w:tcPr>
+          <w:p>
+            <w:pPr>
+              <w:spacing w:before="60" w:after="60" w:line="252" w:lineRule="auto"/>
+              <w:jc w:val="left"/>
+            </w:pPr>
+            <w:r/>
+            <w:r>
+              <w:rPr>
+                <w:b/>
+              </w:rPr>
+              <w:t>546.00</w:t>
             </w:r>
           </w:p>
         </w:tc>
@@ -17635,7 +20925,7 @@
               <w:rPr>
                 <w:b/>
               </w:rPr>
-              <w:t>Wed 16/09</w:t>
+              <w:t>Fri 18/09</w:t>
             </w:r>
           </w:p>
         </w:tc>
@@ -17663,7 +20953,7 @@
             </w:pPr>
             <w:r/>
             <w:r>
-              <w:t>Pre-NY 19-21</w:t>
+              <w:t>NY Close 23-01</w:t>
             </w:r>
           </w:p>
         </w:tc>
@@ -17691,7 +20981,7 @@
             </w:pPr>
             <w:r/>
             <w:r>
-              <w:t>540.50</w:t>
+              <w:t>546.00</w:t>
             </w:r>
           </w:p>
         </w:tc>
@@ -17719,7 +21009,7 @@
             </w:pPr>
             <w:r/>
             <w:r>
-              <w:t>545.25</w:t>
+              <w:t>550.00</w:t>
             </w:r>
           </w:p>
         </w:tc>
@@ -17747,7 +21037,7 @@
             </w:pPr>
             <w:r/>
             <w:r>
-              <w:t>533.50</w:t>
+              <w:t>544.25</w:t>
             </w:r>
           </w:p>
         </w:tc>
@@ -17778,3297 +21068,7 @@
               <w:rPr>
                 <w:b/>
               </w:rPr>
-              <w:t>542.50</w:t>
-            </w:r>
-          </w:p>
-        </w:tc>
-        <w:tc>
-          <w:tcPr>
-            <w:tcW w:type="dxa" w:w="3456"/>
-            <w:shd w:fill="FFFFFF"/>
-            <w:tcMar>
-              <w:top w:w="100" w:type="dxa"/>
-              <w:bottom w:w="100" w:type="dxa"/>
-              <w:left w:w="120" w:type="dxa"/>
-              <w:right w:w="120" w:type="dxa"/>
-            </w:tcMar>
-            <w:tcBorders>
-              <w:top w:val="single" w:sz="4" w:space="0" w:color="CCCCCC"/>
-              <w:bottom w:val="single" w:sz="4" w:space="0" w:color="CCCCCC"/>
-              <w:left w:val="single" w:sz="4" w:space="0" w:color="CCCCCC"/>
-              <w:right w:val="single" w:sz="4" w:space="0" w:color="CCCCCC"/>
-            </w:tcBorders>
-          </w:tcPr>
-          <w:p>
-            <w:pPr>
-              <w:spacing w:before="60" w:after="60" w:line="252" w:lineRule="auto"/>
-              <w:jc w:val="left"/>
-            </w:pPr>
-            <w:r/>
-            <w:r>
-              <w:rPr>
-                <w:b/>
-              </w:rPr>
-              <w:t>+2.00</w:t>
-            </w:r>
-          </w:p>
-        </w:tc>
-        <w:tc>
-          <w:tcPr>
-            <w:tcW w:type="dxa" w:w="1440"/>
-            <w:shd w:fill="FFFFFF"/>
-            <w:tcMar>
-              <w:top w:w="100" w:type="dxa"/>
-              <w:bottom w:w="100" w:type="dxa"/>
-              <w:left w:w="120" w:type="dxa"/>
-              <w:right w:w="120" w:type="dxa"/>
-            </w:tcMar>
-            <w:tcBorders>
-              <w:top w:val="single" w:sz="4" w:space="0" w:color="CCCCCC"/>
-              <w:bottom w:val="single" w:sz="4" w:space="0" w:color="CCCCCC"/>
-              <w:left w:val="single" w:sz="4" w:space="0" w:color="CCCCCC"/>
-              <w:right w:val="single" w:sz="4" w:space="0" w:color="CCCCCC"/>
-            </w:tcBorders>
-          </w:tcPr>
-          <w:p>
-            <w:pPr>
-              <w:spacing w:before="60" w:after="60" w:line="252" w:lineRule="auto"/>
-              <w:jc w:val="left"/>
-            </w:pPr>
-            <w:r/>
-            <w:r>
-              <w:t>BULL</w:t>
-            </w:r>
-          </w:p>
-        </w:tc>
-      </w:tr>
-      <w:tr>
-        <w:tc>
-          <w:tcPr>
-            <w:tcW w:type="dxa" w:w="1584"/>
-            <w:shd w:fill="F8FAFC"/>
-            <w:tcMar>
-              <w:top w:w="100" w:type="dxa"/>
-              <w:bottom w:w="100" w:type="dxa"/>
-              <w:left w:w="120" w:type="dxa"/>
-              <w:right w:w="120" w:type="dxa"/>
-            </w:tcMar>
-            <w:tcBorders>
-              <w:top w:val="single" w:sz="4" w:space="0" w:color="CCCCCC"/>
-              <w:bottom w:val="single" w:sz="4" w:space="0" w:color="CCCCCC"/>
-              <w:left w:val="single" w:sz="4" w:space="0" w:color="CCCCCC"/>
-              <w:right w:val="single" w:sz="4" w:space="0" w:color="CCCCCC"/>
-            </w:tcBorders>
-          </w:tcPr>
-          <w:p>
-            <w:pPr>
-              <w:spacing w:before="60" w:after="60" w:line="252" w:lineRule="auto"/>
-              <w:jc w:val="left"/>
-            </w:pPr>
-            <w:r/>
-            <w:r>
-              <w:rPr>
-                <w:b/>
-              </w:rPr>
-              <w:t>Wed 16/09</w:t>
-            </w:r>
-          </w:p>
-        </w:tc>
-        <w:tc>
-          <w:tcPr>
-            <w:tcW w:type="dxa" w:w="864"/>
-            <w:shd w:fill="F8FAFC"/>
-            <w:tcMar>
-              <w:top w:w="100" w:type="dxa"/>
-              <w:bottom w:w="100" w:type="dxa"/>
-              <w:left w:w="120" w:type="dxa"/>
-              <w:right w:w="120" w:type="dxa"/>
-            </w:tcMar>
-            <w:tcBorders>
-              <w:top w:val="single" w:sz="4" w:space="0" w:color="CCCCCC"/>
-              <w:bottom w:val="single" w:sz="4" w:space="0" w:color="CCCCCC"/>
-              <w:left w:val="single" w:sz="4" w:space="0" w:color="CCCCCC"/>
-              <w:right w:val="single" w:sz="4" w:space="0" w:color="CCCCCC"/>
-            </w:tcBorders>
-          </w:tcPr>
-          <w:p>
-            <w:pPr>
-              <w:spacing w:before="60" w:after="60" w:line="252" w:lineRule="auto"/>
-              <w:jc w:val="left"/>
-            </w:pPr>
-            <w:r/>
-            <w:r>
-              <w:t>NY Open 21-23</w:t>
-            </w:r>
-          </w:p>
-        </w:tc>
-        <w:tc>
-          <w:tcPr>
-            <w:tcW w:type="dxa" w:w="1440"/>
-            <w:shd w:fill="F8FAFC"/>
-            <w:tcMar>
-              <w:top w:w="100" w:type="dxa"/>
-              <w:bottom w:w="100" w:type="dxa"/>
-              <w:left w:w="120" w:type="dxa"/>
-              <w:right w:w="120" w:type="dxa"/>
-            </w:tcMar>
-            <w:tcBorders>
-              <w:top w:val="single" w:sz="4" w:space="0" w:color="CCCCCC"/>
-              <w:bottom w:val="single" w:sz="4" w:space="0" w:color="CCCCCC"/>
-              <w:left w:val="single" w:sz="4" w:space="0" w:color="CCCCCC"/>
-              <w:right w:val="single" w:sz="4" w:space="0" w:color="CCCCCC"/>
-            </w:tcBorders>
-          </w:tcPr>
-          <w:p>
-            <w:pPr>
-              <w:spacing w:before="60" w:after="60" w:line="252" w:lineRule="auto"/>
-              <w:jc w:val="left"/>
-            </w:pPr>
-            <w:r/>
-            <w:r>
-              <w:t>542.50</w:t>
-            </w:r>
-          </w:p>
-        </w:tc>
-        <w:tc>
-          <w:tcPr>
-            <w:tcW w:type="dxa" w:w="2016"/>
-            <w:shd w:fill="F8FAFC"/>
-            <w:tcMar>
-              <w:top w:w="100" w:type="dxa"/>
-              <w:bottom w:w="100" w:type="dxa"/>
-              <w:left w:w="120" w:type="dxa"/>
-              <w:right w:w="120" w:type="dxa"/>
-            </w:tcMar>
-            <w:tcBorders>
-              <w:top w:val="single" w:sz="4" w:space="0" w:color="CCCCCC"/>
-              <w:bottom w:val="single" w:sz="4" w:space="0" w:color="CCCCCC"/>
-              <w:left w:val="single" w:sz="4" w:space="0" w:color="CCCCCC"/>
-              <w:right w:val="single" w:sz="4" w:space="0" w:color="CCCCCC"/>
-            </w:tcBorders>
-          </w:tcPr>
-          <w:p>
-            <w:pPr>
-              <w:spacing w:before="60" w:after="60" w:line="252" w:lineRule="auto"/>
-              <w:jc w:val="left"/>
-            </w:pPr>
-            <w:r/>
-            <w:r>
-              <w:t>550.50</w:t>
-            </w:r>
-          </w:p>
-        </w:tc>
-        <w:tc>
-          <w:tcPr>
-            <w:tcW w:type="dxa" w:w="1152"/>
-            <w:shd w:fill="F8FAFC"/>
-            <w:tcMar>
-              <w:top w:w="100" w:type="dxa"/>
-              <w:bottom w:w="100" w:type="dxa"/>
-              <w:left w:w="120" w:type="dxa"/>
-              <w:right w:w="120" w:type="dxa"/>
-            </w:tcMar>
-            <w:tcBorders>
-              <w:top w:val="single" w:sz="4" w:space="0" w:color="CCCCCC"/>
-              <w:bottom w:val="single" w:sz="4" w:space="0" w:color="CCCCCC"/>
-              <w:left w:val="single" w:sz="4" w:space="0" w:color="CCCCCC"/>
-              <w:right w:val="single" w:sz="4" w:space="0" w:color="CCCCCC"/>
-            </w:tcBorders>
-          </w:tcPr>
-          <w:p>
-            <w:pPr>
-              <w:spacing w:before="60" w:after="60" w:line="252" w:lineRule="auto"/>
-              <w:jc w:val="left"/>
-            </w:pPr>
-            <w:r/>
-            <w:r>
-              <w:t>535.50</w:t>
-            </w:r>
-          </w:p>
-        </w:tc>
-        <w:tc>
-          <w:tcPr>
-            <w:tcW w:type="dxa" w:w="1728"/>
-            <w:shd w:fill="F8FAFC"/>
-            <w:tcMar>
-              <w:top w:w="100" w:type="dxa"/>
-              <w:bottom w:w="100" w:type="dxa"/>
-              <w:left w:w="120" w:type="dxa"/>
-              <w:right w:w="120" w:type="dxa"/>
-            </w:tcMar>
-            <w:tcBorders>
-              <w:top w:val="single" w:sz="4" w:space="0" w:color="CCCCCC"/>
-              <w:bottom w:val="single" w:sz="4" w:space="0" w:color="CCCCCC"/>
-              <w:left w:val="single" w:sz="4" w:space="0" w:color="CCCCCC"/>
-              <w:right w:val="single" w:sz="4" w:space="0" w:color="CCCCCC"/>
-            </w:tcBorders>
-          </w:tcPr>
-          <w:p>
-            <w:pPr>
-              <w:spacing w:before="60" w:after="60" w:line="252" w:lineRule="auto"/>
-              <w:jc w:val="left"/>
-            </w:pPr>
-            <w:r/>
-            <w:r>
-              <w:rPr>
-                <w:b/>
-              </w:rPr>
-              <w:t>544.00</w:t>
-            </w:r>
-          </w:p>
-        </w:tc>
-        <w:tc>
-          <w:tcPr>
-            <w:tcW w:type="dxa" w:w="3456"/>
-            <w:shd w:fill="F8FAFC"/>
-            <w:tcMar>
-              <w:top w:w="100" w:type="dxa"/>
-              <w:bottom w:w="100" w:type="dxa"/>
-              <w:left w:w="120" w:type="dxa"/>
-              <w:right w:w="120" w:type="dxa"/>
-            </w:tcMar>
-            <w:tcBorders>
-              <w:top w:val="single" w:sz="4" w:space="0" w:color="CCCCCC"/>
-              <w:bottom w:val="single" w:sz="4" w:space="0" w:color="CCCCCC"/>
-              <w:left w:val="single" w:sz="4" w:space="0" w:color="CCCCCC"/>
-              <w:right w:val="single" w:sz="4" w:space="0" w:color="CCCCCC"/>
-            </w:tcBorders>
-          </w:tcPr>
-          <w:p>
-            <w:pPr>
-              <w:spacing w:before="60" w:after="60" w:line="252" w:lineRule="auto"/>
-              <w:jc w:val="left"/>
-            </w:pPr>
-            <w:r/>
-            <w:r>
-              <w:rPr>
-                <w:b/>
-              </w:rPr>
-              <w:t>+1.50</w:t>
-            </w:r>
-          </w:p>
-        </w:tc>
-        <w:tc>
-          <w:tcPr>
-            <w:tcW w:type="dxa" w:w="1440"/>
-            <w:shd w:fill="F8FAFC"/>
-            <w:tcMar>
-              <w:top w:w="100" w:type="dxa"/>
-              <w:bottom w:w="100" w:type="dxa"/>
-              <w:left w:w="120" w:type="dxa"/>
-              <w:right w:w="120" w:type="dxa"/>
-            </w:tcMar>
-            <w:tcBorders>
-              <w:top w:val="single" w:sz="4" w:space="0" w:color="CCCCCC"/>
-              <w:bottom w:val="single" w:sz="4" w:space="0" w:color="CCCCCC"/>
-              <w:left w:val="single" w:sz="4" w:space="0" w:color="CCCCCC"/>
-              <w:right w:val="single" w:sz="4" w:space="0" w:color="CCCCCC"/>
-            </w:tcBorders>
-          </w:tcPr>
-          <w:p>
-            <w:pPr>
-              <w:spacing w:before="60" w:after="60" w:line="252" w:lineRule="auto"/>
-              <w:jc w:val="left"/>
-            </w:pPr>
-            <w:r/>
-            <w:r>
-              <w:t>BULL</w:t>
-            </w:r>
-          </w:p>
-        </w:tc>
-      </w:tr>
-      <w:tr>
-        <w:tc>
-          <w:tcPr>
-            <w:tcW w:type="dxa" w:w="1584"/>
-            <w:shd w:fill="FFFFFF"/>
-            <w:tcMar>
-              <w:top w:w="100" w:type="dxa"/>
-              <w:bottom w:w="100" w:type="dxa"/>
-              <w:left w:w="120" w:type="dxa"/>
-              <w:right w:w="120" w:type="dxa"/>
-            </w:tcMar>
-            <w:tcBorders>
-              <w:top w:val="single" w:sz="4" w:space="0" w:color="CCCCCC"/>
-              <w:bottom w:val="single" w:sz="4" w:space="0" w:color="CCCCCC"/>
-              <w:left w:val="single" w:sz="4" w:space="0" w:color="CCCCCC"/>
-              <w:right w:val="single" w:sz="4" w:space="0" w:color="CCCCCC"/>
-            </w:tcBorders>
-          </w:tcPr>
-          <w:p>
-            <w:pPr>
-              <w:spacing w:before="60" w:after="60" w:line="252" w:lineRule="auto"/>
-              <w:jc w:val="left"/>
-            </w:pPr>
-            <w:r/>
-            <w:r>
-              <w:rPr>
-                <w:b/>
-              </w:rPr>
-              <w:t>Wed 16/09</w:t>
-            </w:r>
-          </w:p>
-        </w:tc>
-        <w:tc>
-          <w:tcPr>
-            <w:tcW w:type="dxa" w:w="864"/>
-            <w:shd w:fill="FFFFFF"/>
-            <w:tcMar>
-              <w:top w:w="100" w:type="dxa"/>
-              <w:bottom w:w="100" w:type="dxa"/>
-              <w:left w:w="120" w:type="dxa"/>
-              <w:right w:w="120" w:type="dxa"/>
-            </w:tcMar>
-            <w:tcBorders>
-              <w:top w:val="single" w:sz="4" w:space="0" w:color="CCCCCC"/>
-              <w:bottom w:val="single" w:sz="4" w:space="0" w:color="CCCCCC"/>
-              <w:left w:val="single" w:sz="4" w:space="0" w:color="CCCCCC"/>
-              <w:right w:val="single" w:sz="4" w:space="0" w:color="CCCCCC"/>
-            </w:tcBorders>
-          </w:tcPr>
-          <w:p>
-            <w:pPr>
-              <w:spacing w:before="60" w:after="60" w:line="252" w:lineRule="auto"/>
-              <w:jc w:val="left"/>
-            </w:pPr>
-            <w:r/>
-            <w:r>
-              <w:t>NY Close 23-01</w:t>
-            </w:r>
-          </w:p>
-        </w:tc>
-        <w:tc>
-          <w:tcPr>
-            <w:tcW w:type="dxa" w:w="1440"/>
-            <w:shd w:fill="FFFFFF"/>
-            <w:tcMar>
-              <w:top w:w="100" w:type="dxa"/>
-              <w:bottom w:w="100" w:type="dxa"/>
-              <w:left w:w="120" w:type="dxa"/>
-              <w:right w:w="120" w:type="dxa"/>
-            </w:tcMar>
-            <w:tcBorders>
-              <w:top w:val="single" w:sz="4" w:space="0" w:color="CCCCCC"/>
-              <w:bottom w:val="single" w:sz="4" w:space="0" w:color="CCCCCC"/>
-              <w:left w:val="single" w:sz="4" w:space="0" w:color="CCCCCC"/>
-              <w:right w:val="single" w:sz="4" w:space="0" w:color="CCCCCC"/>
-            </w:tcBorders>
-          </w:tcPr>
-          <w:p>
-            <w:pPr>
-              <w:spacing w:before="60" w:after="60" w:line="252" w:lineRule="auto"/>
-              <w:jc w:val="left"/>
-            </w:pPr>
-            <w:r/>
-            <w:r>
-              <w:t>544.00</w:t>
-            </w:r>
-          </w:p>
-        </w:tc>
-        <w:tc>
-          <w:tcPr>
-            <w:tcW w:type="dxa" w:w="2016"/>
-            <w:shd w:fill="FFFFFF"/>
-            <w:tcMar>
-              <w:top w:w="100" w:type="dxa"/>
-              <w:bottom w:w="100" w:type="dxa"/>
-              <w:left w:w="120" w:type="dxa"/>
-              <w:right w:w="120" w:type="dxa"/>
-            </w:tcMar>
-            <w:tcBorders>
-              <w:top w:val="single" w:sz="4" w:space="0" w:color="CCCCCC"/>
-              <w:bottom w:val="single" w:sz="4" w:space="0" w:color="CCCCCC"/>
-              <w:left w:val="single" w:sz="4" w:space="0" w:color="CCCCCC"/>
-              <w:right w:val="single" w:sz="4" w:space="0" w:color="CCCCCC"/>
-            </w:tcBorders>
-          </w:tcPr>
-          <w:p>
-            <w:pPr>
-              <w:spacing w:before="60" w:after="60" w:line="252" w:lineRule="auto"/>
-              <w:jc w:val="left"/>
-            </w:pPr>
-            <w:r/>
-            <w:r>
-              <w:t>548.50</w:t>
-            </w:r>
-          </w:p>
-        </w:tc>
-        <w:tc>
-          <w:tcPr>
-            <w:tcW w:type="dxa" w:w="1152"/>
-            <w:shd w:fill="FFFFFF"/>
-            <w:tcMar>
-              <w:top w:w="100" w:type="dxa"/>
-              <w:bottom w:w="100" w:type="dxa"/>
-              <w:left w:w="120" w:type="dxa"/>
-              <w:right w:w="120" w:type="dxa"/>
-            </w:tcMar>
-            <w:tcBorders>
-              <w:top w:val="single" w:sz="4" w:space="0" w:color="CCCCCC"/>
-              <w:bottom w:val="single" w:sz="4" w:space="0" w:color="CCCCCC"/>
-              <w:left w:val="single" w:sz="4" w:space="0" w:color="CCCCCC"/>
-              <w:right w:val="single" w:sz="4" w:space="0" w:color="CCCCCC"/>
-            </w:tcBorders>
-          </w:tcPr>
-          <w:p>
-            <w:pPr>
-              <w:spacing w:before="60" w:after="60" w:line="252" w:lineRule="auto"/>
-              <w:jc w:val="left"/>
-            </w:pPr>
-            <w:r/>
-            <w:r>
-              <w:t>539.75</w:t>
-            </w:r>
-          </w:p>
-        </w:tc>
-        <w:tc>
-          <w:tcPr>
-            <w:tcW w:type="dxa" w:w="1728"/>
-            <w:shd w:fill="FFFFFF"/>
-            <w:tcMar>
-              <w:top w:w="100" w:type="dxa"/>
-              <w:bottom w:w="100" w:type="dxa"/>
-              <w:left w:w="120" w:type="dxa"/>
-              <w:right w:w="120" w:type="dxa"/>
-            </w:tcMar>
-            <w:tcBorders>
-              <w:top w:val="single" w:sz="4" w:space="0" w:color="CCCCCC"/>
-              <w:bottom w:val="single" w:sz="4" w:space="0" w:color="CCCCCC"/>
-              <w:left w:val="single" w:sz="4" w:space="0" w:color="CCCCCC"/>
-              <w:right w:val="single" w:sz="4" w:space="0" w:color="CCCCCC"/>
-            </w:tcBorders>
-          </w:tcPr>
-          <w:p>
-            <w:pPr>
-              <w:spacing w:before="60" w:after="60" w:line="252" w:lineRule="auto"/>
-              <w:jc w:val="left"/>
-            </w:pPr>
-            <w:r/>
-            <w:r>
-              <w:rPr>
-                <w:b/>
-              </w:rPr>
-              <w:t>543.50</w:t>
-            </w:r>
-          </w:p>
-        </w:tc>
-        <w:tc>
-          <w:tcPr>
-            <w:tcW w:type="dxa" w:w="3456"/>
-            <w:shd w:fill="FFFFFF"/>
-            <w:tcMar>
-              <w:top w:w="100" w:type="dxa"/>
-              <w:bottom w:w="100" w:type="dxa"/>
-              <w:left w:w="120" w:type="dxa"/>
-              <w:right w:w="120" w:type="dxa"/>
-            </w:tcMar>
-            <w:tcBorders>
-              <w:top w:val="single" w:sz="4" w:space="0" w:color="CCCCCC"/>
-              <w:bottom w:val="single" w:sz="4" w:space="0" w:color="CCCCCC"/>
-              <w:left w:val="single" w:sz="4" w:space="0" w:color="CCCCCC"/>
-              <w:right w:val="single" w:sz="4" w:space="0" w:color="CCCCCC"/>
-            </w:tcBorders>
-          </w:tcPr>
-          <w:p>
-            <w:pPr>
-              <w:spacing w:before="60" w:after="60" w:line="252" w:lineRule="auto"/>
-              <w:jc w:val="left"/>
-            </w:pPr>
-            <w:r/>
-            <w:r>
-              <w:rPr>
-                <w:b/>
-              </w:rPr>
-              <w:t>-0.50</w:t>
-            </w:r>
-          </w:p>
-        </w:tc>
-        <w:tc>
-          <w:tcPr>
-            <w:tcW w:type="dxa" w:w="1440"/>
-            <w:shd w:fill="FFFFFF"/>
-            <w:tcMar>
-              <w:top w:w="100" w:type="dxa"/>
-              <w:bottom w:w="100" w:type="dxa"/>
-              <w:left w:w="120" w:type="dxa"/>
-              <w:right w:w="120" w:type="dxa"/>
-            </w:tcMar>
-            <w:tcBorders>
-              <w:top w:val="single" w:sz="4" w:space="0" w:color="CCCCCC"/>
-              <w:bottom w:val="single" w:sz="4" w:space="0" w:color="CCCCCC"/>
-              <w:left w:val="single" w:sz="4" w:space="0" w:color="CCCCCC"/>
-              <w:right w:val="single" w:sz="4" w:space="0" w:color="CCCCCC"/>
-            </w:tcBorders>
-          </w:tcPr>
-          <w:p>
-            <w:pPr>
-              <w:spacing w:before="60" w:after="60" w:line="252" w:lineRule="auto"/>
-              <w:jc w:val="left"/>
-            </w:pPr>
-            <w:r/>
-            <w:r>
-              <w:t>BEAR</w:t>
-            </w:r>
-          </w:p>
-        </w:tc>
-      </w:tr>
-      <w:tr>
-        <w:tc>
-          <w:tcPr>
-            <w:tcW w:type="dxa" w:w="1584"/>
-            <w:shd w:fill="F8FAFC"/>
-            <w:tcMar>
-              <w:top w:w="100" w:type="dxa"/>
-              <w:bottom w:w="100" w:type="dxa"/>
-              <w:left w:w="120" w:type="dxa"/>
-              <w:right w:w="120" w:type="dxa"/>
-            </w:tcMar>
-            <w:tcBorders>
-              <w:top w:val="single" w:sz="4" w:space="0" w:color="CCCCCC"/>
-              <w:bottom w:val="single" w:sz="4" w:space="0" w:color="CCCCCC"/>
-              <w:left w:val="single" w:sz="4" w:space="0" w:color="CCCCCC"/>
-              <w:right w:val="single" w:sz="4" w:space="0" w:color="CCCCCC"/>
-            </w:tcBorders>
-          </w:tcPr>
-          <w:p>
-            <w:pPr>
-              <w:spacing w:before="60" w:after="60" w:line="252" w:lineRule="auto"/>
-              <w:jc w:val="left"/>
-            </w:pPr>
-            <w:r/>
-            <w:r>
-              <w:rPr>
-                <w:b/>
-              </w:rPr>
-              <w:t>Thu 17/09</w:t>
-            </w:r>
-          </w:p>
-        </w:tc>
-        <w:tc>
-          <w:tcPr>
-            <w:tcW w:type="dxa" w:w="864"/>
-            <w:shd w:fill="F8FAFC"/>
-            <w:tcMar>
-              <w:top w:w="100" w:type="dxa"/>
-              <w:bottom w:w="100" w:type="dxa"/>
-              <w:left w:w="120" w:type="dxa"/>
-              <w:right w:w="120" w:type="dxa"/>
-            </w:tcMar>
-            <w:tcBorders>
-              <w:top w:val="single" w:sz="4" w:space="0" w:color="CCCCCC"/>
-              <w:bottom w:val="single" w:sz="4" w:space="0" w:color="CCCCCC"/>
-              <w:left w:val="single" w:sz="4" w:space="0" w:color="CCCCCC"/>
-              <w:right w:val="single" w:sz="4" w:space="0" w:color="CCCCCC"/>
-            </w:tcBorders>
-          </w:tcPr>
-          <w:p>
-            <w:pPr>
-              <w:spacing w:before="60" w:after="60" w:line="252" w:lineRule="auto"/>
-              <w:jc w:val="left"/>
-            </w:pPr>
-            <w:r/>
-            <w:r>
-              <w:t>Asia 07-11</w:t>
-            </w:r>
-          </w:p>
-        </w:tc>
-        <w:tc>
-          <w:tcPr>
-            <w:tcW w:type="dxa" w:w="1440"/>
-            <w:shd w:fill="F8FAFC"/>
-            <w:tcMar>
-              <w:top w:w="100" w:type="dxa"/>
-              <w:bottom w:w="100" w:type="dxa"/>
-              <w:left w:w="120" w:type="dxa"/>
-              <w:right w:w="120" w:type="dxa"/>
-            </w:tcMar>
-            <w:tcBorders>
-              <w:top w:val="single" w:sz="4" w:space="0" w:color="CCCCCC"/>
-              <w:bottom w:val="single" w:sz="4" w:space="0" w:color="CCCCCC"/>
-              <w:left w:val="single" w:sz="4" w:space="0" w:color="CCCCCC"/>
-              <w:right w:val="single" w:sz="4" w:space="0" w:color="CCCCCC"/>
-            </w:tcBorders>
-          </w:tcPr>
-          <w:p>
-            <w:pPr>
-              <w:spacing w:before="60" w:after="60" w:line="252" w:lineRule="auto"/>
-              <w:jc w:val="left"/>
-            </w:pPr>
-            <w:r/>
-            <w:r>
-              <w:t>543.50</w:t>
-            </w:r>
-          </w:p>
-        </w:tc>
-        <w:tc>
-          <w:tcPr>
-            <w:tcW w:type="dxa" w:w="2016"/>
-            <w:shd w:fill="F8FAFC"/>
-            <w:tcMar>
-              <w:top w:w="100" w:type="dxa"/>
-              <w:bottom w:w="100" w:type="dxa"/>
-              <w:left w:w="120" w:type="dxa"/>
-              <w:right w:w="120" w:type="dxa"/>
-            </w:tcMar>
-            <w:tcBorders>
-              <w:top w:val="single" w:sz="4" w:space="0" w:color="CCCCCC"/>
-              <w:bottom w:val="single" w:sz="4" w:space="0" w:color="CCCCCC"/>
-              <w:left w:val="single" w:sz="4" w:space="0" w:color="CCCCCC"/>
-              <w:right w:val="single" w:sz="4" w:space="0" w:color="CCCCCC"/>
-            </w:tcBorders>
-          </w:tcPr>
-          <w:p>
-            <w:pPr>
-              <w:spacing w:before="60" w:after="60" w:line="252" w:lineRule="auto"/>
-              <w:jc w:val="left"/>
-            </w:pPr>
-            <w:r/>
-            <w:r>
               <w:t>545.75</w:t>
-            </w:r>
-          </w:p>
-        </w:tc>
-        <w:tc>
-          <w:tcPr>
-            <w:tcW w:type="dxa" w:w="1152"/>
-            <w:shd w:fill="F8FAFC"/>
-            <w:tcMar>
-              <w:top w:w="100" w:type="dxa"/>
-              <w:bottom w:w="100" w:type="dxa"/>
-              <w:left w:w="120" w:type="dxa"/>
-              <w:right w:w="120" w:type="dxa"/>
-            </w:tcMar>
-            <w:tcBorders>
-              <w:top w:val="single" w:sz="4" w:space="0" w:color="CCCCCC"/>
-              <w:bottom w:val="single" w:sz="4" w:space="0" w:color="CCCCCC"/>
-              <w:left w:val="single" w:sz="4" w:space="0" w:color="CCCCCC"/>
-              <w:right w:val="single" w:sz="4" w:space="0" w:color="CCCCCC"/>
-            </w:tcBorders>
-          </w:tcPr>
-          <w:p>
-            <w:pPr>
-              <w:spacing w:before="60" w:after="60" w:line="252" w:lineRule="auto"/>
-              <w:jc w:val="left"/>
-            </w:pPr>
-            <w:r/>
-            <w:r>
-              <w:t>540.75</w:t>
-            </w:r>
-          </w:p>
-        </w:tc>
-        <w:tc>
-          <w:tcPr>
-            <w:tcW w:type="dxa" w:w="1728"/>
-            <w:shd w:fill="F8FAFC"/>
-            <w:tcMar>
-              <w:top w:w="100" w:type="dxa"/>
-              <w:bottom w:w="100" w:type="dxa"/>
-              <w:left w:w="120" w:type="dxa"/>
-              <w:right w:w="120" w:type="dxa"/>
-            </w:tcMar>
-            <w:tcBorders>
-              <w:top w:val="single" w:sz="4" w:space="0" w:color="CCCCCC"/>
-              <w:bottom w:val="single" w:sz="4" w:space="0" w:color="CCCCCC"/>
-              <w:left w:val="single" w:sz="4" w:space="0" w:color="CCCCCC"/>
-              <w:right w:val="single" w:sz="4" w:space="0" w:color="CCCCCC"/>
-            </w:tcBorders>
-          </w:tcPr>
-          <w:p>
-            <w:pPr>
-              <w:spacing w:before="60" w:after="60" w:line="252" w:lineRule="auto"/>
-              <w:jc w:val="left"/>
-            </w:pPr>
-            <w:r/>
-            <w:r>
-              <w:rPr>
-                <w:b/>
-              </w:rPr>
-              <w:t>543.25</w:t>
-            </w:r>
-          </w:p>
-        </w:tc>
-        <w:tc>
-          <w:tcPr>
-            <w:tcW w:type="dxa" w:w="3456"/>
-            <w:shd w:fill="F8FAFC"/>
-            <w:tcMar>
-              <w:top w:w="100" w:type="dxa"/>
-              <w:bottom w:w="100" w:type="dxa"/>
-              <w:left w:w="120" w:type="dxa"/>
-              <w:right w:w="120" w:type="dxa"/>
-            </w:tcMar>
-            <w:tcBorders>
-              <w:top w:val="single" w:sz="4" w:space="0" w:color="CCCCCC"/>
-              <w:bottom w:val="single" w:sz="4" w:space="0" w:color="CCCCCC"/>
-              <w:left w:val="single" w:sz="4" w:space="0" w:color="CCCCCC"/>
-              <w:right w:val="single" w:sz="4" w:space="0" w:color="CCCCCC"/>
-            </w:tcBorders>
-          </w:tcPr>
-          <w:p>
-            <w:pPr>
-              <w:spacing w:before="60" w:after="60" w:line="252" w:lineRule="auto"/>
-              <w:jc w:val="left"/>
-            </w:pPr>
-            <w:r/>
-            <w:r>
-              <w:rPr>
-                <w:b/>
-              </w:rPr>
-              <w:t>-0.25</w:t>
-            </w:r>
-          </w:p>
-        </w:tc>
-        <w:tc>
-          <w:tcPr>
-            <w:tcW w:type="dxa" w:w="1440"/>
-            <w:shd w:fill="F8FAFC"/>
-            <w:tcMar>
-              <w:top w:w="100" w:type="dxa"/>
-              <w:bottom w:w="100" w:type="dxa"/>
-              <w:left w:w="120" w:type="dxa"/>
-              <w:right w:w="120" w:type="dxa"/>
-            </w:tcMar>
-            <w:tcBorders>
-              <w:top w:val="single" w:sz="4" w:space="0" w:color="CCCCCC"/>
-              <w:bottom w:val="single" w:sz="4" w:space="0" w:color="CCCCCC"/>
-              <w:left w:val="single" w:sz="4" w:space="0" w:color="CCCCCC"/>
-              <w:right w:val="single" w:sz="4" w:space="0" w:color="CCCCCC"/>
-            </w:tcBorders>
-          </w:tcPr>
-          <w:p>
-            <w:pPr>
-              <w:spacing w:before="60" w:after="60" w:line="252" w:lineRule="auto"/>
-              <w:jc w:val="left"/>
-            </w:pPr>
-            <w:r/>
-            <w:r>
-              <w:t>BEAR</w:t>
-            </w:r>
-          </w:p>
-        </w:tc>
-      </w:tr>
-      <w:tr>
-        <w:tc>
-          <w:tcPr>
-            <w:tcW w:type="dxa" w:w="1584"/>
-            <w:shd w:fill="FFFFFF"/>
-            <w:tcMar>
-              <w:top w:w="100" w:type="dxa"/>
-              <w:bottom w:w="100" w:type="dxa"/>
-              <w:left w:w="120" w:type="dxa"/>
-              <w:right w:w="120" w:type="dxa"/>
-            </w:tcMar>
-            <w:tcBorders>
-              <w:top w:val="single" w:sz="4" w:space="0" w:color="CCCCCC"/>
-              <w:bottom w:val="single" w:sz="4" w:space="0" w:color="CCCCCC"/>
-              <w:left w:val="single" w:sz="4" w:space="0" w:color="CCCCCC"/>
-              <w:right w:val="single" w:sz="4" w:space="0" w:color="CCCCCC"/>
-            </w:tcBorders>
-          </w:tcPr>
-          <w:p>
-            <w:pPr>
-              <w:spacing w:before="60" w:after="60" w:line="252" w:lineRule="auto"/>
-              <w:jc w:val="left"/>
-            </w:pPr>
-            <w:r/>
-            <w:r>
-              <w:rPr>
-                <w:b/>
-              </w:rPr>
-              <w:t>Thu 17/09</w:t>
-            </w:r>
-          </w:p>
-        </w:tc>
-        <w:tc>
-          <w:tcPr>
-            <w:tcW w:type="dxa" w:w="864"/>
-            <w:shd w:fill="FFFFFF"/>
-            <w:tcMar>
-              <w:top w:w="100" w:type="dxa"/>
-              <w:bottom w:w="100" w:type="dxa"/>
-              <w:left w:w="120" w:type="dxa"/>
-              <w:right w:w="120" w:type="dxa"/>
-            </w:tcMar>
-            <w:tcBorders>
-              <w:top w:val="single" w:sz="4" w:space="0" w:color="CCCCCC"/>
-              <w:bottom w:val="single" w:sz="4" w:space="0" w:color="CCCCCC"/>
-              <w:left w:val="single" w:sz="4" w:space="0" w:color="CCCCCC"/>
-              <w:right w:val="single" w:sz="4" w:space="0" w:color="CCCCCC"/>
-            </w:tcBorders>
-          </w:tcPr>
-          <w:p>
-            <w:pPr>
-              <w:spacing w:before="60" w:after="60" w:line="252" w:lineRule="auto"/>
-              <w:jc w:val="left"/>
-            </w:pPr>
-            <w:r/>
-            <w:r>
-              <w:t>Asia 11-15</w:t>
-            </w:r>
-          </w:p>
-        </w:tc>
-        <w:tc>
-          <w:tcPr>
-            <w:tcW w:type="dxa" w:w="1440"/>
-            <w:shd w:fill="FFFFFF"/>
-            <w:tcMar>
-              <w:top w:w="100" w:type="dxa"/>
-              <w:bottom w:w="100" w:type="dxa"/>
-              <w:left w:w="120" w:type="dxa"/>
-              <w:right w:w="120" w:type="dxa"/>
-            </w:tcMar>
-            <w:tcBorders>
-              <w:top w:val="single" w:sz="4" w:space="0" w:color="CCCCCC"/>
-              <w:bottom w:val="single" w:sz="4" w:space="0" w:color="CCCCCC"/>
-              <w:left w:val="single" w:sz="4" w:space="0" w:color="CCCCCC"/>
-              <w:right w:val="single" w:sz="4" w:space="0" w:color="CCCCCC"/>
-            </w:tcBorders>
-          </w:tcPr>
-          <w:p>
-            <w:pPr>
-              <w:spacing w:before="60" w:after="60" w:line="252" w:lineRule="auto"/>
-              <w:jc w:val="left"/>
-            </w:pPr>
-            <w:r/>
-            <w:r>
-              <w:t>543.25</w:t>
-            </w:r>
-          </w:p>
-        </w:tc>
-        <w:tc>
-          <w:tcPr>
-            <w:tcW w:type="dxa" w:w="2016"/>
-            <w:shd w:fill="FFFFFF"/>
-            <w:tcMar>
-              <w:top w:w="100" w:type="dxa"/>
-              <w:bottom w:w="100" w:type="dxa"/>
-              <w:left w:w="120" w:type="dxa"/>
-              <w:right w:w="120" w:type="dxa"/>
-            </w:tcMar>
-            <w:tcBorders>
-              <w:top w:val="single" w:sz="4" w:space="0" w:color="CCCCCC"/>
-              <w:bottom w:val="single" w:sz="4" w:space="0" w:color="CCCCCC"/>
-              <w:left w:val="single" w:sz="4" w:space="0" w:color="CCCCCC"/>
-              <w:right w:val="single" w:sz="4" w:space="0" w:color="CCCCCC"/>
-            </w:tcBorders>
-          </w:tcPr>
-          <w:p>
-            <w:pPr>
-              <w:spacing w:before="60" w:after="60" w:line="252" w:lineRule="auto"/>
-              <w:jc w:val="left"/>
-            </w:pPr>
-            <w:r/>
-            <w:r>
-              <w:t>545.25</w:t>
-            </w:r>
-          </w:p>
-        </w:tc>
-        <w:tc>
-          <w:tcPr>
-            <w:tcW w:type="dxa" w:w="1152"/>
-            <w:shd w:fill="FFFFFF"/>
-            <w:tcMar>
-              <w:top w:w="100" w:type="dxa"/>
-              <w:bottom w:w="100" w:type="dxa"/>
-              <w:left w:w="120" w:type="dxa"/>
-              <w:right w:w="120" w:type="dxa"/>
-            </w:tcMar>
-            <w:tcBorders>
-              <w:top w:val="single" w:sz="4" w:space="0" w:color="CCCCCC"/>
-              <w:bottom w:val="single" w:sz="4" w:space="0" w:color="CCCCCC"/>
-              <w:left w:val="single" w:sz="4" w:space="0" w:color="CCCCCC"/>
-              <w:right w:val="single" w:sz="4" w:space="0" w:color="CCCCCC"/>
-            </w:tcBorders>
-          </w:tcPr>
-          <w:p>
-            <w:pPr>
-              <w:spacing w:before="60" w:after="60" w:line="252" w:lineRule="auto"/>
-              <w:jc w:val="left"/>
-            </w:pPr>
-            <w:r/>
-            <w:r>
-              <w:t>538.75</w:t>
-            </w:r>
-          </w:p>
-        </w:tc>
-        <w:tc>
-          <w:tcPr>
-            <w:tcW w:type="dxa" w:w="1728"/>
-            <w:shd w:fill="FFFFFF"/>
-            <w:tcMar>
-              <w:top w:w="100" w:type="dxa"/>
-              <w:bottom w:w="100" w:type="dxa"/>
-              <w:left w:w="120" w:type="dxa"/>
-              <w:right w:w="120" w:type="dxa"/>
-            </w:tcMar>
-            <w:tcBorders>
-              <w:top w:val="single" w:sz="4" w:space="0" w:color="CCCCCC"/>
-              <w:bottom w:val="single" w:sz="4" w:space="0" w:color="CCCCCC"/>
-              <w:left w:val="single" w:sz="4" w:space="0" w:color="CCCCCC"/>
-              <w:right w:val="single" w:sz="4" w:space="0" w:color="CCCCCC"/>
-            </w:tcBorders>
-          </w:tcPr>
-          <w:p>
-            <w:pPr>
-              <w:spacing w:before="60" w:after="60" w:line="252" w:lineRule="auto"/>
-              <w:jc w:val="left"/>
-            </w:pPr>
-            <w:r/>
-            <w:r>
-              <w:rPr>
-                <w:b/>
-              </w:rPr>
-              <w:t>543.50</w:t>
-            </w:r>
-          </w:p>
-        </w:tc>
-        <w:tc>
-          <w:tcPr>
-            <w:tcW w:type="dxa" w:w="3456"/>
-            <w:shd w:fill="FFFFFF"/>
-            <w:tcMar>
-              <w:top w:w="100" w:type="dxa"/>
-              <w:bottom w:w="100" w:type="dxa"/>
-              <w:left w:w="120" w:type="dxa"/>
-              <w:right w:w="120" w:type="dxa"/>
-            </w:tcMar>
-            <w:tcBorders>
-              <w:top w:val="single" w:sz="4" w:space="0" w:color="CCCCCC"/>
-              <w:bottom w:val="single" w:sz="4" w:space="0" w:color="CCCCCC"/>
-              <w:left w:val="single" w:sz="4" w:space="0" w:color="CCCCCC"/>
-              <w:right w:val="single" w:sz="4" w:space="0" w:color="CCCCCC"/>
-            </w:tcBorders>
-          </w:tcPr>
-          <w:p>
-            <w:pPr>
-              <w:spacing w:before="60" w:after="60" w:line="252" w:lineRule="auto"/>
-              <w:jc w:val="left"/>
-            </w:pPr>
-            <w:r/>
-            <w:r>
-              <w:rPr>
-                <w:b/>
-              </w:rPr>
-              <w:t>+0.25</w:t>
-            </w:r>
-          </w:p>
-        </w:tc>
-        <w:tc>
-          <w:tcPr>
-            <w:tcW w:type="dxa" w:w="1440"/>
-            <w:shd w:fill="FFFFFF"/>
-            <w:tcMar>
-              <w:top w:w="100" w:type="dxa"/>
-              <w:bottom w:w="100" w:type="dxa"/>
-              <w:left w:w="120" w:type="dxa"/>
-              <w:right w:w="120" w:type="dxa"/>
-            </w:tcMar>
-            <w:tcBorders>
-              <w:top w:val="single" w:sz="4" w:space="0" w:color="CCCCCC"/>
-              <w:bottom w:val="single" w:sz="4" w:space="0" w:color="CCCCCC"/>
-              <w:left w:val="single" w:sz="4" w:space="0" w:color="CCCCCC"/>
-              <w:right w:val="single" w:sz="4" w:space="0" w:color="CCCCCC"/>
-            </w:tcBorders>
-          </w:tcPr>
-          <w:p>
-            <w:pPr>
-              <w:spacing w:before="60" w:after="60" w:line="252" w:lineRule="auto"/>
-              <w:jc w:val="left"/>
-            </w:pPr>
-            <w:r/>
-            <w:r>
-              <w:t>BULL</w:t>
-            </w:r>
-          </w:p>
-        </w:tc>
-      </w:tr>
-      <w:tr>
-        <w:tc>
-          <w:tcPr>
-            <w:tcW w:type="dxa" w:w="1584"/>
-            <w:shd w:fill="F8FAFC"/>
-            <w:tcMar>
-              <w:top w:w="100" w:type="dxa"/>
-              <w:bottom w:w="100" w:type="dxa"/>
-              <w:left w:w="120" w:type="dxa"/>
-              <w:right w:w="120" w:type="dxa"/>
-            </w:tcMar>
-            <w:tcBorders>
-              <w:top w:val="single" w:sz="4" w:space="0" w:color="CCCCCC"/>
-              <w:bottom w:val="single" w:sz="4" w:space="0" w:color="CCCCCC"/>
-              <w:left w:val="single" w:sz="4" w:space="0" w:color="CCCCCC"/>
-              <w:right w:val="single" w:sz="4" w:space="0" w:color="CCCCCC"/>
-            </w:tcBorders>
-          </w:tcPr>
-          <w:p>
-            <w:pPr>
-              <w:spacing w:before="60" w:after="60" w:line="252" w:lineRule="auto"/>
-              <w:jc w:val="left"/>
-            </w:pPr>
-            <w:r/>
-            <w:r>
-              <w:rPr>
-                <w:b/>
-              </w:rPr>
-              <w:t>Thu 17/09</w:t>
-            </w:r>
-          </w:p>
-        </w:tc>
-        <w:tc>
-          <w:tcPr>
-            <w:tcW w:type="dxa" w:w="864"/>
-            <w:shd w:fill="F8FAFC"/>
-            <w:tcMar>
-              <w:top w:w="100" w:type="dxa"/>
-              <w:bottom w:w="100" w:type="dxa"/>
-              <w:left w:w="120" w:type="dxa"/>
-              <w:right w:w="120" w:type="dxa"/>
-            </w:tcMar>
-            <w:tcBorders>
-              <w:top w:val="single" w:sz="4" w:space="0" w:color="CCCCCC"/>
-              <w:bottom w:val="single" w:sz="4" w:space="0" w:color="CCCCCC"/>
-              <w:left w:val="single" w:sz="4" w:space="0" w:color="CCCCCC"/>
-              <w:right w:val="single" w:sz="4" w:space="0" w:color="CCCCCC"/>
-            </w:tcBorders>
-          </w:tcPr>
-          <w:p>
-            <w:pPr>
-              <w:spacing w:before="60" w:after="60" w:line="252" w:lineRule="auto"/>
-              <w:jc w:val="left"/>
-            </w:pPr>
-            <w:r/>
-            <w:r>
-              <w:t>London 15-19</w:t>
-            </w:r>
-          </w:p>
-        </w:tc>
-        <w:tc>
-          <w:tcPr>
-            <w:tcW w:type="dxa" w:w="1440"/>
-            <w:shd w:fill="F8FAFC"/>
-            <w:tcMar>
-              <w:top w:w="100" w:type="dxa"/>
-              <w:bottom w:w="100" w:type="dxa"/>
-              <w:left w:w="120" w:type="dxa"/>
-              <w:right w:w="120" w:type="dxa"/>
-            </w:tcMar>
-            <w:tcBorders>
-              <w:top w:val="single" w:sz="4" w:space="0" w:color="CCCCCC"/>
-              <w:bottom w:val="single" w:sz="4" w:space="0" w:color="CCCCCC"/>
-              <w:left w:val="single" w:sz="4" w:space="0" w:color="CCCCCC"/>
-              <w:right w:val="single" w:sz="4" w:space="0" w:color="CCCCCC"/>
-            </w:tcBorders>
-          </w:tcPr>
-          <w:p>
-            <w:pPr>
-              <w:spacing w:before="60" w:after="60" w:line="252" w:lineRule="auto"/>
-              <w:jc w:val="left"/>
-            </w:pPr>
-            <w:r/>
-            <w:r>
-              <w:t>543.50</w:t>
-            </w:r>
-          </w:p>
-        </w:tc>
-        <w:tc>
-          <w:tcPr>
-            <w:tcW w:type="dxa" w:w="2016"/>
-            <w:shd w:fill="F8FAFC"/>
-            <w:tcMar>
-              <w:top w:w="100" w:type="dxa"/>
-              <w:bottom w:w="100" w:type="dxa"/>
-              <w:left w:w="120" w:type="dxa"/>
-              <w:right w:w="120" w:type="dxa"/>
-            </w:tcMar>
-            <w:tcBorders>
-              <w:top w:val="single" w:sz="4" w:space="0" w:color="CCCCCC"/>
-              <w:bottom w:val="single" w:sz="4" w:space="0" w:color="CCCCCC"/>
-              <w:left w:val="single" w:sz="4" w:space="0" w:color="CCCCCC"/>
-              <w:right w:val="single" w:sz="4" w:space="0" w:color="CCCCCC"/>
-            </w:tcBorders>
-          </w:tcPr>
-          <w:p>
-            <w:pPr>
-              <w:spacing w:before="60" w:after="60" w:line="252" w:lineRule="auto"/>
-              <w:jc w:val="left"/>
-            </w:pPr>
-            <w:r/>
-            <w:r>
-              <w:t>547.25</w:t>
-            </w:r>
-          </w:p>
-        </w:tc>
-        <w:tc>
-          <w:tcPr>
-            <w:tcW w:type="dxa" w:w="1152"/>
-            <w:shd w:fill="F8FAFC"/>
-            <w:tcMar>
-              <w:top w:w="100" w:type="dxa"/>
-              <w:bottom w:w="100" w:type="dxa"/>
-              <w:left w:w="120" w:type="dxa"/>
-              <w:right w:w="120" w:type="dxa"/>
-            </w:tcMar>
-            <w:tcBorders>
-              <w:top w:val="single" w:sz="4" w:space="0" w:color="CCCCCC"/>
-              <w:bottom w:val="single" w:sz="4" w:space="0" w:color="CCCCCC"/>
-              <w:left w:val="single" w:sz="4" w:space="0" w:color="CCCCCC"/>
-              <w:right w:val="single" w:sz="4" w:space="0" w:color="CCCCCC"/>
-            </w:tcBorders>
-          </w:tcPr>
-          <w:p>
-            <w:pPr>
-              <w:spacing w:before="60" w:after="60" w:line="252" w:lineRule="auto"/>
-              <w:jc w:val="left"/>
-            </w:pPr>
-            <w:r/>
-            <w:r>
-              <w:t>540.75</w:t>
-            </w:r>
-          </w:p>
-        </w:tc>
-        <w:tc>
-          <w:tcPr>
-            <w:tcW w:type="dxa" w:w="1728"/>
-            <w:shd w:fill="F8FAFC"/>
-            <w:tcMar>
-              <w:top w:w="100" w:type="dxa"/>
-              <w:bottom w:w="100" w:type="dxa"/>
-              <w:left w:w="120" w:type="dxa"/>
-              <w:right w:w="120" w:type="dxa"/>
-            </w:tcMar>
-            <w:tcBorders>
-              <w:top w:val="single" w:sz="4" w:space="0" w:color="CCCCCC"/>
-              <w:bottom w:val="single" w:sz="4" w:space="0" w:color="CCCCCC"/>
-              <w:left w:val="single" w:sz="4" w:space="0" w:color="CCCCCC"/>
-              <w:right w:val="single" w:sz="4" w:space="0" w:color="CCCCCC"/>
-            </w:tcBorders>
-          </w:tcPr>
-          <w:p>
-            <w:pPr>
-              <w:spacing w:before="60" w:after="60" w:line="252" w:lineRule="auto"/>
-              <w:jc w:val="left"/>
-            </w:pPr>
-            <w:r/>
-            <w:r>
-              <w:rPr>
-                <w:b/>
-              </w:rPr>
-              <w:t>544.00</w:t>
-            </w:r>
-          </w:p>
-        </w:tc>
-        <w:tc>
-          <w:tcPr>
-            <w:tcW w:type="dxa" w:w="3456"/>
-            <w:shd w:fill="F8FAFC"/>
-            <w:tcMar>
-              <w:top w:w="100" w:type="dxa"/>
-              <w:bottom w:w="100" w:type="dxa"/>
-              <w:left w:w="120" w:type="dxa"/>
-              <w:right w:w="120" w:type="dxa"/>
-            </w:tcMar>
-            <w:tcBorders>
-              <w:top w:val="single" w:sz="4" w:space="0" w:color="CCCCCC"/>
-              <w:bottom w:val="single" w:sz="4" w:space="0" w:color="CCCCCC"/>
-              <w:left w:val="single" w:sz="4" w:space="0" w:color="CCCCCC"/>
-              <w:right w:val="single" w:sz="4" w:space="0" w:color="CCCCCC"/>
-            </w:tcBorders>
-          </w:tcPr>
-          <w:p>
-            <w:pPr>
-              <w:spacing w:before="60" w:after="60" w:line="252" w:lineRule="auto"/>
-              <w:jc w:val="left"/>
-            </w:pPr>
-            <w:r/>
-            <w:r>
-              <w:rPr>
-                <w:b/>
-              </w:rPr>
-              <w:t>+0.50</w:t>
-            </w:r>
-          </w:p>
-        </w:tc>
-        <w:tc>
-          <w:tcPr>
-            <w:tcW w:type="dxa" w:w="1440"/>
-            <w:shd w:fill="F8FAFC"/>
-            <w:tcMar>
-              <w:top w:w="100" w:type="dxa"/>
-              <w:bottom w:w="100" w:type="dxa"/>
-              <w:left w:w="120" w:type="dxa"/>
-              <w:right w:w="120" w:type="dxa"/>
-            </w:tcMar>
-            <w:tcBorders>
-              <w:top w:val="single" w:sz="4" w:space="0" w:color="CCCCCC"/>
-              <w:bottom w:val="single" w:sz="4" w:space="0" w:color="CCCCCC"/>
-              <w:left w:val="single" w:sz="4" w:space="0" w:color="CCCCCC"/>
-              <w:right w:val="single" w:sz="4" w:space="0" w:color="CCCCCC"/>
-            </w:tcBorders>
-          </w:tcPr>
-          <w:p>
-            <w:pPr>
-              <w:spacing w:before="60" w:after="60" w:line="252" w:lineRule="auto"/>
-              <w:jc w:val="left"/>
-            </w:pPr>
-            <w:r/>
-            <w:r>
-              <w:t>BULL</w:t>
-            </w:r>
-          </w:p>
-        </w:tc>
-      </w:tr>
-      <w:tr>
-        <w:tc>
-          <w:tcPr>
-            <w:tcW w:type="dxa" w:w="1584"/>
-            <w:shd w:fill="FFFFFF"/>
-            <w:tcMar>
-              <w:top w:w="100" w:type="dxa"/>
-              <w:bottom w:w="100" w:type="dxa"/>
-              <w:left w:w="120" w:type="dxa"/>
-              <w:right w:w="120" w:type="dxa"/>
-            </w:tcMar>
-            <w:tcBorders>
-              <w:top w:val="single" w:sz="4" w:space="0" w:color="CCCCCC"/>
-              <w:bottom w:val="single" w:sz="4" w:space="0" w:color="CCCCCC"/>
-              <w:left w:val="single" w:sz="4" w:space="0" w:color="CCCCCC"/>
-              <w:right w:val="single" w:sz="4" w:space="0" w:color="CCCCCC"/>
-            </w:tcBorders>
-          </w:tcPr>
-          <w:p>
-            <w:pPr>
-              <w:spacing w:before="60" w:after="60" w:line="252" w:lineRule="auto"/>
-              <w:jc w:val="left"/>
-            </w:pPr>
-            <w:r/>
-            <w:r>
-              <w:rPr>
-                <w:b/>
-              </w:rPr>
-              <w:t>Thu 17/09</w:t>
-            </w:r>
-          </w:p>
-        </w:tc>
-        <w:tc>
-          <w:tcPr>
-            <w:tcW w:type="dxa" w:w="864"/>
-            <w:shd w:fill="FFFFFF"/>
-            <w:tcMar>
-              <w:top w:w="100" w:type="dxa"/>
-              <w:bottom w:w="100" w:type="dxa"/>
-              <w:left w:w="120" w:type="dxa"/>
-              <w:right w:w="120" w:type="dxa"/>
-            </w:tcMar>
-            <w:tcBorders>
-              <w:top w:val="single" w:sz="4" w:space="0" w:color="CCCCCC"/>
-              <w:bottom w:val="single" w:sz="4" w:space="0" w:color="CCCCCC"/>
-              <w:left w:val="single" w:sz="4" w:space="0" w:color="CCCCCC"/>
-              <w:right w:val="single" w:sz="4" w:space="0" w:color="CCCCCC"/>
-            </w:tcBorders>
-          </w:tcPr>
-          <w:p>
-            <w:pPr>
-              <w:spacing w:before="60" w:after="60" w:line="252" w:lineRule="auto"/>
-              <w:jc w:val="left"/>
-            </w:pPr>
-            <w:r/>
-            <w:r>
-              <w:t>Pre-NY 19-21</w:t>
-            </w:r>
-          </w:p>
-        </w:tc>
-        <w:tc>
-          <w:tcPr>
-            <w:tcW w:type="dxa" w:w="1440"/>
-            <w:shd w:fill="FFFFFF"/>
-            <w:tcMar>
-              <w:top w:w="100" w:type="dxa"/>
-              <w:bottom w:w="100" w:type="dxa"/>
-              <w:left w:w="120" w:type="dxa"/>
-              <w:right w:w="120" w:type="dxa"/>
-            </w:tcMar>
-            <w:tcBorders>
-              <w:top w:val="single" w:sz="4" w:space="0" w:color="CCCCCC"/>
-              <w:bottom w:val="single" w:sz="4" w:space="0" w:color="CCCCCC"/>
-              <w:left w:val="single" w:sz="4" w:space="0" w:color="CCCCCC"/>
-              <w:right w:val="single" w:sz="4" w:space="0" w:color="CCCCCC"/>
-            </w:tcBorders>
-          </w:tcPr>
-          <w:p>
-            <w:pPr>
-              <w:spacing w:before="60" w:after="60" w:line="252" w:lineRule="auto"/>
-              <w:jc w:val="left"/>
-            </w:pPr>
-            <w:r/>
-            <w:r>
-              <w:t>544.00</w:t>
-            </w:r>
-          </w:p>
-        </w:tc>
-        <w:tc>
-          <w:tcPr>
-            <w:tcW w:type="dxa" w:w="2016"/>
-            <w:shd w:fill="FFFFFF"/>
-            <w:tcMar>
-              <w:top w:w="100" w:type="dxa"/>
-              <w:bottom w:w="100" w:type="dxa"/>
-              <w:left w:w="120" w:type="dxa"/>
-              <w:right w:w="120" w:type="dxa"/>
-            </w:tcMar>
-            <w:tcBorders>
-              <w:top w:val="single" w:sz="4" w:space="0" w:color="CCCCCC"/>
-              <w:bottom w:val="single" w:sz="4" w:space="0" w:color="CCCCCC"/>
-              <w:left w:val="single" w:sz="4" w:space="0" w:color="CCCCCC"/>
-              <w:right w:val="single" w:sz="4" w:space="0" w:color="CCCCCC"/>
-            </w:tcBorders>
-          </w:tcPr>
-          <w:p>
-            <w:pPr>
-              <w:spacing w:before="60" w:after="60" w:line="252" w:lineRule="auto"/>
-              <w:jc w:val="left"/>
-            </w:pPr>
-            <w:r/>
-            <w:r>
-              <w:t>547.00</w:t>
-            </w:r>
-          </w:p>
-        </w:tc>
-        <w:tc>
-          <w:tcPr>
-            <w:tcW w:type="dxa" w:w="1152"/>
-            <w:shd w:fill="FFFFFF"/>
-            <w:tcMar>
-              <w:top w:w="100" w:type="dxa"/>
-              <w:bottom w:w="100" w:type="dxa"/>
-              <w:left w:w="120" w:type="dxa"/>
-              <w:right w:w="120" w:type="dxa"/>
-            </w:tcMar>
-            <w:tcBorders>
-              <w:top w:val="single" w:sz="4" w:space="0" w:color="CCCCCC"/>
-              <w:bottom w:val="single" w:sz="4" w:space="0" w:color="CCCCCC"/>
-              <w:left w:val="single" w:sz="4" w:space="0" w:color="CCCCCC"/>
-              <w:right w:val="single" w:sz="4" w:space="0" w:color="CCCCCC"/>
-            </w:tcBorders>
-          </w:tcPr>
-          <w:p>
-            <w:pPr>
-              <w:spacing w:before="60" w:after="60" w:line="252" w:lineRule="auto"/>
-              <w:jc w:val="left"/>
-            </w:pPr>
-            <w:r/>
-            <w:r>
-              <w:t>539.50</w:t>
-            </w:r>
-          </w:p>
-        </w:tc>
-        <w:tc>
-          <w:tcPr>
-            <w:tcW w:type="dxa" w:w="1728"/>
-            <w:shd w:fill="FFFFFF"/>
-            <w:tcMar>
-              <w:top w:w="100" w:type="dxa"/>
-              <w:bottom w:w="100" w:type="dxa"/>
-              <w:left w:w="120" w:type="dxa"/>
-              <w:right w:w="120" w:type="dxa"/>
-            </w:tcMar>
-            <w:tcBorders>
-              <w:top w:val="single" w:sz="4" w:space="0" w:color="CCCCCC"/>
-              <w:bottom w:val="single" w:sz="4" w:space="0" w:color="CCCCCC"/>
-              <w:left w:val="single" w:sz="4" w:space="0" w:color="CCCCCC"/>
-              <w:right w:val="single" w:sz="4" w:space="0" w:color="CCCCCC"/>
-            </w:tcBorders>
-          </w:tcPr>
-          <w:p>
-            <w:pPr>
-              <w:spacing w:before="60" w:after="60" w:line="252" w:lineRule="auto"/>
-              <w:jc w:val="left"/>
-            </w:pPr>
-            <w:r/>
-            <w:r>
-              <w:rPr>
-                <w:b/>
-              </w:rPr>
-              <w:t>544.25</w:t>
-            </w:r>
-          </w:p>
-        </w:tc>
-        <w:tc>
-          <w:tcPr>
-            <w:tcW w:type="dxa" w:w="3456"/>
-            <w:shd w:fill="FFFFFF"/>
-            <w:tcMar>
-              <w:top w:w="100" w:type="dxa"/>
-              <w:bottom w:w="100" w:type="dxa"/>
-              <w:left w:w="120" w:type="dxa"/>
-              <w:right w:w="120" w:type="dxa"/>
-            </w:tcMar>
-            <w:tcBorders>
-              <w:top w:val="single" w:sz="4" w:space="0" w:color="CCCCCC"/>
-              <w:bottom w:val="single" w:sz="4" w:space="0" w:color="CCCCCC"/>
-              <w:left w:val="single" w:sz="4" w:space="0" w:color="CCCCCC"/>
-              <w:right w:val="single" w:sz="4" w:space="0" w:color="CCCCCC"/>
-            </w:tcBorders>
-          </w:tcPr>
-          <w:p>
-            <w:pPr>
-              <w:spacing w:before="60" w:after="60" w:line="252" w:lineRule="auto"/>
-              <w:jc w:val="left"/>
-            </w:pPr>
-            <w:r/>
-            <w:r>
-              <w:rPr>
-                <w:b/>
-              </w:rPr>
-              <w:t>+0.25</w:t>
-            </w:r>
-          </w:p>
-        </w:tc>
-        <w:tc>
-          <w:tcPr>
-            <w:tcW w:type="dxa" w:w="1440"/>
-            <w:shd w:fill="FFFFFF"/>
-            <w:tcMar>
-              <w:top w:w="100" w:type="dxa"/>
-              <w:bottom w:w="100" w:type="dxa"/>
-              <w:left w:w="120" w:type="dxa"/>
-              <w:right w:w="120" w:type="dxa"/>
-            </w:tcMar>
-            <w:tcBorders>
-              <w:top w:val="single" w:sz="4" w:space="0" w:color="CCCCCC"/>
-              <w:bottom w:val="single" w:sz="4" w:space="0" w:color="CCCCCC"/>
-              <w:left w:val="single" w:sz="4" w:space="0" w:color="CCCCCC"/>
-              <w:right w:val="single" w:sz="4" w:space="0" w:color="CCCCCC"/>
-            </w:tcBorders>
-          </w:tcPr>
-          <w:p>
-            <w:pPr>
-              <w:spacing w:before="60" w:after="60" w:line="252" w:lineRule="auto"/>
-              <w:jc w:val="left"/>
-            </w:pPr>
-            <w:r/>
-            <w:r>
-              <w:t>BULL</w:t>
-            </w:r>
-          </w:p>
-        </w:tc>
-      </w:tr>
-      <w:tr>
-        <w:tc>
-          <w:tcPr>
-            <w:tcW w:type="dxa" w:w="1584"/>
-            <w:shd w:fill="F8FAFC"/>
-            <w:tcMar>
-              <w:top w:w="100" w:type="dxa"/>
-              <w:bottom w:w="100" w:type="dxa"/>
-              <w:left w:w="120" w:type="dxa"/>
-              <w:right w:w="120" w:type="dxa"/>
-            </w:tcMar>
-            <w:tcBorders>
-              <w:top w:val="single" w:sz="4" w:space="0" w:color="CCCCCC"/>
-              <w:bottom w:val="single" w:sz="4" w:space="0" w:color="CCCCCC"/>
-              <w:left w:val="single" w:sz="4" w:space="0" w:color="CCCCCC"/>
-              <w:right w:val="single" w:sz="4" w:space="0" w:color="CCCCCC"/>
-            </w:tcBorders>
-          </w:tcPr>
-          <w:p>
-            <w:pPr>
-              <w:spacing w:before="60" w:after="60" w:line="252" w:lineRule="auto"/>
-              <w:jc w:val="left"/>
-            </w:pPr>
-            <w:r/>
-            <w:r>
-              <w:rPr>
-                <w:b/>
-              </w:rPr>
-              <w:t>Thu 17/09</w:t>
-            </w:r>
-          </w:p>
-        </w:tc>
-        <w:tc>
-          <w:tcPr>
-            <w:tcW w:type="dxa" w:w="864"/>
-            <w:shd w:fill="F8FAFC"/>
-            <w:tcMar>
-              <w:top w:w="100" w:type="dxa"/>
-              <w:bottom w:w="100" w:type="dxa"/>
-              <w:left w:w="120" w:type="dxa"/>
-              <w:right w:w="120" w:type="dxa"/>
-            </w:tcMar>
-            <w:tcBorders>
-              <w:top w:val="single" w:sz="4" w:space="0" w:color="CCCCCC"/>
-              <w:bottom w:val="single" w:sz="4" w:space="0" w:color="CCCCCC"/>
-              <w:left w:val="single" w:sz="4" w:space="0" w:color="CCCCCC"/>
-              <w:right w:val="single" w:sz="4" w:space="0" w:color="CCCCCC"/>
-            </w:tcBorders>
-          </w:tcPr>
-          <w:p>
-            <w:pPr>
-              <w:spacing w:before="60" w:after="60" w:line="252" w:lineRule="auto"/>
-              <w:jc w:val="left"/>
-            </w:pPr>
-            <w:r/>
-            <w:r>
-              <w:t>NY Open 21-23</w:t>
-            </w:r>
-          </w:p>
-        </w:tc>
-        <w:tc>
-          <w:tcPr>
-            <w:tcW w:type="dxa" w:w="1440"/>
-            <w:shd w:fill="F8FAFC"/>
-            <w:tcMar>
-              <w:top w:w="100" w:type="dxa"/>
-              <w:bottom w:w="100" w:type="dxa"/>
-              <w:left w:w="120" w:type="dxa"/>
-              <w:right w:w="120" w:type="dxa"/>
-            </w:tcMar>
-            <w:tcBorders>
-              <w:top w:val="single" w:sz="4" w:space="0" w:color="CCCCCC"/>
-              <w:bottom w:val="single" w:sz="4" w:space="0" w:color="CCCCCC"/>
-              <w:left w:val="single" w:sz="4" w:space="0" w:color="CCCCCC"/>
-              <w:right w:val="single" w:sz="4" w:space="0" w:color="CCCCCC"/>
-            </w:tcBorders>
-          </w:tcPr>
-          <w:p>
-            <w:pPr>
-              <w:spacing w:before="60" w:after="60" w:line="252" w:lineRule="auto"/>
-              <w:jc w:val="left"/>
-            </w:pPr>
-            <w:r/>
-            <w:r>
-              <w:t>544.25</w:t>
-            </w:r>
-          </w:p>
-        </w:tc>
-        <w:tc>
-          <w:tcPr>
-            <w:tcW w:type="dxa" w:w="2016"/>
-            <w:shd w:fill="F8FAFC"/>
-            <w:tcMar>
-              <w:top w:w="100" w:type="dxa"/>
-              <w:bottom w:w="100" w:type="dxa"/>
-              <w:left w:w="120" w:type="dxa"/>
-              <w:right w:w="120" w:type="dxa"/>
-            </w:tcMar>
-            <w:tcBorders>
-              <w:top w:val="single" w:sz="4" w:space="0" w:color="CCCCCC"/>
-              <w:bottom w:val="single" w:sz="4" w:space="0" w:color="CCCCCC"/>
-              <w:left w:val="single" w:sz="4" w:space="0" w:color="CCCCCC"/>
-              <w:right w:val="single" w:sz="4" w:space="0" w:color="CCCCCC"/>
-            </w:tcBorders>
-          </w:tcPr>
-          <w:p>
-            <w:pPr>
-              <w:spacing w:before="60" w:after="60" w:line="252" w:lineRule="auto"/>
-              <w:jc w:val="left"/>
-            </w:pPr>
-            <w:r/>
-            <w:r>
-              <w:t>548.50</w:t>
-            </w:r>
-          </w:p>
-        </w:tc>
-        <w:tc>
-          <w:tcPr>
-            <w:tcW w:type="dxa" w:w="1152"/>
-            <w:shd w:fill="F8FAFC"/>
-            <w:tcMar>
-              <w:top w:w="100" w:type="dxa"/>
-              <w:bottom w:w="100" w:type="dxa"/>
-              <w:left w:w="120" w:type="dxa"/>
-              <w:right w:w="120" w:type="dxa"/>
-            </w:tcMar>
-            <w:tcBorders>
-              <w:top w:val="single" w:sz="4" w:space="0" w:color="CCCCCC"/>
-              <w:bottom w:val="single" w:sz="4" w:space="0" w:color="CCCCCC"/>
-              <w:left w:val="single" w:sz="4" w:space="0" w:color="CCCCCC"/>
-              <w:right w:val="single" w:sz="4" w:space="0" w:color="CCCCCC"/>
-            </w:tcBorders>
-          </w:tcPr>
-          <w:p>
-            <w:pPr>
-              <w:spacing w:before="60" w:after="60" w:line="252" w:lineRule="auto"/>
-              <w:jc w:val="left"/>
-            </w:pPr>
-            <w:r/>
-            <w:r>
-              <w:t>541.00</w:t>
-            </w:r>
-          </w:p>
-        </w:tc>
-        <w:tc>
-          <w:tcPr>
-            <w:tcW w:type="dxa" w:w="1728"/>
-            <w:shd w:fill="F8FAFC"/>
-            <w:tcMar>
-              <w:top w:w="100" w:type="dxa"/>
-              <w:bottom w:w="100" w:type="dxa"/>
-              <w:left w:w="120" w:type="dxa"/>
-              <w:right w:w="120" w:type="dxa"/>
-            </w:tcMar>
-            <w:tcBorders>
-              <w:top w:val="single" w:sz="4" w:space="0" w:color="CCCCCC"/>
-              <w:bottom w:val="single" w:sz="4" w:space="0" w:color="CCCCCC"/>
-              <w:left w:val="single" w:sz="4" w:space="0" w:color="CCCCCC"/>
-              <w:right w:val="single" w:sz="4" w:space="0" w:color="CCCCCC"/>
-            </w:tcBorders>
-          </w:tcPr>
-          <w:p>
-            <w:pPr>
-              <w:spacing w:before="60" w:after="60" w:line="252" w:lineRule="auto"/>
-              <w:jc w:val="left"/>
-            </w:pPr>
-            <w:r/>
-            <w:r>
-              <w:rPr>
-                <w:b/>
-              </w:rPr>
-              <w:t>545.00</w:t>
-            </w:r>
-          </w:p>
-        </w:tc>
-        <w:tc>
-          <w:tcPr>
-            <w:tcW w:type="dxa" w:w="3456"/>
-            <w:shd w:fill="F8FAFC"/>
-            <w:tcMar>
-              <w:top w:w="100" w:type="dxa"/>
-              <w:bottom w:w="100" w:type="dxa"/>
-              <w:left w:w="120" w:type="dxa"/>
-              <w:right w:w="120" w:type="dxa"/>
-            </w:tcMar>
-            <w:tcBorders>
-              <w:top w:val="single" w:sz="4" w:space="0" w:color="CCCCCC"/>
-              <w:bottom w:val="single" w:sz="4" w:space="0" w:color="CCCCCC"/>
-              <w:left w:val="single" w:sz="4" w:space="0" w:color="CCCCCC"/>
-              <w:right w:val="single" w:sz="4" w:space="0" w:color="CCCCCC"/>
-            </w:tcBorders>
-          </w:tcPr>
-          <w:p>
-            <w:pPr>
-              <w:spacing w:before="60" w:after="60" w:line="252" w:lineRule="auto"/>
-              <w:jc w:val="left"/>
-            </w:pPr>
-            <w:r/>
-            <w:r>
-              <w:rPr>
-                <w:b/>
-              </w:rPr>
-              <w:t>+0.75</w:t>
-            </w:r>
-          </w:p>
-        </w:tc>
-        <w:tc>
-          <w:tcPr>
-            <w:tcW w:type="dxa" w:w="1440"/>
-            <w:shd w:fill="F8FAFC"/>
-            <w:tcMar>
-              <w:top w:w="100" w:type="dxa"/>
-              <w:bottom w:w="100" w:type="dxa"/>
-              <w:left w:w="120" w:type="dxa"/>
-              <w:right w:w="120" w:type="dxa"/>
-            </w:tcMar>
-            <w:tcBorders>
-              <w:top w:val="single" w:sz="4" w:space="0" w:color="CCCCCC"/>
-              <w:bottom w:val="single" w:sz="4" w:space="0" w:color="CCCCCC"/>
-              <w:left w:val="single" w:sz="4" w:space="0" w:color="CCCCCC"/>
-              <w:right w:val="single" w:sz="4" w:space="0" w:color="CCCCCC"/>
-            </w:tcBorders>
-          </w:tcPr>
-          <w:p>
-            <w:pPr>
-              <w:spacing w:before="60" w:after="60" w:line="252" w:lineRule="auto"/>
-              <w:jc w:val="left"/>
-            </w:pPr>
-            <w:r/>
-            <w:r>
-              <w:t>BULL</w:t>
-            </w:r>
-          </w:p>
-        </w:tc>
-      </w:tr>
-      <w:tr>
-        <w:tc>
-          <w:tcPr>
-            <w:tcW w:type="dxa" w:w="1584"/>
-            <w:shd w:fill="FFFFFF"/>
-            <w:tcMar>
-              <w:top w:w="100" w:type="dxa"/>
-              <w:bottom w:w="100" w:type="dxa"/>
-              <w:left w:w="120" w:type="dxa"/>
-              <w:right w:w="120" w:type="dxa"/>
-            </w:tcMar>
-            <w:tcBorders>
-              <w:top w:val="single" w:sz="4" w:space="0" w:color="CCCCCC"/>
-              <w:bottom w:val="single" w:sz="4" w:space="0" w:color="CCCCCC"/>
-              <w:left w:val="single" w:sz="4" w:space="0" w:color="CCCCCC"/>
-              <w:right w:val="single" w:sz="4" w:space="0" w:color="CCCCCC"/>
-            </w:tcBorders>
-          </w:tcPr>
-          <w:p>
-            <w:pPr>
-              <w:spacing w:before="60" w:after="60" w:line="252" w:lineRule="auto"/>
-              <w:jc w:val="left"/>
-            </w:pPr>
-            <w:r/>
-            <w:r>
-              <w:rPr>
-                <w:b/>
-              </w:rPr>
-              <w:t>Thu 17/09</w:t>
-            </w:r>
-          </w:p>
-        </w:tc>
-        <w:tc>
-          <w:tcPr>
-            <w:tcW w:type="dxa" w:w="864"/>
-            <w:shd w:fill="FFFFFF"/>
-            <w:tcMar>
-              <w:top w:w="100" w:type="dxa"/>
-              <w:bottom w:w="100" w:type="dxa"/>
-              <w:left w:w="120" w:type="dxa"/>
-              <w:right w:w="120" w:type="dxa"/>
-            </w:tcMar>
-            <w:tcBorders>
-              <w:top w:val="single" w:sz="4" w:space="0" w:color="CCCCCC"/>
-              <w:bottom w:val="single" w:sz="4" w:space="0" w:color="CCCCCC"/>
-              <w:left w:val="single" w:sz="4" w:space="0" w:color="CCCCCC"/>
-              <w:right w:val="single" w:sz="4" w:space="0" w:color="CCCCCC"/>
-            </w:tcBorders>
-          </w:tcPr>
-          <w:p>
-            <w:pPr>
-              <w:spacing w:before="60" w:after="60" w:line="252" w:lineRule="auto"/>
-              <w:jc w:val="left"/>
-            </w:pPr>
-            <w:r/>
-            <w:r>
-              <w:t>NY Close 23-01</w:t>
-            </w:r>
-          </w:p>
-        </w:tc>
-        <w:tc>
-          <w:tcPr>
-            <w:tcW w:type="dxa" w:w="1440"/>
-            <w:shd w:fill="FFFFFF"/>
-            <w:tcMar>
-              <w:top w:w="100" w:type="dxa"/>
-              <w:bottom w:w="100" w:type="dxa"/>
-              <w:left w:w="120" w:type="dxa"/>
-              <w:right w:w="120" w:type="dxa"/>
-            </w:tcMar>
-            <w:tcBorders>
-              <w:top w:val="single" w:sz="4" w:space="0" w:color="CCCCCC"/>
-              <w:bottom w:val="single" w:sz="4" w:space="0" w:color="CCCCCC"/>
-              <w:left w:val="single" w:sz="4" w:space="0" w:color="CCCCCC"/>
-              <w:right w:val="single" w:sz="4" w:space="0" w:color="CCCCCC"/>
-            </w:tcBorders>
-          </w:tcPr>
-          <w:p>
-            <w:pPr>
-              <w:spacing w:before="60" w:after="60" w:line="252" w:lineRule="auto"/>
-              <w:jc w:val="left"/>
-            </w:pPr>
-            <w:r/>
-            <w:r>
-              <w:t>545.00</w:t>
-            </w:r>
-          </w:p>
-        </w:tc>
-        <w:tc>
-          <w:tcPr>
-            <w:tcW w:type="dxa" w:w="2016"/>
-            <w:shd w:fill="FFFFFF"/>
-            <w:tcMar>
-              <w:top w:w="100" w:type="dxa"/>
-              <w:bottom w:w="100" w:type="dxa"/>
-              <w:left w:w="120" w:type="dxa"/>
-              <w:right w:w="120" w:type="dxa"/>
-            </w:tcMar>
-            <w:tcBorders>
-              <w:top w:val="single" w:sz="4" w:space="0" w:color="CCCCCC"/>
-              <w:bottom w:val="single" w:sz="4" w:space="0" w:color="CCCCCC"/>
-              <w:left w:val="single" w:sz="4" w:space="0" w:color="CCCCCC"/>
-              <w:right w:val="single" w:sz="4" w:space="0" w:color="CCCCCC"/>
-            </w:tcBorders>
-          </w:tcPr>
-          <w:p>
-            <w:pPr>
-              <w:spacing w:before="60" w:after="60" w:line="252" w:lineRule="auto"/>
-              <w:jc w:val="left"/>
-            </w:pPr>
-            <w:r/>
-            <w:r>
-              <w:t>548.50</w:t>
-            </w:r>
-          </w:p>
-        </w:tc>
-        <w:tc>
-          <w:tcPr>
-            <w:tcW w:type="dxa" w:w="1152"/>
-            <w:shd w:fill="FFFFFF"/>
-            <w:tcMar>
-              <w:top w:w="100" w:type="dxa"/>
-              <w:bottom w:w="100" w:type="dxa"/>
-              <w:left w:w="120" w:type="dxa"/>
-              <w:right w:w="120" w:type="dxa"/>
-            </w:tcMar>
-            <w:tcBorders>
-              <w:top w:val="single" w:sz="4" w:space="0" w:color="CCCCCC"/>
-              <w:bottom w:val="single" w:sz="4" w:space="0" w:color="CCCCCC"/>
-              <w:left w:val="single" w:sz="4" w:space="0" w:color="CCCCCC"/>
-              <w:right w:val="single" w:sz="4" w:space="0" w:color="CCCCCC"/>
-            </w:tcBorders>
-          </w:tcPr>
-          <w:p>
-            <w:pPr>
-              <w:spacing w:before="60" w:after="60" w:line="252" w:lineRule="auto"/>
-              <w:jc w:val="left"/>
-            </w:pPr>
-            <w:r/>
-            <w:r>
-              <w:t>542.75</w:t>
-            </w:r>
-          </w:p>
-        </w:tc>
-        <w:tc>
-          <w:tcPr>
-            <w:tcW w:type="dxa" w:w="1728"/>
-            <w:shd w:fill="FFFFFF"/>
-            <w:tcMar>
-              <w:top w:w="100" w:type="dxa"/>
-              <w:bottom w:w="100" w:type="dxa"/>
-              <w:left w:w="120" w:type="dxa"/>
-              <w:right w:w="120" w:type="dxa"/>
-            </w:tcMar>
-            <w:tcBorders>
-              <w:top w:val="single" w:sz="4" w:space="0" w:color="CCCCCC"/>
-              <w:bottom w:val="single" w:sz="4" w:space="0" w:color="CCCCCC"/>
-              <w:left w:val="single" w:sz="4" w:space="0" w:color="CCCCCC"/>
-              <w:right w:val="single" w:sz="4" w:space="0" w:color="CCCCCC"/>
-            </w:tcBorders>
-          </w:tcPr>
-          <w:p>
-            <w:pPr>
-              <w:spacing w:before="60" w:after="60" w:line="252" w:lineRule="auto"/>
-              <w:jc w:val="left"/>
-            </w:pPr>
-            <w:r/>
-            <w:r>
-              <w:rPr>
-                <w:b/>
-              </w:rPr>
-              <w:t>545.00</w:t>
-            </w:r>
-          </w:p>
-        </w:tc>
-        <w:tc>
-          <w:tcPr>
-            <w:tcW w:type="dxa" w:w="3456"/>
-            <w:shd w:fill="FFFFFF"/>
-            <w:tcMar>
-              <w:top w:w="100" w:type="dxa"/>
-              <w:bottom w:w="100" w:type="dxa"/>
-              <w:left w:w="120" w:type="dxa"/>
-              <w:right w:w="120" w:type="dxa"/>
-            </w:tcMar>
-            <w:tcBorders>
-              <w:top w:val="single" w:sz="4" w:space="0" w:color="CCCCCC"/>
-              <w:bottom w:val="single" w:sz="4" w:space="0" w:color="CCCCCC"/>
-              <w:left w:val="single" w:sz="4" w:space="0" w:color="CCCCCC"/>
-              <w:right w:val="single" w:sz="4" w:space="0" w:color="CCCCCC"/>
-            </w:tcBorders>
-          </w:tcPr>
-          <w:p>
-            <w:pPr>
-              <w:spacing w:before="60" w:after="60" w:line="252" w:lineRule="auto"/>
-              <w:jc w:val="left"/>
-            </w:pPr>
-            <w:r/>
-            <w:r>
-              <w:rPr>
-                <w:b/>
-              </w:rPr>
-              <w:t>+0.00</w:t>
-            </w:r>
-          </w:p>
-        </w:tc>
-        <w:tc>
-          <w:tcPr>
-            <w:tcW w:type="dxa" w:w="1440"/>
-            <w:shd w:fill="FFFFFF"/>
-            <w:tcMar>
-              <w:top w:w="100" w:type="dxa"/>
-              <w:bottom w:w="100" w:type="dxa"/>
-              <w:left w:w="120" w:type="dxa"/>
-              <w:right w:w="120" w:type="dxa"/>
-            </w:tcMar>
-            <w:tcBorders>
-              <w:top w:val="single" w:sz="4" w:space="0" w:color="CCCCCC"/>
-              <w:bottom w:val="single" w:sz="4" w:space="0" w:color="CCCCCC"/>
-              <w:left w:val="single" w:sz="4" w:space="0" w:color="CCCCCC"/>
-              <w:right w:val="single" w:sz="4" w:space="0" w:color="CCCCCC"/>
-            </w:tcBorders>
-          </w:tcPr>
-          <w:p>
-            <w:pPr>
-              <w:spacing w:before="60" w:after="60" w:line="252" w:lineRule="auto"/>
-              <w:jc w:val="left"/>
-            </w:pPr>
-            <w:r/>
-            <w:r>
-              <w:t>BULL</w:t>
-            </w:r>
-          </w:p>
-        </w:tc>
-      </w:tr>
-      <w:tr>
-        <w:tc>
-          <w:tcPr>
-            <w:tcW w:type="dxa" w:w="1584"/>
-            <w:shd w:fill="F8FAFC"/>
-            <w:tcMar>
-              <w:top w:w="100" w:type="dxa"/>
-              <w:bottom w:w="100" w:type="dxa"/>
-              <w:left w:w="120" w:type="dxa"/>
-              <w:right w:w="120" w:type="dxa"/>
-            </w:tcMar>
-            <w:tcBorders>
-              <w:top w:val="single" w:sz="4" w:space="0" w:color="CCCCCC"/>
-              <w:bottom w:val="single" w:sz="4" w:space="0" w:color="CCCCCC"/>
-              <w:left w:val="single" w:sz="4" w:space="0" w:color="CCCCCC"/>
-              <w:right w:val="single" w:sz="4" w:space="0" w:color="CCCCCC"/>
-            </w:tcBorders>
-          </w:tcPr>
-          <w:p>
-            <w:pPr>
-              <w:spacing w:before="60" w:after="60" w:line="252" w:lineRule="auto"/>
-              <w:jc w:val="left"/>
-            </w:pPr>
-            <w:r/>
-            <w:r>
-              <w:rPr>
-                <w:b/>
-              </w:rPr>
-              <w:t>Fri 18/09</w:t>
-            </w:r>
-          </w:p>
-        </w:tc>
-        <w:tc>
-          <w:tcPr>
-            <w:tcW w:type="dxa" w:w="864"/>
-            <w:shd w:fill="F8FAFC"/>
-            <w:tcMar>
-              <w:top w:w="100" w:type="dxa"/>
-              <w:bottom w:w="100" w:type="dxa"/>
-              <w:left w:w="120" w:type="dxa"/>
-              <w:right w:w="120" w:type="dxa"/>
-            </w:tcMar>
-            <w:tcBorders>
-              <w:top w:val="single" w:sz="4" w:space="0" w:color="CCCCCC"/>
-              <w:bottom w:val="single" w:sz="4" w:space="0" w:color="CCCCCC"/>
-              <w:left w:val="single" w:sz="4" w:space="0" w:color="CCCCCC"/>
-              <w:right w:val="single" w:sz="4" w:space="0" w:color="CCCCCC"/>
-            </w:tcBorders>
-          </w:tcPr>
-          <w:p>
-            <w:pPr>
-              <w:spacing w:before="60" w:after="60" w:line="252" w:lineRule="auto"/>
-              <w:jc w:val="left"/>
-            </w:pPr>
-            <w:r/>
-            <w:r>
-              <w:t>Asia 07-11</w:t>
-            </w:r>
-          </w:p>
-        </w:tc>
-        <w:tc>
-          <w:tcPr>
-            <w:tcW w:type="dxa" w:w="1440"/>
-            <w:shd w:fill="F8FAFC"/>
-            <w:tcMar>
-              <w:top w:w="100" w:type="dxa"/>
-              <w:bottom w:w="100" w:type="dxa"/>
-              <w:left w:w="120" w:type="dxa"/>
-              <w:right w:w="120" w:type="dxa"/>
-            </w:tcMar>
-            <w:tcBorders>
-              <w:top w:val="single" w:sz="4" w:space="0" w:color="CCCCCC"/>
-              <w:bottom w:val="single" w:sz="4" w:space="0" w:color="CCCCCC"/>
-              <w:left w:val="single" w:sz="4" w:space="0" w:color="CCCCCC"/>
-              <w:right w:val="single" w:sz="4" w:space="0" w:color="CCCCCC"/>
-            </w:tcBorders>
-          </w:tcPr>
-          <w:p>
-            <w:pPr>
-              <w:spacing w:before="60" w:after="60" w:line="252" w:lineRule="auto"/>
-              <w:jc w:val="left"/>
-            </w:pPr>
-            <w:r/>
-            <w:r>
-              <w:t>545.00</w:t>
-            </w:r>
-          </w:p>
-        </w:tc>
-        <w:tc>
-          <w:tcPr>
-            <w:tcW w:type="dxa" w:w="2016"/>
-            <w:shd w:fill="F8FAFC"/>
-            <w:tcMar>
-              <w:top w:w="100" w:type="dxa"/>
-              <w:bottom w:w="100" w:type="dxa"/>
-              <w:left w:w="120" w:type="dxa"/>
-              <w:right w:w="120" w:type="dxa"/>
-            </w:tcMar>
-            <w:tcBorders>
-              <w:top w:val="single" w:sz="4" w:space="0" w:color="CCCCCC"/>
-              <w:bottom w:val="single" w:sz="4" w:space="0" w:color="CCCCCC"/>
-              <w:left w:val="single" w:sz="4" w:space="0" w:color="CCCCCC"/>
-              <w:right w:val="single" w:sz="4" w:space="0" w:color="CCCCCC"/>
-            </w:tcBorders>
-          </w:tcPr>
-          <w:p>
-            <w:pPr>
-              <w:spacing w:before="60" w:after="60" w:line="252" w:lineRule="auto"/>
-              <w:jc w:val="left"/>
-            </w:pPr>
-            <w:r/>
-            <w:r>
-              <w:t>548.75</w:t>
-            </w:r>
-          </w:p>
-        </w:tc>
-        <w:tc>
-          <w:tcPr>
-            <w:tcW w:type="dxa" w:w="1152"/>
-            <w:shd w:fill="F8FAFC"/>
-            <w:tcMar>
-              <w:top w:w="100" w:type="dxa"/>
-              <w:bottom w:w="100" w:type="dxa"/>
-              <w:left w:w="120" w:type="dxa"/>
-              <w:right w:w="120" w:type="dxa"/>
-            </w:tcMar>
-            <w:tcBorders>
-              <w:top w:val="single" w:sz="4" w:space="0" w:color="CCCCCC"/>
-              <w:bottom w:val="single" w:sz="4" w:space="0" w:color="CCCCCC"/>
-              <w:left w:val="single" w:sz="4" w:space="0" w:color="CCCCCC"/>
-              <w:right w:val="single" w:sz="4" w:space="0" w:color="CCCCCC"/>
-            </w:tcBorders>
-          </w:tcPr>
-          <w:p>
-            <w:pPr>
-              <w:spacing w:before="60" w:after="60" w:line="252" w:lineRule="auto"/>
-              <w:jc w:val="left"/>
-            </w:pPr>
-            <w:r/>
-            <w:r>
-              <w:t>541.50</w:t>
-            </w:r>
-          </w:p>
-        </w:tc>
-        <w:tc>
-          <w:tcPr>
-            <w:tcW w:type="dxa" w:w="1728"/>
-            <w:shd w:fill="F8FAFC"/>
-            <w:tcMar>
-              <w:top w:w="100" w:type="dxa"/>
-              <w:bottom w:w="100" w:type="dxa"/>
-              <w:left w:w="120" w:type="dxa"/>
-              <w:right w:w="120" w:type="dxa"/>
-            </w:tcMar>
-            <w:tcBorders>
-              <w:top w:val="single" w:sz="4" w:space="0" w:color="CCCCCC"/>
-              <w:bottom w:val="single" w:sz="4" w:space="0" w:color="CCCCCC"/>
-              <w:left w:val="single" w:sz="4" w:space="0" w:color="CCCCCC"/>
-              <w:right w:val="single" w:sz="4" w:space="0" w:color="CCCCCC"/>
-            </w:tcBorders>
-          </w:tcPr>
-          <w:p>
-            <w:pPr>
-              <w:spacing w:before="60" w:after="60" w:line="252" w:lineRule="auto"/>
-              <w:jc w:val="left"/>
-            </w:pPr>
-            <w:r/>
-            <w:r>
-              <w:rPr>
-                <w:b/>
-              </w:rPr>
-              <w:t>544.75</w:t>
-            </w:r>
-          </w:p>
-        </w:tc>
-        <w:tc>
-          <w:tcPr>
-            <w:tcW w:type="dxa" w:w="3456"/>
-            <w:shd w:fill="F8FAFC"/>
-            <w:tcMar>
-              <w:top w:w="100" w:type="dxa"/>
-              <w:bottom w:w="100" w:type="dxa"/>
-              <w:left w:w="120" w:type="dxa"/>
-              <w:right w:w="120" w:type="dxa"/>
-            </w:tcMar>
-            <w:tcBorders>
-              <w:top w:val="single" w:sz="4" w:space="0" w:color="CCCCCC"/>
-              <w:bottom w:val="single" w:sz="4" w:space="0" w:color="CCCCCC"/>
-              <w:left w:val="single" w:sz="4" w:space="0" w:color="CCCCCC"/>
-              <w:right w:val="single" w:sz="4" w:space="0" w:color="CCCCCC"/>
-            </w:tcBorders>
-          </w:tcPr>
-          <w:p>
-            <w:pPr>
-              <w:spacing w:before="60" w:after="60" w:line="252" w:lineRule="auto"/>
-              <w:jc w:val="left"/>
-            </w:pPr>
-            <w:r/>
-            <w:r>
-              <w:rPr>
-                <w:b/>
-              </w:rPr>
-              <w:t>-0.25</w:t>
-            </w:r>
-          </w:p>
-        </w:tc>
-        <w:tc>
-          <w:tcPr>
-            <w:tcW w:type="dxa" w:w="1440"/>
-            <w:shd w:fill="F8FAFC"/>
-            <w:tcMar>
-              <w:top w:w="100" w:type="dxa"/>
-              <w:bottom w:w="100" w:type="dxa"/>
-              <w:left w:w="120" w:type="dxa"/>
-              <w:right w:w="120" w:type="dxa"/>
-            </w:tcMar>
-            <w:tcBorders>
-              <w:top w:val="single" w:sz="4" w:space="0" w:color="CCCCCC"/>
-              <w:bottom w:val="single" w:sz="4" w:space="0" w:color="CCCCCC"/>
-              <w:left w:val="single" w:sz="4" w:space="0" w:color="CCCCCC"/>
-              <w:right w:val="single" w:sz="4" w:space="0" w:color="CCCCCC"/>
-            </w:tcBorders>
-          </w:tcPr>
-          <w:p>
-            <w:pPr>
-              <w:spacing w:before="60" w:after="60" w:line="252" w:lineRule="auto"/>
-              <w:jc w:val="left"/>
-            </w:pPr>
-            <w:r/>
-            <w:r>
-              <w:t>BEAR</w:t>
-            </w:r>
-          </w:p>
-        </w:tc>
-      </w:tr>
-      <w:tr>
-        <w:tc>
-          <w:tcPr>
-            <w:tcW w:type="dxa" w:w="1584"/>
-            <w:shd w:fill="FFFFFF"/>
-            <w:tcMar>
-              <w:top w:w="100" w:type="dxa"/>
-              <w:bottom w:w="100" w:type="dxa"/>
-              <w:left w:w="120" w:type="dxa"/>
-              <w:right w:w="120" w:type="dxa"/>
-            </w:tcMar>
-            <w:tcBorders>
-              <w:top w:val="single" w:sz="4" w:space="0" w:color="CCCCCC"/>
-              <w:bottom w:val="single" w:sz="4" w:space="0" w:color="CCCCCC"/>
-              <w:left w:val="single" w:sz="4" w:space="0" w:color="CCCCCC"/>
-              <w:right w:val="single" w:sz="4" w:space="0" w:color="CCCCCC"/>
-            </w:tcBorders>
-          </w:tcPr>
-          <w:p>
-            <w:pPr>
-              <w:spacing w:before="60" w:after="60" w:line="252" w:lineRule="auto"/>
-              <w:jc w:val="left"/>
-            </w:pPr>
-            <w:r/>
-            <w:r>
-              <w:rPr>
-                <w:b/>
-              </w:rPr>
-              <w:t>Fri 18/09</w:t>
-            </w:r>
-          </w:p>
-        </w:tc>
-        <w:tc>
-          <w:tcPr>
-            <w:tcW w:type="dxa" w:w="864"/>
-            <w:shd w:fill="FFFFFF"/>
-            <w:tcMar>
-              <w:top w:w="100" w:type="dxa"/>
-              <w:bottom w:w="100" w:type="dxa"/>
-              <w:left w:w="120" w:type="dxa"/>
-              <w:right w:w="120" w:type="dxa"/>
-            </w:tcMar>
-            <w:tcBorders>
-              <w:top w:val="single" w:sz="4" w:space="0" w:color="CCCCCC"/>
-              <w:bottom w:val="single" w:sz="4" w:space="0" w:color="CCCCCC"/>
-              <w:left w:val="single" w:sz="4" w:space="0" w:color="CCCCCC"/>
-              <w:right w:val="single" w:sz="4" w:space="0" w:color="CCCCCC"/>
-            </w:tcBorders>
-          </w:tcPr>
-          <w:p>
-            <w:pPr>
-              <w:spacing w:before="60" w:after="60" w:line="252" w:lineRule="auto"/>
-              <w:jc w:val="left"/>
-            </w:pPr>
-            <w:r/>
-            <w:r>
-              <w:t>Asia 11-15</w:t>
-            </w:r>
-          </w:p>
-        </w:tc>
-        <w:tc>
-          <w:tcPr>
-            <w:tcW w:type="dxa" w:w="1440"/>
-            <w:shd w:fill="FFFFFF"/>
-            <w:tcMar>
-              <w:top w:w="100" w:type="dxa"/>
-              <w:bottom w:w="100" w:type="dxa"/>
-              <w:left w:w="120" w:type="dxa"/>
-              <w:right w:w="120" w:type="dxa"/>
-            </w:tcMar>
-            <w:tcBorders>
-              <w:top w:val="single" w:sz="4" w:space="0" w:color="CCCCCC"/>
-              <w:bottom w:val="single" w:sz="4" w:space="0" w:color="CCCCCC"/>
-              <w:left w:val="single" w:sz="4" w:space="0" w:color="CCCCCC"/>
-              <w:right w:val="single" w:sz="4" w:space="0" w:color="CCCCCC"/>
-            </w:tcBorders>
-          </w:tcPr>
-          <w:p>
-            <w:pPr>
-              <w:spacing w:before="60" w:after="60" w:line="252" w:lineRule="auto"/>
-              <w:jc w:val="left"/>
-            </w:pPr>
-            <w:r/>
-            <w:r>
-              <w:t>544.75</w:t>
-            </w:r>
-          </w:p>
-        </w:tc>
-        <w:tc>
-          <w:tcPr>
-            <w:tcW w:type="dxa" w:w="2016"/>
-            <w:shd w:fill="FFFFFF"/>
-            <w:tcMar>
-              <w:top w:w="100" w:type="dxa"/>
-              <w:bottom w:w="100" w:type="dxa"/>
-              <w:left w:w="120" w:type="dxa"/>
-              <w:right w:w="120" w:type="dxa"/>
-            </w:tcMar>
-            <w:tcBorders>
-              <w:top w:val="single" w:sz="4" w:space="0" w:color="CCCCCC"/>
-              <w:bottom w:val="single" w:sz="4" w:space="0" w:color="CCCCCC"/>
-              <w:left w:val="single" w:sz="4" w:space="0" w:color="CCCCCC"/>
-              <w:right w:val="single" w:sz="4" w:space="0" w:color="CCCCCC"/>
-            </w:tcBorders>
-          </w:tcPr>
-          <w:p>
-            <w:pPr>
-              <w:spacing w:before="60" w:after="60" w:line="252" w:lineRule="auto"/>
-              <w:jc w:val="left"/>
-            </w:pPr>
-            <w:r/>
-            <w:r>
-              <w:t>548.25</w:t>
-            </w:r>
-          </w:p>
-        </w:tc>
-        <w:tc>
-          <w:tcPr>
-            <w:tcW w:type="dxa" w:w="1152"/>
-            <w:shd w:fill="FFFFFF"/>
-            <w:tcMar>
-              <w:top w:w="100" w:type="dxa"/>
-              <w:bottom w:w="100" w:type="dxa"/>
-              <w:left w:w="120" w:type="dxa"/>
-              <w:right w:w="120" w:type="dxa"/>
-            </w:tcMar>
-            <w:tcBorders>
-              <w:top w:val="single" w:sz="4" w:space="0" w:color="CCCCCC"/>
-              <w:bottom w:val="single" w:sz="4" w:space="0" w:color="CCCCCC"/>
-              <w:left w:val="single" w:sz="4" w:space="0" w:color="CCCCCC"/>
-              <w:right w:val="single" w:sz="4" w:space="0" w:color="CCCCCC"/>
-            </w:tcBorders>
-          </w:tcPr>
-          <w:p>
-            <w:pPr>
-              <w:spacing w:before="60" w:after="60" w:line="252" w:lineRule="auto"/>
-              <w:jc w:val="left"/>
-            </w:pPr>
-            <w:r/>
-            <w:r>
-              <w:t>541.50</w:t>
-            </w:r>
-          </w:p>
-        </w:tc>
-        <w:tc>
-          <w:tcPr>
-            <w:tcW w:type="dxa" w:w="1728"/>
-            <w:shd w:fill="FFFFFF"/>
-            <w:tcMar>
-              <w:top w:w="100" w:type="dxa"/>
-              <w:bottom w:w="100" w:type="dxa"/>
-              <w:left w:w="120" w:type="dxa"/>
-              <w:right w:w="120" w:type="dxa"/>
-            </w:tcMar>
-            <w:tcBorders>
-              <w:top w:val="single" w:sz="4" w:space="0" w:color="CCCCCC"/>
-              <w:bottom w:val="single" w:sz="4" w:space="0" w:color="CCCCCC"/>
-              <w:left w:val="single" w:sz="4" w:space="0" w:color="CCCCCC"/>
-              <w:right w:val="single" w:sz="4" w:space="0" w:color="CCCCCC"/>
-            </w:tcBorders>
-          </w:tcPr>
-          <w:p>
-            <w:pPr>
-              <w:spacing w:before="60" w:after="60" w:line="252" w:lineRule="auto"/>
-              <w:jc w:val="left"/>
-            </w:pPr>
-            <w:r/>
-            <w:r>
-              <w:rPr>
-                <w:b/>
-              </w:rPr>
-              <w:t>544.50</w:t>
-            </w:r>
-          </w:p>
-        </w:tc>
-        <w:tc>
-          <w:tcPr>
-            <w:tcW w:type="dxa" w:w="3456"/>
-            <w:shd w:fill="FFFFFF"/>
-            <w:tcMar>
-              <w:top w:w="100" w:type="dxa"/>
-              <w:bottom w:w="100" w:type="dxa"/>
-              <w:left w:w="120" w:type="dxa"/>
-              <w:right w:w="120" w:type="dxa"/>
-            </w:tcMar>
-            <w:tcBorders>
-              <w:top w:val="single" w:sz="4" w:space="0" w:color="CCCCCC"/>
-              <w:bottom w:val="single" w:sz="4" w:space="0" w:color="CCCCCC"/>
-              <w:left w:val="single" w:sz="4" w:space="0" w:color="CCCCCC"/>
-              <w:right w:val="single" w:sz="4" w:space="0" w:color="CCCCCC"/>
-            </w:tcBorders>
-          </w:tcPr>
-          <w:p>
-            <w:pPr>
-              <w:spacing w:before="60" w:after="60" w:line="252" w:lineRule="auto"/>
-              <w:jc w:val="left"/>
-            </w:pPr>
-            <w:r/>
-            <w:r>
-              <w:rPr>
-                <w:b/>
-              </w:rPr>
-              <w:t>-0.25</w:t>
-            </w:r>
-          </w:p>
-        </w:tc>
-        <w:tc>
-          <w:tcPr>
-            <w:tcW w:type="dxa" w:w="1440"/>
-            <w:shd w:fill="FFFFFF"/>
-            <w:tcMar>
-              <w:top w:w="100" w:type="dxa"/>
-              <w:bottom w:w="100" w:type="dxa"/>
-              <w:left w:w="120" w:type="dxa"/>
-              <w:right w:w="120" w:type="dxa"/>
-            </w:tcMar>
-            <w:tcBorders>
-              <w:top w:val="single" w:sz="4" w:space="0" w:color="CCCCCC"/>
-              <w:bottom w:val="single" w:sz="4" w:space="0" w:color="CCCCCC"/>
-              <w:left w:val="single" w:sz="4" w:space="0" w:color="CCCCCC"/>
-              <w:right w:val="single" w:sz="4" w:space="0" w:color="CCCCCC"/>
-            </w:tcBorders>
-          </w:tcPr>
-          <w:p>
-            <w:pPr>
-              <w:spacing w:before="60" w:after="60" w:line="252" w:lineRule="auto"/>
-              <w:jc w:val="left"/>
-            </w:pPr>
-            <w:r/>
-            <w:r>
-              <w:t>BEAR</w:t>
-            </w:r>
-          </w:p>
-        </w:tc>
-      </w:tr>
-      <w:tr>
-        <w:tc>
-          <w:tcPr>
-            <w:tcW w:type="dxa" w:w="1584"/>
-            <w:shd w:fill="F8FAFC"/>
-            <w:tcMar>
-              <w:top w:w="100" w:type="dxa"/>
-              <w:bottom w:w="100" w:type="dxa"/>
-              <w:left w:w="120" w:type="dxa"/>
-              <w:right w:w="120" w:type="dxa"/>
-            </w:tcMar>
-            <w:tcBorders>
-              <w:top w:val="single" w:sz="4" w:space="0" w:color="CCCCCC"/>
-              <w:bottom w:val="single" w:sz="4" w:space="0" w:color="CCCCCC"/>
-              <w:left w:val="single" w:sz="4" w:space="0" w:color="CCCCCC"/>
-              <w:right w:val="single" w:sz="4" w:space="0" w:color="CCCCCC"/>
-            </w:tcBorders>
-          </w:tcPr>
-          <w:p>
-            <w:pPr>
-              <w:spacing w:before="60" w:after="60" w:line="252" w:lineRule="auto"/>
-              <w:jc w:val="left"/>
-            </w:pPr>
-            <w:r/>
-            <w:r>
-              <w:rPr>
-                <w:b/>
-              </w:rPr>
-              <w:t>Fri 18/09</w:t>
-            </w:r>
-          </w:p>
-        </w:tc>
-        <w:tc>
-          <w:tcPr>
-            <w:tcW w:type="dxa" w:w="864"/>
-            <w:shd w:fill="F8FAFC"/>
-            <w:tcMar>
-              <w:top w:w="100" w:type="dxa"/>
-              <w:bottom w:w="100" w:type="dxa"/>
-              <w:left w:w="120" w:type="dxa"/>
-              <w:right w:w="120" w:type="dxa"/>
-            </w:tcMar>
-            <w:tcBorders>
-              <w:top w:val="single" w:sz="4" w:space="0" w:color="CCCCCC"/>
-              <w:bottom w:val="single" w:sz="4" w:space="0" w:color="CCCCCC"/>
-              <w:left w:val="single" w:sz="4" w:space="0" w:color="CCCCCC"/>
-              <w:right w:val="single" w:sz="4" w:space="0" w:color="CCCCCC"/>
-            </w:tcBorders>
-          </w:tcPr>
-          <w:p>
-            <w:pPr>
-              <w:spacing w:before="60" w:after="60" w:line="252" w:lineRule="auto"/>
-              <w:jc w:val="left"/>
-            </w:pPr>
-            <w:r/>
-            <w:r>
-              <w:t>London 15-19</w:t>
-            </w:r>
-          </w:p>
-        </w:tc>
-        <w:tc>
-          <w:tcPr>
-            <w:tcW w:type="dxa" w:w="1440"/>
-            <w:shd w:fill="F8FAFC"/>
-            <w:tcMar>
-              <w:top w:w="100" w:type="dxa"/>
-              <w:bottom w:w="100" w:type="dxa"/>
-              <w:left w:w="120" w:type="dxa"/>
-              <w:right w:w="120" w:type="dxa"/>
-            </w:tcMar>
-            <w:tcBorders>
-              <w:top w:val="single" w:sz="4" w:space="0" w:color="CCCCCC"/>
-              <w:bottom w:val="single" w:sz="4" w:space="0" w:color="CCCCCC"/>
-              <w:left w:val="single" w:sz="4" w:space="0" w:color="CCCCCC"/>
-              <w:right w:val="single" w:sz="4" w:space="0" w:color="CCCCCC"/>
-            </w:tcBorders>
-          </w:tcPr>
-          <w:p>
-            <w:pPr>
-              <w:spacing w:before="60" w:after="60" w:line="252" w:lineRule="auto"/>
-              <w:jc w:val="left"/>
-            </w:pPr>
-            <w:r/>
-            <w:r>
-              <w:t>544.50</w:t>
-            </w:r>
-          </w:p>
-        </w:tc>
-        <w:tc>
-          <w:tcPr>
-            <w:tcW w:type="dxa" w:w="2016"/>
-            <w:shd w:fill="F8FAFC"/>
-            <w:tcMar>
-              <w:top w:w="100" w:type="dxa"/>
-              <w:bottom w:w="100" w:type="dxa"/>
-              <w:left w:w="120" w:type="dxa"/>
-              <w:right w:w="120" w:type="dxa"/>
-            </w:tcMar>
-            <w:tcBorders>
-              <w:top w:val="single" w:sz="4" w:space="0" w:color="CCCCCC"/>
-              <w:bottom w:val="single" w:sz="4" w:space="0" w:color="CCCCCC"/>
-              <w:left w:val="single" w:sz="4" w:space="0" w:color="CCCCCC"/>
-              <w:right w:val="single" w:sz="4" w:space="0" w:color="CCCCCC"/>
-            </w:tcBorders>
-          </w:tcPr>
-          <w:p>
-            <w:pPr>
-              <w:spacing w:before="60" w:after="60" w:line="252" w:lineRule="auto"/>
-              <w:jc w:val="left"/>
-            </w:pPr>
-            <w:r/>
-            <w:r>
-              <w:t>547.50</w:t>
-            </w:r>
-          </w:p>
-        </w:tc>
-        <w:tc>
-          <w:tcPr>
-            <w:tcW w:type="dxa" w:w="1152"/>
-            <w:shd w:fill="F8FAFC"/>
-            <w:tcMar>
-              <w:top w:w="100" w:type="dxa"/>
-              <w:bottom w:w="100" w:type="dxa"/>
-              <w:left w:w="120" w:type="dxa"/>
-              <w:right w:w="120" w:type="dxa"/>
-            </w:tcMar>
-            <w:tcBorders>
-              <w:top w:val="single" w:sz="4" w:space="0" w:color="CCCCCC"/>
-              <w:bottom w:val="single" w:sz="4" w:space="0" w:color="CCCCCC"/>
-              <w:left w:val="single" w:sz="4" w:space="0" w:color="CCCCCC"/>
-              <w:right w:val="single" w:sz="4" w:space="0" w:color="CCCCCC"/>
-            </w:tcBorders>
-          </w:tcPr>
-          <w:p>
-            <w:pPr>
-              <w:spacing w:before="60" w:after="60" w:line="252" w:lineRule="auto"/>
-              <w:jc w:val="left"/>
-            </w:pPr>
-            <w:r/>
-            <w:r>
-              <w:t>541.75</w:t>
-            </w:r>
-          </w:p>
-        </w:tc>
-        <w:tc>
-          <w:tcPr>
-            <w:tcW w:type="dxa" w:w="1728"/>
-            <w:shd w:fill="F8FAFC"/>
-            <w:tcMar>
-              <w:top w:w="100" w:type="dxa"/>
-              <w:bottom w:w="100" w:type="dxa"/>
-              <w:left w:w="120" w:type="dxa"/>
-              <w:right w:w="120" w:type="dxa"/>
-            </w:tcMar>
-            <w:tcBorders>
-              <w:top w:val="single" w:sz="4" w:space="0" w:color="CCCCCC"/>
-              <w:bottom w:val="single" w:sz="4" w:space="0" w:color="CCCCCC"/>
-              <w:left w:val="single" w:sz="4" w:space="0" w:color="CCCCCC"/>
-              <w:right w:val="single" w:sz="4" w:space="0" w:color="CCCCCC"/>
-            </w:tcBorders>
-          </w:tcPr>
-          <w:p>
-            <w:pPr>
-              <w:spacing w:before="60" w:after="60" w:line="252" w:lineRule="auto"/>
-              <w:jc w:val="left"/>
-            </w:pPr>
-            <w:r/>
-            <w:r>
-              <w:rPr>
-                <w:b/>
-              </w:rPr>
-              <w:t>544.75</w:t>
-            </w:r>
-          </w:p>
-        </w:tc>
-        <w:tc>
-          <w:tcPr>
-            <w:tcW w:type="dxa" w:w="3456"/>
-            <w:shd w:fill="F8FAFC"/>
-            <w:tcMar>
-              <w:top w:w="100" w:type="dxa"/>
-              <w:bottom w:w="100" w:type="dxa"/>
-              <w:left w:w="120" w:type="dxa"/>
-              <w:right w:w="120" w:type="dxa"/>
-            </w:tcMar>
-            <w:tcBorders>
-              <w:top w:val="single" w:sz="4" w:space="0" w:color="CCCCCC"/>
-              <w:bottom w:val="single" w:sz="4" w:space="0" w:color="CCCCCC"/>
-              <w:left w:val="single" w:sz="4" w:space="0" w:color="CCCCCC"/>
-              <w:right w:val="single" w:sz="4" w:space="0" w:color="CCCCCC"/>
-            </w:tcBorders>
-          </w:tcPr>
-          <w:p>
-            <w:pPr>
-              <w:spacing w:before="60" w:after="60" w:line="252" w:lineRule="auto"/>
-              <w:jc w:val="left"/>
-            </w:pPr>
-            <w:r/>
-            <w:r>
-              <w:rPr>
-                <w:b/>
-              </w:rPr>
-              <w:t>+0.25</w:t>
-            </w:r>
-          </w:p>
-        </w:tc>
-        <w:tc>
-          <w:tcPr>
-            <w:tcW w:type="dxa" w:w="1440"/>
-            <w:shd w:fill="F8FAFC"/>
-            <w:tcMar>
-              <w:top w:w="100" w:type="dxa"/>
-              <w:bottom w:w="100" w:type="dxa"/>
-              <w:left w:w="120" w:type="dxa"/>
-              <w:right w:w="120" w:type="dxa"/>
-            </w:tcMar>
-            <w:tcBorders>
-              <w:top w:val="single" w:sz="4" w:space="0" w:color="CCCCCC"/>
-              <w:bottom w:val="single" w:sz="4" w:space="0" w:color="CCCCCC"/>
-              <w:left w:val="single" w:sz="4" w:space="0" w:color="CCCCCC"/>
-              <w:right w:val="single" w:sz="4" w:space="0" w:color="CCCCCC"/>
-            </w:tcBorders>
-          </w:tcPr>
-          <w:p>
-            <w:pPr>
-              <w:spacing w:before="60" w:after="60" w:line="252" w:lineRule="auto"/>
-              <w:jc w:val="left"/>
-            </w:pPr>
-            <w:r/>
-            <w:r>
-              <w:t>BULL</w:t>
-            </w:r>
-          </w:p>
-        </w:tc>
-      </w:tr>
-      <w:tr>
-        <w:tc>
-          <w:tcPr>
-            <w:tcW w:type="dxa" w:w="1584"/>
-            <w:shd w:fill="FFFFFF"/>
-            <w:tcMar>
-              <w:top w:w="100" w:type="dxa"/>
-              <w:bottom w:w="100" w:type="dxa"/>
-              <w:left w:w="120" w:type="dxa"/>
-              <w:right w:w="120" w:type="dxa"/>
-            </w:tcMar>
-            <w:tcBorders>
-              <w:top w:val="single" w:sz="4" w:space="0" w:color="CCCCCC"/>
-              <w:bottom w:val="single" w:sz="4" w:space="0" w:color="CCCCCC"/>
-              <w:left w:val="single" w:sz="4" w:space="0" w:color="CCCCCC"/>
-              <w:right w:val="single" w:sz="4" w:space="0" w:color="CCCCCC"/>
-            </w:tcBorders>
-          </w:tcPr>
-          <w:p>
-            <w:pPr>
-              <w:spacing w:before="60" w:after="60" w:line="252" w:lineRule="auto"/>
-              <w:jc w:val="left"/>
-            </w:pPr>
-            <w:r/>
-            <w:r>
-              <w:rPr>
-                <w:b/>
-              </w:rPr>
-              <w:t>Fri 18/09</w:t>
-            </w:r>
-          </w:p>
-        </w:tc>
-        <w:tc>
-          <w:tcPr>
-            <w:tcW w:type="dxa" w:w="864"/>
-            <w:shd w:fill="FFFFFF"/>
-            <w:tcMar>
-              <w:top w:w="100" w:type="dxa"/>
-              <w:bottom w:w="100" w:type="dxa"/>
-              <w:left w:w="120" w:type="dxa"/>
-              <w:right w:w="120" w:type="dxa"/>
-            </w:tcMar>
-            <w:tcBorders>
-              <w:top w:val="single" w:sz="4" w:space="0" w:color="CCCCCC"/>
-              <w:bottom w:val="single" w:sz="4" w:space="0" w:color="CCCCCC"/>
-              <w:left w:val="single" w:sz="4" w:space="0" w:color="CCCCCC"/>
-              <w:right w:val="single" w:sz="4" w:space="0" w:color="CCCCCC"/>
-            </w:tcBorders>
-          </w:tcPr>
-          <w:p>
-            <w:pPr>
-              <w:spacing w:before="60" w:after="60" w:line="252" w:lineRule="auto"/>
-              <w:jc w:val="left"/>
-            </w:pPr>
-            <w:r/>
-            <w:r>
-              <w:t>Pre-NY 19-21</w:t>
-            </w:r>
-          </w:p>
-        </w:tc>
-        <w:tc>
-          <w:tcPr>
-            <w:tcW w:type="dxa" w:w="1440"/>
-            <w:shd w:fill="FFFFFF"/>
-            <w:tcMar>
-              <w:top w:w="100" w:type="dxa"/>
-              <w:bottom w:w="100" w:type="dxa"/>
-              <w:left w:w="120" w:type="dxa"/>
-              <w:right w:w="120" w:type="dxa"/>
-            </w:tcMar>
-            <w:tcBorders>
-              <w:top w:val="single" w:sz="4" w:space="0" w:color="CCCCCC"/>
-              <w:bottom w:val="single" w:sz="4" w:space="0" w:color="CCCCCC"/>
-              <w:left w:val="single" w:sz="4" w:space="0" w:color="CCCCCC"/>
-              <w:right w:val="single" w:sz="4" w:space="0" w:color="CCCCCC"/>
-            </w:tcBorders>
-          </w:tcPr>
-          <w:p>
-            <w:pPr>
-              <w:spacing w:before="60" w:after="60" w:line="252" w:lineRule="auto"/>
-              <w:jc w:val="left"/>
-            </w:pPr>
-            <w:r/>
-            <w:r>
-              <w:t>544.75</w:t>
-            </w:r>
-          </w:p>
-        </w:tc>
-        <w:tc>
-          <w:tcPr>
-            <w:tcW w:type="dxa" w:w="2016"/>
-            <w:shd w:fill="FFFFFF"/>
-            <w:tcMar>
-              <w:top w:w="100" w:type="dxa"/>
-              <w:bottom w:w="100" w:type="dxa"/>
-              <w:left w:w="120" w:type="dxa"/>
-              <w:right w:w="120" w:type="dxa"/>
-            </w:tcMar>
-            <w:tcBorders>
-              <w:top w:val="single" w:sz="4" w:space="0" w:color="CCCCCC"/>
-              <w:bottom w:val="single" w:sz="4" w:space="0" w:color="CCCCCC"/>
-              <w:left w:val="single" w:sz="4" w:space="0" w:color="CCCCCC"/>
-              <w:right w:val="single" w:sz="4" w:space="0" w:color="CCCCCC"/>
-            </w:tcBorders>
-          </w:tcPr>
-          <w:p>
-            <w:pPr>
-              <w:spacing w:before="60" w:after="60" w:line="252" w:lineRule="auto"/>
-              <w:jc w:val="left"/>
-            </w:pPr>
-            <w:r/>
-            <w:r>
-              <w:t>547.75</w:t>
-            </w:r>
-          </w:p>
-        </w:tc>
-        <w:tc>
-          <w:tcPr>
-            <w:tcW w:type="dxa" w:w="1152"/>
-            <w:shd w:fill="FFFFFF"/>
-            <w:tcMar>
-              <w:top w:w="100" w:type="dxa"/>
-              <w:bottom w:w="100" w:type="dxa"/>
-              <w:left w:w="120" w:type="dxa"/>
-              <w:right w:w="120" w:type="dxa"/>
-            </w:tcMar>
-            <w:tcBorders>
-              <w:top w:val="single" w:sz="4" w:space="0" w:color="CCCCCC"/>
-              <w:bottom w:val="single" w:sz="4" w:space="0" w:color="CCCCCC"/>
-              <w:left w:val="single" w:sz="4" w:space="0" w:color="CCCCCC"/>
-              <w:right w:val="single" w:sz="4" w:space="0" w:color="CCCCCC"/>
-            </w:tcBorders>
-          </w:tcPr>
-          <w:p>
-            <w:pPr>
-              <w:spacing w:before="60" w:after="60" w:line="252" w:lineRule="auto"/>
-              <w:jc w:val="left"/>
-            </w:pPr>
-            <w:r/>
-            <w:r>
-              <w:t>542.00</w:t>
-            </w:r>
-          </w:p>
-        </w:tc>
-        <w:tc>
-          <w:tcPr>
-            <w:tcW w:type="dxa" w:w="1728"/>
-            <w:shd w:fill="FFFFFF"/>
-            <w:tcMar>
-              <w:top w:w="100" w:type="dxa"/>
-              <w:bottom w:w="100" w:type="dxa"/>
-              <w:left w:w="120" w:type="dxa"/>
-              <w:right w:w="120" w:type="dxa"/>
-            </w:tcMar>
-            <w:tcBorders>
-              <w:top w:val="single" w:sz="4" w:space="0" w:color="CCCCCC"/>
-              <w:bottom w:val="single" w:sz="4" w:space="0" w:color="CCCCCC"/>
-              <w:left w:val="single" w:sz="4" w:space="0" w:color="CCCCCC"/>
-              <w:right w:val="single" w:sz="4" w:space="0" w:color="CCCCCC"/>
-            </w:tcBorders>
-          </w:tcPr>
-          <w:p>
-            <w:pPr>
-              <w:spacing w:before="60" w:after="60" w:line="252" w:lineRule="auto"/>
-              <w:jc w:val="left"/>
-            </w:pPr>
-            <w:r/>
-            <w:r>
-              <w:rPr>
-                <w:b/>
-              </w:rPr>
-              <w:t>544.75</w:t>
-            </w:r>
-          </w:p>
-        </w:tc>
-        <w:tc>
-          <w:tcPr>
-            <w:tcW w:type="dxa" w:w="3456"/>
-            <w:shd w:fill="FFFFFF"/>
-            <w:tcMar>
-              <w:top w:w="100" w:type="dxa"/>
-              <w:bottom w:w="100" w:type="dxa"/>
-              <w:left w:w="120" w:type="dxa"/>
-              <w:right w:w="120" w:type="dxa"/>
-            </w:tcMar>
-            <w:tcBorders>
-              <w:top w:val="single" w:sz="4" w:space="0" w:color="CCCCCC"/>
-              <w:bottom w:val="single" w:sz="4" w:space="0" w:color="CCCCCC"/>
-              <w:left w:val="single" w:sz="4" w:space="0" w:color="CCCCCC"/>
-              <w:right w:val="single" w:sz="4" w:space="0" w:color="CCCCCC"/>
-            </w:tcBorders>
-          </w:tcPr>
-          <w:p>
-            <w:pPr>
-              <w:spacing w:before="60" w:after="60" w:line="252" w:lineRule="auto"/>
-              <w:jc w:val="left"/>
-            </w:pPr>
-            <w:r/>
-            <w:r>
-              <w:rPr>
-                <w:b/>
-              </w:rPr>
-              <w:t>+0.00</w:t>
-            </w:r>
-          </w:p>
-        </w:tc>
-        <w:tc>
-          <w:tcPr>
-            <w:tcW w:type="dxa" w:w="1440"/>
-            <w:shd w:fill="FFFFFF"/>
-            <w:tcMar>
-              <w:top w:w="100" w:type="dxa"/>
-              <w:bottom w:w="100" w:type="dxa"/>
-              <w:left w:w="120" w:type="dxa"/>
-              <w:right w:w="120" w:type="dxa"/>
-            </w:tcMar>
-            <w:tcBorders>
-              <w:top w:val="single" w:sz="4" w:space="0" w:color="CCCCCC"/>
-              <w:bottom w:val="single" w:sz="4" w:space="0" w:color="CCCCCC"/>
-              <w:left w:val="single" w:sz="4" w:space="0" w:color="CCCCCC"/>
-              <w:right w:val="single" w:sz="4" w:space="0" w:color="CCCCCC"/>
-            </w:tcBorders>
-          </w:tcPr>
-          <w:p>
-            <w:pPr>
-              <w:spacing w:before="60" w:after="60" w:line="252" w:lineRule="auto"/>
-              <w:jc w:val="left"/>
-            </w:pPr>
-            <w:r/>
-            <w:r>
-              <w:t>BEAR</w:t>
-            </w:r>
-          </w:p>
-        </w:tc>
-      </w:tr>
-      <w:tr>
-        <w:tc>
-          <w:tcPr>
-            <w:tcW w:type="dxa" w:w="1584"/>
-            <w:shd w:fill="F8FAFC"/>
-            <w:tcMar>
-              <w:top w:w="100" w:type="dxa"/>
-              <w:bottom w:w="100" w:type="dxa"/>
-              <w:left w:w="120" w:type="dxa"/>
-              <w:right w:w="120" w:type="dxa"/>
-            </w:tcMar>
-            <w:tcBorders>
-              <w:top w:val="single" w:sz="4" w:space="0" w:color="CCCCCC"/>
-              <w:bottom w:val="single" w:sz="4" w:space="0" w:color="CCCCCC"/>
-              <w:left w:val="single" w:sz="4" w:space="0" w:color="CCCCCC"/>
-              <w:right w:val="single" w:sz="4" w:space="0" w:color="CCCCCC"/>
-            </w:tcBorders>
-          </w:tcPr>
-          <w:p>
-            <w:pPr>
-              <w:spacing w:before="60" w:after="60" w:line="252" w:lineRule="auto"/>
-              <w:jc w:val="left"/>
-            </w:pPr>
-            <w:r/>
-            <w:r>
-              <w:rPr>
-                <w:b/>
-              </w:rPr>
-              <w:t>Fri 18/09</w:t>
-            </w:r>
-          </w:p>
-        </w:tc>
-        <w:tc>
-          <w:tcPr>
-            <w:tcW w:type="dxa" w:w="864"/>
-            <w:shd w:fill="F8FAFC"/>
-            <w:tcMar>
-              <w:top w:w="100" w:type="dxa"/>
-              <w:bottom w:w="100" w:type="dxa"/>
-              <w:left w:w="120" w:type="dxa"/>
-              <w:right w:w="120" w:type="dxa"/>
-            </w:tcMar>
-            <w:tcBorders>
-              <w:top w:val="single" w:sz="4" w:space="0" w:color="CCCCCC"/>
-              <w:bottom w:val="single" w:sz="4" w:space="0" w:color="CCCCCC"/>
-              <w:left w:val="single" w:sz="4" w:space="0" w:color="CCCCCC"/>
-              <w:right w:val="single" w:sz="4" w:space="0" w:color="CCCCCC"/>
-            </w:tcBorders>
-          </w:tcPr>
-          <w:p>
-            <w:pPr>
-              <w:spacing w:before="60" w:after="60" w:line="252" w:lineRule="auto"/>
-              <w:jc w:val="left"/>
-            </w:pPr>
-            <w:r/>
-            <w:r>
-              <w:t>NY Open 21-23</w:t>
-            </w:r>
-          </w:p>
-        </w:tc>
-        <w:tc>
-          <w:tcPr>
-            <w:tcW w:type="dxa" w:w="1440"/>
-            <w:shd w:fill="F8FAFC"/>
-            <w:tcMar>
-              <w:top w:w="100" w:type="dxa"/>
-              <w:bottom w:w="100" w:type="dxa"/>
-              <w:left w:w="120" w:type="dxa"/>
-              <w:right w:w="120" w:type="dxa"/>
-            </w:tcMar>
-            <w:tcBorders>
-              <w:top w:val="single" w:sz="4" w:space="0" w:color="CCCCCC"/>
-              <w:bottom w:val="single" w:sz="4" w:space="0" w:color="CCCCCC"/>
-              <w:left w:val="single" w:sz="4" w:space="0" w:color="CCCCCC"/>
-              <w:right w:val="single" w:sz="4" w:space="0" w:color="CCCCCC"/>
-            </w:tcBorders>
-          </w:tcPr>
-          <w:p>
-            <w:pPr>
-              <w:spacing w:before="60" w:after="60" w:line="252" w:lineRule="auto"/>
-              <w:jc w:val="left"/>
-            </w:pPr>
-            <w:r/>
-            <w:r>
-              <w:t>544.75</w:t>
-            </w:r>
-          </w:p>
-        </w:tc>
-        <w:tc>
-          <w:tcPr>
-            <w:tcW w:type="dxa" w:w="2016"/>
-            <w:shd w:fill="F8FAFC"/>
-            <w:tcMar>
-              <w:top w:w="100" w:type="dxa"/>
-              <w:bottom w:w="100" w:type="dxa"/>
-              <w:left w:w="120" w:type="dxa"/>
-              <w:right w:w="120" w:type="dxa"/>
-            </w:tcMar>
-            <w:tcBorders>
-              <w:top w:val="single" w:sz="4" w:space="0" w:color="CCCCCC"/>
-              <w:bottom w:val="single" w:sz="4" w:space="0" w:color="CCCCCC"/>
-              <w:left w:val="single" w:sz="4" w:space="0" w:color="CCCCCC"/>
-              <w:right w:val="single" w:sz="4" w:space="0" w:color="CCCCCC"/>
-            </w:tcBorders>
-          </w:tcPr>
-          <w:p>
-            <w:pPr>
-              <w:spacing w:before="60" w:after="60" w:line="252" w:lineRule="auto"/>
-              <w:jc w:val="left"/>
-            </w:pPr>
-            <w:r/>
-            <w:r>
-              <w:t>548.75</w:t>
-            </w:r>
-          </w:p>
-        </w:tc>
-        <w:tc>
-          <w:tcPr>
-            <w:tcW w:type="dxa" w:w="1152"/>
-            <w:shd w:fill="F8FAFC"/>
-            <w:tcMar>
-              <w:top w:w="100" w:type="dxa"/>
-              <w:bottom w:w="100" w:type="dxa"/>
-              <w:left w:w="120" w:type="dxa"/>
-              <w:right w:w="120" w:type="dxa"/>
-            </w:tcMar>
-            <w:tcBorders>
-              <w:top w:val="single" w:sz="4" w:space="0" w:color="CCCCCC"/>
-              <w:bottom w:val="single" w:sz="4" w:space="0" w:color="CCCCCC"/>
-              <w:left w:val="single" w:sz="4" w:space="0" w:color="CCCCCC"/>
-              <w:right w:val="single" w:sz="4" w:space="0" w:color="CCCCCC"/>
-            </w:tcBorders>
-          </w:tcPr>
-          <w:p>
-            <w:pPr>
-              <w:spacing w:before="60" w:after="60" w:line="252" w:lineRule="auto"/>
-              <w:jc w:val="left"/>
-            </w:pPr>
-            <w:r/>
-            <w:r>
-              <w:t>541.25</w:t>
-            </w:r>
-          </w:p>
-        </w:tc>
-        <w:tc>
-          <w:tcPr>
-            <w:tcW w:type="dxa" w:w="1728"/>
-            <w:shd w:fill="F8FAFC"/>
-            <w:tcMar>
-              <w:top w:w="100" w:type="dxa"/>
-              <w:bottom w:w="100" w:type="dxa"/>
-              <w:left w:w="120" w:type="dxa"/>
-              <w:right w:w="120" w:type="dxa"/>
-            </w:tcMar>
-            <w:tcBorders>
-              <w:top w:val="single" w:sz="4" w:space="0" w:color="CCCCCC"/>
-              <w:bottom w:val="single" w:sz="4" w:space="0" w:color="CCCCCC"/>
-              <w:left w:val="single" w:sz="4" w:space="0" w:color="CCCCCC"/>
-              <w:right w:val="single" w:sz="4" w:space="0" w:color="CCCCCC"/>
-            </w:tcBorders>
-          </w:tcPr>
-          <w:p>
-            <w:pPr>
-              <w:spacing w:before="60" w:after="60" w:line="252" w:lineRule="auto"/>
-              <w:jc w:val="left"/>
-            </w:pPr>
-            <w:r/>
-            <w:r>
-              <w:rPr>
-                <w:b/>
-              </w:rPr>
-              <w:t>545.25</w:t>
-            </w:r>
-          </w:p>
-        </w:tc>
-        <w:tc>
-          <w:tcPr>
-            <w:tcW w:type="dxa" w:w="3456"/>
-            <w:shd w:fill="F8FAFC"/>
-            <w:tcMar>
-              <w:top w:w="100" w:type="dxa"/>
-              <w:bottom w:w="100" w:type="dxa"/>
-              <w:left w:w="120" w:type="dxa"/>
-              <w:right w:w="120" w:type="dxa"/>
-            </w:tcMar>
-            <w:tcBorders>
-              <w:top w:val="single" w:sz="4" w:space="0" w:color="CCCCCC"/>
-              <w:bottom w:val="single" w:sz="4" w:space="0" w:color="CCCCCC"/>
-              <w:left w:val="single" w:sz="4" w:space="0" w:color="CCCCCC"/>
-              <w:right w:val="single" w:sz="4" w:space="0" w:color="CCCCCC"/>
-            </w:tcBorders>
-          </w:tcPr>
-          <w:p>
-            <w:pPr>
-              <w:spacing w:before="60" w:after="60" w:line="252" w:lineRule="auto"/>
-              <w:jc w:val="left"/>
-            </w:pPr>
-            <w:r/>
-            <w:r>
-              <w:rPr>
-                <w:b/>
-              </w:rPr>
-              <w:t>+0.50</w:t>
-            </w:r>
-          </w:p>
-        </w:tc>
-        <w:tc>
-          <w:tcPr>
-            <w:tcW w:type="dxa" w:w="1440"/>
-            <w:shd w:fill="F8FAFC"/>
-            <w:tcMar>
-              <w:top w:w="100" w:type="dxa"/>
-              <w:bottom w:w="100" w:type="dxa"/>
-              <w:left w:w="120" w:type="dxa"/>
-              <w:right w:w="120" w:type="dxa"/>
-            </w:tcMar>
-            <w:tcBorders>
-              <w:top w:val="single" w:sz="4" w:space="0" w:color="CCCCCC"/>
-              <w:bottom w:val="single" w:sz="4" w:space="0" w:color="CCCCCC"/>
-              <w:left w:val="single" w:sz="4" w:space="0" w:color="CCCCCC"/>
-              <w:right w:val="single" w:sz="4" w:space="0" w:color="CCCCCC"/>
-            </w:tcBorders>
-          </w:tcPr>
-          <w:p>
-            <w:pPr>
-              <w:spacing w:before="60" w:after="60" w:line="252" w:lineRule="auto"/>
-              <w:jc w:val="left"/>
-            </w:pPr>
-            <w:r/>
-            <w:r>
-              <w:t>BULL</w:t>
-            </w:r>
-          </w:p>
-        </w:tc>
-      </w:tr>
-      <w:tr>
-        <w:tc>
-          <w:tcPr>
-            <w:tcW w:type="dxa" w:w="1584"/>
-            <w:shd w:fill="FFFFFF"/>
-            <w:tcMar>
-              <w:top w:w="100" w:type="dxa"/>
-              <w:bottom w:w="100" w:type="dxa"/>
-              <w:left w:w="120" w:type="dxa"/>
-              <w:right w:w="120" w:type="dxa"/>
-            </w:tcMar>
-            <w:tcBorders>
-              <w:top w:val="single" w:sz="4" w:space="0" w:color="CCCCCC"/>
-              <w:bottom w:val="single" w:sz="4" w:space="0" w:color="CCCCCC"/>
-              <w:left w:val="single" w:sz="4" w:space="0" w:color="CCCCCC"/>
-              <w:right w:val="single" w:sz="4" w:space="0" w:color="CCCCCC"/>
-            </w:tcBorders>
-          </w:tcPr>
-          <w:p>
-            <w:pPr>
-              <w:spacing w:before="60" w:after="60" w:line="252" w:lineRule="auto"/>
-              <w:jc w:val="left"/>
-            </w:pPr>
-            <w:r/>
-            <w:r>
-              <w:rPr>
-                <w:b/>
-              </w:rPr>
-              <w:t>Fri 18/09</w:t>
-            </w:r>
-          </w:p>
-        </w:tc>
-        <w:tc>
-          <w:tcPr>
-            <w:tcW w:type="dxa" w:w="864"/>
-            <w:shd w:fill="FFFFFF"/>
-            <w:tcMar>
-              <w:top w:w="100" w:type="dxa"/>
-              <w:bottom w:w="100" w:type="dxa"/>
-              <w:left w:w="120" w:type="dxa"/>
-              <w:right w:w="120" w:type="dxa"/>
-            </w:tcMar>
-            <w:tcBorders>
-              <w:top w:val="single" w:sz="4" w:space="0" w:color="CCCCCC"/>
-              <w:bottom w:val="single" w:sz="4" w:space="0" w:color="CCCCCC"/>
-              <w:left w:val="single" w:sz="4" w:space="0" w:color="CCCCCC"/>
-              <w:right w:val="single" w:sz="4" w:space="0" w:color="CCCCCC"/>
-            </w:tcBorders>
-          </w:tcPr>
-          <w:p>
-            <w:pPr>
-              <w:spacing w:before="60" w:after="60" w:line="252" w:lineRule="auto"/>
-              <w:jc w:val="left"/>
-            </w:pPr>
-            <w:r/>
-            <w:r>
-              <w:t>NY Close 23-01</w:t>
-            </w:r>
-          </w:p>
-        </w:tc>
-        <w:tc>
-          <w:tcPr>
-            <w:tcW w:type="dxa" w:w="1440"/>
-            <w:shd w:fill="FFFFFF"/>
-            <w:tcMar>
-              <w:top w:w="100" w:type="dxa"/>
-              <w:bottom w:w="100" w:type="dxa"/>
-              <w:left w:w="120" w:type="dxa"/>
-              <w:right w:w="120" w:type="dxa"/>
-            </w:tcMar>
-            <w:tcBorders>
-              <w:top w:val="single" w:sz="4" w:space="0" w:color="CCCCCC"/>
-              <w:bottom w:val="single" w:sz="4" w:space="0" w:color="CCCCCC"/>
-              <w:left w:val="single" w:sz="4" w:space="0" w:color="CCCCCC"/>
-              <w:right w:val="single" w:sz="4" w:space="0" w:color="CCCCCC"/>
-            </w:tcBorders>
-          </w:tcPr>
-          <w:p>
-            <w:pPr>
-              <w:spacing w:before="60" w:after="60" w:line="252" w:lineRule="auto"/>
-              <w:jc w:val="left"/>
-            </w:pPr>
-            <w:r/>
-            <w:r>
-              <w:t>545.25</w:t>
-            </w:r>
-          </w:p>
-        </w:tc>
-        <w:tc>
-          <w:tcPr>
-            <w:tcW w:type="dxa" w:w="2016"/>
-            <w:shd w:fill="FFFFFF"/>
-            <w:tcMar>
-              <w:top w:w="100" w:type="dxa"/>
-              <w:bottom w:w="100" w:type="dxa"/>
-              <w:left w:w="120" w:type="dxa"/>
-              <w:right w:w="120" w:type="dxa"/>
-            </w:tcMar>
-            <w:tcBorders>
-              <w:top w:val="single" w:sz="4" w:space="0" w:color="CCCCCC"/>
-              <w:bottom w:val="single" w:sz="4" w:space="0" w:color="CCCCCC"/>
-              <w:left w:val="single" w:sz="4" w:space="0" w:color="CCCCCC"/>
-              <w:right w:val="single" w:sz="4" w:space="0" w:color="CCCCCC"/>
-            </w:tcBorders>
-          </w:tcPr>
-          <w:p>
-            <w:pPr>
-              <w:spacing w:before="60" w:after="60" w:line="252" w:lineRule="auto"/>
-              <w:jc w:val="left"/>
-            </w:pPr>
-            <w:r/>
-            <w:r>
-              <w:t>549.25</w:t>
-            </w:r>
-          </w:p>
-        </w:tc>
-        <w:tc>
-          <w:tcPr>
-            <w:tcW w:type="dxa" w:w="1152"/>
-            <w:shd w:fill="FFFFFF"/>
-            <w:tcMar>
-              <w:top w:w="100" w:type="dxa"/>
-              <w:bottom w:w="100" w:type="dxa"/>
-              <w:left w:w="120" w:type="dxa"/>
-              <w:right w:w="120" w:type="dxa"/>
-            </w:tcMar>
-            <w:tcBorders>
-              <w:top w:val="single" w:sz="4" w:space="0" w:color="CCCCCC"/>
-              <w:bottom w:val="single" w:sz="4" w:space="0" w:color="CCCCCC"/>
-              <w:left w:val="single" w:sz="4" w:space="0" w:color="CCCCCC"/>
-              <w:right w:val="single" w:sz="4" w:space="0" w:color="CCCCCC"/>
-            </w:tcBorders>
-          </w:tcPr>
-          <w:p>
-            <w:pPr>
-              <w:spacing w:before="60" w:after="60" w:line="252" w:lineRule="auto"/>
-              <w:jc w:val="left"/>
-            </w:pPr>
-            <w:r/>
-            <w:r>
-              <w:t>543.50</w:t>
-            </w:r>
-          </w:p>
-        </w:tc>
-        <w:tc>
-          <w:tcPr>
-            <w:tcW w:type="dxa" w:w="1728"/>
-            <w:shd w:fill="FFFFFF"/>
-            <w:tcMar>
-              <w:top w:w="100" w:type="dxa"/>
-              <w:bottom w:w="100" w:type="dxa"/>
-              <w:left w:w="120" w:type="dxa"/>
-              <w:right w:w="120" w:type="dxa"/>
-            </w:tcMar>
-            <w:tcBorders>
-              <w:top w:val="single" w:sz="4" w:space="0" w:color="CCCCCC"/>
-              <w:bottom w:val="single" w:sz="4" w:space="0" w:color="CCCCCC"/>
-              <w:left w:val="single" w:sz="4" w:space="0" w:color="CCCCCC"/>
-              <w:right w:val="single" w:sz="4" w:space="0" w:color="CCCCCC"/>
-            </w:tcBorders>
-          </w:tcPr>
-          <w:p>
-            <w:pPr>
-              <w:spacing w:before="60" w:after="60" w:line="252" w:lineRule="auto"/>
-              <w:jc w:val="left"/>
-            </w:pPr>
-            <w:r/>
-            <w:r>
-              <w:rPr>
-                <w:b/>
-              </w:rPr>
-              <w:t>545.00</w:t>
             </w:r>
           </w:p>
         </w:tc>
@@ -21791,7 +21791,7 @@
         <w:t>Giá Chốt Phiên (Close):</w:t>
       </w:r>
       <w:r>
-        <w:t xml:space="preserve"> 730.25 cents | </w:t>
+        <w:t xml:space="preserve"> 733.75 cents | </w:t>
       </w:r>
       <w:r>
         <w:rPr>
@@ -21806,10 +21806,10 @@
         <w:rPr>
           <w:b/>
         </w:rPr>
-        <w:t>`732.36 cents`</w:t>
+        <w:t>`736.15 cents`</w:t>
       </w:r>
       <w:r>
-        <w:t xml:space="preserve"> (+2.11).</w:t>
+        <w:t xml:space="preserve"> (+2.40).</w:t>
       </w:r>
     </w:p>
     <w:p>
@@ -21830,7 +21830,7 @@
         <w:rPr>
           <w:b/>
         </w:rPr>
-        <w:t>`70,809`</w:t>
+        <w:t>`2,914`</w:t>
       </w:r>
       <w:r>
         <w:t xml:space="preserve"> (Chênh lệch: </w:t>
@@ -21839,7 +21839,7 @@
         <w:rPr>
           <w:b/>
         </w:rPr>
-        <w:t>`+0`</w:t>
+        <w:t>`-67,895`</w:t>
       </w:r>
       <w:r>
         <w:t xml:space="preserve">) | OI: </w:t>
@@ -21857,7 +21857,7 @@
         <w:rPr>
           <w:b/>
         </w:rPr>
-        <w:t>`-841`</w:t>
+        <w:t>`+0`</w:t>
       </w:r>
       <w:r>
         <w:t>)</w:t>
@@ -21881,7 +21881,7 @@
         <w:rPr>
           <w:b/>
         </w:rPr>
-        <w:t>`Doji (Nến lưỡng lự thế trận)`</w:t>
+        <w:t>`Không phát hiện mô hình nến đặc biệt`</w:t>
       </w:r>
     </w:p>
     <w:p>
@@ -22173,7 +22173,7 @@
               <w:rPr>
                 <w:b/>
               </w:rPr>
-              <w:t>105.83</w:t>
+              <w:t>105.69</w:t>
             </w:r>
           </w:p>
         </w:tc>
@@ -22204,7 +22204,7 @@
               <w:rPr>
                 <w:b/>
               </w:rPr>
-              <w:t>+0.00%</w:t>
+              <w:t>-0.13%</w:t>
             </w:r>
           </w:p>
         </w:tc>
@@ -22232,7 +22232,7 @@
             </w:pPr>
             <w:r/>
             <w:r>
-              <w:t>Giá dầu Tăng tăng premium rủi ro địa chính trị và logistics Biển Đen, hỗ trợ giá lúa mì.</w:t>
+              <w:t>Giá dầu Giảm giảm bớt premium rủi ro địa chính trị, tạo áp lực chốt lời lúa mì.</w:t>
             </w:r>
           </w:p>
         </w:tc>
@@ -22296,7 +22296,7 @@
               <w:rPr>
                 <w:b/>
               </w:rPr>
-              <w:t>100.31</w:t>
+              <w:t>100.28</w:t>
             </w:r>
           </w:p>
         </w:tc>
@@ -22327,7 +22327,7 @@
               <w:rPr>
                 <w:b/>
               </w:rPr>
-              <w:t>+0.00%</w:t>
+              <w:t>-0.03%</w:t>
             </w:r>
           </w:p>
         </w:tc>
@@ -22355,7 +22355,7 @@
             </w:pPr>
             <w:r/>
             <w:r>
-              <w:t>DXY Tăng khiến lúa mì Mỹ đắt đỏ hơn đối với các khách hàng truyền thống như Ai Cập/Châu Á.</w:t>
+              <w:t>DXY Giảm kích thích nhu cầu nhập khẩu lúa mì Mỹ trên thị trường quốc tế.</w:t>
             </w:r>
           </w:p>
         </w:tc>
@@ -22931,7 +22931,7 @@
         <w:t xml:space="preserve"> EMA_21 </w:t>
       </w:r>
       <w:r>
-        <w:t xml:space="preserve"> (728.34) &gt; </w:t>
+        <w:t xml:space="preserve"> (728.65) &gt; </w:t>
       </w:r>
       <w:r>
         <w:rPr>
@@ -22942,7 +22942,7 @@
         <w:t xml:space="preserve"> EMA_50 </w:t>
       </w:r>
       <w:r>
-        <w:t xml:space="preserve"> (727.51).</w:t>
+        <w:t xml:space="preserve"> (727.65).</w:t>
       </w:r>
     </w:p>
     <w:p>
@@ -22963,7 +22963,7 @@
         <w:rPr>
           <w:b/>
         </w:rPr>
-        <w:t>`53.07`</w:t>
+        <w:t>`56.80`</w:t>
       </w:r>
       <w:r>
         <w:t xml:space="preserve"> | ATR (14) = </w:t>
@@ -22972,7 +22972,7 @@
         <w:rPr>
           <w:b/>
         </w:rPr>
-        <w:t>`4.86`</w:t>
+        <w:t>`5.43`</w:t>
       </w:r>
       <w:r>
         <w:t xml:space="preserve"> cents | Volatility = </w:t>
@@ -22981,7 +22981,7 @@
         <w:rPr>
           <w:b/>
         </w:rPr>
-        <w:t>`0.00 cents`</w:t>
+        <w:t>`4.75 cents`</w:t>
       </w:r>
       <w:r>
         <w:t>.</w:t>
@@ -23005,7 +23005,7 @@
         <w:rPr>
           <w:b/>
         </w:rPr>
-        <w:t>`727.75`</w:t>
+        <w:t>`730.50`</w:t>
       </w:r>
       <w:r>
         <w:t xml:space="preserve"> | S2: </w:t>
@@ -23023,7 +23023,7 @@
         <w:rPr>
           <w:b/>
         </w:rPr>
-        <w:t>`733.00`</w:t>
+        <w:t>`741.25`</w:t>
       </w:r>
       <w:r>
         <w:t xml:space="preserve"> | R2: </w:t>
@@ -23756,7 +23756,7 @@
           <w:b/>
           <w:color w:val="B91C1C"/>
         </w:rPr>
-        <w:t>`728.34 - 727.51 cents (Canh bán hồi kỹ thuật H1)`</w:t>
+        <w:t>`728.65 - 727.65 cents (Canh bán hồi kỹ thuật H1)`</w:t>
       </w:r>
       <w:r>
         <w:t xml:space="preserve"> | SL: </w:t>
@@ -23765,7 +23765,7 @@
         <w:rPr>
           <w:b/>
         </w:rPr>
-        <w:t>`802.29 cents (Trên kháng cự R2 + 1.5x ATR)`</w:t>
+        <w:t>`803.14 cents (Trên kháng cự R2 + 1.5x ATR)`</w:t>
       </w:r>
       <w:r>
         <w:t xml:space="preserve"> | TP: </w:t>
@@ -23776,7 +23776,7 @@
           <w:color w:val="D97706"/>
           <w:sz w:val="19"/>
         </w:rPr>
-        <w:t xml:space="preserve"> 727.75 cents </w:t>
+        <w:t xml:space="preserve"> 730.50 cents </w:t>
       </w:r>
       <w:r>
         <w:t xml:space="preserve"> / </w:t>
@@ -23827,7 +23827,7 @@
         <w:rPr>
           <w:b/>
         </w:rPr>
-        <w:t>`725.75 - 727.75 cents`</w:t>
+        <w:t>`728.50 - 730.50 cents`</w:t>
       </w:r>
       <w:r>
         <w:t xml:space="preserve"> | SL: </w:t>
@@ -23836,7 +23836,7 @@
         <w:rPr>
           <w:b/>
         </w:rPr>
-        <w:t>`656.89 cents`</w:t>
+        <w:t>`656.32 cents`</w:t>
       </w:r>
       <w:r>
         <w:t xml:space="preserve"> | TP: </w:t>
@@ -23845,7 +23845,7 @@
         <w:rPr>
           <w:b/>
         </w:rPr>
-        <w:t>`733.00 cents (Đón sóng hồi trung hạn ~14.5 giá)`</w:t>
+        <w:t>`741.25 cents (Đón sóng hồi trung hạn ~14.5 giá)`</w:t>
       </w:r>
       <w:r>
         <w:t>.</w:t>
@@ -23873,7 +23873,7 @@
         <w:rPr>
           <w:b/>
         </w:rPr>
-        <w:t>`733.00 - 735.00 cents`</w:t>
+        <w:t>`741.25 - 743.25 cents`</w:t>
       </w:r>
       <w:r>
         <w:t xml:space="preserve"> | SL: </w:t>
@@ -23882,7 +23882,7 @@
         <w:rPr>
           <w:b/>
         </w:rPr>
-        <w:t>`737.86 cents`</w:t>
+        <w:t>`746.68 cents`</w:t>
       </w:r>
       <w:r>
         <w:t xml:space="preserve"> | TP: </w:t>
@@ -23931,7 +23931,7 @@
         <w:rPr>
           <w:b/>
         </w:rPr>
-        <w:t>`642.30 - 661.75 cents`</w:t>
+        <w:t>`640.03 - 661.75 cents`</w:t>
       </w:r>
     </w:p>
     <w:p>
@@ -24338,7 +24338,7 @@
             </w:pPr>
             <w:r/>
             <w:r>
-              <w:t>730.25</w:t>
+              <w:t>733.75</w:t>
             </w:r>
           </w:p>
         </w:tc>
@@ -24366,7 +24366,7 @@
             </w:pPr>
             <w:r/>
             <w:r>
-              <w:t>741.50</w:t>
+              <w:t>745.00</w:t>
             </w:r>
           </w:p>
         </w:tc>
@@ -24394,7 +24394,7 @@
             </w:pPr>
             <w:r/>
             <w:r>
-              <w:t>724.75</w:t>
+              <w:t>728.25</w:t>
             </w:r>
           </w:p>
         </w:tc>
@@ -24425,7 +24425,7 @@
               <w:rPr>
                 <w:b/>
               </w:rPr>
-              <w:t>729.50</w:t>
+              <w:t>733.00</w:t>
             </w:r>
           </w:p>
         </w:tc>
@@ -24573,7 +24573,7 @@
             </w:pPr>
             <w:r/>
             <w:r>
-              <w:t>729.50</w:t>
+              <w:t>733.00</w:t>
             </w:r>
           </w:p>
         </w:tc>
@@ -24601,7 +24601,7 @@
             </w:pPr>
             <w:r/>
             <w:r>
-              <w:t>737.00</w:t>
+              <w:t>740.50</w:t>
             </w:r>
           </w:p>
         </w:tc>
@@ -24629,7 +24629,7 @@
             </w:pPr>
             <w:r/>
             <w:r>
-              <w:t>723.50</w:t>
+              <w:t>727.00</w:t>
             </w:r>
           </w:p>
         </w:tc>
@@ -24660,7 +24660,7 @@
               <w:rPr>
                 <w:b/>
               </w:rPr>
-              <w:t>729.00</w:t>
+              <w:t>732.50</w:t>
             </w:r>
           </w:p>
         </w:tc>
@@ -24808,7 +24808,7 @@
             </w:pPr>
             <w:r/>
             <w:r>
-              <w:t>729.00</w:t>
+              <w:t>732.50</w:t>
             </w:r>
           </w:p>
         </w:tc>
@@ -24836,7 +24836,7 @@
             </w:pPr>
             <w:r/>
             <w:r>
-              <w:t>742.75</w:t>
+              <w:t>746.25</w:t>
             </w:r>
           </w:p>
         </w:tc>
@@ -24864,7 +24864,7 @@
             </w:pPr>
             <w:r/>
             <w:r>
-              <w:t>714.25</w:t>
+              <w:t>717.75</w:t>
             </w:r>
           </w:p>
         </w:tc>
@@ -24895,7 +24895,7 @@
               <w:rPr>
                 <w:b/>
               </w:rPr>
-              <w:t>731.00</w:t>
+              <w:t>734.50</w:t>
             </w:r>
           </w:p>
         </w:tc>
@@ -25043,7 +25043,7 @@
             </w:pPr>
             <w:r/>
             <w:r>
-              <w:t>731.00</w:t>
+              <w:t>734.50</w:t>
             </w:r>
           </w:p>
         </w:tc>
@@ -25071,7 +25071,7 @@
             </w:pPr>
             <w:r/>
             <w:r>
-              <w:t>744.25</w:t>
+              <w:t>747.75</w:t>
             </w:r>
           </w:p>
         </w:tc>
@@ -25099,7 +25099,7 @@
             </w:pPr>
             <w:r/>
             <w:r>
-              <w:t>722.75</w:t>
+              <w:t>726.25</w:t>
             </w:r>
           </w:p>
         </w:tc>
@@ -25130,7 +25130,7 @@
               <w:rPr>
                 <w:b/>
               </w:rPr>
-              <w:t>732.25</w:t>
+              <w:t>735.75</w:t>
             </w:r>
           </w:p>
         </w:tc>
@@ -25278,7 +25278,7 @@
             </w:pPr>
             <w:r/>
             <w:r>
-              <w:t>732.25</w:t>
+              <w:t>735.75</w:t>
             </w:r>
           </w:p>
         </w:tc>
@@ -25306,7 +25306,7 @@
             </w:pPr>
             <w:r/>
             <w:r>
-              <w:t>748.75</w:t>
+              <w:t>752.25</w:t>
             </w:r>
           </w:p>
         </w:tc>
@@ -25334,7 +25334,7 @@
             </w:pPr>
             <w:r/>
             <w:r>
-              <w:t>721.75</w:t>
+              <w:t>725.25</w:t>
             </w:r>
           </w:p>
         </w:tc>
@@ -25365,7 +25365,7 @@
               <w:rPr>
                 <w:b/>
               </w:rPr>
-              <w:t>736.75</w:t>
+              <w:t>740.25</w:t>
             </w:r>
           </w:p>
         </w:tc>
@@ -25513,7 +25513,7 @@
             </w:pPr>
             <w:r/>
             <w:r>
-              <w:t>736.75</w:t>
+              <w:t>740.25</w:t>
             </w:r>
           </w:p>
         </w:tc>
@@ -25541,7 +25541,7 @@
             </w:pPr>
             <w:r/>
             <w:r>
-              <w:t>744.50</w:t>
+              <w:t>748.00</w:t>
             </w:r>
           </w:p>
         </w:tc>
@@ -25569,7 +25569,7 @@
             </w:pPr>
             <w:r/>
             <w:r>
-              <w:t>725.75</w:t>
+              <w:t>729.25</w:t>
             </w:r>
           </w:p>
         </w:tc>
@@ -25600,7 +25600,7 @@
               <w:rPr>
                 <w:b/>
               </w:rPr>
-              <w:t>738.00</w:t>
+              <w:t>741.50</w:t>
             </w:r>
           </w:p>
         </w:tc>
@@ -25748,7 +25748,7 @@
             </w:pPr>
             <w:r/>
             <w:r>
-              <w:t>738.00</w:t>
+              <w:t>741.50</w:t>
             </w:r>
           </w:p>
         </w:tc>
@@ -25776,7 +25776,7 @@
             </w:pPr>
             <w:r/>
             <w:r>
-              <w:t>746.25</w:t>
+              <w:t>749.75</w:t>
             </w:r>
           </w:p>
         </w:tc>
@@ -25804,7 +25804,7 @@
             </w:pPr>
             <w:r/>
             <w:r>
-              <w:t>727.50</w:t>
+              <w:t>731.00</w:t>
             </w:r>
           </w:p>
         </w:tc>
@@ -25835,7 +25835,7 @@
               <w:rPr>
                 <w:b/>
               </w:rPr>
-              <w:t>739.75</w:t>
+              <w:t>743.25</w:t>
             </w:r>
           </w:p>
         </w:tc>
@@ -25983,7 +25983,7 @@
             </w:pPr>
             <w:r/>
             <w:r>
-              <w:t>739.75</w:t>
+              <w:t>743.25</w:t>
             </w:r>
           </w:p>
         </w:tc>
@@ -26011,7 +26011,7 @@
             </w:pPr>
             <w:r/>
             <w:r>
-              <w:t>752.00</w:t>
+              <w:t>755.50</w:t>
             </w:r>
           </w:p>
         </w:tc>
@@ -26039,7 +26039,7 @@
             </w:pPr>
             <w:r/>
             <w:r>
-              <w:t>730.00</w:t>
+              <w:t>733.50</w:t>
             </w:r>
           </w:p>
         </w:tc>
@@ -26070,7 +26070,7 @@
               <w:rPr>
                 <w:b/>
               </w:rPr>
-              <w:t>738.75</w:t>
+              <w:t>742.25</w:t>
             </w:r>
           </w:p>
         </w:tc>
@@ -26218,7 +26218,7 @@
             </w:pPr>
             <w:r/>
             <w:r>
-              <w:t>738.75</w:t>
+              <w:t>742.25</w:t>
             </w:r>
           </w:p>
         </w:tc>
@@ -26246,7 +26246,7 @@
             </w:pPr>
             <w:r/>
             <w:r>
-              <w:t>749.25</w:t>
+              <w:t>752.75</w:t>
             </w:r>
           </w:p>
         </w:tc>
@@ -26274,7 +26274,7 @@
             </w:pPr>
             <w:r/>
             <w:r>
-              <w:t>724.00</w:t>
+              <w:t>727.50</w:t>
             </w:r>
           </w:p>
         </w:tc>
@@ -26305,7 +26305,7 @@
               <w:rPr>
                 <w:b/>
               </w:rPr>
-              <w:t>741.00</w:t>
+              <w:t>744.50</w:t>
             </w:r>
           </w:p>
         </w:tc>
@@ -26453,7 +26453,7 @@
             </w:pPr>
             <w:r/>
             <w:r>
-              <w:t>741.00</w:t>
+              <w:t>744.50</w:t>
             </w:r>
           </w:p>
         </w:tc>
@@ -26481,7 +26481,7 @@
             </w:pPr>
             <w:r/>
             <w:r>
-              <w:t>751.50</w:t>
+              <w:t>755.00</w:t>
             </w:r>
           </w:p>
         </w:tc>
@@ -26509,7 +26509,7 @@
             </w:pPr>
             <w:r/>
             <w:r>
-              <w:t>734.75</w:t>
+              <w:t>738.25</w:t>
             </w:r>
           </w:p>
         </w:tc>
@@ -26540,7 +26540,7 @@
               <w:rPr>
                 <w:b/>
               </w:rPr>
-              <w:t>741.75</w:t>
+              <w:t>745.25</w:t>
             </w:r>
           </w:p>
         </w:tc>
@@ -26688,7 +26688,7 @@
             </w:pPr>
             <w:r/>
             <w:r>
-              <w:t>741.75</w:t>
+              <w:t>745.25</w:t>
             </w:r>
           </w:p>
         </w:tc>
@@ -26716,7 +26716,7 @@
             </w:pPr>
             <w:r/>
             <w:r>
-              <w:t>756.00</w:t>
+              <w:t>759.50</w:t>
             </w:r>
           </w:p>
         </w:tc>
@@ -26744,7 +26744,7 @@
             </w:pPr>
             <w:r/>
             <w:r>
-              <w:t>727.00</w:t>
+              <w:t>730.50</w:t>
             </w:r>
           </w:p>
         </w:tc>
@@ -26775,7 +26775,7 @@
               <w:rPr>
                 <w:b/>
               </w:rPr>
-              <w:t>743.75</w:t>
+              <w:t>747.25</w:t>
             </w:r>
           </w:p>
         </w:tc>
@@ -26923,7 +26923,7 @@
             </w:pPr>
             <w:r/>
             <w:r>
-              <w:t>743.75</w:t>
+              <w:t>747.25</w:t>
             </w:r>
           </w:p>
         </w:tc>
@@ -26951,7 +26951,7 @@
             </w:pPr>
             <w:r/>
             <w:r>
-              <w:t>750.25</w:t>
+              <w:t>753.75</w:t>
             </w:r>
           </w:p>
         </w:tc>
@@ -26979,7 +26979,7 @@
             </w:pPr>
             <w:r/>
             <w:r>
-              <w:t>737.00</w:t>
+              <w:t>740.50</w:t>
             </w:r>
           </w:p>
         </w:tc>
@@ -27010,7 +27010,7 @@
               <w:rPr>
                 <w:b/>
               </w:rPr>
-              <w:t>744.00</w:t>
+              <w:t>747.50</w:t>
             </w:r>
           </w:p>
         </w:tc>
@@ -27158,7 +27158,7 @@
             </w:pPr>
             <w:r/>
             <w:r>
-              <w:t>744.00</w:t>
+              <w:t>747.50</w:t>
             </w:r>
           </w:p>
         </w:tc>
@@ -27186,7 +27186,7 @@
             </w:pPr>
             <w:r/>
             <w:r>
-              <w:t>754.25</w:t>
+              <w:t>757.75</w:t>
             </w:r>
           </w:p>
         </w:tc>
@@ -27214,7 +27214,7 @@
             </w:pPr>
             <w:r/>
             <w:r>
-              <w:t>736.00</w:t>
+              <w:t>739.50</w:t>
             </w:r>
           </w:p>
         </w:tc>
@@ -27245,7 +27245,7 @@
               <w:rPr>
                 <w:b/>
               </w:rPr>
-              <w:t>744.50</w:t>
+              <w:t>748.00</w:t>
             </w:r>
           </w:p>
         </w:tc>
@@ -27393,7 +27393,7 @@
             </w:pPr>
             <w:r/>
             <w:r>
-              <w:t>744.50</w:t>
+              <w:t>748.00</w:t>
             </w:r>
           </w:p>
         </w:tc>
@@ -27421,7 +27421,7 @@
             </w:pPr>
             <w:r/>
             <w:r>
-              <w:t>751.50</w:t>
+              <w:t>755.00</w:t>
             </w:r>
           </w:p>
         </w:tc>
@@ -27449,7 +27449,7 @@
             </w:pPr>
             <w:r/>
             <w:r>
-              <w:t>738.50</w:t>
+              <w:t>742.00</w:t>
             </w:r>
           </w:p>
         </w:tc>
@@ -27480,7 +27480,7 @@
               <w:rPr>
                 <w:b/>
               </w:rPr>
-              <w:t>743.75</w:t>
+              <w:t>747.25</w:t>
             </w:r>
           </w:p>
         </w:tc>
@@ -27628,7 +27628,7 @@
             </w:pPr>
             <w:r/>
             <w:r>
-              <w:t>743.75</w:t>
+              <w:t>747.25</w:t>
             </w:r>
           </w:p>
         </w:tc>
@@ -27656,7 +27656,7 @@
             </w:pPr>
             <w:r/>
             <w:r>
-              <w:t>757.25</w:t>
+              <w:t>760.75</w:t>
             </w:r>
           </w:p>
         </w:tc>
@@ -27684,7 +27684,7 @@
             </w:pPr>
             <w:r/>
             <w:r>
-              <w:t>730.75</w:t>
+              <w:t>734.25</w:t>
             </w:r>
           </w:p>
         </w:tc>
@@ -27715,7 +27715,7 @@
               <w:rPr>
                 <w:b/>
               </w:rPr>
-              <w:t>745.50</w:t>
+              <w:t>749.00</w:t>
             </w:r>
           </w:p>
         </w:tc>
@@ -27863,7 +27863,7 @@
             </w:pPr>
             <w:r/>
             <w:r>
-              <w:t>745.50</w:t>
+              <w:t>749.00</w:t>
             </w:r>
           </w:p>
         </w:tc>
@@ -27891,7 +27891,7 @@
             </w:pPr>
             <w:r/>
             <w:r>
-              <w:t>754.75</w:t>
+              <w:t>758.25</w:t>
             </w:r>
           </w:p>
         </w:tc>
@@ -27919,7 +27919,7 @@
             </w:pPr>
             <w:r/>
             <w:r>
-              <w:t>734.75</w:t>
+              <w:t>738.25</w:t>
             </w:r>
           </w:p>
         </w:tc>
@@ -27950,7 +27950,7 @@
               <w:rPr>
                 <w:b/>
               </w:rPr>
-              <w:t>746.00</w:t>
+              <w:t>749.50</w:t>
             </w:r>
           </w:p>
         </w:tc>
@@ -28098,7 +28098,7 @@
             </w:pPr>
             <w:r/>
             <w:r>
-              <w:t>746.00</w:t>
+              <w:t>749.50</w:t>
             </w:r>
           </w:p>
         </w:tc>
@@ -28126,7 +28126,7 @@
             </w:pPr>
             <w:r/>
             <w:r>
-              <w:t>758.25</w:t>
+              <w:t>761.75</w:t>
             </w:r>
           </w:p>
         </w:tc>
@@ -28154,7 +28154,7 @@
             </w:pPr>
             <w:r/>
             <w:r>
-              <w:t>731.75</w:t>
+              <w:t>735.25</w:t>
             </w:r>
           </w:p>
         </w:tc>
@@ -28185,7 +28185,7 @@
               <w:rPr>
                 <w:b/>
               </w:rPr>
-              <w:t>744.50</w:t>
+              <w:t>748.00</w:t>
             </w:r>
           </w:p>
         </w:tc>
@@ -28333,7 +28333,7 @@
             </w:pPr>
             <w:r/>
             <w:r>
-              <w:t>744.50</w:t>
+              <w:t>748.00</w:t>
             </w:r>
           </w:p>
         </w:tc>
@@ -28361,7 +28361,7 @@
             </w:pPr>
             <w:r/>
             <w:r>
-              <w:t>751.50</w:t>
+              <w:t>755.00</w:t>
             </w:r>
           </w:p>
         </w:tc>
@@ -28389,7 +28389,7 @@
             </w:pPr>
             <w:r/>
             <w:r>
-              <w:t>735.00</w:t>
+              <w:t>738.50</w:t>
             </w:r>
           </w:p>
         </w:tc>
@@ -28420,7 +28420,7 @@
               <w:rPr>
                 <w:b/>
               </w:rPr>
-              <w:t>745.00</w:t>
+              <w:t>748.50</w:t>
             </w:r>
           </w:p>
         </w:tc>
@@ -28568,7 +28568,7 @@
             </w:pPr>
             <w:r/>
             <w:r>
-              <w:t>745.00</w:t>
+              <w:t>748.50</w:t>
             </w:r>
           </w:p>
         </w:tc>
@@ -28596,7 +28596,7 @@
             </w:pPr>
             <w:r/>
             <w:r>
-              <w:t>755.50</w:t>
+              <w:t>759.00</w:t>
             </w:r>
           </w:p>
         </w:tc>
@@ -28624,7 +28624,7 @@
             </w:pPr>
             <w:r/>
             <w:r>
-              <w:t>737.75</w:t>
+              <w:t>741.25</w:t>
             </w:r>
           </w:p>
         </w:tc>
@@ -28655,7 +28655,7 @@
               <w:rPr>
                 <w:b/>
               </w:rPr>
-              <w:t>744.75</w:t>
+              <w:t>748.25</w:t>
             </w:r>
           </w:p>
         </w:tc>
@@ -28803,7 +28803,7 @@
             </w:pPr>
             <w:r/>
             <w:r>
-              <w:t>744.75</w:t>
+              <w:t>748.25</w:t>
             </w:r>
           </w:p>
         </w:tc>
@@ -28831,7 +28831,7 @@
             </w:pPr>
             <w:r/>
             <w:r>
-              <w:t>754.50</w:t>
+              <w:t>758.00</w:t>
             </w:r>
           </w:p>
         </w:tc>
@@ -28859,7 +28859,7 @@
             </w:pPr>
             <w:r/>
             <w:r>
-              <w:t>735.00</w:t>
+              <w:t>738.50</w:t>
             </w:r>
           </w:p>
         </w:tc>
@@ -28890,7 +28890,7 @@
               <w:rPr>
                 <w:b/>
               </w:rPr>
-              <w:t>745.25</w:t>
+              <w:t>748.75</w:t>
             </w:r>
           </w:p>
         </w:tc>
@@ -29038,7 +29038,7 @@
             </w:pPr>
             <w:r/>
             <w:r>
-              <w:t>745.25</w:t>
+              <w:t>748.75</w:t>
             </w:r>
           </w:p>
         </w:tc>
@@ -29066,7 +29066,7 @@
             </w:pPr>
             <w:r/>
             <w:r>
-              <w:t>756.00</w:t>
+              <w:t>759.50</w:t>
             </w:r>
           </w:p>
         </w:tc>
@@ -29094,7 +29094,7 @@
             </w:pPr>
             <w:r/>
             <w:r>
-              <w:t>738.00</w:t>
+              <w:t>741.50</w:t>
             </w:r>
           </w:p>
         </w:tc>
@@ -29125,7 +29125,7 @@
               <w:rPr>
                 <w:b/>
               </w:rPr>
-              <w:t>746.00</w:t>
+              <w:t>749.50</w:t>
             </w:r>
           </w:p>
         </w:tc>
@@ -29273,7 +29273,7 @@
             </w:pPr>
             <w:r/>
             <w:r>
-              <w:t>746.00</w:t>
+              <w:t>749.50</w:t>
             </w:r>
           </w:p>
         </w:tc>
@@ -29301,7 +29301,7 @@
             </w:pPr>
             <w:r/>
             <w:r>
-              <w:t>752.50</w:t>
+              <w:t>756.00</w:t>
             </w:r>
           </w:p>
         </w:tc>
@@ -29329,7 +29329,7 @@
             </w:pPr>
             <w:r/>
             <w:r>
-              <w:t>737.50</w:t>
+              <w:t>741.00</w:t>
             </w:r>
           </w:p>
         </w:tc>
@@ -29360,7 +29360,7 @@
               <w:rPr>
                 <w:b/>
               </w:rPr>
-              <w:t>746.50</w:t>
+              <w:t>750.00</w:t>
             </w:r>
           </w:p>
         </w:tc>
@@ -29508,7 +29508,7 @@
             </w:pPr>
             <w:r/>
             <w:r>
-              <w:t>746.50</w:t>
+              <w:t>750.00</w:t>
             </w:r>
           </w:p>
         </w:tc>
@@ -29536,7 +29536,7 @@
             </w:pPr>
             <w:r/>
             <w:r>
-              <w:t>757.50</w:t>
+              <w:t>761.00</w:t>
             </w:r>
           </w:p>
         </w:tc>
@@ -29564,7 +29564,7 @@
             </w:pPr>
             <w:r/>
             <w:r>
-              <w:t>734.75</w:t>
+              <w:t>738.25</w:t>
             </w:r>
           </w:p>
         </w:tc>
@@ -29595,7 +29595,7 @@
               <w:rPr>
                 <w:b/>
               </w:rPr>
-              <w:t>750.00</w:t>
+              <w:t>753.50</w:t>
             </w:r>
           </w:p>
         </w:tc>
@@ -29743,7 +29743,7 @@
             </w:pPr>
             <w:r/>
             <w:r>
-              <w:t>750.00</w:t>
+              <w:t>753.50</w:t>
             </w:r>
           </w:p>
         </w:tc>
@@ -29771,7 +29771,7 @@
             </w:pPr>
             <w:r/>
             <w:r>
-              <w:t>755.50</w:t>
+              <w:t>759.00</w:t>
             </w:r>
           </w:p>
         </w:tc>
@@ -29799,7 +29799,7 @@
             </w:pPr>
             <w:r/>
             <w:r>
-              <w:t>742.25</w:t>
+              <w:t>745.75</w:t>
             </w:r>
           </w:p>
         </w:tc>
@@ -29830,7 +29830,7 @@
               <w:rPr>
                 <w:b/>
               </w:rPr>
-              <w:t>750.75</w:t>
+              <w:t>754.25</w:t>
             </w:r>
           </w:p>
         </w:tc>
@@ -29978,7 +29978,7 @@
             </w:pPr>
             <w:r/>
             <w:r>
-              <w:t>750.75</w:t>
+              <w:t>754.25</w:t>
             </w:r>
           </w:p>
         </w:tc>
@@ -30006,7 +30006,7 @@
             </w:pPr>
             <w:r/>
             <w:r>
-              <w:t>760.00</w:t>
+              <w:t>763.50</w:t>
             </w:r>
           </w:p>
         </w:tc>
@@ -30034,7 +30034,7 @@
             </w:pPr>
             <w:r/>
             <w:r>
-              <w:t>744.25</w:t>
+              <w:t>747.75</w:t>
             </w:r>
           </w:p>
         </w:tc>
@@ -30065,7 +30065,7 @@
               <w:rPr>
                 <w:b/>
               </w:rPr>
-              <w:t>750.00</w:t>
+              <w:t>753.50</w:t>
             </w:r>
           </w:p>
         </w:tc>
@@ -30213,7 +30213,7 @@
             </w:pPr>
             <w:r/>
             <w:r>
-              <w:t>750.00</w:t>
+              <w:t>753.50</w:t>
             </w:r>
           </w:p>
         </w:tc>
@@ -30241,7 +30241,7 @@
             </w:pPr>
             <w:r/>
             <w:r>
-              <w:t>757.50</w:t>
+              <w:t>761.00</w:t>
             </w:r>
           </w:p>
         </w:tc>
@@ -30269,7 +30269,7 @@
             </w:pPr>
             <w:r/>
             <w:r>
-              <w:t>744.00</w:t>
+              <w:t>747.50</w:t>
             </w:r>
           </w:p>
         </w:tc>
@@ -30300,7 +30300,7 @@
               <w:rPr>
                 <w:b/>
               </w:rPr>
-              <w:t>749.00</w:t>
+              <w:t>752.50</w:t>
             </w:r>
           </w:p>
         </w:tc>
@@ -30448,7 +30448,7 @@
             </w:pPr>
             <w:r/>
             <w:r>
-              <w:t>749.00</w:t>
+              <w:t>752.50</w:t>
             </w:r>
           </w:p>
         </w:tc>
@@ -30476,7 +30476,7 @@
             </w:pPr>
             <w:r/>
             <w:r>
-              <w:t>756.00</w:t>
+              <w:t>759.50</w:t>
             </w:r>
           </w:p>
         </w:tc>
@@ -30504,7 +30504,7 @@
             </w:pPr>
             <w:r/>
             <w:r>
-              <w:t>735.50</w:t>
+              <w:t>739.00</w:t>
             </w:r>
           </w:p>
         </w:tc>
@@ -30535,7 +30535,7 @@
               <w:rPr>
                 <w:b/>
               </w:rPr>
-              <w:t>749.75</w:t>
+              <w:t>753.25</w:t>
             </w:r>
           </w:p>
         </w:tc>
@@ -30683,7 +30683,7 @@
             </w:pPr>
             <w:r/>
             <w:r>
-              <w:t>749.75</w:t>
+              <w:t>753.25</w:t>
             </w:r>
           </w:p>
         </w:tc>
@@ -30711,7 +30711,7 @@
             </w:pPr>
             <w:r/>
             <w:r>
-              <w:t>759.00</w:t>
+              <w:t>762.50</w:t>
             </w:r>
           </w:p>
         </w:tc>
@@ -30739,7 +30739,7 @@
             </w:pPr>
             <w:r/>
             <w:r>
-              <w:t>742.50</w:t>
+              <w:t>746.00</w:t>
             </w:r>
           </w:p>
         </w:tc>
@@ -30770,7 +30770,7 @@
               <w:rPr>
                 <w:b/>
               </w:rPr>
-              <w:t>749.50</w:t>
+              <w:t>753.00</w:t>
             </w:r>
           </w:p>
         </w:tc>
@@ -30918,7 +30918,7 @@
             </w:pPr>
             <w:r/>
             <w:r>
-              <w:t>749.50</w:t>
+              <w:t>753.00</w:t>
             </w:r>
           </w:p>
         </w:tc>
@@ -30946,7 +30946,7 @@
             </w:pPr>
             <w:r/>
             <w:r>
-              <w:t>758.00</w:t>
+              <w:t>761.50</w:t>
             </w:r>
           </w:p>
         </w:tc>
@@ -30974,7 +30974,7 @@
             </w:pPr>
             <w:r/>
             <w:r>
-              <w:t>735.50</w:t>
+              <w:t>739.00</w:t>
             </w:r>
           </w:p>
         </w:tc>
@@ -31005,7 +31005,7 @@
               <w:rPr>
                 <w:b/>
               </w:rPr>
-              <w:t>751.25</w:t>
+              <w:t>754.75</w:t>
             </w:r>
           </w:p>
         </w:tc>
@@ -31153,7 +31153,7 @@
             </w:pPr>
             <w:r/>
             <w:r>
-              <w:t>751.25</w:t>
+              <w:t>754.75</w:t>
             </w:r>
           </w:p>
         </w:tc>
@@ -31181,7 +31181,7 @@
             </w:pPr>
             <w:r/>
             <w:r>
-              <w:t>757.50</w:t>
+              <w:t>761.00</w:t>
             </w:r>
           </w:p>
         </w:tc>
@@ -31209,7 +31209,7 @@
             </w:pPr>
             <w:r/>
             <w:r>
-              <w:t>744.75</w:t>
+              <w:t>748.25</w:t>
             </w:r>
           </w:p>
         </w:tc>
@@ -31240,7 +31240,7 @@
               <w:rPr>
                 <w:b/>
               </w:rPr>
-              <w:t>750.50</w:t>
+              <w:t>754.00</w:t>
             </w:r>
           </w:p>
         </w:tc>
